--- a/API/Documentacion API.docx
+++ b/API/Documentacion API.docx
@@ -2078,17 +2078,6 @@
         <w:tab/>
         <w:t>“Confirmacion_Usuario”:  “| SI |    | NO |”</w:t>
         <w:br/>
-      </w:r>
-      <w:r>
-        <w:rPr>
-          <w:b w:val="false"/>
-          <w:bCs w:val="false"/>
-          <w:sz w:val="28"/>
-          <w:szCs w:val="28"/>
-          <w:u w:val="none"/>
-          <w:shd w:fill="auto" w:val="clear"/>
-          <w:lang w:val="es-AR"/>
-        </w:rPr>
         <w:t>}</w:t>
         <w:br/>
         <w:br/>
@@ -2206,17 +2195,6 @@
         </w:rPr>
         <w:br/>
         <w:t>-------------------------------------------------------------------------------------------------------------</w:t>
-      </w:r>
-      <w:r>
-        <w:rPr>
-          <w:b/>
-          <w:bCs/>
-          <w:sz w:val="28"/>
-          <w:szCs w:val="28"/>
-          <w:u w:val="none"/>
-          <w:shd w:fill="auto" w:val="clear"/>
-          <w:lang w:val="es-AR"/>
-        </w:rPr>
         <w:br/>
       </w:r>
       <w:r>
@@ -8440,33 +8418,7 @@
           <w:shd w:fill="auto" w:val="clear"/>
           <w:lang w:val="es-AR"/>
         </w:rPr>
-        <w:t xml:space="preserve">«««««««FUNCIONES DEL </w:t>
-      </w:r>
-      <w:r>
-        <w:rPr>
-          <w:b/>
-          <w:bCs/>
-          <w:color w:val="FFD320"/>
-          <w:sz w:val="40"/>
-          <w:szCs w:val="40"/>
-          <w:u w:val="none"/>
-          <w:shd w:fill="auto" w:val="clear"/>
-          <w:lang w:val="es-AR"/>
-        </w:rPr>
-        <w:t>ADMINISTRADOR</w:t>
-      </w:r>
-      <w:r>
-        <w:rPr>
-          <w:b/>
-          <w:bCs/>
-          <w:color w:val="FFD320"/>
-          <w:sz w:val="40"/>
-          <w:szCs w:val="40"/>
-          <w:u w:val="none"/>
-          <w:shd w:fill="auto" w:val="clear"/>
-          <w:lang w:val="es-AR"/>
-        </w:rPr>
-        <w:t>»»»»»»»»»</w:t>
+        <w:t>«««««««FUNCIONES DEL ADMINISTRADOR»»»»»»»»»</w:t>
       </w:r>
       <w:r>
         <w:rPr>
@@ -11116,13 +11068,12 @@
           <w:lang w:val="es-AR" w:eastAsia="en-US" w:bidi="ar-SA"/>
         </w:rPr>
         <w:br/>
-        <w:t>Ocurrió un error mientras el servidor intentaba confirmar la identidad del usuario.</w:t>
-        <w:br/>
-      </w:r>
-      <w:r>
-        <w:rPr>
-          <w:b/>
-          <w:bCs/>
+        <w:t xml:space="preserve">Ocurrió un error mientras el servidor intentaba confirmar la identidad del </w:t>
+      </w:r>
+      <w:r>
+        <w:rPr>
+          <w:b w:val="false"/>
+          <w:bCs w:val="false"/>
           <w:i w:val="false"/>
           <w:iCs w:val="false"/>
           <w:sz w:val="28"/>
@@ -11131,44 +11082,2530 @@
           <w:shd w:fill="auto" w:val="clear"/>
           <w:lang w:val="es-AR" w:eastAsia="en-US" w:bidi="ar-SA"/>
         </w:rPr>
+        <w:t>docente.</w:t>
+      </w:r>
+      <w:r>
+        <w:rPr>
+          <w:b w:val="false"/>
+          <w:bCs w:val="false"/>
+          <w:i w:val="false"/>
+          <w:iCs w:val="false"/>
+          <w:sz w:val="28"/>
+          <w:szCs w:val="28"/>
+          <w:u w:val="none"/>
+          <w:shd w:fill="auto" w:val="clear"/>
+          <w:lang w:val="es-AR" w:eastAsia="en-US" w:bidi="ar-SA"/>
+        </w:rPr>
+        <w:br/>
+      </w:r>
+      <w:r>
+        <w:rPr>
+          <w:b/>
+          <w:bCs/>
+          <w:i w:val="false"/>
+          <w:iCs w:val="false"/>
+          <w:sz w:val="28"/>
+          <w:szCs w:val="28"/>
+          <w:u w:val="none"/>
+          <w:shd w:fill="auto" w:val="clear"/>
+          <w:lang w:val="es-AR" w:eastAsia="en-US" w:bidi="ar-SA"/>
+        </w:rPr>
         <w:t>-------------------------------------------------------------------------------------------------------------</w:t>
-      </w:r>
-      <w:r>
-        <w:rPr>
-          <w:b/>
-          <w:bCs/>
+        <w:br/>
+      </w:r>
+      <w:r>
+        <w:rPr>
+          <w:b/>
+          <w:bCs/>
+          <w:i/>
+          <w:iCs/>
+          <w:sz w:val="64"/>
+          <w:szCs w:val="64"/>
+          <w:u w:val="single"/>
+          <w:shd w:fill="auto" w:val="clear"/>
+          <w:lang w:val="es-AR" w:eastAsia="en-US" w:bidi="ar-SA"/>
+        </w:rPr>
+        <w:t>Administrar Clases</w:t>
+      </w:r>
+      <w:r>
+        <w:rPr>
+          <w:b/>
+          <w:bCs/>
+          <w:i w:val="false"/>
+          <w:iCs w:val="false"/>
+          <w:sz w:val="28"/>
+          <w:szCs w:val="28"/>
+          <w:u w:val="none"/>
+          <w:shd w:fill="auto" w:val="clear"/>
+          <w:lang w:val="es-AR" w:eastAsia="en-US" w:bidi="ar-SA"/>
+        </w:rPr>
+        <w:br/>
+      </w:r>
+      <w:r>
+        <w:rPr>
+          <w:b/>
+          <w:bCs/>
+          <w:i/>
+          <w:iCs/>
           <w:sz w:val="40"/>
           <w:szCs w:val="40"/>
           <w:u w:val="none"/>
           <w:shd w:fill="auto" w:val="clear"/>
-          <w:lang w:val="es-AR"/>
-        </w:rPr>
-        <w:br/>
-        <w:t xml:space="preserve">«««««««FUNCIONES DEL </w:t>
-      </w:r>
-      <w:r>
-        <w:rPr>
-          <w:b/>
-          <w:bCs/>
+          <w:lang w:val="es-AR" w:eastAsia="en-US" w:bidi="ar-SA"/>
+        </w:rPr>
+        <w:t>Post/AgregarNuevaClase_Administrador</w:t>
+        <w:br/>
+        <w:t>Put/ModificarClase_Administrador</w:t>
+        <w:br/>
+        <w:t>Delete/EliminarClase_Administrador</w:t>
+      </w:r>
+      <w:r>
+        <w:rPr>
+          <w:b/>
+          <w:bCs/>
+          <w:i w:val="false"/>
+          <w:iCs w:val="false"/>
+          <w:sz w:val="28"/>
+          <w:szCs w:val="28"/>
+          <w:u w:val="none"/>
+          <w:shd w:fill="auto" w:val="clear"/>
+          <w:lang w:val="es-AR" w:eastAsia="en-US" w:bidi="ar-SA"/>
+        </w:rPr>
+        <w:br/>
+        <w:br/>
+      </w:r>
+      <w:r>
+        <w:rPr>
+          <w:b/>
+          <w:bCs/>
+          <w:i/>
+          <w:iCs/>
+          <w:sz w:val="36"/>
+          <w:szCs w:val="36"/>
+          <w:u w:val="single"/>
+          <w:shd w:fill="auto" w:val="clear"/>
+          <w:lang w:val="es-AR" w:eastAsia="en-US" w:bidi="ar-SA"/>
+        </w:rPr>
+        <w:t>Descripción</w:t>
+      </w:r>
+      <w:r>
+        <w:rPr>
+          <w:b/>
+          <w:bCs/>
+          <w:i w:val="false"/>
+          <w:iCs w:val="false"/>
+          <w:sz w:val="28"/>
+          <w:szCs w:val="28"/>
+          <w:u w:val="none"/>
+          <w:shd w:fill="auto" w:val="clear"/>
+          <w:lang w:val="es-AR" w:eastAsia="en-US" w:bidi="ar-SA"/>
+        </w:rPr>
+        <w:t xml:space="preserve">: </w:t>
+      </w:r>
+      <w:r>
+        <w:rPr>
+          <w:b w:val="false"/>
+          <w:bCs w:val="false"/>
+          <w:i w:val="false"/>
+          <w:iCs w:val="false"/>
+          <w:sz w:val="28"/>
+          <w:szCs w:val="28"/>
+          <w:u w:val="none"/>
+          <w:shd w:fill="auto" w:val="clear"/>
+          <w:lang w:val="es-AR" w:eastAsia="en-US" w:bidi="ar-SA"/>
+        </w:rPr>
+        <w:t>El administrador debe de ser capaz de Agregar nuevas clases, Modificar la información de clases existentes y Eliminar clases de la base de datos.</w:t>
+        <w:br/>
+        <w:br/>
+      </w:r>
+      <w:r>
+        <w:rPr>
+          <w:b/>
+          <w:bCs/>
+          <w:i/>
+          <w:iCs/>
           <w:sz w:val="40"/>
           <w:szCs w:val="40"/>
           <w:u w:val="none"/>
           <w:shd w:fill="auto" w:val="clear"/>
-          <w:lang w:val="es-AR"/>
-        </w:rPr>
-        <w:t>ADMINISTRADOR</w:t>
-      </w:r>
-      <w:r>
-        <w:rPr>
-          <w:b/>
-          <w:bCs/>
+          <w:lang w:val="es-AR" w:eastAsia="en-US" w:bidi="ar-SA"/>
+        </w:rPr>
+        <w:t>Método HTTP</w:t>
+      </w:r>
+      <w:r>
+        <w:rPr>
+          <w:b w:val="false"/>
+          <w:bCs w:val="false"/>
+          <w:i w:val="false"/>
+          <w:iCs w:val="false"/>
+          <w:sz w:val="28"/>
+          <w:szCs w:val="28"/>
+          <w:u w:val="none"/>
+          <w:shd w:fill="auto" w:val="clear"/>
+          <w:lang w:val="es-AR" w:eastAsia="en-US" w:bidi="ar-SA"/>
+        </w:rPr>
+        <w:br/>
+      </w:r>
+      <w:r>
+        <w:rPr>
+          <w:b w:val="false"/>
+          <w:bCs w:val="false"/>
+          <w:i w:val="false"/>
+          <w:iCs w:val="false"/>
+          <w:sz w:val="28"/>
+          <w:szCs w:val="28"/>
+          <w:u w:val="single"/>
+          <w:shd w:fill="auto" w:val="clear"/>
+          <w:lang w:val="es-AR" w:eastAsia="en-US" w:bidi="ar-SA"/>
+        </w:rPr>
+        <w:t>POST/PUT/DELET</w:t>
+      </w:r>
+      <w:r>
+        <w:rPr>
+          <w:b w:val="false"/>
+          <w:bCs w:val="false"/>
+          <w:i w:val="false"/>
+          <w:iCs w:val="false"/>
+          <w:sz w:val="28"/>
+          <w:szCs w:val="28"/>
+          <w:u w:val="none"/>
+          <w:shd w:fill="auto" w:val="clear"/>
+          <w:lang w:val="es-AR" w:eastAsia="en-US" w:bidi="ar-SA"/>
+        </w:rPr>
+        <w:t>E</w:t>
+        <w:br/>
+        <w:br/>
+      </w:r>
+      <w:r>
+        <w:rPr>
+          <w:b/>
+          <w:bCs/>
+          <w:i/>
+          <w:iCs/>
           <w:sz w:val="40"/>
           <w:szCs w:val="40"/>
           <w:u w:val="none"/>
           <w:shd w:fill="auto" w:val="clear"/>
-          <w:lang w:val="es-AR"/>
-        </w:rPr>
-        <w:t>»»»»»»»»»</w:t>
+          <w:lang w:val="es-AR" w:eastAsia="en-US" w:bidi="ar-SA"/>
+        </w:rPr>
+        <w:t>Endpoint’s</w:t>
+      </w:r>
+      <w:r>
+        <w:rPr>
+          <w:b w:val="false"/>
+          <w:bCs w:val="false"/>
+          <w:i w:val="false"/>
+          <w:iCs w:val="false"/>
+          <w:sz w:val="28"/>
+          <w:szCs w:val="28"/>
+          <w:u w:val="none"/>
+          <w:shd w:fill="auto" w:val="clear"/>
+          <w:lang w:val="es-AR" w:eastAsia="en-US" w:bidi="ar-SA"/>
+        </w:rPr>
+        <w:br/>
+      </w:r>
+      <w:r>
+        <w:rPr>
+          <w:b w:val="false"/>
+          <w:bCs w:val="false"/>
+          <w:i w:val="false"/>
+          <w:iCs w:val="false"/>
+          <w:sz w:val="28"/>
+          <w:szCs w:val="28"/>
+          <w:u w:val="none"/>
+          <w:shd w:fill="004586" w:val="clear"/>
+          <w:lang w:val="es-AR" w:eastAsia="en-US" w:bidi="ar-SA"/>
+        </w:rPr>
+        <w:t>/AgregarNuevaClase_Administrador</w:t>
+        <w:br/>
+        <w:t>/ModificarClase_Administrador</w:t>
+        <w:br/>
+        <w:t>/EliminarClase_Administrador</w:t>
+      </w:r>
+      <w:r>
+        <w:rPr>
+          <w:b w:val="false"/>
+          <w:bCs w:val="false"/>
+          <w:i w:val="false"/>
+          <w:iCs w:val="false"/>
+          <w:sz w:val="28"/>
+          <w:szCs w:val="28"/>
+          <w:u w:val="none"/>
+          <w:shd w:fill="auto" w:val="clear"/>
+          <w:lang w:val="es-AR" w:eastAsia="en-US" w:bidi="ar-SA"/>
+        </w:rPr>
+        <w:br/>
+        <w:br/>
+      </w:r>
+      <w:r>
+        <w:rPr>
+          <w:b/>
+          <w:bCs/>
+          <w:i/>
+          <w:iCs/>
+          <w:sz w:val="40"/>
+          <w:szCs w:val="40"/>
+          <w:u w:val="none"/>
+          <w:shd w:fill="auto" w:val="clear"/>
+          <w:lang w:val="es-AR" w:eastAsia="en-US" w:bidi="ar-SA"/>
+        </w:rPr>
+        <w:t>Datos Requeridos</w:t>
+      </w:r>
+      <w:r>
+        <w:rPr>
+          <w:b w:val="false"/>
+          <w:bCs w:val="false"/>
+          <w:i w:val="false"/>
+          <w:iCs w:val="false"/>
+          <w:sz w:val="28"/>
+          <w:szCs w:val="28"/>
+          <w:u w:val="none"/>
+          <w:shd w:fill="auto" w:val="clear"/>
+          <w:lang w:val="es-AR" w:eastAsia="en-US" w:bidi="ar-SA"/>
+        </w:rPr>
+        <w:br/>
+      </w:r>
+      <w:r>
+        <w:rPr>
+          <w:b w:val="false"/>
+          <w:bCs w:val="false"/>
+          <w:i w:val="false"/>
+          <w:iCs w:val="false"/>
+          <w:sz w:val="28"/>
+          <w:szCs w:val="28"/>
+          <w:u w:val="none"/>
+          <w:shd w:fill="auto" w:val="clear"/>
+          <w:lang w:val="es-AR" w:eastAsia="en-US" w:bidi="ar-SA"/>
+        </w:rPr>
+        <w:t>Las Solicitudes debe contener los siguientes datos:</w:t>
+        <w:br/>
+        <w:br/>
+      </w:r>
+      <w:r>
+        <w:rPr>
+          <w:b w:val="false"/>
+          <w:bCs w:val="false"/>
+          <w:i/>
+          <w:iCs/>
+          <w:sz w:val="28"/>
+          <w:szCs w:val="28"/>
+          <w:u w:val="none"/>
+          <w:shd w:fill="auto" w:val="clear"/>
+          <w:lang w:val="es-AR" w:eastAsia="en-US" w:bidi="ar-SA"/>
+        </w:rPr>
+        <w:t>Caso “AgregarNuevaClase”</w:t>
+      </w:r>
+    </w:p>
+    <w:tbl>
+      <w:tblPr>
+        <w:tblW w:w="5000" w:type="pct"/>
+        <w:jc w:val="start"/>
+        <w:tblInd w:w="-5" w:type="dxa"/>
+        <w:tblLayout w:type="fixed"/>
+        <w:tblCellMar>
+          <w:top w:w="58" w:type="dxa"/>
+          <w:start w:w="58" w:type="dxa"/>
+          <w:bottom w:w="58" w:type="dxa"/>
+          <w:end w:w="58" w:type="dxa"/>
+        </w:tblCellMar>
+      </w:tblPr>
+      <w:tblGrid>
+        <w:gridCol w:w="3120"/>
+        <w:gridCol w:w="3120"/>
+        <w:gridCol w:w="3120"/>
+      </w:tblGrid>
+      <w:tr>
+        <w:trPr/>
+        <w:tc>
+          <w:tcPr>
+            <w:tcW w:w="3120" w:type="dxa"/>
+            <w:tcBorders>
+              <w:top w:val="single" w:sz="4" w:space="0" w:color="000000"/>
+              <w:start w:val="single" w:sz="4" w:space="0" w:color="000000"/>
+              <w:bottom w:val="single" w:sz="4" w:space="0" w:color="000000"/>
+              <w:end w:val="single" w:sz="4" w:space="0" w:color="000000"/>
+            </w:tcBorders>
+            <w:shd w:fill="2D404B" w:val="clear"/>
+          </w:tcPr>
+          <w:p>
+            <w:pPr>
+              <w:pStyle w:val="Contenidodelatablauser"/>
+              <w:spacing w:before="0" w:after="160"/>
+              <w:rPr>
+                <w:lang w:val="es-AR" w:eastAsia="en-US" w:bidi="ar-SA"/>
+              </w:rPr>
+            </w:pPr>
+            <w:r>
+              <w:rPr>
+                <w:lang w:val="es-AR" w:eastAsia="en-US" w:bidi="ar-SA"/>
+              </w:rPr>
+              <w:t>Campo</w:t>
+            </w:r>
+          </w:p>
+        </w:tc>
+        <w:tc>
+          <w:tcPr>
+            <w:tcW w:w="3120" w:type="dxa"/>
+            <w:tcBorders>
+              <w:top w:val="single" w:sz="4" w:space="0" w:color="000000"/>
+              <w:start w:val="single" w:sz="4" w:space="0" w:color="000000"/>
+              <w:bottom w:val="single" w:sz="4" w:space="0" w:color="000000"/>
+              <w:end w:val="single" w:sz="4" w:space="0" w:color="000000"/>
+            </w:tcBorders>
+            <w:shd w:fill="2D404B" w:val="clear"/>
+          </w:tcPr>
+          <w:p>
+            <w:pPr>
+              <w:pStyle w:val="Contenidodelatablauser"/>
+              <w:spacing w:before="0" w:after="160"/>
+              <w:rPr>
+                <w:lang w:val="es-AR" w:eastAsia="en-US" w:bidi="ar-SA"/>
+              </w:rPr>
+            </w:pPr>
+            <w:r>
+              <w:rPr>
+                <w:lang w:val="es-AR" w:eastAsia="en-US" w:bidi="ar-SA"/>
+              </w:rPr>
+              <w:t>Tipo</w:t>
+            </w:r>
+          </w:p>
+        </w:tc>
+        <w:tc>
+          <w:tcPr>
+            <w:tcW w:w="3120" w:type="dxa"/>
+            <w:tcBorders>
+              <w:top w:val="single" w:sz="4" w:space="0" w:color="000000"/>
+              <w:start w:val="single" w:sz="4" w:space="0" w:color="000000"/>
+              <w:bottom w:val="single" w:sz="4" w:space="0" w:color="000000"/>
+              <w:end w:val="single" w:sz="4" w:space="0" w:color="000000"/>
+            </w:tcBorders>
+            <w:shd w:fill="2D404B" w:val="clear"/>
+          </w:tcPr>
+          <w:p>
+            <w:pPr>
+              <w:pStyle w:val="Contenidodelatablauser"/>
+              <w:spacing w:before="0" w:after="160"/>
+              <w:rPr>
+                <w:lang w:val="es-AR" w:eastAsia="en-US" w:bidi="ar-SA"/>
+              </w:rPr>
+            </w:pPr>
+            <w:r>
+              <w:rPr>
+                <w:lang w:val="es-AR" w:eastAsia="en-US" w:bidi="ar-SA"/>
+              </w:rPr>
+              <w:t>Descripción</w:t>
+            </w:r>
+          </w:p>
+        </w:tc>
+      </w:tr>
+      <w:tr>
+        <w:trPr/>
+        <w:tc>
+          <w:tcPr>
+            <w:tcW w:w="3120" w:type="dxa"/>
+            <w:tcBorders>
+              <w:top w:val="single" w:sz="4" w:space="0" w:color="000000"/>
+              <w:start w:val="single" w:sz="4" w:space="0" w:color="000000"/>
+              <w:bottom w:val="single" w:sz="4" w:space="0" w:color="000000"/>
+              <w:end w:val="single" w:sz="4" w:space="0" w:color="000000"/>
+            </w:tcBorders>
+            <w:shd w:fill="2D404B" w:val="clear"/>
+          </w:tcPr>
+          <w:p>
+            <w:pPr>
+              <w:pStyle w:val="Contenidodelatablauser"/>
+              <w:spacing w:before="0" w:after="160"/>
+              <w:rPr>
+                <w:lang w:val="es-AR" w:eastAsia="en-US" w:bidi="ar-SA"/>
+              </w:rPr>
+            </w:pPr>
+            <w:r>
+              <w:rPr>
+                <w:lang w:val="es-AR" w:eastAsia="en-US" w:bidi="ar-SA"/>
+              </w:rPr>
+              <w:t>Carrera_Nueva</w:t>
+            </w:r>
+          </w:p>
+        </w:tc>
+        <w:tc>
+          <w:tcPr>
+            <w:tcW w:w="3120" w:type="dxa"/>
+            <w:tcBorders>
+              <w:top w:val="single" w:sz="4" w:space="0" w:color="000000"/>
+              <w:start w:val="single" w:sz="4" w:space="0" w:color="000000"/>
+              <w:bottom w:val="single" w:sz="4" w:space="0" w:color="000000"/>
+              <w:end w:val="single" w:sz="4" w:space="0" w:color="000000"/>
+            </w:tcBorders>
+            <w:shd w:fill="2D404B" w:val="clear"/>
+          </w:tcPr>
+          <w:p>
+            <w:pPr>
+              <w:pStyle w:val="Contenidodelatablauser"/>
+              <w:spacing w:before="0" w:after="160"/>
+              <w:rPr>
+                <w:lang w:val="es-AR" w:eastAsia="en-US" w:bidi="ar-SA"/>
+              </w:rPr>
+            </w:pPr>
+            <w:r>
+              <w:rPr>
+                <w:lang w:val="es-AR" w:eastAsia="en-US" w:bidi="ar-SA"/>
+              </w:rPr>
+              <w:t>string</w:t>
+            </w:r>
+          </w:p>
+        </w:tc>
+        <w:tc>
+          <w:tcPr>
+            <w:tcW w:w="3120" w:type="dxa"/>
+            <w:tcBorders>
+              <w:top w:val="single" w:sz="4" w:space="0" w:color="000000"/>
+              <w:start w:val="single" w:sz="4" w:space="0" w:color="000000"/>
+              <w:bottom w:val="single" w:sz="4" w:space="0" w:color="000000"/>
+              <w:end w:val="single" w:sz="4" w:space="0" w:color="000000"/>
+            </w:tcBorders>
+            <w:shd w:fill="2D404B" w:val="clear"/>
+          </w:tcPr>
+          <w:p>
+            <w:pPr>
+              <w:pStyle w:val="Contenidodelatablauser"/>
+              <w:spacing w:before="0" w:after="160"/>
+              <w:rPr>
+                <w:lang w:val="es-AR" w:eastAsia="en-US" w:bidi="ar-SA"/>
+              </w:rPr>
+            </w:pPr>
+            <w:r>
+              <w:rPr>
+                <w:lang w:val="es-AR" w:eastAsia="en-US" w:bidi="ar-SA"/>
+              </w:rPr>
+              <w:t>Nombre de la carrera a la que pertenece la materia</w:t>
+            </w:r>
+          </w:p>
+        </w:tc>
+      </w:tr>
+      <w:tr>
+        <w:trPr/>
+        <w:tc>
+          <w:tcPr>
+            <w:tcW w:w="3120" w:type="dxa"/>
+            <w:tcBorders>
+              <w:top w:val="single" w:sz="4" w:space="0" w:color="000000"/>
+              <w:start w:val="single" w:sz="4" w:space="0" w:color="000000"/>
+              <w:bottom w:val="single" w:sz="4" w:space="0" w:color="000000"/>
+              <w:end w:val="single" w:sz="4" w:space="0" w:color="000000"/>
+            </w:tcBorders>
+            <w:shd w:fill="2D404B" w:val="clear"/>
+          </w:tcPr>
+          <w:p>
+            <w:pPr>
+              <w:pStyle w:val="Contenidodelatablauser"/>
+              <w:spacing w:before="0" w:after="160"/>
+              <w:rPr>
+                <w:lang w:val="es-AR" w:eastAsia="en-US" w:bidi="ar-SA"/>
+              </w:rPr>
+            </w:pPr>
+            <w:r>
+              <w:rPr>
+                <w:lang w:val="es-AR" w:eastAsia="en-US" w:bidi="ar-SA"/>
+              </w:rPr>
+              <w:t>Materia_Nueva</w:t>
+            </w:r>
+          </w:p>
+        </w:tc>
+        <w:tc>
+          <w:tcPr>
+            <w:tcW w:w="3120" w:type="dxa"/>
+            <w:tcBorders>
+              <w:top w:val="single" w:sz="4" w:space="0" w:color="000000"/>
+              <w:start w:val="single" w:sz="4" w:space="0" w:color="000000"/>
+              <w:bottom w:val="single" w:sz="4" w:space="0" w:color="000000"/>
+              <w:end w:val="single" w:sz="4" w:space="0" w:color="000000"/>
+            </w:tcBorders>
+            <w:shd w:fill="2D404B" w:val="clear"/>
+          </w:tcPr>
+          <w:p>
+            <w:pPr>
+              <w:pStyle w:val="Contenidodelatablauser"/>
+              <w:spacing w:before="0" w:after="160"/>
+              <w:rPr>
+                <w:lang w:val="es-AR" w:eastAsia="en-US" w:bidi="ar-SA"/>
+              </w:rPr>
+            </w:pPr>
+            <w:r>
+              <w:rPr>
+                <w:lang w:val="es-AR" w:eastAsia="en-US" w:bidi="ar-SA"/>
+              </w:rPr>
+              <w:t>string</w:t>
+            </w:r>
+          </w:p>
+        </w:tc>
+        <w:tc>
+          <w:tcPr>
+            <w:tcW w:w="3120" w:type="dxa"/>
+            <w:tcBorders>
+              <w:top w:val="single" w:sz="4" w:space="0" w:color="000000"/>
+              <w:start w:val="single" w:sz="4" w:space="0" w:color="000000"/>
+              <w:bottom w:val="single" w:sz="4" w:space="0" w:color="000000"/>
+              <w:end w:val="single" w:sz="4" w:space="0" w:color="000000"/>
+            </w:tcBorders>
+            <w:shd w:fill="2D404B" w:val="clear"/>
+          </w:tcPr>
+          <w:p>
+            <w:pPr>
+              <w:pStyle w:val="Contenidodelatablauser"/>
+              <w:spacing w:before="0" w:after="160"/>
+              <w:rPr>
+                <w:lang w:val="es-AR" w:eastAsia="en-US" w:bidi="ar-SA"/>
+              </w:rPr>
+            </w:pPr>
+            <w:r>
+              <w:rPr>
+                <w:lang w:val="es-AR" w:eastAsia="en-US" w:bidi="ar-SA"/>
+              </w:rPr>
+              <w:t>Nombre de la materia</w:t>
+            </w:r>
+          </w:p>
+        </w:tc>
+      </w:tr>
+      <w:tr>
+        <w:trPr/>
+        <w:tc>
+          <w:tcPr>
+            <w:tcW w:w="3120" w:type="dxa"/>
+            <w:tcBorders>
+              <w:top w:val="single" w:sz="4" w:space="0" w:color="000000"/>
+              <w:start w:val="single" w:sz="4" w:space="0" w:color="000000"/>
+              <w:bottom w:val="single" w:sz="4" w:space="0" w:color="000000"/>
+              <w:end w:val="single" w:sz="4" w:space="0" w:color="000000"/>
+            </w:tcBorders>
+            <w:shd w:fill="2D404B" w:val="clear"/>
+          </w:tcPr>
+          <w:p>
+            <w:pPr>
+              <w:pStyle w:val="Contenidodelatablauser"/>
+              <w:spacing w:before="0" w:after="160"/>
+              <w:rPr>
+                <w:lang w:val="es-AR" w:eastAsia="en-US" w:bidi="ar-SA"/>
+              </w:rPr>
+            </w:pPr>
+            <w:r>
+              <w:rPr>
+                <w:lang w:val="es-AR" w:eastAsia="en-US" w:bidi="ar-SA"/>
+              </w:rPr>
+              <w:t>Ciclo_Nueva</w:t>
+            </w:r>
+          </w:p>
+        </w:tc>
+        <w:tc>
+          <w:tcPr>
+            <w:tcW w:w="3120" w:type="dxa"/>
+            <w:tcBorders>
+              <w:top w:val="single" w:sz="4" w:space="0" w:color="000000"/>
+              <w:start w:val="single" w:sz="4" w:space="0" w:color="000000"/>
+              <w:bottom w:val="single" w:sz="4" w:space="0" w:color="000000"/>
+              <w:end w:val="single" w:sz="4" w:space="0" w:color="000000"/>
+            </w:tcBorders>
+            <w:shd w:fill="2D404B" w:val="clear"/>
+          </w:tcPr>
+          <w:p>
+            <w:pPr>
+              <w:pStyle w:val="Contenidodelatablauser"/>
+              <w:spacing w:before="0" w:after="160"/>
+              <w:rPr>
+                <w:lang w:val="es-AR" w:eastAsia="en-US" w:bidi="ar-SA"/>
+              </w:rPr>
+            </w:pPr>
+            <w:r>
+              <w:rPr>
+                <w:lang w:val="es-AR" w:eastAsia="en-US" w:bidi="ar-SA"/>
+              </w:rPr>
+              <w:t>number</w:t>
+            </w:r>
+          </w:p>
+        </w:tc>
+        <w:tc>
+          <w:tcPr>
+            <w:tcW w:w="3120" w:type="dxa"/>
+            <w:tcBorders>
+              <w:top w:val="single" w:sz="4" w:space="0" w:color="000000"/>
+              <w:start w:val="single" w:sz="4" w:space="0" w:color="000000"/>
+              <w:bottom w:val="single" w:sz="4" w:space="0" w:color="000000"/>
+              <w:end w:val="single" w:sz="4" w:space="0" w:color="000000"/>
+            </w:tcBorders>
+            <w:shd w:fill="2D404B" w:val="clear"/>
+          </w:tcPr>
+          <w:p>
+            <w:pPr>
+              <w:pStyle w:val="Contenidodelatablauser"/>
+              <w:spacing w:before="0" w:after="160"/>
+              <w:rPr>
+                <w:lang w:val="es-AR" w:eastAsia="en-US" w:bidi="ar-SA"/>
+              </w:rPr>
+            </w:pPr>
+            <w:r>
+              <w:rPr>
+                <w:lang w:val="es-AR" w:eastAsia="en-US" w:bidi="ar-SA"/>
+              </w:rPr>
+              <w:t>Año de desarrollo de la materia</w:t>
+            </w:r>
+          </w:p>
+        </w:tc>
+      </w:tr>
+      <w:tr>
+        <w:trPr/>
+        <w:tc>
+          <w:tcPr>
+            <w:tcW w:w="3120" w:type="dxa"/>
+            <w:tcBorders>
+              <w:top w:val="single" w:sz="4" w:space="0" w:color="000000"/>
+              <w:start w:val="single" w:sz="4" w:space="0" w:color="000000"/>
+              <w:bottom w:val="single" w:sz="4" w:space="0" w:color="000000"/>
+              <w:end w:val="single" w:sz="4" w:space="0" w:color="000000"/>
+            </w:tcBorders>
+            <w:shd w:fill="2D404B" w:val="clear"/>
+          </w:tcPr>
+          <w:p>
+            <w:pPr>
+              <w:pStyle w:val="Contenidodelatablauser"/>
+              <w:spacing w:before="0" w:after="160"/>
+              <w:rPr>
+                <w:lang w:val="es-AR" w:eastAsia="en-US" w:bidi="ar-SA"/>
+              </w:rPr>
+            </w:pPr>
+            <w:r>
+              <w:rPr>
+                <w:lang w:val="es-AR" w:eastAsia="en-US" w:bidi="ar-SA"/>
+              </w:rPr>
+              <w:t>DocenteAsignado_Nueva</w:t>
+            </w:r>
+          </w:p>
+        </w:tc>
+        <w:tc>
+          <w:tcPr>
+            <w:tcW w:w="3120" w:type="dxa"/>
+            <w:tcBorders>
+              <w:top w:val="single" w:sz="4" w:space="0" w:color="000000"/>
+              <w:start w:val="single" w:sz="4" w:space="0" w:color="000000"/>
+              <w:bottom w:val="single" w:sz="4" w:space="0" w:color="000000"/>
+              <w:end w:val="single" w:sz="4" w:space="0" w:color="000000"/>
+            </w:tcBorders>
+            <w:shd w:fill="2D404B" w:val="clear"/>
+          </w:tcPr>
+          <w:p>
+            <w:pPr>
+              <w:pStyle w:val="Contenidodelatablauser"/>
+              <w:spacing w:before="0" w:after="160"/>
+              <w:rPr>
+                <w:lang w:val="es-AR" w:eastAsia="en-US" w:bidi="ar-SA"/>
+              </w:rPr>
+            </w:pPr>
+            <w:r>
+              <w:rPr>
+                <w:lang w:val="es-AR" w:eastAsia="en-US" w:bidi="ar-SA"/>
+              </w:rPr>
+              <w:t>string</w:t>
+            </w:r>
+          </w:p>
+        </w:tc>
+        <w:tc>
+          <w:tcPr>
+            <w:tcW w:w="3120" w:type="dxa"/>
+            <w:tcBorders>
+              <w:top w:val="single" w:sz="4" w:space="0" w:color="000000"/>
+              <w:start w:val="single" w:sz="4" w:space="0" w:color="000000"/>
+              <w:bottom w:val="single" w:sz="4" w:space="0" w:color="000000"/>
+              <w:end w:val="single" w:sz="4" w:space="0" w:color="000000"/>
+            </w:tcBorders>
+            <w:shd w:fill="2D404B" w:val="clear"/>
+          </w:tcPr>
+          <w:p>
+            <w:pPr>
+              <w:pStyle w:val="Contenidodelatablauser"/>
+              <w:spacing w:before="0" w:after="160"/>
+              <w:rPr>
+                <w:lang w:val="es-AR" w:eastAsia="en-US" w:bidi="ar-SA"/>
+              </w:rPr>
+            </w:pPr>
+            <w:r>
+              <w:rPr>
+                <w:lang w:val="es-AR" w:eastAsia="en-US" w:bidi="ar-SA"/>
+              </w:rPr>
+              <w:t>Nombre del docente asignado a la materia</w:t>
+            </w:r>
+          </w:p>
+        </w:tc>
+      </w:tr>
+      <w:tr>
+        <w:trPr/>
+        <w:tc>
+          <w:tcPr>
+            <w:tcW w:w="3120" w:type="dxa"/>
+            <w:tcBorders>
+              <w:top w:val="single" w:sz="4" w:space="0" w:color="000000"/>
+              <w:start w:val="single" w:sz="4" w:space="0" w:color="000000"/>
+              <w:bottom w:val="single" w:sz="4" w:space="0" w:color="000000"/>
+              <w:end w:val="single" w:sz="4" w:space="0" w:color="000000"/>
+            </w:tcBorders>
+            <w:shd w:fill="2D404B" w:val="clear"/>
+          </w:tcPr>
+          <w:p>
+            <w:pPr>
+              <w:pStyle w:val="Contenidodelatablauser"/>
+              <w:spacing w:before="0" w:after="160"/>
+              <w:rPr>
+                <w:lang w:val="es-AR" w:eastAsia="en-US" w:bidi="ar-SA"/>
+              </w:rPr>
+            </w:pPr>
+            <w:r>
+              <w:rPr>
+                <w:lang w:val="es-AR" w:eastAsia="en-US" w:bidi="ar-SA"/>
+              </w:rPr>
+              <w:t>Horarios_Nueva</w:t>
+            </w:r>
+          </w:p>
+        </w:tc>
+        <w:tc>
+          <w:tcPr>
+            <w:tcW w:w="3120" w:type="dxa"/>
+            <w:tcBorders>
+              <w:top w:val="single" w:sz="4" w:space="0" w:color="000000"/>
+              <w:start w:val="single" w:sz="4" w:space="0" w:color="000000"/>
+              <w:bottom w:val="single" w:sz="4" w:space="0" w:color="000000"/>
+              <w:end w:val="single" w:sz="4" w:space="0" w:color="000000"/>
+            </w:tcBorders>
+            <w:shd w:fill="2D404B" w:val="clear"/>
+          </w:tcPr>
+          <w:p>
+            <w:pPr>
+              <w:pStyle w:val="Contenidodelatablauser"/>
+              <w:spacing w:before="0" w:after="160"/>
+              <w:rPr>
+                <w:lang w:val="es-AR" w:eastAsia="en-US" w:bidi="ar-SA"/>
+              </w:rPr>
+            </w:pPr>
+            <w:r>
+              <w:rPr>
+                <w:lang w:val="es-AR" w:eastAsia="en-US" w:bidi="ar-SA"/>
+              </w:rPr>
+              <w:t>number[Array]</w:t>
+            </w:r>
+          </w:p>
+        </w:tc>
+        <w:tc>
+          <w:tcPr>
+            <w:tcW w:w="3120" w:type="dxa"/>
+            <w:tcBorders>
+              <w:top w:val="single" w:sz="4" w:space="0" w:color="000000"/>
+              <w:start w:val="single" w:sz="4" w:space="0" w:color="000000"/>
+              <w:bottom w:val="single" w:sz="4" w:space="0" w:color="000000"/>
+              <w:end w:val="single" w:sz="4" w:space="0" w:color="000000"/>
+            </w:tcBorders>
+            <w:shd w:fill="2D404B" w:val="clear"/>
+          </w:tcPr>
+          <w:p>
+            <w:pPr>
+              <w:pStyle w:val="Contenidodelatablauser"/>
+              <w:spacing w:before="0" w:after="160"/>
+              <w:rPr>
+                <w:lang w:val="es-AR" w:eastAsia="en-US" w:bidi="ar-SA"/>
+              </w:rPr>
+            </w:pPr>
+            <w:r>
+              <w:rPr>
+                <w:lang w:val="es-AR" w:eastAsia="en-US" w:bidi="ar-SA"/>
+              </w:rPr>
+              <w:t>Horario de la materia por semana</w:t>
+            </w:r>
+          </w:p>
+        </w:tc>
+      </w:tr>
+    </w:tbl>
+    <w:p>
+      <w:pPr>
+        <w:pStyle w:val="Normal"/>
+        <w:spacing w:before="0" w:after="160"/>
+        <w:rPr>
+          <w:lang w:val="es-AR" w:eastAsia="en-US" w:bidi="ar-SA"/>
+        </w:rPr>
+      </w:pPr>
+      <w:r>
+        <w:rPr>
+          <w:b w:val="false"/>
+          <w:bCs w:val="false"/>
+          <w:i w:val="false"/>
+          <w:iCs w:val="false"/>
+          <w:sz w:val="28"/>
+          <w:szCs w:val="28"/>
+          <w:u w:val="none"/>
+          <w:shd w:fill="auto" w:val="clear"/>
+          <w:lang w:val="es-AR" w:eastAsia="en-US" w:bidi="ar-SA"/>
+        </w:rPr>
+        <w:br/>
+      </w:r>
+      <w:r>
+        <w:rPr>
+          <w:b w:val="false"/>
+          <w:bCs w:val="false"/>
+          <w:i/>
+          <w:iCs/>
+          <w:sz w:val="28"/>
+          <w:szCs w:val="28"/>
+          <w:u w:val="none"/>
+          <w:shd w:fill="auto" w:val="clear"/>
+          <w:lang w:val="es-AR" w:eastAsia="en-US" w:bidi="ar-SA"/>
+        </w:rPr>
+        <w:t>Caso “ModificarClase”</w:t>
+      </w:r>
+    </w:p>
+    <w:tbl>
+      <w:tblPr>
+        <w:tblW w:w="5000" w:type="pct"/>
+        <w:jc w:val="start"/>
+        <w:tblInd w:w="-5" w:type="dxa"/>
+        <w:tblLayout w:type="fixed"/>
+        <w:tblCellMar>
+          <w:top w:w="58" w:type="dxa"/>
+          <w:start w:w="58" w:type="dxa"/>
+          <w:bottom w:w="58" w:type="dxa"/>
+          <w:end w:w="58" w:type="dxa"/>
+        </w:tblCellMar>
+      </w:tblPr>
+      <w:tblGrid>
+        <w:gridCol w:w="3120"/>
+        <w:gridCol w:w="3120"/>
+        <w:gridCol w:w="3120"/>
+      </w:tblGrid>
+      <w:tr>
+        <w:trPr/>
+        <w:tc>
+          <w:tcPr>
+            <w:tcW w:w="3120" w:type="dxa"/>
+            <w:tcBorders>
+              <w:top w:val="single" w:sz="4" w:space="0" w:color="000000"/>
+              <w:start w:val="single" w:sz="4" w:space="0" w:color="000000"/>
+              <w:bottom w:val="single" w:sz="4" w:space="0" w:color="000000"/>
+              <w:end w:val="single" w:sz="4" w:space="0" w:color="000000"/>
+            </w:tcBorders>
+            <w:shd w:fill="2D404B" w:val="clear"/>
+          </w:tcPr>
+          <w:p>
+            <w:pPr>
+              <w:pStyle w:val="Contenidodelatablauser"/>
+              <w:spacing w:before="0" w:after="160"/>
+              <w:rPr>
+                <w:lang w:val="es-AR" w:eastAsia="en-US" w:bidi="ar-SA"/>
+              </w:rPr>
+            </w:pPr>
+            <w:r>
+              <w:rPr>
+                <w:lang w:val="es-AR" w:eastAsia="en-US" w:bidi="ar-SA"/>
+              </w:rPr>
+              <w:t>Campo</w:t>
+            </w:r>
+          </w:p>
+        </w:tc>
+        <w:tc>
+          <w:tcPr>
+            <w:tcW w:w="3120" w:type="dxa"/>
+            <w:tcBorders>
+              <w:top w:val="single" w:sz="4" w:space="0" w:color="000000"/>
+              <w:start w:val="single" w:sz="4" w:space="0" w:color="000000"/>
+              <w:bottom w:val="single" w:sz="4" w:space="0" w:color="000000"/>
+              <w:end w:val="single" w:sz="4" w:space="0" w:color="000000"/>
+            </w:tcBorders>
+            <w:shd w:fill="2D404B" w:val="clear"/>
+          </w:tcPr>
+          <w:p>
+            <w:pPr>
+              <w:pStyle w:val="Contenidodelatablauser"/>
+              <w:spacing w:before="0" w:after="160"/>
+              <w:rPr>
+                <w:lang w:val="es-AR" w:eastAsia="en-US" w:bidi="ar-SA"/>
+              </w:rPr>
+            </w:pPr>
+            <w:r>
+              <w:rPr>
+                <w:lang w:val="es-AR" w:eastAsia="en-US" w:bidi="ar-SA"/>
+              </w:rPr>
+              <w:t>Tipo</w:t>
+            </w:r>
+          </w:p>
+        </w:tc>
+        <w:tc>
+          <w:tcPr>
+            <w:tcW w:w="3120" w:type="dxa"/>
+            <w:tcBorders>
+              <w:top w:val="single" w:sz="4" w:space="0" w:color="000000"/>
+              <w:start w:val="single" w:sz="4" w:space="0" w:color="000000"/>
+              <w:bottom w:val="single" w:sz="4" w:space="0" w:color="000000"/>
+              <w:end w:val="single" w:sz="4" w:space="0" w:color="000000"/>
+            </w:tcBorders>
+            <w:shd w:fill="2D404B" w:val="clear"/>
+          </w:tcPr>
+          <w:p>
+            <w:pPr>
+              <w:pStyle w:val="Contenidodelatablauser"/>
+              <w:spacing w:before="0" w:after="160"/>
+              <w:rPr>
+                <w:lang w:val="es-AR" w:eastAsia="en-US" w:bidi="ar-SA"/>
+              </w:rPr>
+            </w:pPr>
+            <w:r>
+              <w:rPr>
+                <w:lang w:val="es-AR" w:eastAsia="en-US" w:bidi="ar-SA"/>
+              </w:rPr>
+              <w:t>Descripción</w:t>
+            </w:r>
+          </w:p>
+        </w:tc>
+      </w:tr>
+      <w:tr>
+        <w:trPr/>
+        <w:tc>
+          <w:tcPr>
+            <w:tcW w:w="3120" w:type="dxa"/>
+            <w:tcBorders>
+              <w:top w:val="single" w:sz="4" w:space="0" w:color="000000"/>
+              <w:start w:val="single" w:sz="4" w:space="0" w:color="000000"/>
+              <w:bottom w:val="single" w:sz="4" w:space="0" w:color="000000"/>
+              <w:end w:val="single" w:sz="4" w:space="0" w:color="000000"/>
+            </w:tcBorders>
+            <w:shd w:fill="2D404B" w:val="clear"/>
+          </w:tcPr>
+          <w:p>
+            <w:pPr>
+              <w:pStyle w:val="Contenidodelatablauser"/>
+              <w:spacing w:before="0" w:after="160"/>
+              <w:rPr>
+                <w:lang w:val="es-AR" w:eastAsia="en-US" w:bidi="ar-SA"/>
+              </w:rPr>
+            </w:pPr>
+            <w:r>
+              <w:rPr>
+                <w:lang w:val="es-AR" w:eastAsia="en-US" w:bidi="ar-SA"/>
+              </w:rPr>
+              <w:t>Carrera_Modificar</w:t>
+            </w:r>
+          </w:p>
+        </w:tc>
+        <w:tc>
+          <w:tcPr>
+            <w:tcW w:w="3120" w:type="dxa"/>
+            <w:tcBorders>
+              <w:top w:val="single" w:sz="4" w:space="0" w:color="000000"/>
+              <w:start w:val="single" w:sz="4" w:space="0" w:color="000000"/>
+              <w:bottom w:val="single" w:sz="4" w:space="0" w:color="000000"/>
+              <w:end w:val="single" w:sz="4" w:space="0" w:color="000000"/>
+            </w:tcBorders>
+            <w:shd w:fill="2D404B" w:val="clear"/>
+          </w:tcPr>
+          <w:p>
+            <w:pPr>
+              <w:pStyle w:val="Contenidodelatablauser"/>
+              <w:spacing w:before="0" w:after="160"/>
+              <w:rPr>
+                <w:lang w:val="es-AR" w:eastAsia="en-US" w:bidi="ar-SA"/>
+              </w:rPr>
+            </w:pPr>
+            <w:r>
+              <w:rPr>
+                <w:lang w:val="es-AR" w:eastAsia="en-US" w:bidi="ar-SA"/>
+              </w:rPr>
+              <w:t>string</w:t>
+            </w:r>
+          </w:p>
+        </w:tc>
+        <w:tc>
+          <w:tcPr>
+            <w:tcW w:w="3120" w:type="dxa"/>
+            <w:tcBorders>
+              <w:top w:val="single" w:sz="4" w:space="0" w:color="000000"/>
+              <w:start w:val="single" w:sz="4" w:space="0" w:color="000000"/>
+              <w:bottom w:val="single" w:sz="4" w:space="0" w:color="000000"/>
+              <w:end w:val="single" w:sz="4" w:space="0" w:color="000000"/>
+            </w:tcBorders>
+            <w:shd w:fill="2D404B" w:val="clear"/>
+          </w:tcPr>
+          <w:p>
+            <w:pPr>
+              <w:pStyle w:val="Contenidodelatablauser"/>
+              <w:spacing w:before="0" w:after="160"/>
+              <w:rPr>
+                <w:lang w:val="es-AR" w:eastAsia="en-US" w:bidi="ar-SA"/>
+              </w:rPr>
+            </w:pPr>
+            <w:r>
+              <w:rPr>
+                <w:lang w:val="es-AR" w:eastAsia="en-US" w:bidi="ar-SA"/>
+              </w:rPr>
+              <w:t>Nombre de la carrera a modificar (se puede dejar en blanco para no hacer cambios).</w:t>
+            </w:r>
+          </w:p>
+        </w:tc>
+      </w:tr>
+      <w:tr>
+        <w:trPr/>
+        <w:tc>
+          <w:tcPr>
+            <w:tcW w:w="3120" w:type="dxa"/>
+            <w:tcBorders>
+              <w:top w:val="single" w:sz="4" w:space="0" w:color="000000"/>
+              <w:start w:val="single" w:sz="4" w:space="0" w:color="000000"/>
+              <w:bottom w:val="single" w:sz="4" w:space="0" w:color="000000"/>
+              <w:end w:val="single" w:sz="4" w:space="0" w:color="000000"/>
+            </w:tcBorders>
+            <w:shd w:fill="2D404B" w:val="clear"/>
+          </w:tcPr>
+          <w:p>
+            <w:pPr>
+              <w:pStyle w:val="Contenidodelatablauser"/>
+              <w:spacing w:before="0" w:after="160"/>
+              <w:rPr>
+                <w:lang w:val="es-AR" w:eastAsia="en-US" w:bidi="ar-SA"/>
+              </w:rPr>
+            </w:pPr>
+            <w:r>
+              <w:rPr>
+                <w:lang w:val="es-AR" w:eastAsia="en-US" w:bidi="ar-SA"/>
+              </w:rPr>
+              <w:t>Materia_Modificar</w:t>
+            </w:r>
+          </w:p>
+        </w:tc>
+        <w:tc>
+          <w:tcPr>
+            <w:tcW w:w="3120" w:type="dxa"/>
+            <w:tcBorders>
+              <w:top w:val="single" w:sz="4" w:space="0" w:color="000000"/>
+              <w:start w:val="single" w:sz="4" w:space="0" w:color="000000"/>
+              <w:bottom w:val="single" w:sz="4" w:space="0" w:color="000000"/>
+              <w:end w:val="single" w:sz="4" w:space="0" w:color="000000"/>
+            </w:tcBorders>
+            <w:shd w:fill="2D404B" w:val="clear"/>
+          </w:tcPr>
+          <w:p>
+            <w:pPr>
+              <w:pStyle w:val="Contenidodelatablauser"/>
+              <w:spacing w:before="0" w:after="160"/>
+              <w:rPr>
+                <w:lang w:val="es-AR" w:eastAsia="en-US" w:bidi="ar-SA"/>
+              </w:rPr>
+            </w:pPr>
+            <w:r>
+              <w:rPr>
+                <w:lang w:val="es-AR" w:eastAsia="en-US" w:bidi="ar-SA"/>
+              </w:rPr>
+              <w:t>string</w:t>
+            </w:r>
+          </w:p>
+        </w:tc>
+        <w:tc>
+          <w:tcPr>
+            <w:tcW w:w="3120" w:type="dxa"/>
+            <w:tcBorders>
+              <w:top w:val="single" w:sz="4" w:space="0" w:color="000000"/>
+              <w:start w:val="single" w:sz="4" w:space="0" w:color="000000"/>
+              <w:bottom w:val="single" w:sz="4" w:space="0" w:color="000000"/>
+              <w:end w:val="single" w:sz="4" w:space="0" w:color="000000"/>
+            </w:tcBorders>
+            <w:shd w:fill="2D404B" w:val="clear"/>
+          </w:tcPr>
+          <w:p>
+            <w:pPr>
+              <w:pStyle w:val="Contenidodelatablauser"/>
+              <w:spacing w:before="0" w:after="160"/>
+              <w:rPr>
+                <w:lang w:val="es-AR" w:eastAsia="en-US" w:bidi="ar-SA"/>
+              </w:rPr>
+            </w:pPr>
+            <w:r>
+              <w:rPr>
+                <w:lang w:val="es-AR" w:eastAsia="en-US" w:bidi="ar-SA"/>
+              </w:rPr>
+              <w:t>El nuevo nombre que tendrá la materia.</w:t>
+            </w:r>
+          </w:p>
+        </w:tc>
+      </w:tr>
+      <w:tr>
+        <w:trPr/>
+        <w:tc>
+          <w:tcPr>
+            <w:tcW w:w="3120" w:type="dxa"/>
+            <w:tcBorders>
+              <w:top w:val="single" w:sz="4" w:space="0" w:color="000000"/>
+              <w:start w:val="single" w:sz="4" w:space="0" w:color="000000"/>
+              <w:bottom w:val="single" w:sz="4" w:space="0" w:color="000000"/>
+              <w:end w:val="single" w:sz="4" w:space="0" w:color="000000"/>
+            </w:tcBorders>
+            <w:shd w:fill="2D404B" w:val="clear"/>
+          </w:tcPr>
+          <w:p>
+            <w:pPr>
+              <w:pStyle w:val="Contenidodelatablauser"/>
+              <w:spacing w:before="0" w:after="160"/>
+              <w:rPr>
+                <w:lang w:val="es-AR" w:eastAsia="en-US" w:bidi="ar-SA"/>
+              </w:rPr>
+            </w:pPr>
+            <w:r>
+              <w:rPr>
+                <w:lang w:val="es-AR" w:eastAsia="en-US" w:bidi="ar-SA"/>
+              </w:rPr>
+              <w:t>Ciclo_Modificar</w:t>
+            </w:r>
+          </w:p>
+        </w:tc>
+        <w:tc>
+          <w:tcPr>
+            <w:tcW w:w="3120" w:type="dxa"/>
+            <w:tcBorders>
+              <w:top w:val="single" w:sz="4" w:space="0" w:color="000000"/>
+              <w:start w:val="single" w:sz="4" w:space="0" w:color="000000"/>
+              <w:bottom w:val="single" w:sz="4" w:space="0" w:color="000000"/>
+              <w:end w:val="single" w:sz="4" w:space="0" w:color="000000"/>
+            </w:tcBorders>
+            <w:shd w:fill="2D404B" w:val="clear"/>
+          </w:tcPr>
+          <w:p>
+            <w:pPr>
+              <w:pStyle w:val="Contenidodelatablauser"/>
+              <w:spacing w:before="0" w:after="160"/>
+              <w:rPr>
+                <w:lang w:val="es-AR" w:eastAsia="en-US" w:bidi="ar-SA"/>
+              </w:rPr>
+            </w:pPr>
+            <w:r>
+              <w:rPr>
+                <w:lang w:val="es-AR" w:eastAsia="en-US" w:bidi="ar-SA"/>
+              </w:rPr>
+              <w:t>number</w:t>
+            </w:r>
+          </w:p>
+        </w:tc>
+        <w:tc>
+          <w:tcPr>
+            <w:tcW w:w="3120" w:type="dxa"/>
+            <w:tcBorders>
+              <w:top w:val="single" w:sz="4" w:space="0" w:color="000000"/>
+              <w:start w:val="single" w:sz="4" w:space="0" w:color="000000"/>
+              <w:bottom w:val="single" w:sz="4" w:space="0" w:color="000000"/>
+              <w:end w:val="single" w:sz="4" w:space="0" w:color="000000"/>
+            </w:tcBorders>
+            <w:shd w:fill="2D404B" w:val="clear"/>
+          </w:tcPr>
+          <w:p>
+            <w:pPr>
+              <w:pStyle w:val="Contenidodelatablauser"/>
+              <w:spacing w:before="0" w:after="160"/>
+              <w:rPr>
+                <w:lang w:val="es-AR" w:eastAsia="en-US" w:bidi="ar-SA"/>
+              </w:rPr>
+            </w:pPr>
+            <w:r>
+              <w:rPr>
+                <w:lang w:val="es-AR" w:eastAsia="en-US" w:bidi="ar-SA"/>
+              </w:rPr>
+              <w:t>Año de la materia a modificar</w:t>
+            </w:r>
+          </w:p>
+        </w:tc>
+      </w:tr>
+      <w:tr>
+        <w:trPr/>
+        <w:tc>
+          <w:tcPr>
+            <w:tcW w:w="3120" w:type="dxa"/>
+            <w:tcBorders>
+              <w:top w:val="single" w:sz="4" w:space="0" w:color="000000"/>
+              <w:start w:val="single" w:sz="4" w:space="0" w:color="000000"/>
+              <w:bottom w:val="single" w:sz="4" w:space="0" w:color="000000"/>
+              <w:end w:val="single" w:sz="4" w:space="0" w:color="000000"/>
+            </w:tcBorders>
+            <w:shd w:fill="2D404B" w:val="clear"/>
+          </w:tcPr>
+          <w:p>
+            <w:pPr>
+              <w:pStyle w:val="Contenidodelatablauser"/>
+              <w:spacing w:before="0" w:after="160"/>
+              <w:rPr>
+                <w:lang w:val="es-AR" w:eastAsia="en-US" w:bidi="ar-SA"/>
+              </w:rPr>
+            </w:pPr>
+            <w:r>
+              <w:rPr>
+                <w:lang w:val="es-AR" w:eastAsia="en-US" w:bidi="ar-SA"/>
+              </w:rPr>
+              <w:t>DocenteAsignado_Modificar</w:t>
+            </w:r>
+          </w:p>
+        </w:tc>
+        <w:tc>
+          <w:tcPr>
+            <w:tcW w:w="3120" w:type="dxa"/>
+            <w:tcBorders>
+              <w:top w:val="single" w:sz="4" w:space="0" w:color="000000"/>
+              <w:start w:val="single" w:sz="4" w:space="0" w:color="000000"/>
+              <w:bottom w:val="single" w:sz="4" w:space="0" w:color="000000"/>
+              <w:end w:val="single" w:sz="4" w:space="0" w:color="000000"/>
+            </w:tcBorders>
+            <w:shd w:fill="2D404B" w:val="clear"/>
+          </w:tcPr>
+          <w:p>
+            <w:pPr>
+              <w:pStyle w:val="Contenidodelatablauser"/>
+              <w:spacing w:before="0" w:after="160"/>
+              <w:rPr>
+                <w:lang w:val="es-AR" w:eastAsia="en-US" w:bidi="ar-SA"/>
+              </w:rPr>
+            </w:pPr>
+            <w:r>
+              <w:rPr>
+                <w:lang w:val="es-AR" w:eastAsia="en-US" w:bidi="ar-SA"/>
+              </w:rPr>
+              <w:t>string</w:t>
+            </w:r>
+          </w:p>
+        </w:tc>
+        <w:tc>
+          <w:tcPr>
+            <w:tcW w:w="3120" w:type="dxa"/>
+            <w:tcBorders>
+              <w:top w:val="single" w:sz="4" w:space="0" w:color="000000"/>
+              <w:start w:val="single" w:sz="4" w:space="0" w:color="000000"/>
+              <w:bottom w:val="single" w:sz="4" w:space="0" w:color="000000"/>
+              <w:end w:val="single" w:sz="4" w:space="0" w:color="000000"/>
+            </w:tcBorders>
+            <w:shd w:fill="2D404B" w:val="clear"/>
+          </w:tcPr>
+          <w:p>
+            <w:pPr>
+              <w:pStyle w:val="Contenidodelatablauser"/>
+              <w:spacing w:before="0" w:after="160"/>
+              <w:rPr>
+                <w:lang w:val="es-AR" w:eastAsia="en-US" w:bidi="ar-SA"/>
+              </w:rPr>
+            </w:pPr>
+            <w:r>
+              <w:rPr>
+                <w:lang w:val="es-AR" w:eastAsia="en-US" w:bidi="ar-SA"/>
+              </w:rPr>
+              <w:t>Nombre del docente asignado de la materia a modificar</w:t>
+            </w:r>
+          </w:p>
+        </w:tc>
+      </w:tr>
+      <w:tr>
+        <w:trPr/>
+        <w:tc>
+          <w:tcPr>
+            <w:tcW w:w="3120" w:type="dxa"/>
+            <w:tcBorders>
+              <w:top w:val="single" w:sz="4" w:space="0" w:color="000000"/>
+              <w:start w:val="single" w:sz="4" w:space="0" w:color="000000"/>
+              <w:bottom w:val="single" w:sz="4" w:space="0" w:color="000000"/>
+              <w:end w:val="single" w:sz="4" w:space="0" w:color="000000"/>
+            </w:tcBorders>
+            <w:shd w:fill="2D404B" w:val="clear"/>
+          </w:tcPr>
+          <w:p>
+            <w:pPr>
+              <w:pStyle w:val="Contenidodelatablauser"/>
+              <w:spacing w:before="0" w:after="160"/>
+              <w:rPr>
+                <w:lang w:val="es-AR" w:eastAsia="en-US" w:bidi="ar-SA"/>
+              </w:rPr>
+            </w:pPr>
+            <w:r>
+              <w:rPr>
+                <w:lang w:val="es-AR" w:eastAsia="en-US" w:bidi="ar-SA"/>
+              </w:rPr>
+              <w:t>Horarios_Modificar</w:t>
+            </w:r>
+          </w:p>
+        </w:tc>
+        <w:tc>
+          <w:tcPr>
+            <w:tcW w:w="3120" w:type="dxa"/>
+            <w:tcBorders>
+              <w:top w:val="single" w:sz="4" w:space="0" w:color="000000"/>
+              <w:start w:val="single" w:sz="4" w:space="0" w:color="000000"/>
+              <w:bottom w:val="single" w:sz="4" w:space="0" w:color="000000"/>
+              <w:end w:val="single" w:sz="4" w:space="0" w:color="000000"/>
+            </w:tcBorders>
+            <w:shd w:fill="2D404B" w:val="clear"/>
+          </w:tcPr>
+          <w:p>
+            <w:pPr>
+              <w:pStyle w:val="Contenidodelatablauser"/>
+              <w:spacing w:before="0" w:after="160"/>
+              <w:rPr>
+                <w:lang w:val="es-AR" w:eastAsia="en-US" w:bidi="ar-SA"/>
+              </w:rPr>
+            </w:pPr>
+            <w:r>
+              <w:rPr>
+                <w:lang w:val="es-AR" w:eastAsia="en-US" w:bidi="ar-SA"/>
+              </w:rPr>
+              <w:t>number[Array]</w:t>
+            </w:r>
+          </w:p>
+        </w:tc>
+        <w:tc>
+          <w:tcPr>
+            <w:tcW w:w="3120" w:type="dxa"/>
+            <w:tcBorders>
+              <w:top w:val="single" w:sz="4" w:space="0" w:color="000000"/>
+              <w:start w:val="single" w:sz="4" w:space="0" w:color="000000"/>
+              <w:bottom w:val="single" w:sz="4" w:space="0" w:color="000000"/>
+              <w:end w:val="single" w:sz="4" w:space="0" w:color="000000"/>
+            </w:tcBorders>
+            <w:shd w:fill="2D404B" w:val="clear"/>
+          </w:tcPr>
+          <w:p>
+            <w:pPr>
+              <w:pStyle w:val="Contenidodelatablauser"/>
+              <w:spacing w:before="0" w:after="160"/>
+              <w:rPr>
+                <w:lang w:val="es-AR" w:eastAsia="en-US" w:bidi="ar-SA"/>
+              </w:rPr>
+            </w:pPr>
+            <w:r>
+              <w:rPr>
+                <w:lang w:val="es-AR" w:eastAsia="en-US" w:bidi="ar-SA"/>
+              </w:rPr>
+              <w:t>Horarios de la materia a modificar</w:t>
+            </w:r>
+          </w:p>
+        </w:tc>
+      </w:tr>
+      <w:tr>
+        <w:trPr/>
+        <w:tc>
+          <w:tcPr>
+            <w:tcW w:w="3120" w:type="dxa"/>
+            <w:tcBorders>
+              <w:top w:val="single" w:sz="4" w:space="0" w:color="000000"/>
+              <w:start w:val="single" w:sz="4" w:space="0" w:color="000000"/>
+              <w:bottom w:val="single" w:sz="4" w:space="0" w:color="000000"/>
+              <w:end w:val="single" w:sz="4" w:space="0" w:color="000000"/>
+            </w:tcBorders>
+            <w:shd w:fill="2D404B" w:val="clear"/>
+          </w:tcPr>
+          <w:p>
+            <w:pPr>
+              <w:pStyle w:val="Contenidodelatablauser"/>
+              <w:spacing w:before="0" w:after="160"/>
+              <w:rPr>
+                <w:lang w:val="es-AR" w:eastAsia="en-US" w:bidi="ar-SA"/>
+              </w:rPr>
+            </w:pPr>
+            <w:r>
+              <w:rPr>
+                <w:lang w:val="es-AR" w:eastAsia="en-US" w:bidi="ar-SA"/>
+              </w:rPr>
+              <w:t>Estudiantes_Modificar</w:t>
+            </w:r>
+          </w:p>
+        </w:tc>
+        <w:tc>
+          <w:tcPr>
+            <w:tcW w:w="3120" w:type="dxa"/>
+            <w:tcBorders>
+              <w:top w:val="single" w:sz="4" w:space="0" w:color="000000"/>
+              <w:start w:val="single" w:sz="4" w:space="0" w:color="000000"/>
+              <w:bottom w:val="single" w:sz="4" w:space="0" w:color="000000"/>
+              <w:end w:val="single" w:sz="4" w:space="0" w:color="000000"/>
+            </w:tcBorders>
+            <w:shd w:fill="2D404B" w:val="clear"/>
+          </w:tcPr>
+          <w:p>
+            <w:pPr>
+              <w:pStyle w:val="Contenidodelatablauser"/>
+              <w:spacing w:before="0" w:after="160"/>
+              <w:rPr>
+                <w:lang w:val="es-AR" w:eastAsia="en-US" w:bidi="ar-SA"/>
+              </w:rPr>
+            </w:pPr>
+            <w:r>
+              <w:rPr>
+                <w:lang w:val="es-AR" w:eastAsia="en-US" w:bidi="ar-SA"/>
+              </w:rPr>
+              <w:t>string[Array]</w:t>
+            </w:r>
+          </w:p>
+        </w:tc>
+        <w:tc>
+          <w:tcPr>
+            <w:tcW w:w="3120" w:type="dxa"/>
+            <w:tcBorders>
+              <w:top w:val="single" w:sz="4" w:space="0" w:color="000000"/>
+              <w:start w:val="single" w:sz="4" w:space="0" w:color="000000"/>
+              <w:bottom w:val="single" w:sz="4" w:space="0" w:color="000000"/>
+              <w:end w:val="single" w:sz="4" w:space="0" w:color="000000"/>
+            </w:tcBorders>
+            <w:shd w:fill="2D404B" w:val="clear"/>
+          </w:tcPr>
+          <w:p>
+            <w:pPr>
+              <w:pStyle w:val="Contenidodelatablauser"/>
+              <w:spacing w:before="0" w:after="160"/>
+              <w:rPr>
+                <w:lang w:val="es-AR" w:eastAsia="en-US" w:bidi="ar-SA"/>
+              </w:rPr>
+            </w:pPr>
+            <w:r>
+              <w:rPr>
+                <w:lang w:val="es-AR" w:eastAsia="en-US" w:bidi="ar-SA"/>
+              </w:rPr>
+              <w:t>Estudiantes que pertenecen a la materia a ya sea Agregar, Editar y Eliminar</w:t>
+            </w:r>
+          </w:p>
+        </w:tc>
+      </w:tr>
+    </w:tbl>
+    <w:p>
+      <w:pPr>
+        <w:pStyle w:val="Normal"/>
+        <w:spacing w:before="0" w:after="160"/>
+        <w:rPr>
+          <w:b w:val="false"/>
+          <w:bCs w:val="false"/>
+          <w:i w:val="false"/>
+          <w:iCs w:val="false"/>
+          <w:sz w:val="28"/>
+          <w:szCs w:val="28"/>
+          <w:u w:val="none"/>
+          <w:shd w:fill="auto" w:val="clear"/>
+          <w:lang w:val="es-AR" w:eastAsia="en-US" w:bidi="ar-SA"/>
+        </w:rPr>
+      </w:pPr>
+      <w:r>
+        <w:rPr>
+          <w:b w:val="false"/>
+          <w:bCs w:val="false"/>
+          <w:i w:val="false"/>
+          <w:iCs w:val="false"/>
+          <w:sz w:val="28"/>
+          <w:szCs w:val="28"/>
+          <w:u w:val="none"/>
+          <w:shd w:fill="auto" w:val="clear"/>
+          <w:lang w:val="es-AR" w:eastAsia="en-US" w:bidi="ar-SA"/>
+        </w:rPr>
+        <w:br/>
+      </w:r>
+      <w:r>
+        <w:rPr>
+          <w:b w:val="false"/>
+          <w:bCs w:val="false"/>
+          <w:i/>
+          <w:iCs/>
+          <w:sz w:val="28"/>
+          <w:szCs w:val="28"/>
+          <w:u w:val="none"/>
+          <w:shd w:fill="auto" w:val="clear"/>
+          <w:lang w:val="es-AR" w:eastAsia="en-US" w:bidi="ar-SA"/>
+        </w:rPr>
+        <w:t>Caso “EliminarClase”</w:t>
+      </w:r>
+    </w:p>
+    <w:tbl>
+      <w:tblPr>
+        <w:tblW w:w="5000" w:type="pct"/>
+        <w:jc w:val="start"/>
+        <w:tblInd w:w="-5" w:type="dxa"/>
+        <w:tblLayout w:type="fixed"/>
+        <w:tblCellMar>
+          <w:top w:w="58" w:type="dxa"/>
+          <w:start w:w="58" w:type="dxa"/>
+          <w:bottom w:w="58" w:type="dxa"/>
+          <w:end w:w="58" w:type="dxa"/>
+        </w:tblCellMar>
+      </w:tblPr>
+      <w:tblGrid>
+        <w:gridCol w:w="3120"/>
+        <w:gridCol w:w="3120"/>
+        <w:gridCol w:w="3120"/>
+      </w:tblGrid>
+      <w:tr>
+        <w:trPr/>
+        <w:tc>
+          <w:tcPr>
+            <w:tcW w:w="3120" w:type="dxa"/>
+            <w:tcBorders>
+              <w:top w:val="single" w:sz="4" w:space="0" w:color="000000"/>
+              <w:start w:val="single" w:sz="4" w:space="0" w:color="000000"/>
+              <w:bottom w:val="single" w:sz="4" w:space="0" w:color="000000"/>
+              <w:end w:val="single" w:sz="4" w:space="0" w:color="000000"/>
+            </w:tcBorders>
+            <w:shd w:fill="2D404B" w:val="clear"/>
+          </w:tcPr>
+          <w:p>
+            <w:pPr>
+              <w:pStyle w:val="Contenidodelatabla"/>
+              <w:spacing w:before="0" w:after="160"/>
+              <w:rPr>
+                <w:lang w:val="es-AR" w:eastAsia="en-US" w:bidi="ar-SA"/>
+              </w:rPr>
+            </w:pPr>
+            <w:r>
+              <w:rPr>
+                <w:lang w:val="es-AR" w:eastAsia="en-US" w:bidi="ar-SA"/>
+              </w:rPr>
+              <w:t>Campo</w:t>
+            </w:r>
+          </w:p>
+        </w:tc>
+        <w:tc>
+          <w:tcPr>
+            <w:tcW w:w="3120" w:type="dxa"/>
+            <w:tcBorders>
+              <w:top w:val="single" w:sz="4" w:space="0" w:color="000000"/>
+              <w:start w:val="single" w:sz="4" w:space="0" w:color="000000"/>
+              <w:bottom w:val="single" w:sz="4" w:space="0" w:color="000000"/>
+              <w:end w:val="single" w:sz="4" w:space="0" w:color="000000"/>
+            </w:tcBorders>
+            <w:shd w:fill="2D404B" w:val="clear"/>
+          </w:tcPr>
+          <w:p>
+            <w:pPr>
+              <w:pStyle w:val="Contenidodelatabla"/>
+              <w:spacing w:before="0" w:after="160"/>
+              <w:rPr>
+                <w:lang w:val="es-AR" w:eastAsia="en-US" w:bidi="ar-SA"/>
+              </w:rPr>
+            </w:pPr>
+            <w:r>
+              <w:rPr>
+                <w:lang w:val="es-AR" w:eastAsia="en-US" w:bidi="ar-SA"/>
+              </w:rPr>
+              <w:t>Tipo</w:t>
+            </w:r>
+          </w:p>
+        </w:tc>
+        <w:tc>
+          <w:tcPr>
+            <w:tcW w:w="3120" w:type="dxa"/>
+            <w:tcBorders>
+              <w:top w:val="single" w:sz="4" w:space="0" w:color="000000"/>
+              <w:start w:val="single" w:sz="4" w:space="0" w:color="000000"/>
+              <w:bottom w:val="single" w:sz="4" w:space="0" w:color="000000"/>
+              <w:end w:val="single" w:sz="4" w:space="0" w:color="000000"/>
+            </w:tcBorders>
+            <w:shd w:fill="2D404B" w:val="clear"/>
+          </w:tcPr>
+          <w:p>
+            <w:pPr>
+              <w:pStyle w:val="Contenidodelatabla"/>
+              <w:spacing w:before="0" w:after="160"/>
+              <w:rPr>
+                <w:lang w:val="es-AR" w:eastAsia="en-US" w:bidi="ar-SA"/>
+              </w:rPr>
+            </w:pPr>
+            <w:r>
+              <w:rPr>
+                <w:lang w:val="es-AR" w:eastAsia="en-US" w:bidi="ar-SA"/>
+              </w:rPr>
+              <w:t>Descripción</w:t>
+            </w:r>
+          </w:p>
+        </w:tc>
+      </w:tr>
+      <w:tr>
+        <w:trPr/>
+        <w:tc>
+          <w:tcPr>
+            <w:tcW w:w="3120" w:type="dxa"/>
+            <w:tcBorders>
+              <w:top w:val="single" w:sz="4" w:space="0" w:color="000000"/>
+              <w:start w:val="single" w:sz="4" w:space="0" w:color="000000"/>
+              <w:bottom w:val="single" w:sz="4" w:space="0" w:color="000000"/>
+              <w:end w:val="single" w:sz="4" w:space="0" w:color="000000"/>
+            </w:tcBorders>
+            <w:shd w:fill="2D404B" w:val="clear"/>
+          </w:tcPr>
+          <w:p>
+            <w:pPr>
+              <w:pStyle w:val="Contenidodelatabla"/>
+              <w:spacing w:before="0" w:after="160"/>
+              <w:rPr>
+                <w:lang w:val="es-AR" w:eastAsia="en-US" w:bidi="ar-SA"/>
+              </w:rPr>
+            </w:pPr>
+            <w:r>
+              <w:rPr>
+                <w:lang w:val="es-AR" w:eastAsia="en-US" w:bidi="ar-SA"/>
+              </w:rPr>
+              <w:t>Carrera_Eliminar</w:t>
+            </w:r>
+          </w:p>
+        </w:tc>
+        <w:tc>
+          <w:tcPr>
+            <w:tcW w:w="3120" w:type="dxa"/>
+            <w:tcBorders>
+              <w:top w:val="single" w:sz="4" w:space="0" w:color="000000"/>
+              <w:start w:val="single" w:sz="4" w:space="0" w:color="000000"/>
+              <w:bottom w:val="single" w:sz="4" w:space="0" w:color="000000"/>
+              <w:end w:val="single" w:sz="4" w:space="0" w:color="000000"/>
+            </w:tcBorders>
+            <w:shd w:fill="2D404B" w:val="clear"/>
+          </w:tcPr>
+          <w:p>
+            <w:pPr>
+              <w:pStyle w:val="Contenidodelatabla"/>
+              <w:spacing w:before="0" w:after="160"/>
+              <w:rPr>
+                <w:lang w:val="es-AR" w:eastAsia="en-US" w:bidi="ar-SA"/>
+              </w:rPr>
+            </w:pPr>
+            <w:r>
+              <w:rPr>
+                <w:lang w:val="es-AR" w:eastAsia="en-US" w:bidi="ar-SA"/>
+              </w:rPr>
+              <w:t>string</w:t>
+            </w:r>
+          </w:p>
+        </w:tc>
+        <w:tc>
+          <w:tcPr>
+            <w:tcW w:w="3120" w:type="dxa"/>
+            <w:tcBorders>
+              <w:top w:val="single" w:sz="4" w:space="0" w:color="000000"/>
+              <w:start w:val="single" w:sz="4" w:space="0" w:color="000000"/>
+              <w:bottom w:val="single" w:sz="4" w:space="0" w:color="000000"/>
+              <w:end w:val="single" w:sz="4" w:space="0" w:color="000000"/>
+            </w:tcBorders>
+            <w:shd w:fill="2D404B" w:val="clear"/>
+          </w:tcPr>
+          <w:p>
+            <w:pPr>
+              <w:pStyle w:val="Contenidodelatabla"/>
+              <w:spacing w:before="0" w:after="160"/>
+              <w:rPr>
+                <w:lang w:val="es-AR" w:eastAsia="en-US" w:bidi="ar-SA"/>
+              </w:rPr>
+            </w:pPr>
+            <w:r>
+              <w:rPr>
+                <w:lang w:val="es-AR" w:eastAsia="en-US" w:bidi="ar-SA"/>
+              </w:rPr>
+              <w:t>Nombre de la carrera a la que pertenece la materia a eliminar</w:t>
+            </w:r>
+          </w:p>
+        </w:tc>
+      </w:tr>
+      <w:tr>
+        <w:trPr/>
+        <w:tc>
+          <w:tcPr>
+            <w:tcW w:w="3120" w:type="dxa"/>
+            <w:tcBorders>
+              <w:top w:val="single" w:sz="4" w:space="0" w:color="000000"/>
+              <w:start w:val="single" w:sz="4" w:space="0" w:color="000000"/>
+              <w:bottom w:val="single" w:sz="4" w:space="0" w:color="000000"/>
+              <w:end w:val="single" w:sz="4" w:space="0" w:color="000000"/>
+            </w:tcBorders>
+            <w:shd w:fill="2D404B" w:val="clear"/>
+          </w:tcPr>
+          <w:p>
+            <w:pPr>
+              <w:pStyle w:val="Contenidodelatabla"/>
+              <w:spacing w:before="0" w:after="160"/>
+              <w:rPr>
+                <w:lang w:val="es-AR" w:eastAsia="en-US" w:bidi="ar-SA"/>
+              </w:rPr>
+            </w:pPr>
+            <w:r>
+              <w:rPr>
+                <w:lang w:val="es-AR" w:eastAsia="en-US" w:bidi="ar-SA"/>
+              </w:rPr>
+              <w:t>Materia_Eliminar</w:t>
+            </w:r>
+          </w:p>
+        </w:tc>
+        <w:tc>
+          <w:tcPr>
+            <w:tcW w:w="3120" w:type="dxa"/>
+            <w:tcBorders>
+              <w:top w:val="single" w:sz="4" w:space="0" w:color="000000"/>
+              <w:start w:val="single" w:sz="4" w:space="0" w:color="000000"/>
+              <w:bottom w:val="single" w:sz="4" w:space="0" w:color="000000"/>
+              <w:end w:val="single" w:sz="4" w:space="0" w:color="000000"/>
+            </w:tcBorders>
+            <w:shd w:fill="2D404B" w:val="clear"/>
+          </w:tcPr>
+          <w:p>
+            <w:pPr>
+              <w:pStyle w:val="Contenidodelatabla"/>
+              <w:spacing w:before="0" w:after="160"/>
+              <w:rPr>
+                <w:lang w:val="es-AR" w:eastAsia="en-US" w:bidi="ar-SA"/>
+              </w:rPr>
+            </w:pPr>
+            <w:r>
+              <w:rPr>
+                <w:lang w:val="es-AR" w:eastAsia="en-US" w:bidi="ar-SA"/>
+              </w:rPr>
+              <w:t>string</w:t>
+            </w:r>
+          </w:p>
+        </w:tc>
+        <w:tc>
+          <w:tcPr>
+            <w:tcW w:w="3120" w:type="dxa"/>
+            <w:tcBorders>
+              <w:top w:val="single" w:sz="4" w:space="0" w:color="000000"/>
+              <w:start w:val="single" w:sz="4" w:space="0" w:color="000000"/>
+              <w:bottom w:val="single" w:sz="4" w:space="0" w:color="000000"/>
+              <w:end w:val="single" w:sz="4" w:space="0" w:color="000000"/>
+            </w:tcBorders>
+            <w:shd w:fill="2D404B" w:val="clear"/>
+          </w:tcPr>
+          <w:p>
+            <w:pPr>
+              <w:pStyle w:val="Contenidodelatabla"/>
+              <w:spacing w:before="0" w:after="160"/>
+              <w:rPr>
+                <w:lang w:val="es-AR" w:eastAsia="en-US" w:bidi="ar-SA"/>
+              </w:rPr>
+            </w:pPr>
+            <w:r>
+              <w:rPr>
+                <w:lang w:val="es-AR" w:eastAsia="en-US" w:bidi="ar-SA"/>
+              </w:rPr>
+              <w:t>Nombre de la materia a Eliminar</w:t>
+            </w:r>
+          </w:p>
+        </w:tc>
+      </w:tr>
+      <w:tr>
+        <w:trPr/>
+        <w:tc>
+          <w:tcPr>
+            <w:tcW w:w="3120" w:type="dxa"/>
+            <w:tcBorders>
+              <w:top w:val="single" w:sz="4" w:space="0" w:color="000000"/>
+              <w:start w:val="single" w:sz="4" w:space="0" w:color="000000"/>
+              <w:bottom w:val="single" w:sz="4" w:space="0" w:color="000000"/>
+              <w:end w:val="single" w:sz="4" w:space="0" w:color="000000"/>
+            </w:tcBorders>
+            <w:shd w:fill="2D404B" w:val="clear"/>
+          </w:tcPr>
+          <w:p>
+            <w:pPr>
+              <w:pStyle w:val="Contenidodelatabla"/>
+              <w:spacing w:before="0" w:after="160"/>
+              <w:rPr>
+                <w:lang w:val="es-AR" w:eastAsia="en-US" w:bidi="ar-SA"/>
+              </w:rPr>
+            </w:pPr>
+            <w:r>
+              <w:rPr>
+                <w:lang w:val="es-AR" w:eastAsia="en-US" w:bidi="ar-SA"/>
+              </w:rPr>
+              <w:t>Ciclo_Eliminar</w:t>
+            </w:r>
+          </w:p>
+        </w:tc>
+        <w:tc>
+          <w:tcPr>
+            <w:tcW w:w="3120" w:type="dxa"/>
+            <w:tcBorders>
+              <w:top w:val="single" w:sz="4" w:space="0" w:color="000000"/>
+              <w:start w:val="single" w:sz="4" w:space="0" w:color="000000"/>
+              <w:bottom w:val="single" w:sz="4" w:space="0" w:color="000000"/>
+              <w:end w:val="single" w:sz="4" w:space="0" w:color="000000"/>
+            </w:tcBorders>
+            <w:shd w:fill="2D404B" w:val="clear"/>
+          </w:tcPr>
+          <w:p>
+            <w:pPr>
+              <w:pStyle w:val="Contenidodelatabla"/>
+              <w:spacing w:before="0" w:after="160"/>
+              <w:rPr>
+                <w:lang w:val="es-AR" w:eastAsia="en-US" w:bidi="ar-SA"/>
+              </w:rPr>
+            </w:pPr>
+            <w:r>
+              <w:rPr>
+                <w:lang w:val="es-AR" w:eastAsia="en-US" w:bidi="ar-SA"/>
+              </w:rPr>
+              <w:t>numer</w:t>
+            </w:r>
+          </w:p>
+        </w:tc>
+        <w:tc>
+          <w:tcPr>
+            <w:tcW w:w="3120" w:type="dxa"/>
+            <w:tcBorders>
+              <w:top w:val="single" w:sz="4" w:space="0" w:color="000000"/>
+              <w:start w:val="single" w:sz="4" w:space="0" w:color="000000"/>
+              <w:bottom w:val="single" w:sz="4" w:space="0" w:color="000000"/>
+              <w:end w:val="single" w:sz="4" w:space="0" w:color="000000"/>
+            </w:tcBorders>
+            <w:shd w:fill="2D404B" w:val="clear"/>
+          </w:tcPr>
+          <w:p>
+            <w:pPr>
+              <w:pStyle w:val="Contenidodelatabla"/>
+              <w:spacing w:before="0" w:after="160"/>
+              <w:rPr>
+                <w:lang w:val="es-AR" w:eastAsia="en-US" w:bidi="ar-SA"/>
+              </w:rPr>
+            </w:pPr>
+            <w:r>
+              <w:rPr>
+                <w:lang w:val="es-AR" w:eastAsia="en-US" w:bidi="ar-SA"/>
+              </w:rPr>
+              <w:t>Año de la materia a Eliminar</w:t>
+            </w:r>
+          </w:p>
+        </w:tc>
+      </w:tr>
+    </w:tbl>
+    <w:p>
+      <w:pPr>
+        <w:pStyle w:val="Normal"/>
+        <w:spacing w:before="0" w:after="160"/>
+        <w:rPr>
+          <w:sz w:val="28"/>
+          <w:szCs w:val="28"/>
+          <w:highlight w:val="none"/>
+          <w:u w:val="none"/>
+          <w:shd w:fill="auto" w:val="clear"/>
+          <w:lang w:val="es-AR"/>
+        </w:rPr>
+      </w:pPr>
+      <w:r>
+        <w:rPr>
+          <w:b w:val="false"/>
+          <w:bCs w:val="false"/>
+          <w:i w:val="false"/>
+          <w:iCs w:val="false"/>
+          <w:sz w:val="28"/>
+          <w:szCs w:val="28"/>
+          <w:u w:val="none"/>
+          <w:shd w:fill="auto" w:val="clear"/>
+          <w:lang w:val="es-AR" w:eastAsia="en-US" w:bidi="ar-SA"/>
+        </w:rPr>
+        <w:br/>
+      </w:r>
+      <w:r>
+        <w:rPr>
+          <w:b/>
+          <w:bCs/>
+          <w:i/>
+          <w:iCs/>
+          <w:sz w:val="40"/>
+          <w:szCs w:val="40"/>
+          <w:u w:val="none"/>
+          <w:shd w:fill="auto" w:val="clear"/>
+          <w:lang w:val="es-AR" w:eastAsia="en-US" w:bidi="ar-SA"/>
+        </w:rPr>
+        <w:t>Ejemplo De Petición</w:t>
+      </w:r>
+      <w:r>
+        <w:rPr>
+          <w:b w:val="false"/>
+          <w:bCs w:val="false"/>
+          <w:i w:val="false"/>
+          <w:iCs w:val="false"/>
+          <w:sz w:val="28"/>
+          <w:szCs w:val="28"/>
+          <w:u w:val="none"/>
+          <w:shd w:fill="auto" w:val="clear"/>
+          <w:lang w:val="es-AR" w:eastAsia="en-US" w:bidi="ar-SA"/>
+        </w:rPr>
+        <w:br/>
+        <w:br/>
+      </w:r>
+      <w:r>
+        <w:rPr>
+          <w:b w:val="false"/>
+          <w:bCs w:val="false"/>
+          <w:i/>
+          <w:iCs/>
+          <w:sz w:val="28"/>
+          <w:szCs w:val="28"/>
+          <w:u w:val="none"/>
+          <w:shd w:fill="auto" w:val="clear"/>
+          <w:lang w:val="es-AR" w:eastAsia="en-US" w:bidi="ar-SA"/>
+        </w:rPr>
+        <w:t>Caso “AgregarNuevaClase”</w:t>
+      </w:r>
+      <w:r>
+        <w:rPr>
+          <w:b w:val="false"/>
+          <w:bCs w:val="false"/>
+          <w:i w:val="false"/>
+          <w:iCs w:val="false"/>
+          <w:sz w:val="28"/>
+          <w:szCs w:val="28"/>
+          <w:u w:val="none"/>
+          <w:shd w:fill="auto" w:val="clear"/>
+          <w:lang w:val="es-AR" w:eastAsia="en-US" w:bidi="ar-SA"/>
+        </w:rPr>
+        <w:br/>
+        <w:t>{</w:t>
+        <w:br/>
+        <w:tab/>
+        <w:t>“Carrera_Nueva”: “Analista de Sistemas/</w:t>
+      </w:r>
+      <w:r>
+        <w:rPr>
+          <w:b w:val="false"/>
+          <w:bCs w:val="false"/>
+          <w:i w:val="false"/>
+          <w:iCs w:val="false"/>
+          <w:sz w:val="28"/>
+          <w:szCs w:val="28"/>
+          <w:u w:val="none"/>
+          <w:shd w:fill="auto" w:val="clear"/>
+          <w:lang w:val="es-AR" w:eastAsia="en-US" w:bidi="ar-SA"/>
+        </w:rPr>
+        <w:t>Botánica/Mecánica”(Acá se seleccionaría una de las opciones disponibles)</w:t>
+        <w:br/>
+        <w:tab/>
+        <w:t>“Materia_Nueva”: “Matemáticas 2”</w:t>
+        <w:br/>
+        <w:tab/>
+        <w:t>“Ciclo_Nueva”: “2”</w:t>
+        <w:br/>
+        <w:tab/>
+        <w:t>“DocenteAsignado_Nuevo”: “Niko Bellic”</w:t>
+        <w:br/>
+        <w:tab/>
+        <w:t>“Horarios_Nueva”: “Lunes/Miércoles/Viernes de 19:30 a 21:30”</w:t>
+        <w:br/>
+        <w:tab/>
+      </w:r>
+      <w:r>
+        <w:rPr>
+          <w:b w:val="false"/>
+          <w:bCs w:val="false"/>
+          <w:i w:val="false"/>
+          <w:iCs w:val="false"/>
+          <w:sz w:val="28"/>
+          <w:szCs w:val="28"/>
+          <w:u w:val="none"/>
+          <w:shd w:fill="auto" w:val="clear"/>
+          <w:lang w:val="es-AR" w:eastAsia="en-US" w:bidi="ar-SA"/>
+        </w:rPr>
+        <w:br/>
+        <w:t>}</w:t>
+        <w:br/>
+        <w:br/>
+      </w:r>
+      <w:r>
+        <w:rPr>
+          <w:b w:val="false"/>
+          <w:bCs w:val="false"/>
+          <w:i/>
+          <w:iCs/>
+          <w:sz w:val="28"/>
+          <w:szCs w:val="28"/>
+          <w:u w:val="none"/>
+          <w:shd w:fill="auto" w:val="clear"/>
+          <w:lang w:val="es-AR" w:eastAsia="en-US" w:bidi="ar-SA"/>
+        </w:rPr>
+        <w:t>Caso “ModificarClase”</w:t>
+      </w:r>
+      <w:r>
+        <w:rPr>
+          <w:b w:val="false"/>
+          <w:bCs w:val="false"/>
+          <w:i w:val="false"/>
+          <w:iCs w:val="false"/>
+          <w:sz w:val="28"/>
+          <w:szCs w:val="28"/>
+          <w:u w:val="none"/>
+          <w:shd w:fill="auto" w:val="clear"/>
+          <w:lang w:val="es-AR" w:eastAsia="en-US" w:bidi="ar-SA"/>
+        </w:rPr>
+        <w:br/>
+        <w:t>{</w:t>
+        <w:br/>
+        <w:tab/>
+        <w:t>“Carrera_Modificar”: “Mecánica =&gt; Analista de Sistemas”</w:t>
+        <w:br/>
+        <w:tab/>
+        <w:t>“Materia_Modificar”: “Matemática 2 =&gt; Practica</w:t>
+      </w:r>
+      <w:r>
+        <w:rPr>
+          <w:b w:val="false"/>
+          <w:bCs w:val="false"/>
+          <w:i w:val="false"/>
+          <w:iCs w:val="false"/>
+          <w:sz w:val="28"/>
+          <w:szCs w:val="28"/>
+          <w:u w:val="none"/>
+          <w:shd w:fill="auto" w:val="clear"/>
+          <w:lang w:val="es-AR" w:eastAsia="en-US" w:bidi="ar-SA"/>
+        </w:rPr>
+        <w:t>s</w:t>
+      </w:r>
+      <w:r>
+        <w:rPr>
+          <w:b w:val="false"/>
+          <w:bCs w:val="false"/>
+          <w:i w:val="false"/>
+          <w:iCs w:val="false"/>
+          <w:sz w:val="28"/>
+          <w:szCs w:val="28"/>
+          <w:u w:val="none"/>
+          <w:shd w:fill="auto" w:val="clear"/>
+          <w:lang w:val="es-AR" w:eastAsia="en-US" w:bidi="ar-SA"/>
+        </w:rPr>
+        <w:t xml:space="preserve"> Profecionalizantes 3”</w:t>
+        <w:br/>
+        <w:tab/>
+        <w:t>“Ciclo_Modificar”: “2 =&gt; 3”</w:t>
+        <w:br/>
+        <w:tab/>
+        <w:t>“DocenteAsignado_Modificar”: “Niko Bellic =&gt; Maria Petuña”</w:t>
+        <w:br/>
+        <w:tab/>
+        <w:t>“Horarios_Modificar”: “(Lunes/Miércoles/Viernes de 19:40 a 21:40) =&gt; (Martes/Jueves de 17:30 a 19:30)”</w:t>
+        <w:br/>
+        <w:tab/>
+        <w:t>“Estudiantes_Modificar”: “</w:t>
+      </w:r>
+      <w:r>
+        <w:rPr>
+          <w:b w:val="false"/>
+          <w:bCs w:val="false"/>
+          <w:i w:val="false"/>
+          <w:iCs w:val="false"/>
+          <w:sz w:val="28"/>
+          <w:szCs w:val="28"/>
+          <w:u w:val="none"/>
+          <w:shd w:fill="auto" w:val="clear"/>
+          <w:lang w:val="es-AR" w:eastAsia="en-US" w:bidi="ar-SA"/>
+        </w:rPr>
+        <w:t>(Jorge, Marcos, Maria)” =&gt; “(Marcos, Maria)”</w:t>
+      </w:r>
+      <w:r>
+        <w:rPr>
+          <w:b w:val="false"/>
+          <w:bCs w:val="false"/>
+          <w:i w:val="false"/>
+          <w:iCs w:val="false"/>
+          <w:sz w:val="28"/>
+          <w:szCs w:val="28"/>
+          <w:u w:val="none"/>
+          <w:shd w:fill="auto" w:val="clear"/>
+          <w:lang w:val="es-AR" w:eastAsia="en-US" w:bidi="ar-SA"/>
+        </w:rPr>
+        <w:br/>
+        <w:t>}</w:t>
+        <w:br/>
+      </w:r>
+      <w:r>
+        <w:rPr>
+          <w:b/>
+          <w:bCs/>
+          <w:i w:val="false"/>
+          <w:iCs w:val="false"/>
+          <w:sz w:val="28"/>
+          <w:szCs w:val="28"/>
+          <w:u w:val="none"/>
+          <w:shd w:fill="auto" w:val="clear"/>
+          <w:lang w:val="es-AR" w:eastAsia="en-US" w:bidi="ar-SA"/>
+        </w:rPr>
+        <w:t>Posteriormente busca los originales en la base de datos y los reemplaza por los nuevos.</w:t>
+      </w:r>
+      <w:r>
+        <w:rPr>
+          <w:b w:val="false"/>
+          <w:bCs w:val="false"/>
+          <w:i w:val="false"/>
+          <w:iCs w:val="false"/>
+          <w:sz w:val="28"/>
+          <w:szCs w:val="28"/>
+          <w:u w:val="none"/>
+          <w:shd w:fill="auto" w:val="clear"/>
+          <w:lang w:val="es-AR" w:eastAsia="en-US" w:bidi="ar-SA"/>
+        </w:rPr>
+        <w:br/>
+        <w:br/>
+      </w:r>
+      <w:r>
+        <w:rPr>
+          <w:b w:val="false"/>
+          <w:bCs w:val="false"/>
+          <w:i/>
+          <w:iCs/>
+          <w:sz w:val="28"/>
+          <w:szCs w:val="28"/>
+          <w:u w:val="none"/>
+          <w:shd w:fill="auto" w:val="clear"/>
+          <w:lang w:val="es-AR" w:eastAsia="en-US" w:bidi="ar-SA"/>
+        </w:rPr>
+        <w:t>Caso “EliminarClase”</w:t>
+      </w:r>
+      <w:r>
+        <w:rPr>
+          <w:b w:val="false"/>
+          <w:bCs w:val="false"/>
+          <w:i w:val="false"/>
+          <w:iCs w:val="false"/>
+          <w:sz w:val="28"/>
+          <w:szCs w:val="28"/>
+          <w:u w:val="none"/>
+          <w:shd w:fill="auto" w:val="clear"/>
+          <w:lang w:val="es-AR" w:eastAsia="en-US" w:bidi="ar-SA"/>
+        </w:rPr>
+        <w:br/>
+        <w:t>{</w:t>
+        <w:br/>
+        <w:tab/>
+        <w:t>“Carrera_Eliminar”: “Analista de Sistemas”</w:t>
+        <w:br/>
+        <w:tab/>
+        <w:t>“Materia_Eliminar”: ”Practicas Profesionalizantes 3”</w:t>
+        <w:br/>
+        <w:tab/>
+        <w:t>“Ciclo_Eliminar” : “3”</w:t>
+        <w:br/>
+        <w:t>}</w:t>
+        <w:br/>
+        <w:t>Posteriormente busca la clase según los parámetros ingresados y la elimina junto con toda la información de la misma.</w:t>
+        <w:br/>
+        <w:br/>
+      </w:r>
+      <w:r>
+        <w:rPr>
+          <w:b/>
+          <w:bCs/>
+          <w:i/>
+          <w:iCs/>
+          <w:sz w:val="40"/>
+          <w:szCs w:val="40"/>
+          <w:u w:val="none"/>
+          <w:shd w:fill="auto" w:val="clear"/>
+          <w:lang w:val="es-AR" w:eastAsia="en-US" w:bidi="ar-SA"/>
+        </w:rPr>
+        <w:t>Respuesta Exitosa</w:t>
+      </w:r>
+      <w:r>
+        <w:rPr>
+          <w:b w:val="false"/>
+          <w:bCs w:val="false"/>
+          <w:i w:val="false"/>
+          <w:iCs w:val="false"/>
+          <w:sz w:val="28"/>
+          <w:szCs w:val="28"/>
+          <w:u w:val="none"/>
+          <w:shd w:fill="auto" w:val="clear"/>
+          <w:lang w:val="es-AR" w:eastAsia="en-US" w:bidi="ar-SA"/>
+        </w:rPr>
+        <w:br/>
+      </w:r>
+      <w:r>
+        <w:rPr>
+          <w:b w:val="false"/>
+          <w:bCs w:val="false"/>
+          <w:i/>
+          <w:iCs/>
+          <w:sz w:val="28"/>
+          <w:szCs w:val="28"/>
+          <w:u w:val="none"/>
+          <w:shd w:fill="auto" w:val="clear"/>
+          <w:lang w:val="es-AR" w:eastAsia="en-US" w:bidi="ar-SA"/>
+        </w:rPr>
+        <w:t>Caso “AgregarNuevaClase”</w:t>
+      </w:r>
+      <w:r>
+        <w:rPr>
+          <w:b w:val="false"/>
+          <w:bCs w:val="false"/>
+          <w:i w:val="false"/>
+          <w:iCs w:val="false"/>
+          <w:sz w:val="28"/>
+          <w:szCs w:val="28"/>
+          <w:u w:val="none"/>
+          <w:shd w:fill="auto" w:val="clear"/>
+          <w:lang w:val="es-AR" w:eastAsia="en-US" w:bidi="ar-SA"/>
+        </w:rPr>
+        <w:br/>
+        <w:t>{</w:t>
+        <w:br/>
+        <w:tab/>
+        <w:t>“MensajeNuevaClaseAgregada”: “Se a podido agregar la clase ${Materia_Nueva} de la carrera ${Carrera_Nueva} a la base de datos del servidor”</w:t>
+        <w:br/>
+        <w:t>}</w:t>
+        <w:br/>
+      </w:r>
+      <w:r>
+        <w:rPr>
+          <w:b w:val="false"/>
+          <w:bCs w:val="false"/>
+          <w:i/>
+          <w:iCs/>
+          <w:sz w:val="28"/>
+          <w:szCs w:val="28"/>
+          <w:u w:val="none"/>
+          <w:shd w:fill="auto" w:val="clear"/>
+          <w:lang w:val="es-AR" w:eastAsia="en-US" w:bidi="ar-SA"/>
+        </w:rPr>
+        <w:t>Caso “ModificarClase”</w:t>
+      </w:r>
+      <w:r>
+        <w:rPr>
+          <w:b w:val="false"/>
+          <w:bCs w:val="false"/>
+          <w:i w:val="false"/>
+          <w:iCs w:val="false"/>
+          <w:sz w:val="28"/>
+          <w:szCs w:val="28"/>
+          <w:u w:val="none"/>
+          <w:shd w:fill="auto" w:val="clear"/>
+          <w:lang w:val="es-AR" w:eastAsia="en-US" w:bidi="ar-SA"/>
+        </w:rPr>
+        <w:br/>
+        <w:t>{</w:t>
+        <w:br/>
+        <w:tab/>
+        <w:t>“MensajeClaseModificada”: “Se a podido modificar la información de la clase ${Materia_Modificar}”</w:t>
+        <w:br/>
+        <w:t>}</w:t>
+        <w:br/>
+        <w:br/>
+      </w:r>
+      <w:r>
+        <w:rPr>
+          <w:b w:val="false"/>
+          <w:bCs w:val="false"/>
+          <w:i/>
+          <w:iCs/>
+          <w:sz w:val="28"/>
+          <w:szCs w:val="28"/>
+          <w:u w:val="none"/>
+          <w:shd w:fill="auto" w:val="clear"/>
+          <w:lang w:val="es-AR" w:eastAsia="en-US" w:bidi="ar-SA"/>
+        </w:rPr>
+        <w:t>Caso “EliminarClase”</w:t>
+      </w:r>
+      <w:r>
+        <w:rPr>
+          <w:b w:val="false"/>
+          <w:bCs w:val="false"/>
+          <w:i w:val="false"/>
+          <w:iCs w:val="false"/>
+          <w:sz w:val="28"/>
+          <w:szCs w:val="28"/>
+          <w:u w:val="none"/>
+          <w:shd w:fill="auto" w:val="clear"/>
+          <w:lang w:val="es-AR" w:eastAsia="en-US" w:bidi="ar-SA"/>
+        </w:rPr>
+        <w:br/>
+        <w:t>{</w:t>
+        <w:br/>
+        <w:tab/>
+        <w:t>“MensajeClaseEliminada”: “Se a podido eliminar la clase ${Materia_Eliminada} Exitosamente de la base de datos.</w:t>
+        <w:br/>
+        <w:t>}</w:t>
+        <w:br/>
+        <w:br/>
+      </w:r>
+      <w:r>
+        <w:rPr>
+          <w:b/>
+          <w:bCs/>
+          <w:i/>
+          <w:iCs/>
+          <w:sz w:val="40"/>
+          <w:szCs w:val="40"/>
+          <w:u w:val="none"/>
+          <w:shd w:fill="auto" w:val="clear"/>
+          <w:lang w:val="es-AR" w:eastAsia="en-US" w:bidi="ar-SA"/>
+        </w:rPr>
+        <w:t>POSIBLES ERRORES</w:t>
+      </w:r>
+      <w:r>
+        <w:rPr>
+          <w:b w:val="false"/>
+          <w:bCs w:val="false"/>
+          <w:i w:val="false"/>
+          <w:iCs w:val="false"/>
+          <w:sz w:val="28"/>
+          <w:szCs w:val="28"/>
+          <w:u w:val="none"/>
+          <w:shd w:fill="auto" w:val="clear"/>
+          <w:lang w:val="es-AR" w:eastAsia="en-US" w:bidi="ar-SA"/>
+        </w:rPr>
+        <w:br/>
+      </w:r>
+      <w:r>
+        <w:rPr>
+          <w:b w:val="false"/>
+          <w:bCs w:val="false"/>
+          <w:i w:val="false"/>
+          <w:iCs w:val="false"/>
+          <w:sz w:val="36"/>
+          <w:szCs w:val="36"/>
+          <w:u w:val="none"/>
+          <w:shd w:fill="auto" w:val="clear"/>
+          <w:lang w:val="es-AR" w:eastAsia="en-US" w:bidi="ar-SA"/>
+        </w:rPr>
+        <w:t xml:space="preserve">400 – </w:t>
+      </w:r>
+      <w:r>
+        <w:rPr>
+          <w:b w:val="false"/>
+          <w:bCs w:val="false"/>
+          <w:i/>
+          <w:iCs/>
+          <w:sz w:val="36"/>
+          <w:szCs w:val="36"/>
+          <w:u w:val="none"/>
+          <w:shd w:fill="auto" w:val="clear"/>
+          <w:lang w:val="es-AR" w:eastAsia="en-US" w:bidi="ar-SA"/>
+        </w:rPr>
+        <w:t>Datos Incorrectos</w:t>
+      </w:r>
+      <w:r>
+        <w:rPr>
+          <w:b w:val="false"/>
+          <w:bCs w:val="false"/>
+          <w:i w:val="false"/>
+          <w:iCs w:val="false"/>
+          <w:sz w:val="28"/>
+          <w:szCs w:val="28"/>
+          <w:u w:val="none"/>
+          <w:shd w:fill="auto" w:val="clear"/>
+          <w:lang w:val="es-AR" w:eastAsia="en-US" w:bidi="ar-SA"/>
+        </w:rPr>
+        <w:br/>
+        <w:t>No se pudo encontrar la clase seleccionada o se introdujo un valor invalido.</w:t>
+        <w:br/>
+        <w:br/>
+      </w:r>
+      <w:r>
+        <w:rPr>
+          <w:b w:val="false"/>
+          <w:bCs w:val="false"/>
+          <w:i w:val="false"/>
+          <w:iCs w:val="false"/>
+          <w:sz w:val="36"/>
+          <w:szCs w:val="36"/>
+          <w:u w:val="none"/>
+          <w:shd w:fill="auto" w:val="clear"/>
+          <w:lang w:val="es-AR" w:eastAsia="en-US" w:bidi="ar-SA"/>
+        </w:rPr>
+        <w:t>404 – Datos no encontrados</w:t>
+      </w:r>
+      <w:r>
+        <w:rPr>
+          <w:b w:val="false"/>
+          <w:bCs w:val="false"/>
+          <w:i w:val="false"/>
+          <w:iCs w:val="false"/>
+          <w:sz w:val="28"/>
+          <w:szCs w:val="28"/>
+          <w:u w:val="none"/>
+          <w:shd w:fill="auto" w:val="clear"/>
+          <w:lang w:val="es-AR" w:eastAsia="en-US" w:bidi="ar-SA"/>
+        </w:rPr>
+        <w:br/>
+        <w:t>No se pudo encontrar al alumno o a la clase seleccionada.</w:t>
+        <w:br/>
+        <w:br/>
+      </w:r>
+      <w:r>
+        <w:rPr>
+          <w:b w:val="false"/>
+          <w:bCs w:val="false"/>
+          <w:i w:val="false"/>
+          <w:iCs w:val="false"/>
+          <w:sz w:val="36"/>
+          <w:szCs w:val="36"/>
+          <w:u w:val="none"/>
+          <w:shd w:fill="auto" w:val="clear"/>
+          <w:lang w:val="es-AR" w:eastAsia="en-US" w:bidi="ar-SA"/>
+        </w:rPr>
+        <w:t xml:space="preserve">500 – </w:t>
+      </w:r>
+      <w:r>
+        <w:rPr>
+          <w:b w:val="false"/>
+          <w:bCs w:val="false"/>
+          <w:i/>
+          <w:iCs/>
+          <w:sz w:val="36"/>
+          <w:szCs w:val="36"/>
+          <w:u w:val="none"/>
+          <w:shd w:fill="auto" w:val="clear"/>
+          <w:lang w:val="es-AR" w:eastAsia="en-US" w:bidi="ar-SA"/>
+        </w:rPr>
+        <w:t>Error interno del servidor</w:t>
+      </w:r>
+      <w:r>
+        <w:rPr>
+          <w:b w:val="false"/>
+          <w:bCs w:val="false"/>
+          <w:i w:val="false"/>
+          <w:iCs w:val="false"/>
+          <w:sz w:val="28"/>
+          <w:szCs w:val="28"/>
+          <w:u w:val="none"/>
+          <w:shd w:fill="auto" w:val="clear"/>
+          <w:lang w:val="es-AR" w:eastAsia="en-US" w:bidi="ar-SA"/>
+        </w:rPr>
+        <w:br/>
+        <w:t>Ocurrió un error mientras el servidor intentaba confirmar la clase ingresada.</w:t>
+      </w:r>
+      <w:r>
+        <w:rPr>
+          <w:b/>
+          <w:bCs/>
+          <w:sz w:val="40"/>
+          <w:szCs w:val="40"/>
+          <w:u w:val="none"/>
+          <w:shd w:fill="auto" w:val="clear"/>
+          <w:lang w:val="es-AR"/>
+        </w:rPr>
+        <w:br/>
+      </w:r>
+      <w:r>
+        <w:rPr>
+          <w:b/>
+          <w:bCs/>
+          <w:color w:val="FFD320"/>
+          <w:sz w:val="40"/>
+          <w:szCs w:val="40"/>
+          <w:u w:val="none"/>
+          <w:shd w:fill="auto" w:val="clear"/>
+          <w:lang w:val="es-AR"/>
+        </w:rPr>
+        <w:t>«««««««FUNCIONES DEL ADMINISTRADOR»»»»»»»»»</w:t>
+      </w:r>
+      <w:r>
+        <w:rPr>
+          <w:b/>
+          <w:bCs/>
+          <w:sz w:val="40"/>
+          <w:szCs w:val="40"/>
+          <w:u w:val="none"/>
+          <w:shd w:fill="auto" w:val="clear"/>
+          <w:lang w:val="es-AR"/>
+        </w:rPr>
+        <w:br/>
+      </w:r>
+      <w:r>
+        <w:rPr>
+          <w:b/>
+          <w:bCs/>
+          <w:i w:val="false"/>
+          <w:iCs w:val="false"/>
+          <w:sz w:val="28"/>
+          <w:szCs w:val="28"/>
+          <w:u w:val="none"/>
+          <w:shd w:fill="auto" w:val="clear"/>
+          <w:lang w:val="es-AR" w:eastAsia="en-US" w:bidi="ar-SA"/>
+        </w:rPr>
+        <w:t>-------------------------------------------------------------------------------------------------------------</w:t>
       </w:r>
     </w:p>
     <w:sectPr>

--- a/API/Documentacion API.docx
+++ b/API/Documentacion API.docx
@@ -130,7 +130,7 @@
           <w:shd w:fill="004586" w:val="clear"/>
           <w:lang w:val="es-AR"/>
         </w:rPr>
-        <w:t xml:space="preserve">/Iniciar Sesión </w:t>
+        <w:t xml:space="preserve">/IniciarSesión </w:t>
       </w:r>
       <w:r>
         <w:rPr>
@@ -202,7 +202,7 @@
           </w:tcPr>
           <w:p>
             <w:pPr>
-              <w:pStyle w:val="Contenidodelatabla"/>
+              <w:pStyle w:val="Contenidodelatablauser"/>
               <w:spacing w:before="0" w:after="160"/>
               <w:rPr>
                 <w:sz w:val="28"/>
@@ -236,7 +236,7 @@
           </w:tcPr>
           <w:p>
             <w:pPr>
-              <w:pStyle w:val="Contenidodelatabla"/>
+              <w:pStyle w:val="Contenidodelatablauser"/>
               <w:spacing w:before="0" w:after="160"/>
               <w:rPr>
                 <w:sz w:val="28"/>
@@ -270,7 +270,7 @@
           </w:tcPr>
           <w:p>
             <w:pPr>
-              <w:pStyle w:val="Contenidodelatabla"/>
+              <w:pStyle w:val="Contenidodelatablauser"/>
               <w:spacing w:before="0" w:after="160"/>
               <w:rPr>
                 <w:sz w:val="28"/>
@@ -307,7 +307,7 @@
           </w:tcPr>
           <w:p>
             <w:pPr>
-              <w:pStyle w:val="Contenidodelatabla"/>
+              <w:pStyle w:val="Contenidodelatablauser"/>
               <w:spacing w:before="0" w:after="160"/>
               <w:rPr>
                 <w:sz w:val="28"/>
@@ -341,7 +341,7 @@
           </w:tcPr>
           <w:p>
             <w:pPr>
-              <w:pStyle w:val="Contenidodelatabla"/>
+              <w:pStyle w:val="Contenidodelatablauser"/>
               <w:spacing w:before="0" w:after="160"/>
               <w:rPr>
                 <w:sz w:val="28"/>
@@ -375,7 +375,7 @@
           </w:tcPr>
           <w:p>
             <w:pPr>
-              <w:pStyle w:val="Contenidodelatabla"/>
+              <w:pStyle w:val="Contenidodelatablauser"/>
               <w:spacing w:before="0" w:after="160"/>
               <w:rPr>
                 <w:sz w:val="28"/>
@@ -412,7 +412,7 @@
           </w:tcPr>
           <w:p>
             <w:pPr>
-              <w:pStyle w:val="Contenidodelatabla"/>
+              <w:pStyle w:val="Contenidodelatablauser"/>
               <w:spacing w:before="0" w:after="160"/>
               <w:rPr>
                 <w:sz w:val="28"/>
@@ -446,7 +446,7 @@
           </w:tcPr>
           <w:p>
             <w:pPr>
-              <w:pStyle w:val="Contenidodelatabla"/>
+              <w:pStyle w:val="Contenidodelatablauser"/>
               <w:spacing w:before="0" w:after="160"/>
               <w:rPr>
                 <w:sz w:val="28"/>
@@ -480,7 +480,7 @@
           </w:tcPr>
           <w:p>
             <w:pPr>
-              <w:pStyle w:val="Contenidodelatabla"/>
+              <w:pStyle w:val="Contenidodelatablauser"/>
               <w:spacing w:before="0" w:after="160"/>
               <w:rPr>
                 <w:sz w:val="28"/>
@@ -522,6 +522,7 @@
           <w:shd w:fill="auto" w:val="clear"/>
           <w:lang w:val="es-AR"/>
         </w:rPr>
+        <w:br/>
         <w:t>Ejemplo de Solicitud</w:t>
       </w:r>
       <w:r>
@@ -540,6 +541,7 @@
         <w:t xml:space="preserve"> “codigo_de_ingreso”: “1234”</w:t>
         <w:br/>
         <w:t>}</w:t>
+        <w:br/>
         <w:br/>
         <w:br/>
       </w:r>
@@ -577,8 +579,60 @@
         <w:br/>
         <w:t>}</w:t>
         <w:br/>
+      </w:r>
+      <w:r>
+        <w:rPr>
+          <w:i/>
+          <w:iCs/>
+          <w:sz w:val="28"/>
+          <w:szCs w:val="28"/>
+          <w:u w:val="none"/>
+          <w:shd w:fill="auto" w:val="clear"/>
+          <w:lang w:val="es-AR"/>
+        </w:rPr>
         <w:t>Posteriormente seria enviado a su respectiva sección de opciones.</w:t>
-        <w:br/>
+      </w:r>
+      <w:r>
+        <w:rPr>
+          <w:sz w:val="28"/>
+          <w:szCs w:val="28"/>
+          <w:u w:val="none"/>
+          <w:shd w:fill="auto" w:val="clear"/>
+          <w:lang w:val="es-AR"/>
+        </w:rPr>
+        <w:br/>
+      </w:r>
+      <w:r>
+        <w:rPr>
+          <w:sz w:val="28"/>
+          <w:szCs w:val="28"/>
+          <w:u w:val="none"/>
+          <w:shd w:fill="auto" w:val="clear"/>
+          <w:lang w:val="es-AR"/>
+        </w:rPr>
+        <w:t>(S</w:t>
+      </w:r>
+      <w:r>
+        <w:rPr>
+          <w:i/>
+          <w:iCs/>
+          <w:sz w:val="28"/>
+          <w:szCs w:val="28"/>
+          <w:u w:val="none"/>
+          <w:shd w:fill="auto" w:val="clear"/>
+          <w:lang w:val="es-AR"/>
+        </w:rPr>
+        <w:t>e guardaría el inicio de sesión, así el usuario no tiene que volver a ingresar su nombre y contraseña hasta la próxima vez que vuelva a la pagina.)</w:t>
+        <w:br/>
+      </w:r>
+      <w:r>
+        <w:rPr>
+          <w:sz w:val="28"/>
+          <w:szCs w:val="28"/>
+          <w:u w:val="none"/>
+          <w:shd w:fill="auto" w:val="clear"/>
+          <w:lang w:val="es-AR"/>
+        </w:rPr>
         <w:br/>
       </w:r>
       <w:r>
@@ -903,7 +957,6 @@
         </w:rPr>
         <w:br/>
         <w:t>La Solicitud debe contener los siguientes datos:</w:t>
-        <w:br/>
       </w:r>
     </w:p>
     <w:tbl>
@@ -939,7 +992,7 @@
           </w:tcPr>
           <w:p>
             <w:pPr>
-              <w:pStyle w:val="Contenidodelatabla"/>
+              <w:pStyle w:val="Contenidodelatablauser"/>
               <w:spacing w:before="0" w:after="160"/>
               <w:rPr>
                 <w:lang w:val="es-AR"/>
@@ -966,7 +1019,7 @@
           </w:tcPr>
           <w:p>
             <w:pPr>
-              <w:pStyle w:val="Contenidodelatabla"/>
+              <w:pStyle w:val="Contenidodelatablauser"/>
               <w:spacing w:before="0" w:after="160"/>
               <w:rPr>
                 <w:lang w:val="es-AR"/>
@@ -993,7 +1046,7 @@
           </w:tcPr>
           <w:p>
             <w:pPr>
-              <w:pStyle w:val="Contenidodelatabla"/>
+              <w:pStyle w:val="Contenidodelatablauser"/>
               <w:spacing w:before="0" w:after="160"/>
               <w:rPr>
                 <w:lang w:val="es-AR"/>
@@ -1023,7 +1076,7 @@
           </w:tcPr>
           <w:p>
             <w:pPr>
-              <w:pStyle w:val="Contenidodelatabla"/>
+              <w:pStyle w:val="Contenidodelatablauser"/>
               <w:spacing w:before="0" w:after="160"/>
               <w:rPr>
                 <w:lang w:val="es-AR"/>
@@ -1035,31 +1088,37 @@
               </w:rPr>
               <w:t>nombre</w:t>
             </w:r>
-          </w:p>
-        </w:tc>
-        <w:tc>
-          <w:tcPr>
-            <w:tcW w:w="3120" w:type="dxa"/>
-            <w:tcBorders>
-              <w:top w:val="single" w:sz="4" w:space="0" w:color="000000"/>
-              <w:start w:val="single" w:sz="4" w:space="0" w:color="000000"/>
-              <w:bottom w:val="single" w:sz="4" w:space="0" w:color="000000"/>
-              <w:end w:val="single" w:sz="4" w:space="0" w:color="000000"/>
-            </w:tcBorders>
-            <w:shd w:fill="2D404B" w:val="clear"/>
-          </w:tcPr>
-          <w:p>
-            <w:pPr>
-              <w:pStyle w:val="Contenidodelatabla"/>
-              <w:spacing w:before="0" w:after="160"/>
+            <w:r>
               <w:rPr>
                 <w:lang w:val="es-AR"/>
               </w:rPr>
-            </w:pPr>
-            <w:r>
+              <w:t>_registrar</w:t>
+            </w:r>
+          </w:p>
+        </w:tc>
+        <w:tc>
+          <w:tcPr>
+            <w:tcW w:w="3120" w:type="dxa"/>
+            <w:tcBorders>
+              <w:top w:val="single" w:sz="4" w:space="0" w:color="000000"/>
+              <w:start w:val="single" w:sz="4" w:space="0" w:color="000000"/>
+              <w:bottom w:val="single" w:sz="4" w:space="0" w:color="000000"/>
+              <w:end w:val="single" w:sz="4" w:space="0" w:color="000000"/>
+            </w:tcBorders>
+            <w:shd w:fill="2D404B" w:val="clear"/>
+          </w:tcPr>
+          <w:p>
+            <w:pPr>
+              <w:pStyle w:val="Contenidodelatablauser"/>
+              <w:spacing w:before="0" w:after="160"/>
               <w:rPr>
                 <w:lang w:val="es-AR"/>
               </w:rPr>
+            </w:pPr>
+            <w:r>
+              <w:rPr>
+                <w:lang w:val="es-AR"/>
+              </w:rPr>
               <w:t>string</w:t>
             </w:r>
           </w:p>
@@ -1077,7 +1136,7 @@
           </w:tcPr>
           <w:p>
             <w:pPr>
-              <w:pStyle w:val="Contenidodelatabla"/>
+              <w:pStyle w:val="Contenidodelatablauser"/>
               <w:spacing w:before="0" w:after="160"/>
               <w:rPr>
                 <w:lang w:val="es-AR"/>
@@ -1087,7 +1146,13 @@
               <w:rPr>
                 <w:lang w:val="es-AR"/>
               </w:rPr>
-              <w:t>Nombre del usuario</w:t>
+              <w:t xml:space="preserve">Nombre del usuario </w:t>
+            </w:r>
+            <w:r>
+              <w:rPr>
+                <w:lang w:val="es-AR"/>
+              </w:rPr>
+              <w:t>a registrarse</w:t>
             </w:r>
           </w:p>
         </w:tc>
@@ -1107,7 +1172,7 @@
           </w:tcPr>
           <w:p>
             <w:pPr>
-              <w:pStyle w:val="Contenidodelatabla"/>
+              <w:pStyle w:val="Contenidodelatablauser"/>
               <w:spacing w:before="0" w:after="160"/>
               <w:rPr>
                 <w:lang w:val="es-AR"/>
@@ -1119,31 +1184,37 @@
               </w:rPr>
               <w:t>apellido</w:t>
             </w:r>
-          </w:p>
-        </w:tc>
-        <w:tc>
-          <w:tcPr>
-            <w:tcW w:w="3120" w:type="dxa"/>
-            <w:tcBorders>
-              <w:top w:val="single" w:sz="4" w:space="0" w:color="000000"/>
-              <w:start w:val="single" w:sz="4" w:space="0" w:color="000000"/>
-              <w:bottom w:val="single" w:sz="4" w:space="0" w:color="000000"/>
-              <w:end w:val="single" w:sz="4" w:space="0" w:color="000000"/>
-            </w:tcBorders>
-            <w:shd w:fill="2D404B" w:val="clear"/>
-          </w:tcPr>
-          <w:p>
-            <w:pPr>
-              <w:pStyle w:val="Contenidodelatabla"/>
-              <w:spacing w:before="0" w:after="160"/>
+            <w:r>
               <w:rPr>
                 <w:lang w:val="es-AR"/>
               </w:rPr>
-            </w:pPr>
-            <w:r>
+              <w:t>_registrar</w:t>
+            </w:r>
+          </w:p>
+        </w:tc>
+        <w:tc>
+          <w:tcPr>
+            <w:tcW w:w="3120" w:type="dxa"/>
+            <w:tcBorders>
+              <w:top w:val="single" w:sz="4" w:space="0" w:color="000000"/>
+              <w:start w:val="single" w:sz="4" w:space="0" w:color="000000"/>
+              <w:bottom w:val="single" w:sz="4" w:space="0" w:color="000000"/>
+              <w:end w:val="single" w:sz="4" w:space="0" w:color="000000"/>
+            </w:tcBorders>
+            <w:shd w:fill="2D404B" w:val="clear"/>
+          </w:tcPr>
+          <w:p>
+            <w:pPr>
+              <w:pStyle w:val="Contenidodelatablauser"/>
+              <w:spacing w:before="0" w:after="160"/>
               <w:rPr>
                 <w:lang w:val="es-AR"/>
               </w:rPr>
+            </w:pPr>
+            <w:r>
+              <w:rPr>
+                <w:lang w:val="es-AR"/>
+              </w:rPr>
               <w:t>string</w:t>
             </w:r>
           </w:p>
@@ -1161,7 +1232,7 @@
           </w:tcPr>
           <w:p>
             <w:pPr>
-              <w:pStyle w:val="Contenidodelatabla"/>
+              <w:pStyle w:val="Contenidodelatablauser"/>
               <w:spacing w:before="0" w:after="160"/>
               <w:rPr>
                 <w:lang w:val="es-AR"/>
@@ -1171,7 +1242,13 @@
               <w:rPr>
                 <w:lang w:val="es-AR"/>
               </w:rPr>
-              <w:t>Apellido del usuario</w:t>
+              <w:t xml:space="preserve">Apellido del usuario </w:t>
+            </w:r>
+            <w:r>
+              <w:rPr>
+                <w:lang w:val="es-AR"/>
+              </w:rPr>
+              <w:t>a registrarse</w:t>
             </w:r>
           </w:p>
         </w:tc>
@@ -1191,7 +1268,7 @@
           </w:tcPr>
           <w:p>
             <w:pPr>
-              <w:pStyle w:val="Contenidodelatabla"/>
+              <w:pStyle w:val="Contenidodelatablauser"/>
               <w:spacing w:before="0" w:after="160"/>
               <w:rPr>
                 <w:lang w:val="es-AR"/>
@@ -1201,24 +1278,24 @@
               <w:rPr>
                 <w:lang w:val="es-AR"/>
               </w:rPr>
-              <w:t>edad</w:t>
-            </w:r>
-          </w:p>
-        </w:tc>
-        <w:tc>
-          <w:tcPr>
-            <w:tcW w:w="3120" w:type="dxa"/>
-            <w:tcBorders>
-              <w:top w:val="single" w:sz="4" w:space="0" w:color="000000"/>
-              <w:start w:val="single" w:sz="4" w:space="0" w:color="000000"/>
-              <w:bottom w:val="single" w:sz="4" w:space="0" w:color="000000"/>
-              <w:end w:val="single" w:sz="4" w:space="0" w:color="000000"/>
-            </w:tcBorders>
-            <w:shd w:fill="2D404B" w:val="clear"/>
-          </w:tcPr>
-          <w:p>
-            <w:pPr>
-              <w:pStyle w:val="Contenidodelatabla"/>
+              <w:t>rol_registrar</w:t>
+            </w:r>
+          </w:p>
+        </w:tc>
+        <w:tc>
+          <w:tcPr>
+            <w:tcW w:w="3120" w:type="dxa"/>
+            <w:tcBorders>
+              <w:top w:val="single" w:sz="4" w:space="0" w:color="000000"/>
+              <w:start w:val="single" w:sz="4" w:space="0" w:color="000000"/>
+              <w:bottom w:val="single" w:sz="4" w:space="0" w:color="000000"/>
+              <w:end w:val="single" w:sz="4" w:space="0" w:color="000000"/>
+            </w:tcBorders>
+            <w:shd w:fill="2D404B" w:val="clear"/>
+          </w:tcPr>
+          <w:p>
+            <w:pPr>
+              <w:pStyle w:val="Contenidodelatablauser"/>
               <w:spacing w:before="0" w:after="160"/>
               <w:rPr>
                 <w:lang w:val="es-AR"/>
@@ -1228,24 +1305,24 @@
               <w:rPr>
                 <w:lang w:val="es-AR"/>
               </w:rPr>
-              <w:t>Number</w:t>
-            </w:r>
-          </w:p>
-        </w:tc>
-        <w:tc>
-          <w:tcPr>
-            <w:tcW w:w="3120" w:type="dxa"/>
-            <w:tcBorders>
-              <w:top w:val="single" w:sz="4" w:space="0" w:color="000000"/>
-              <w:start w:val="single" w:sz="4" w:space="0" w:color="000000"/>
-              <w:bottom w:val="single" w:sz="4" w:space="0" w:color="000000"/>
-              <w:end w:val="single" w:sz="4" w:space="0" w:color="000000"/>
-            </w:tcBorders>
-            <w:shd w:fill="2D404B" w:val="clear"/>
-          </w:tcPr>
-          <w:p>
-            <w:pPr>
-              <w:pStyle w:val="Contenidodelatabla"/>
+              <w:t>string</w:t>
+            </w:r>
+          </w:p>
+        </w:tc>
+        <w:tc>
+          <w:tcPr>
+            <w:tcW w:w="3120" w:type="dxa"/>
+            <w:tcBorders>
+              <w:top w:val="single" w:sz="4" w:space="0" w:color="000000"/>
+              <w:start w:val="single" w:sz="4" w:space="0" w:color="000000"/>
+              <w:bottom w:val="single" w:sz="4" w:space="0" w:color="000000"/>
+              <w:end w:val="single" w:sz="4" w:space="0" w:color="000000"/>
+            </w:tcBorders>
+            <w:shd w:fill="2D404B" w:val="clear"/>
+          </w:tcPr>
+          <w:p>
+            <w:pPr>
+              <w:pStyle w:val="Contenidodelatablauser"/>
               <w:spacing w:before="0" w:after="160"/>
               <w:rPr>
                 <w:lang w:val="es-AR"/>
@@ -1255,7 +1332,7 @@
               <w:rPr>
                 <w:lang w:val="es-AR"/>
               </w:rPr>
-              <w:t>Edad del usuario</w:t>
+              <w:t>Rol que el usuario desea adjuntar a la cuenta.</w:t>
             </w:r>
           </w:p>
         </w:tc>
@@ -1266,16 +1343,15 @@
           <w:tcPr>
             <w:tcW w:w="3120" w:type="dxa"/>
             <w:tcBorders>
-              <w:top w:val="single" w:sz="4" w:space="0" w:color="000000"/>
-              <w:start w:val="single" w:sz="4" w:space="0" w:color="000000"/>
-              <w:bottom w:val="single" w:sz="4" w:space="0" w:color="000000"/>
-              <w:end w:val="single" w:sz="4" w:space="0" w:color="000000"/>
-            </w:tcBorders>
-            <w:shd w:fill="2D404B" w:val="clear"/>
-          </w:tcPr>
-          <w:p>
-            <w:pPr>
-              <w:pStyle w:val="Contenidodelatabla"/>
+              <w:start w:val="single" w:sz="4" w:space="0" w:color="000000"/>
+              <w:bottom w:val="single" w:sz="4" w:space="0" w:color="000000"/>
+              <w:end w:val="single" w:sz="4" w:space="0" w:color="000000"/>
+            </w:tcBorders>
+            <w:shd w:fill="2D404B" w:val="clear"/>
+          </w:tcPr>
+          <w:p>
+            <w:pPr>
+              <w:pStyle w:val="Contenidodelatablauser"/>
               <w:spacing w:before="0" w:after="160"/>
               <w:rPr>
                 <w:lang w:val="es-AR"/>
@@ -1285,61 +1361,71 @@
               <w:rPr>
                 <w:lang w:val="es-AR"/>
               </w:rPr>
-              <w:t>genero</w:t>
-            </w:r>
-          </w:p>
-        </w:tc>
-        <w:tc>
-          <w:tcPr>
-            <w:tcW w:w="3120" w:type="dxa"/>
-            <w:tcBorders>
-              <w:top w:val="single" w:sz="4" w:space="0" w:color="000000"/>
-              <w:start w:val="single" w:sz="4" w:space="0" w:color="000000"/>
-              <w:bottom w:val="single" w:sz="4" w:space="0" w:color="000000"/>
-              <w:end w:val="single" w:sz="4" w:space="0" w:color="000000"/>
-            </w:tcBorders>
-            <w:shd w:fill="2D404B" w:val="clear"/>
-          </w:tcPr>
-          <w:p>
-            <w:pPr>
-              <w:pStyle w:val="Contenidodelatabla"/>
-              <w:spacing w:before="0" w:after="160"/>
+              <w:t>edad</w:t>
+            </w:r>
+            <w:r>
               <w:rPr>
                 <w:lang w:val="es-AR"/>
               </w:rPr>
-            </w:pPr>
-            <w:r>
+              <w:t>_registrar</w:t>
+            </w:r>
+          </w:p>
+        </w:tc>
+        <w:tc>
+          <w:tcPr>
+            <w:tcW w:w="3120" w:type="dxa"/>
+            <w:tcBorders>
+              <w:start w:val="single" w:sz="4" w:space="0" w:color="000000"/>
+              <w:bottom w:val="single" w:sz="4" w:space="0" w:color="000000"/>
+              <w:end w:val="single" w:sz="4" w:space="0" w:color="000000"/>
+            </w:tcBorders>
+            <w:shd w:fill="2D404B" w:val="clear"/>
+          </w:tcPr>
+          <w:p>
+            <w:pPr>
+              <w:pStyle w:val="Contenidodelatablauser"/>
+              <w:spacing w:before="0" w:after="160"/>
               <w:rPr>
                 <w:lang w:val="es-AR"/>
               </w:rPr>
-              <w:t>string</w:t>
-            </w:r>
-          </w:p>
-        </w:tc>
-        <w:tc>
-          <w:tcPr>
-            <w:tcW w:w="3120" w:type="dxa"/>
-            <w:tcBorders>
-              <w:top w:val="single" w:sz="4" w:space="0" w:color="000000"/>
-              <w:start w:val="single" w:sz="4" w:space="0" w:color="000000"/>
-              <w:bottom w:val="single" w:sz="4" w:space="0" w:color="000000"/>
-              <w:end w:val="single" w:sz="4" w:space="0" w:color="000000"/>
-            </w:tcBorders>
-            <w:shd w:fill="2D404B" w:val="clear"/>
-          </w:tcPr>
-          <w:p>
-            <w:pPr>
-              <w:pStyle w:val="Contenidodelatabla"/>
-              <w:spacing w:before="0" w:after="160"/>
+            </w:pPr>
+            <w:r>
               <w:rPr>
                 <w:lang w:val="es-AR"/>
               </w:rPr>
-            </w:pPr>
-            <w:r>
+              <w:t>Number</w:t>
+            </w:r>
+          </w:p>
+        </w:tc>
+        <w:tc>
+          <w:tcPr>
+            <w:tcW w:w="3120" w:type="dxa"/>
+            <w:tcBorders>
+              <w:start w:val="single" w:sz="4" w:space="0" w:color="000000"/>
+              <w:bottom w:val="single" w:sz="4" w:space="0" w:color="000000"/>
+              <w:end w:val="single" w:sz="4" w:space="0" w:color="000000"/>
+            </w:tcBorders>
+            <w:shd w:fill="2D404B" w:val="clear"/>
+          </w:tcPr>
+          <w:p>
+            <w:pPr>
+              <w:pStyle w:val="Contenidodelatablauser"/>
+              <w:spacing w:before="0" w:after="160"/>
               <w:rPr>
                 <w:lang w:val="es-AR"/>
               </w:rPr>
-              <w:t>Sexo del usuario</w:t>
+            </w:pPr>
+            <w:r>
+              <w:rPr>
+                <w:lang w:val="es-AR"/>
+              </w:rPr>
+              <w:t xml:space="preserve">Edad del usuario </w:t>
+            </w:r>
+            <w:r>
+              <w:rPr>
+                <w:lang w:val="es-AR"/>
+              </w:rPr>
+              <w:t>a registrarse</w:t>
             </w:r>
           </w:p>
         </w:tc>
@@ -1359,7 +1445,7 @@
           </w:tcPr>
           <w:p>
             <w:pPr>
-              <w:pStyle w:val="Contenidodelatabla"/>
+              <w:pStyle w:val="Contenidodelatablauser"/>
               <w:spacing w:before="0" w:after="160"/>
               <w:rPr>
                 <w:lang w:val="es-AR"/>
@@ -1369,33 +1455,135 @@
               <w:rPr>
                 <w:lang w:val="es-AR"/>
               </w:rPr>
+              <w:t>genero</w:t>
+            </w:r>
+            <w:r>
+              <w:rPr>
+                <w:lang w:val="es-AR"/>
+              </w:rPr>
+              <w:t>_registrar</w:t>
+            </w:r>
+          </w:p>
+        </w:tc>
+        <w:tc>
+          <w:tcPr>
+            <w:tcW w:w="3120" w:type="dxa"/>
+            <w:tcBorders>
+              <w:top w:val="single" w:sz="4" w:space="0" w:color="000000"/>
+              <w:start w:val="single" w:sz="4" w:space="0" w:color="000000"/>
+              <w:bottom w:val="single" w:sz="4" w:space="0" w:color="000000"/>
+              <w:end w:val="single" w:sz="4" w:space="0" w:color="000000"/>
+            </w:tcBorders>
+            <w:shd w:fill="2D404B" w:val="clear"/>
+          </w:tcPr>
+          <w:p>
+            <w:pPr>
+              <w:pStyle w:val="Contenidodelatablauser"/>
+              <w:spacing w:before="0" w:after="160"/>
+              <w:rPr>
+                <w:lang w:val="es-AR"/>
+              </w:rPr>
+            </w:pPr>
+            <w:r>
+              <w:rPr>
+                <w:lang w:val="es-AR"/>
+              </w:rPr>
+              <w:t>string</w:t>
+            </w:r>
+          </w:p>
+        </w:tc>
+        <w:tc>
+          <w:tcPr>
+            <w:tcW w:w="3120" w:type="dxa"/>
+            <w:tcBorders>
+              <w:top w:val="single" w:sz="4" w:space="0" w:color="000000"/>
+              <w:start w:val="single" w:sz="4" w:space="0" w:color="000000"/>
+              <w:bottom w:val="single" w:sz="4" w:space="0" w:color="000000"/>
+              <w:end w:val="single" w:sz="4" w:space="0" w:color="000000"/>
+            </w:tcBorders>
+            <w:shd w:fill="2D404B" w:val="clear"/>
+          </w:tcPr>
+          <w:p>
+            <w:pPr>
+              <w:pStyle w:val="Contenidodelatablauser"/>
+              <w:spacing w:before="0" w:after="160"/>
+              <w:rPr>
+                <w:lang w:val="es-AR"/>
+              </w:rPr>
+            </w:pPr>
+            <w:r>
+              <w:rPr>
+                <w:lang w:val="es-AR"/>
+              </w:rPr>
+              <w:t xml:space="preserve">Sexo del usuario </w:t>
+            </w:r>
+            <w:r>
+              <w:rPr>
+                <w:lang w:val="es-AR"/>
+              </w:rPr>
+              <w:t>a registrarse</w:t>
+            </w:r>
+          </w:p>
+        </w:tc>
+      </w:tr>
+      <w:tr>
+        <w:trPr/>
+        <w:tc>
+          <w:tcPr>
+            <w:tcW w:w="3120" w:type="dxa"/>
+            <w:tcBorders>
+              <w:top w:val="single" w:sz="4" w:space="0" w:color="000000"/>
+              <w:start w:val="single" w:sz="4" w:space="0" w:color="000000"/>
+              <w:bottom w:val="single" w:sz="4" w:space="0" w:color="000000"/>
+              <w:end w:val="single" w:sz="4" w:space="0" w:color="000000"/>
+            </w:tcBorders>
+            <w:shd w:fill="2D404B" w:val="clear"/>
+          </w:tcPr>
+          <w:p>
+            <w:pPr>
+              <w:pStyle w:val="Contenidodelatablauser"/>
+              <w:spacing w:before="0" w:after="160"/>
+              <w:rPr>
+                <w:lang w:val="es-AR"/>
+              </w:rPr>
+            </w:pPr>
+            <w:r>
+              <w:rPr>
+                <w:lang w:val="es-AR"/>
+              </w:rPr>
               <w:t>codigo_de_ingreso</w:t>
             </w:r>
-          </w:p>
-        </w:tc>
-        <w:tc>
-          <w:tcPr>
-            <w:tcW w:w="3120" w:type="dxa"/>
-            <w:tcBorders>
-              <w:top w:val="single" w:sz="4" w:space="0" w:color="000000"/>
-              <w:start w:val="single" w:sz="4" w:space="0" w:color="000000"/>
-              <w:bottom w:val="single" w:sz="4" w:space="0" w:color="000000"/>
-              <w:end w:val="single" w:sz="4" w:space="0" w:color="000000"/>
-            </w:tcBorders>
-            <w:shd w:fill="2D404B" w:val="clear"/>
-          </w:tcPr>
-          <w:p>
-            <w:pPr>
-              <w:pStyle w:val="Contenidodelatabla"/>
-              <w:spacing w:before="0" w:after="160"/>
+            <w:r>
               <w:rPr>
                 <w:lang w:val="es-AR"/>
               </w:rPr>
-            </w:pPr>
-            <w:r>
+              <w:t>_registrar</w:t>
+            </w:r>
+          </w:p>
+        </w:tc>
+        <w:tc>
+          <w:tcPr>
+            <w:tcW w:w="3120" w:type="dxa"/>
+            <w:tcBorders>
+              <w:top w:val="single" w:sz="4" w:space="0" w:color="000000"/>
+              <w:start w:val="single" w:sz="4" w:space="0" w:color="000000"/>
+              <w:bottom w:val="single" w:sz="4" w:space="0" w:color="000000"/>
+              <w:end w:val="single" w:sz="4" w:space="0" w:color="000000"/>
+            </w:tcBorders>
+            <w:shd w:fill="2D404B" w:val="clear"/>
+          </w:tcPr>
+          <w:p>
+            <w:pPr>
+              <w:pStyle w:val="Contenidodelatablauser"/>
+              <w:spacing w:before="0" w:after="160"/>
               <w:rPr>
                 <w:lang w:val="es-AR"/>
               </w:rPr>
+            </w:pPr>
+            <w:r>
+              <w:rPr>
+                <w:lang w:val="es-AR"/>
+              </w:rPr>
               <w:t>string</w:t>
             </w:r>
           </w:p>
@@ -1413,7 +1601,7 @@
           </w:tcPr>
           <w:p>
             <w:pPr>
-              <w:pStyle w:val="Contenidodelatabla"/>
+              <w:pStyle w:val="Contenidodelatablauser"/>
               <w:spacing w:before="0" w:after="160"/>
               <w:rPr>
                 <w:lang w:val="es-AR"/>
@@ -1423,7 +1611,13 @@
               <w:rPr>
                 <w:lang w:val="es-AR"/>
               </w:rPr>
-              <w:t>Contraseña del usuario</w:t>
+              <w:t xml:space="preserve">Contraseña del usuario </w:t>
+            </w:r>
+            <w:r>
+              <w:rPr>
+                <w:lang w:val="es-AR"/>
+              </w:rPr>
+              <w:t>a registrarse</w:t>
             </w:r>
           </w:p>
         </w:tc>
@@ -1472,21 +1666,165 @@
         <w:t>{</w:t>
         <w:br/>
         <w:tab/>
-        <w:t>“nombre”: “Juan”</w:t>
+        <w:t>“nombre</w:t>
+      </w:r>
+      <w:r>
+        <w:rPr>
+          <w:sz w:val="28"/>
+          <w:szCs w:val="28"/>
+          <w:u w:val="none"/>
+          <w:shd w:fill="auto" w:val="clear"/>
+          <w:lang w:val="es-AR"/>
+        </w:rPr>
+        <w:t>_registrar</w:t>
+      </w:r>
+      <w:r>
+        <w:rPr>
+          <w:sz w:val="28"/>
+          <w:szCs w:val="28"/>
+          <w:u w:val="none"/>
+          <w:shd w:fill="auto" w:val="clear"/>
+          <w:lang w:val="es-AR"/>
+        </w:rPr>
+        <w:t>”: “Juan”</w:t>
         <w:br/>
         <w:tab/>
-        <w:t>“apellido”: “Cordobés”</w:t>
+        <w:t>“apellido</w:t>
+      </w:r>
+      <w:r>
+        <w:rPr>
+          <w:sz w:val="28"/>
+          <w:szCs w:val="28"/>
+          <w:u w:val="none"/>
+          <w:shd w:fill="auto" w:val="clear"/>
+          <w:lang w:val="es-AR"/>
+        </w:rPr>
+        <w:t>_registrar</w:t>
+      </w:r>
+      <w:r>
+        <w:rPr>
+          <w:sz w:val="28"/>
+          <w:szCs w:val="28"/>
+          <w:u w:val="none"/>
+          <w:shd w:fill="auto" w:val="clear"/>
+          <w:lang w:val="es-AR"/>
+        </w:rPr>
+        <w:t>”: “Cordobés”</w:t>
         <w:br/>
         <w:tab/>
-        <w:t>“edad”: “19”</w:t>
+        <w:t>“</w:t>
+      </w:r>
+      <w:r>
+        <w:rPr>
+          <w:sz w:val="28"/>
+          <w:szCs w:val="28"/>
+          <w:u w:val="none"/>
+          <w:shd w:fill="auto" w:val="clear"/>
+          <w:lang w:val="es-AR"/>
+        </w:rPr>
+        <w:t>rol_registrar”: “Alumno”</w:t>
+      </w:r>
+      <w:r>
+        <w:rPr>
+          <w:sz w:val="28"/>
+          <w:szCs w:val="28"/>
+          <w:u w:val="none"/>
+          <w:shd w:fill="auto" w:val="clear"/>
+          <w:lang w:val="es-AR"/>
+        </w:rPr>
         <w:br/>
         <w:tab/>
-        <w:t>“genero”: “Masculino”</w:t>
+        <w:t>“edad</w:t>
+      </w:r>
+      <w:r>
+        <w:rPr>
+          <w:sz w:val="28"/>
+          <w:szCs w:val="28"/>
+          <w:u w:val="none"/>
+          <w:shd w:fill="auto" w:val="clear"/>
+          <w:lang w:val="es-AR"/>
+        </w:rPr>
+        <w:t>_registrar</w:t>
+      </w:r>
+      <w:r>
+        <w:rPr>
+          <w:sz w:val="28"/>
+          <w:szCs w:val="28"/>
+          <w:u w:val="none"/>
+          <w:shd w:fill="auto" w:val="clear"/>
+          <w:lang w:val="es-AR"/>
+        </w:rPr>
+        <w:t>”: “19”</w:t>
         <w:br/>
         <w:tab/>
-        <w:t>“codigo_de_ingreso”: “23ru092ttuhn9”</w:t>
+        <w:t>“genero</w:t>
+      </w:r>
+      <w:r>
+        <w:rPr>
+          <w:sz w:val="28"/>
+          <w:szCs w:val="28"/>
+          <w:u w:val="none"/>
+          <w:shd w:fill="auto" w:val="clear"/>
+          <w:lang w:val="es-AR"/>
+        </w:rPr>
+        <w:t>_registrar</w:t>
+      </w:r>
+      <w:r>
+        <w:rPr>
+          <w:sz w:val="28"/>
+          <w:szCs w:val="28"/>
+          <w:u w:val="none"/>
+          <w:shd w:fill="auto" w:val="clear"/>
+          <w:lang w:val="es-AR"/>
+        </w:rPr>
+        <w:t>”: “Masculino”</w:t>
+        <w:br/>
+        <w:tab/>
+        <w:t>“codigo_de_ingreso</w:t>
+      </w:r>
+      <w:r>
+        <w:rPr>
+          <w:sz w:val="28"/>
+          <w:szCs w:val="28"/>
+          <w:u w:val="none"/>
+          <w:shd w:fill="auto" w:val="clear"/>
+          <w:lang w:val="es-AR"/>
+        </w:rPr>
+        <w:t>_registrar</w:t>
+      </w:r>
+      <w:r>
+        <w:rPr>
+          <w:sz w:val="28"/>
+          <w:szCs w:val="28"/>
+          <w:u w:val="none"/>
+          <w:shd w:fill="auto" w:val="clear"/>
+          <w:lang w:val="es-AR"/>
+        </w:rPr>
+        <w:t>”: “23ru092ttuhn9”</w:t>
         <w:br/>
         <w:t>}</w:t>
+        <w:br/>
+      </w:r>
+      <w:r>
+        <w:rPr>
+          <w:i/>
+          <w:iCs/>
+          <w:sz w:val="28"/>
+          <w:szCs w:val="28"/>
+          <w:u w:val="none"/>
+          <w:shd w:fill="auto" w:val="clear"/>
+          <w:lang w:val="es-AR"/>
+        </w:rPr>
+        <w:t>En caso de ser querer el rol de Docente o Admin, se enviaría la solicitud a un admin registrado para que la apruebe.</w:t>
+      </w:r>
+      <w:r>
+        <w:rPr>
+          <w:sz w:val="28"/>
+          <w:szCs w:val="28"/>
+          <w:u w:val="none"/>
+          <w:shd w:fill="auto" w:val="clear"/>
+          <w:lang w:val="es-AR"/>
+        </w:rPr>
         <w:br/>
         <w:br/>
       </w:r>
@@ -1522,6 +1860,26 @@
         <w:br/>
         <w:t>}</w:t>
         <w:br/>
+      </w:r>
+      <w:r>
+        <w:rPr>
+          <w:sz w:val="28"/>
+          <w:szCs w:val="28"/>
+          <w:u w:val="none"/>
+          <w:shd w:fill="auto" w:val="clear"/>
+          <w:lang w:val="es-AR"/>
+        </w:rPr>
+        <w:t>Posteriormente mandaria al usuario a la sección de inicio de sesión para que inicie con su cuenta recién creada.</w:t>
+      </w:r>
+      <w:r>
+        <w:rPr>
+          <w:sz w:val="28"/>
+          <w:szCs w:val="28"/>
+          <w:u w:val="none"/>
+          <w:shd w:fill="auto" w:val="clear"/>
+          <w:lang w:val="es-AR"/>
+        </w:rPr>
+        <w:br/>
         <w:br/>
       </w:r>
       <w:r>
@@ -1579,7 +1937,7 @@
           <w:lang w:val="es-AR"/>
         </w:rPr>
         <w:br/>
-        <w:t>La solicitud no contiene algunos de los datos necesarios o algunos datos ingresados no coinciden con la base de datos</w:t>
+        <w:t>La solicitud no contiene algunos de los datos necesarios o algunos datos ingresados no coinciden con la base de datos.</w:t>
         <w:br/>
         <w:br/>
       </w:r>
@@ -1719,7 +2077,7 @@
           <w:shd w:fill="auto" w:val="clear"/>
           <w:lang w:val="es-AR"/>
         </w:rPr>
-        <w:t>El usuario debe de ser capaz de cerrar su sesion actual.</w:t>
+        <w:t>El usuario debe de ser capaz de cerrar su sesión actual.</w:t>
       </w:r>
       <w:r>
         <w:rPr>
@@ -1850,7 +2208,23 @@
           <w:shd w:fill="auto" w:val="clear"/>
           <w:lang w:val="es-AR"/>
         </w:rPr>
-        <w:t>La solicitud debera contener el siguiente dato:</w:t>
+        <w:t xml:space="preserve">La solicitud deberá </w:t>
+      </w:r>
+      <w:r>
+        <w:rPr>
+          <w:b w:val="false"/>
+          <w:bCs w:val="false"/>
+          <w:sz w:val="28"/>
+          <w:szCs w:val="28"/>
+          <w:u w:val="none"/>
+          <w:shd w:fill="auto" w:val="clear"/>
+          <w:lang w:val="es-AR"/>
+        </w:rPr>
+        <w:t>cumplir 2 condiciones:</w:t>
+        <w:br/>
+        <w:t>1 – Que haya una sesión iniciada.</w:t>
+        <w:br/>
+        <w:t>2 – Que contenga el siguiente dato:</w:t>
       </w:r>
     </w:p>
     <w:tbl>
@@ -1886,7 +2260,7 @@
           </w:tcPr>
           <w:p>
             <w:pPr>
-              <w:pStyle w:val="Contenidodelatabla"/>
+              <w:pStyle w:val="Contenidodelatablauser"/>
               <w:spacing w:before="0" w:after="160"/>
               <w:rPr>
                 <w:lang w:val="es-AR" w:eastAsia="en-US" w:bidi="ar-SA"/>
@@ -1913,7 +2287,7 @@
           </w:tcPr>
           <w:p>
             <w:pPr>
-              <w:pStyle w:val="Contenidodelatabla"/>
+              <w:pStyle w:val="Contenidodelatablauser"/>
               <w:spacing w:before="0" w:after="160"/>
               <w:rPr>
                 <w:lang w:val="es-AR" w:eastAsia="en-US" w:bidi="ar-SA"/>
@@ -1940,7 +2314,7 @@
           </w:tcPr>
           <w:p>
             <w:pPr>
-              <w:pStyle w:val="Contenidodelatabla"/>
+              <w:pStyle w:val="Contenidodelatablauser"/>
               <w:spacing w:before="0" w:after="160"/>
               <w:rPr>
                 <w:lang w:val="es-AR" w:eastAsia="en-US" w:bidi="ar-SA"/>
@@ -1970,34 +2344,46 @@
           </w:tcPr>
           <w:p>
             <w:pPr>
-              <w:pStyle w:val="Contenidodelatabla"/>
-              <w:spacing w:before="0" w:after="160"/>
-              <w:rPr>
-                <w:lang w:val="es-AR" w:eastAsia="en-US" w:bidi="ar-SA"/>
-              </w:rPr>
-            </w:pPr>
-            <w:r>
-              <w:rPr>
-                <w:lang w:val="es-AR" w:eastAsia="en-US" w:bidi="ar-SA"/>
-              </w:rPr>
-              <w:t>Confirmacion_Usuario</w:t>
-            </w:r>
-          </w:p>
-        </w:tc>
-        <w:tc>
-          <w:tcPr>
-            <w:tcW w:w="3120" w:type="dxa"/>
-            <w:tcBorders>
-              <w:top w:val="single" w:sz="4" w:space="0" w:color="000000"/>
-              <w:start w:val="single" w:sz="4" w:space="0" w:color="000000"/>
-              <w:bottom w:val="single" w:sz="4" w:space="0" w:color="000000"/>
-              <w:end w:val="single" w:sz="4" w:space="0" w:color="000000"/>
-            </w:tcBorders>
-            <w:shd w:fill="2D404B" w:val="clear"/>
-          </w:tcPr>
-          <w:p>
-            <w:pPr>
-              <w:pStyle w:val="Contenidodelatabla"/>
+              <w:pStyle w:val="Contenidodelatablauser"/>
+              <w:spacing w:before="0" w:after="160"/>
+              <w:rPr>
+                <w:lang w:val="es-AR" w:eastAsia="en-US" w:bidi="ar-SA"/>
+              </w:rPr>
+            </w:pPr>
+            <w:r>
+              <w:rPr>
+                <w:lang w:val="es-AR" w:eastAsia="en-US" w:bidi="ar-SA"/>
+              </w:rPr>
+              <w:t>Confirmacion_</w:t>
+            </w:r>
+            <w:r>
+              <w:rPr>
+                <w:lang w:val="es-AR" w:eastAsia="en-US" w:bidi="ar-SA"/>
+              </w:rPr>
+              <w:t>Cerrar</w:t>
+            </w:r>
+            <w:r>
+              <w:rPr>
+                <w:lang w:val="es-AR" w:eastAsia="en-US" w:bidi="ar-SA"/>
+              </w:rPr>
+              <w:t>Usuario</w:t>
+            </w:r>
+          </w:p>
+        </w:tc>
+        <w:tc>
+          <w:tcPr>
+            <w:tcW w:w="3120" w:type="dxa"/>
+            <w:tcBorders>
+              <w:top w:val="single" w:sz="4" w:space="0" w:color="000000"/>
+              <w:start w:val="single" w:sz="4" w:space="0" w:color="000000"/>
+              <w:bottom w:val="single" w:sz="4" w:space="0" w:color="000000"/>
+              <w:end w:val="single" w:sz="4" w:space="0" w:color="000000"/>
+            </w:tcBorders>
+            <w:shd w:fill="2D404B" w:val="clear"/>
+          </w:tcPr>
+          <w:p>
+            <w:pPr>
+              <w:pStyle w:val="Contenidodelatablauser"/>
               <w:spacing w:before="0" w:after="160"/>
               <w:rPr>
                 <w:lang w:val="es-AR" w:eastAsia="en-US" w:bidi="ar-SA"/>
@@ -2024,7 +2410,7 @@
           </w:tcPr>
           <w:p>
             <w:pPr>
-              <w:pStyle w:val="Contenidodelatabla"/>
+              <w:pStyle w:val="Contenidodelatablauser"/>
               <w:spacing w:before="0" w:after="160"/>
               <w:rPr>
                 <w:lang w:val="es-AR" w:eastAsia="en-US" w:bidi="ar-SA"/>
@@ -2076,7 +2462,31 @@
         <w:t>{</w:t>
         <w:br/>
         <w:tab/>
-        <w:t>“Confirmacion_Usuario”:  “| SI |    | NO |”</w:t>
+        <w:t>“Confirmacion_</w:t>
+      </w:r>
+      <w:r>
+        <w:rPr>
+          <w:b w:val="false"/>
+          <w:bCs w:val="false"/>
+          <w:sz w:val="28"/>
+          <w:szCs w:val="28"/>
+          <w:u w:val="none"/>
+          <w:shd w:fill="auto" w:val="clear"/>
+          <w:lang w:val="es-AR"/>
+        </w:rPr>
+        <w:t>Cerrar</w:t>
+      </w:r>
+      <w:r>
+        <w:rPr>
+          <w:b w:val="false"/>
+          <w:bCs w:val="false"/>
+          <w:sz w:val="28"/>
+          <w:szCs w:val="28"/>
+          <w:u w:val="none"/>
+          <w:shd w:fill="auto" w:val="clear"/>
+          <w:lang w:val="es-AR"/>
+        </w:rPr>
+        <w:t>Usuario”:  “| SI |    | NO |”</w:t>
         <w:br/>
         <w:t>}</w:t>
         <w:br/>
@@ -2094,7 +2504,21 @@
           <w:shd w:fill="auto" w:val="clear"/>
           <w:lang w:val="es-AR"/>
         </w:rPr>
-        <w:t>Respuesta Exitosa</w:t>
+        <w:t>Respuesta Exitos</w:t>
+      </w:r>
+      <w:r>
+        <w:rPr>
+          <w:b/>
+          <w:bCs/>
+          <w:i/>
+          <w:iCs/>
+          <w:sz w:val="40"/>
+          <w:szCs w:val="40"/>
+          <w:u w:val="none"/>
+          <w:shd w:fill="auto" w:val="clear"/>
+          <w:lang w:val="es-AR"/>
+        </w:rPr>
+        <w:t>a</w:t>
       </w:r>
       <w:r>
         <w:rPr>
@@ -2329,8 +2753,8 @@
       </w:r>
       <w:r>
         <w:rPr>
-          <w:b w:val="false"/>
-          <w:bCs w:val="false"/>
+          <w:b/>
+          <w:bCs/>
           <w:sz w:val="28"/>
           <w:szCs w:val="28"/>
           <w:u w:val="single"/>
@@ -2428,7 +2852,34 @@
           <w:lang w:val="es-AR"/>
         </w:rPr>
         <w:br/>
-        <w:t>La solicitud debe contener los siguientes datos:</w:t>
+      </w:r>
+      <w:r>
+        <w:rPr>
+          <w:b w:val="false"/>
+          <w:bCs w:val="false"/>
+          <w:sz w:val="28"/>
+          <w:szCs w:val="28"/>
+          <w:u w:val="none"/>
+          <w:shd w:fill="auto" w:val="clear"/>
+          <w:lang w:val="es-AR"/>
+        </w:rPr>
+        <w:t xml:space="preserve">La solicitud debe </w:t>
+      </w:r>
+      <w:r>
+        <w:rPr>
+          <w:b w:val="false"/>
+          <w:bCs w:val="false"/>
+          <w:sz w:val="28"/>
+          <w:szCs w:val="28"/>
+          <w:u w:val="none"/>
+          <w:shd w:fill="auto" w:val="clear"/>
+          <w:lang w:val="es-AR"/>
+        </w:rPr>
+        <w:t>cumplir los siguientes 2 requisitos:</w:t>
+        <w:br/>
+        <w:t>1 – Debe haber una Sesión Iniciada en el momento de la solicitud.</w:t>
+        <w:br/>
+        <w:t>2 – Debe contener los siguientes datos:</w:t>
       </w:r>
     </w:p>
     <w:tbl>
@@ -2464,7 +2915,7 @@
           </w:tcPr>
           <w:p>
             <w:pPr>
-              <w:pStyle w:val="Contenidodelatabla"/>
+              <w:pStyle w:val="Contenidodelatablauser"/>
               <w:spacing w:before="0" w:after="160"/>
               <w:rPr>
                 <w:lang w:val="es-AR" w:eastAsia="en-US" w:bidi="ar-SA"/>
@@ -2491,7 +2942,7 @@
           </w:tcPr>
           <w:p>
             <w:pPr>
-              <w:pStyle w:val="Contenidodelatabla"/>
+              <w:pStyle w:val="Contenidodelatablauser"/>
               <w:spacing w:before="0" w:after="160"/>
               <w:rPr>
                 <w:lang w:val="es-AR" w:eastAsia="en-US" w:bidi="ar-SA"/>
@@ -2518,7 +2969,7 @@
           </w:tcPr>
           <w:p>
             <w:pPr>
-              <w:pStyle w:val="Contenidodelatabla"/>
+              <w:pStyle w:val="Contenidodelatablauser"/>
               <w:spacing w:before="0" w:after="160"/>
               <w:rPr>
                 <w:lang w:val="es-AR" w:eastAsia="en-US" w:bidi="ar-SA"/>
@@ -2548,7 +2999,7 @@
           </w:tcPr>
           <w:p>
             <w:pPr>
-              <w:pStyle w:val="Contenidodelatabla"/>
+              <w:pStyle w:val="Contenidodelatablauser"/>
               <w:spacing w:before="0" w:after="160"/>
               <w:rPr>
                 <w:lang w:val="es-AR" w:eastAsia="en-US" w:bidi="ar-SA"/>
@@ -2575,7 +3026,7 @@
           </w:tcPr>
           <w:p>
             <w:pPr>
-              <w:pStyle w:val="Contenidodelatabla"/>
+              <w:pStyle w:val="Contenidodelatablauser"/>
               <w:spacing w:before="0" w:after="160"/>
               <w:rPr>
                 <w:lang w:val="es-AR" w:eastAsia="en-US" w:bidi="ar-SA"/>
@@ -2602,7 +3053,7 @@
           </w:tcPr>
           <w:p>
             <w:pPr>
-              <w:pStyle w:val="Contenidodelatabla"/>
+              <w:pStyle w:val="Contenidodelatablauser"/>
               <w:spacing w:before="0" w:after="160"/>
               <w:rPr>
                 <w:lang w:val="es-AR" w:eastAsia="en-US" w:bidi="ar-SA"/>
@@ -2632,7 +3083,7 @@
           </w:tcPr>
           <w:p>
             <w:pPr>
-              <w:pStyle w:val="Contenidodelatabla"/>
+              <w:pStyle w:val="Contenidodelatablauser"/>
               <w:spacing w:before="0" w:after="160"/>
               <w:rPr>
                 <w:lang w:val="es-AR" w:eastAsia="en-US" w:bidi="ar-SA"/>
@@ -2659,7 +3110,7 @@
           </w:tcPr>
           <w:p>
             <w:pPr>
-              <w:pStyle w:val="Contenidodelatabla"/>
+              <w:pStyle w:val="Contenidodelatablauser"/>
               <w:spacing w:before="0" w:after="160"/>
               <w:rPr>
                 <w:lang w:val="es-AR" w:eastAsia="en-US" w:bidi="ar-SA"/>
@@ -2686,7 +3137,7 @@
           </w:tcPr>
           <w:p>
             <w:pPr>
-              <w:pStyle w:val="Contenidodelatabla"/>
+              <w:pStyle w:val="Contenidodelatablauser"/>
               <w:spacing w:before="0" w:after="160"/>
               <w:rPr>
                 <w:lang w:val="es-AR" w:eastAsia="en-US" w:bidi="ar-SA"/>
@@ -2749,13 +3200,35 @@
         <w:t>{</w:t>
         <w:br/>
         <w:tab/>
+      </w:r>
+      <w:r>
+        <w:rPr>
+          <w:b w:val="false"/>
+          <w:bCs w:val="false"/>
+          <w:sz w:val="28"/>
+          <w:szCs w:val="28"/>
+          <w:u w:val="none"/>
+          <w:shd w:fill="auto" w:val="clear"/>
+          <w:lang w:val="es-AR"/>
+        </w:rPr>
         <w:t>“codigo_de_ingreso”: “1234”</w:t>
         <w:br/>
         <w:tab/>
-        <w:t>“MensajeAdvertencia_EliminarCuenta”: “Estas seguro que quieres borrar tu cuenta? La accion es permanente e Irreversible”</w:t>
+        <w:t>“MensajeAdvertencia_EliminarCuenta”: “Estas seguro que quieres borrar tu cuenta? La acción es permanente e Irreversible”</w:t>
         <w:br/>
         <w:tab/>
         <w:t>“Confirmacion_eliminacion”: | SI |   | NO |</w:t>
+      </w:r>
+      <w:r>
+        <w:rPr>
+          <w:b/>
+          <w:bCs/>
+          <w:sz w:val="28"/>
+          <w:szCs w:val="28"/>
+          <w:u w:val="none"/>
+          <w:shd w:fill="auto" w:val="clear"/>
+          <w:lang w:val="es-AR"/>
+        </w:rPr>
         <w:br/>
         <w:t>}</w:t>
         <w:br/>
@@ -2786,12 +3259,56 @@
           <w:lang w:val="es-AR"/>
         </w:rPr>
         <w:br/>
+      </w:r>
+      <w:r>
+        <w:rPr>
+          <w:b w:val="false"/>
+          <w:bCs w:val="false"/>
+          <w:sz w:val="28"/>
+          <w:szCs w:val="28"/>
+          <w:u w:val="none"/>
+          <w:shd w:fill="auto" w:val="clear"/>
+          <w:lang w:val="es-AR"/>
+        </w:rPr>
         <w:t>Si la cuenta se a podido borrar exitosamente, el servidor responderá lo siguiente:</w:t>
+      </w:r>
+      <w:r>
+        <w:rPr>
+          <w:b/>
+          <w:bCs/>
+          <w:sz w:val="28"/>
+          <w:szCs w:val="28"/>
+          <w:u w:val="none"/>
+          <w:shd w:fill="auto" w:val="clear"/>
+          <w:lang w:val="es-AR"/>
+        </w:rPr>
         <w:br/>
         <w:t>{</w:t>
         <w:br/>
         <w:tab/>
+      </w:r>
+      <w:r>
+        <w:rPr>
+          <w:b w:val="false"/>
+          <w:bCs w:val="false"/>
+          <w:sz w:val="28"/>
+          <w:szCs w:val="28"/>
+          <w:u w:val="none"/>
+          <w:shd w:fill="auto" w:val="clear"/>
+          <w:lang w:val="es-AR"/>
+        </w:rPr>
         <w:t>“MensajeConfirmacion_CuentaEliminada”: “La cuenta a sido borrada exitosamente, regresando a la pagina de Inicio”</w:t>
+      </w:r>
+      <w:r>
+        <w:rPr>
+          <w:b/>
+          <w:bCs/>
+          <w:sz w:val="28"/>
+          <w:szCs w:val="28"/>
+          <w:u w:val="none"/>
+          <w:shd w:fill="auto" w:val="clear"/>
+          <w:lang w:val="es-AR"/>
+        </w:rPr>
         <w:br/>
         <w:t>}</w:t>
         <w:br/>
@@ -2871,7 +3388,7 @@
           <w:shd w:fill="auto" w:val="clear"/>
           <w:lang w:val="es-AR"/>
         </w:rPr>
-        <w:t>La contraseña no coinicide con la de la cuenta actual.</w:t>
+        <w:t>La contraseña no coincide con la de la cuenta actual.</w:t>
       </w:r>
       <w:r>
         <w:rPr>
@@ -3169,7 +3686,6 @@
         </w:rPr>
         <w:br/>
         <w:t>La Solicitud debe contener los siguientes datos:</w:t>
-        <w:br/>
       </w:r>
     </w:p>
     <w:tbl>
@@ -3205,7 +3721,7 @@
           </w:tcPr>
           <w:p>
             <w:pPr>
-              <w:pStyle w:val="Contenidodelatabla"/>
+              <w:pStyle w:val="Contenidodelatablauser"/>
               <w:spacing w:before="0" w:after="160"/>
               <w:rPr>
                 <w:sz w:val="28"/>
@@ -3236,7 +3752,7 @@
           </w:tcPr>
           <w:p>
             <w:pPr>
-              <w:pStyle w:val="Contenidodelatabla"/>
+              <w:pStyle w:val="Contenidodelatablauser"/>
               <w:spacing w:before="0" w:after="160"/>
               <w:rPr>
                 <w:sz w:val="28"/>
@@ -3267,7 +3783,7 @@
           </w:tcPr>
           <w:p>
             <w:pPr>
-              <w:pStyle w:val="Contenidodelatabla"/>
+              <w:pStyle w:val="Contenidodelatablauser"/>
               <w:spacing w:before="0" w:after="160"/>
               <w:rPr>
                 <w:sz w:val="28"/>
@@ -3281,7 +3797,7 @@
                 <w:szCs w:val="28"/>
                 <w:lang w:val="es-AR"/>
               </w:rPr>
-              <w:t>Descripcion</w:t>
+              <w:t>Descripción</w:t>
             </w:r>
           </w:p>
         </w:tc>
@@ -3301,7 +3817,7 @@
           </w:tcPr>
           <w:p>
             <w:pPr>
-              <w:pStyle w:val="Contenidodelatabla"/>
+              <w:pStyle w:val="Contenidodelatablauser"/>
               <w:spacing w:before="0" w:after="160"/>
               <w:rPr>
                 <w:sz w:val="28"/>
@@ -3332,7 +3848,7 @@
           </w:tcPr>
           <w:p>
             <w:pPr>
-              <w:pStyle w:val="Contenidodelatabla"/>
+              <w:pStyle w:val="Contenidodelatablauser"/>
               <w:spacing w:before="0" w:after="160"/>
               <w:rPr>
                 <w:sz w:val="28"/>
@@ -3363,7 +3879,7 @@
           </w:tcPr>
           <w:p>
             <w:pPr>
-              <w:pStyle w:val="Contenidodelatabla"/>
+              <w:pStyle w:val="Contenidodelatablauser"/>
               <w:spacing w:before="0" w:after="160"/>
               <w:rPr>
                 <w:sz w:val="28"/>
@@ -3397,7 +3913,7 @@
           </w:tcPr>
           <w:p>
             <w:pPr>
-              <w:pStyle w:val="Contenidodelatabla"/>
+              <w:pStyle w:val="Contenidodelatablauser"/>
               <w:spacing w:before="0" w:after="160"/>
               <w:rPr>
                 <w:sz w:val="28"/>
@@ -3428,7 +3944,7 @@
           </w:tcPr>
           <w:p>
             <w:pPr>
-              <w:pStyle w:val="Contenidodelatabla"/>
+              <w:pStyle w:val="Contenidodelatablauser"/>
               <w:spacing w:before="0" w:after="160"/>
               <w:rPr>
                 <w:sz w:val="28"/>
@@ -3459,7 +3975,7 @@
           </w:tcPr>
           <w:p>
             <w:pPr>
-              <w:pStyle w:val="Contenidodelatabla"/>
+              <w:pStyle w:val="Contenidodelatablauser"/>
               <w:spacing w:before="0" w:after="160"/>
               <w:rPr>
                 <w:sz w:val="28"/>
@@ -3493,7 +4009,7 @@
           </w:tcPr>
           <w:p>
             <w:pPr>
-              <w:pStyle w:val="Contenidodelatabla"/>
+              <w:pStyle w:val="Contenidodelatablauser"/>
               <w:spacing w:before="0" w:after="160"/>
               <w:rPr>
                 <w:sz w:val="28"/>
@@ -3524,7 +4040,7 @@
           </w:tcPr>
           <w:p>
             <w:pPr>
-              <w:pStyle w:val="Contenidodelatabla"/>
+              <w:pStyle w:val="Contenidodelatablauser"/>
               <w:spacing w:before="0" w:after="160"/>
               <w:rPr>
                 <w:sz w:val="28"/>
@@ -3555,7 +4071,7 @@
           </w:tcPr>
           <w:p>
             <w:pPr>
-              <w:pStyle w:val="Contenidodelatabla"/>
+              <w:pStyle w:val="Contenidodelatablauser"/>
               <w:spacing w:before="0" w:after="160"/>
               <w:rPr>
                 <w:sz w:val="28"/>
@@ -3659,7 +4175,7 @@
           <w:lang w:val="es-AR"/>
         </w:rPr>
         <w:br/>
-        <w:t>En caso de encontrarse la clase seleccionada, el servidor envia el siguiente mensaje:</w:t>
+        <w:t>En caso de encontrarse la clase seleccionada, el servidor enviá el siguiente mensaje:</w:t>
         <w:br/>
         <w:t>{</w:t>
         <w:br/>
@@ -4011,7 +4527,7 @@
           </w:tcPr>
           <w:p>
             <w:pPr>
-              <w:pStyle w:val="Contenidodelatablauser"/>
+              <w:pStyle w:val="Contenidodelatabla"/>
               <w:spacing w:before="0" w:after="160"/>
               <w:rPr>
                 <w:lang w:val="es-AR" w:eastAsia="en-US" w:bidi="ar-SA"/>
@@ -4038,7 +4554,7 @@
           </w:tcPr>
           <w:p>
             <w:pPr>
-              <w:pStyle w:val="Contenidodelatablauser"/>
+              <w:pStyle w:val="Contenidodelatabla"/>
               <w:spacing w:before="0" w:after="160"/>
               <w:rPr>
                 <w:lang w:val="es-AR" w:eastAsia="en-US" w:bidi="ar-SA"/>
@@ -4065,7 +4581,7 @@
           </w:tcPr>
           <w:p>
             <w:pPr>
-              <w:pStyle w:val="Contenidodelatablauser"/>
+              <w:pStyle w:val="Contenidodelatabla"/>
               <w:spacing w:before="0" w:after="160"/>
               <w:rPr>
                 <w:lang w:val="es-AR" w:eastAsia="en-US" w:bidi="ar-SA"/>
@@ -4094,7 +4610,7 @@
           </w:tcPr>
           <w:p>
             <w:pPr>
-              <w:pStyle w:val="Contenidodelatablauser"/>
+              <w:pStyle w:val="Contenidodelatabla"/>
               <w:spacing w:before="0" w:after="160"/>
               <w:rPr>
                 <w:lang w:val="es-AR" w:eastAsia="en-US" w:bidi="ar-SA"/>
@@ -4120,7 +4636,7 @@
           </w:tcPr>
           <w:p>
             <w:pPr>
-              <w:pStyle w:val="Contenidodelatablauser"/>
+              <w:pStyle w:val="Contenidodelatabla"/>
               <w:spacing w:before="0" w:after="160"/>
               <w:rPr>
                 <w:lang w:val="es-AR" w:eastAsia="en-US" w:bidi="ar-SA"/>
@@ -4146,7 +4662,7 @@
           </w:tcPr>
           <w:p>
             <w:pPr>
-              <w:pStyle w:val="Contenidodelatablauser"/>
+              <w:pStyle w:val="Contenidodelatabla"/>
               <w:spacing w:before="0" w:after="160"/>
               <w:rPr>
                 <w:lang w:val="es-AR" w:eastAsia="en-US" w:bidi="ar-SA"/>
@@ -4176,7 +4692,7 @@
           </w:tcPr>
           <w:p>
             <w:pPr>
-              <w:pStyle w:val="Contenidodelatablauser"/>
+              <w:pStyle w:val="Contenidodelatabla"/>
               <w:spacing w:before="0" w:after="160"/>
               <w:rPr>
                 <w:lang w:val="es-AR" w:eastAsia="en-US" w:bidi="ar-SA"/>
@@ -4203,7 +4719,7 @@
           </w:tcPr>
           <w:p>
             <w:pPr>
-              <w:pStyle w:val="Contenidodelatablauser"/>
+              <w:pStyle w:val="Contenidodelatabla"/>
               <w:spacing w:before="0" w:after="160"/>
               <w:rPr>
                 <w:lang w:val="es-AR" w:eastAsia="en-US" w:bidi="ar-SA"/>
@@ -4230,7 +4746,7 @@
           </w:tcPr>
           <w:p>
             <w:pPr>
-              <w:pStyle w:val="Contenidodelatablauser"/>
+              <w:pStyle w:val="Contenidodelatabla"/>
               <w:spacing w:before="0" w:after="160"/>
               <w:rPr>
                 <w:lang w:val="es-AR" w:eastAsia="en-US" w:bidi="ar-SA"/>
@@ -4260,7 +4776,7 @@
           </w:tcPr>
           <w:p>
             <w:pPr>
-              <w:pStyle w:val="Contenidodelatablauser"/>
+              <w:pStyle w:val="Contenidodelatabla"/>
               <w:spacing w:before="0" w:after="160"/>
               <w:rPr>
                 <w:lang w:val="es-AR" w:eastAsia="en-US" w:bidi="ar-SA"/>
@@ -4287,7 +4803,7 @@
           </w:tcPr>
           <w:p>
             <w:pPr>
-              <w:pStyle w:val="Contenidodelatablauser"/>
+              <w:pStyle w:val="Contenidodelatabla"/>
               <w:spacing w:before="0" w:after="160"/>
               <w:rPr>
                 <w:lang w:val="es-AR" w:eastAsia="en-US" w:bidi="ar-SA"/>
@@ -4314,7 +4830,7 @@
           </w:tcPr>
           <w:p>
             <w:pPr>
-              <w:pStyle w:val="Contenidodelatablauser"/>
+              <w:pStyle w:val="Contenidodelatabla"/>
               <w:spacing w:before="0" w:after="160"/>
               <w:rPr>
                 <w:lang w:val="es-AR" w:eastAsia="en-US" w:bidi="ar-SA"/>
@@ -4423,6 +4939,26 @@
         <w:br/>
         <w:t>}</w:t>
         <w:br/>
+      </w:r>
+      <w:r>
+        <w:rPr>
+          <w:sz w:val="28"/>
+          <w:szCs w:val="28"/>
+          <w:u w:val="none"/>
+          <w:shd w:fill="auto" w:val="clear"/>
+          <w:lang w:val="es-AR"/>
+        </w:rPr>
+        <w:t>Posteriormente seria enviada al docente para que este la apruebe o rechaze.</w:t>
+      </w:r>
+      <w:r>
+        <w:rPr>
+          <w:sz w:val="28"/>
+          <w:szCs w:val="28"/>
+          <w:u w:val="none"/>
+          <w:shd w:fill="auto" w:val="clear"/>
+          <w:lang w:val="es-AR"/>
+        </w:rPr>
+        <w:br/>
         <w:br/>
       </w:r>
       <w:r>
@@ -4580,6 +5116,20 @@
       </w:r>
       <w:r>
         <w:rPr>
+          <w:b w:val="false"/>
+          <w:bCs w:val="false"/>
+          <w:i/>
+          <w:iCs/>
+          <w:sz w:val="36"/>
+          <w:szCs w:val="36"/>
+          <w:u w:val="single"/>
+          <w:shd w:fill="auto" w:val="clear"/>
+          <w:lang w:val="es-AR"/>
+        </w:rPr>
+        <w:t>Descripción</w:t>
+      </w:r>
+      <w:r>
+        <w:rPr>
           <w:b/>
           <w:bCs/>
           <w:i/>
@@ -4590,7 +5140,7 @@
           <w:shd w:fill="auto" w:val="clear"/>
           <w:lang w:val="es-AR"/>
         </w:rPr>
-        <w:t>Descripción:</w:t>
+        <w:t>:</w:t>
       </w:r>
       <w:r>
         <w:rPr>
@@ -4771,7 +5321,7 @@
           </w:tcPr>
           <w:p>
             <w:pPr>
-              <w:pStyle w:val="Contenidodelatablauser"/>
+              <w:pStyle w:val="Contenidodelatabla"/>
               <w:spacing w:before="0" w:after="160"/>
               <w:rPr>
                 <w:lang w:val="es-AR" w:eastAsia="en-US" w:bidi="ar-SA"/>
@@ -4798,7 +5348,7 @@
           </w:tcPr>
           <w:p>
             <w:pPr>
-              <w:pStyle w:val="Contenidodelatablauser"/>
+              <w:pStyle w:val="Contenidodelatabla"/>
               <w:spacing w:before="0" w:after="160"/>
               <w:rPr>
                 <w:lang w:val="es-AR" w:eastAsia="en-US" w:bidi="ar-SA"/>
@@ -4825,7 +5375,7 @@
           </w:tcPr>
           <w:p>
             <w:pPr>
-              <w:pStyle w:val="Contenidodelatablauser"/>
+              <w:pStyle w:val="Contenidodelatabla"/>
               <w:spacing w:before="0" w:after="160"/>
               <w:rPr>
                 <w:lang w:val="es-AR" w:eastAsia="en-US" w:bidi="ar-SA"/>
@@ -4855,7 +5405,7 @@
           </w:tcPr>
           <w:p>
             <w:pPr>
-              <w:pStyle w:val="Contenidodelatablauser"/>
+              <w:pStyle w:val="Contenidodelatabla"/>
               <w:spacing w:before="0" w:after="160"/>
               <w:rPr>
                 <w:lang w:val="es-AR" w:eastAsia="en-US" w:bidi="ar-SA"/>
@@ -4867,22 +5417,28 @@
               </w:rPr>
               <w:t>nombre</w:t>
             </w:r>
-          </w:p>
-        </w:tc>
-        <w:tc>
-          <w:tcPr>
-            <w:tcW w:w="3120" w:type="dxa"/>
-            <w:tcBorders>
-              <w:top w:val="single" w:sz="4" w:space="0" w:color="000000"/>
-              <w:start w:val="single" w:sz="4" w:space="0" w:color="000000"/>
-              <w:bottom w:val="single" w:sz="4" w:space="0" w:color="000000"/>
-              <w:end w:val="single" w:sz="4" w:space="0" w:color="000000"/>
-            </w:tcBorders>
-            <w:shd w:fill="2D404B" w:val="clear"/>
-          </w:tcPr>
-          <w:p>
-            <w:pPr>
-              <w:pStyle w:val="Contenidodelatablauser"/>
+            <w:r>
+              <w:rPr>
+                <w:lang w:val="es-AR" w:eastAsia="en-US" w:bidi="ar-SA"/>
+              </w:rPr>
+              <w:t>_estudiante</w:t>
+            </w:r>
+          </w:p>
+        </w:tc>
+        <w:tc>
+          <w:tcPr>
+            <w:tcW w:w="3120" w:type="dxa"/>
+            <w:tcBorders>
+              <w:top w:val="single" w:sz="4" w:space="0" w:color="000000"/>
+              <w:start w:val="single" w:sz="4" w:space="0" w:color="000000"/>
+              <w:bottom w:val="single" w:sz="4" w:space="0" w:color="000000"/>
+              <w:end w:val="single" w:sz="4" w:space="0" w:color="000000"/>
+            </w:tcBorders>
+            <w:shd w:fill="2D404B" w:val="clear"/>
+          </w:tcPr>
+          <w:p>
+            <w:pPr>
+              <w:pStyle w:val="Contenidodelatabla"/>
               <w:spacing w:before="0" w:after="160"/>
               <w:rPr>
                 <w:lang w:val="es-AR" w:eastAsia="en-US" w:bidi="ar-SA"/>
@@ -4909,7 +5465,7 @@
           </w:tcPr>
           <w:p>
             <w:pPr>
-              <w:pStyle w:val="Contenidodelatablauser"/>
+              <w:pStyle w:val="Contenidodelatabla"/>
               <w:spacing w:before="0" w:after="160"/>
               <w:rPr>
                 <w:lang w:val="es-AR" w:eastAsia="en-US" w:bidi="ar-SA"/>
@@ -4939,7 +5495,7 @@
           </w:tcPr>
           <w:p>
             <w:pPr>
-              <w:pStyle w:val="Contenidodelatablauser"/>
+              <w:pStyle w:val="Contenidodelatabla"/>
               <w:spacing w:before="0" w:after="160"/>
               <w:rPr>
                 <w:lang w:val="es-AR" w:eastAsia="en-US" w:bidi="ar-SA"/>
@@ -4951,22 +5507,28 @@
               </w:rPr>
               <w:t>apellido</w:t>
             </w:r>
-          </w:p>
-        </w:tc>
-        <w:tc>
-          <w:tcPr>
-            <w:tcW w:w="3120" w:type="dxa"/>
-            <w:tcBorders>
-              <w:top w:val="single" w:sz="4" w:space="0" w:color="000000"/>
-              <w:start w:val="single" w:sz="4" w:space="0" w:color="000000"/>
-              <w:bottom w:val="single" w:sz="4" w:space="0" w:color="000000"/>
-              <w:end w:val="single" w:sz="4" w:space="0" w:color="000000"/>
-            </w:tcBorders>
-            <w:shd w:fill="2D404B" w:val="clear"/>
-          </w:tcPr>
-          <w:p>
-            <w:pPr>
-              <w:pStyle w:val="Contenidodelatablauser"/>
+            <w:r>
+              <w:rPr>
+                <w:lang w:val="es-AR" w:eastAsia="en-US" w:bidi="ar-SA"/>
+              </w:rPr>
+              <w:t>_estudiante</w:t>
+            </w:r>
+          </w:p>
+        </w:tc>
+        <w:tc>
+          <w:tcPr>
+            <w:tcW w:w="3120" w:type="dxa"/>
+            <w:tcBorders>
+              <w:top w:val="single" w:sz="4" w:space="0" w:color="000000"/>
+              <w:start w:val="single" w:sz="4" w:space="0" w:color="000000"/>
+              <w:bottom w:val="single" w:sz="4" w:space="0" w:color="000000"/>
+              <w:end w:val="single" w:sz="4" w:space="0" w:color="000000"/>
+            </w:tcBorders>
+            <w:shd w:fill="2D404B" w:val="clear"/>
+          </w:tcPr>
+          <w:p>
+            <w:pPr>
+              <w:pStyle w:val="Contenidodelatabla"/>
               <w:spacing w:before="0" w:after="160"/>
               <w:rPr>
                 <w:lang w:val="es-AR" w:eastAsia="en-US" w:bidi="ar-SA"/>
@@ -4993,7 +5555,7 @@
           </w:tcPr>
           <w:p>
             <w:pPr>
-              <w:pStyle w:val="Contenidodelatablauser"/>
+              <w:pStyle w:val="Contenidodelatabla"/>
               <w:spacing w:before="0" w:after="160"/>
               <w:rPr>
                 <w:lang w:val="es-AR" w:eastAsia="en-US" w:bidi="ar-SA"/>
@@ -5023,7 +5585,7 @@
           </w:tcPr>
           <w:p>
             <w:pPr>
-              <w:pStyle w:val="Contenidodelatablauser"/>
+              <w:pStyle w:val="Contenidodelatabla"/>
               <w:spacing w:before="0" w:after="160"/>
               <w:rPr>
                 <w:lang w:val="es-AR" w:eastAsia="en-US" w:bidi="ar-SA"/>
@@ -5035,22 +5597,28 @@
               </w:rPr>
               <w:t>asistencia</w:t>
             </w:r>
-          </w:p>
-        </w:tc>
-        <w:tc>
-          <w:tcPr>
-            <w:tcW w:w="3120" w:type="dxa"/>
-            <w:tcBorders>
-              <w:top w:val="single" w:sz="4" w:space="0" w:color="000000"/>
-              <w:start w:val="single" w:sz="4" w:space="0" w:color="000000"/>
-              <w:bottom w:val="single" w:sz="4" w:space="0" w:color="000000"/>
-              <w:end w:val="single" w:sz="4" w:space="0" w:color="000000"/>
-            </w:tcBorders>
-            <w:shd w:fill="2D404B" w:val="clear"/>
-          </w:tcPr>
-          <w:p>
-            <w:pPr>
-              <w:pStyle w:val="Contenidodelatablauser"/>
+            <w:r>
+              <w:rPr>
+                <w:lang w:val="es-AR" w:eastAsia="en-US" w:bidi="ar-SA"/>
+              </w:rPr>
+              <w:t>_estudiante</w:t>
+            </w:r>
+          </w:p>
+        </w:tc>
+        <w:tc>
+          <w:tcPr>
+            <w:tcW w:w="3120" w:type="dxa"/>
+            <w:tcBorders>
+              <w:top w:val="single" w:sz="4" w:space="0" w:color="000000"/>
+              <w:start w:val="single" w:sz="4" w:space="0" w:color="000000"/>
+              <w:bottom w:val="single" w:sz="4" w:space="0" w:color="000000"/>
+              <w:end w:val="single" w:sz="4" w:space="0" w:color="000000"/>
+            </w:tcBorders>
+            <w:shd w:fill="2D404B" w:val="clear"/>
+          </w:tcPr>
+          <w:p>
+            <w:pPr>
+              <w:pStyle w:val="Contenidodelatabla"/>
               <w:spacing w:before="0" w:after="160"/>
               <w:rPr>
                 <w:lang w:val="es-AR" w:eastAsia="en-US" w:bidi="ar-SA"/>
@@ -5077,7 +5645,7 @@
           </w:tcPr>
           <w:p>
             <w:pPr>
-              <w:pStyle w:val="Contenidodelatablauser"/>
+              <w:pStyle w:val="Contenidodelatabla"/>
               <w:spacing w:before="0" w:after="160"/>
               <w:rPr>
                 <w:lang w:val="es-AR" w:eastAsia="en-US" w:bidi="ar-SA"/>
@@ -5107,7 +5675,7 @@
           </w:tcPr>
           <w:p>
             <w:pPr>
-              <w:pStyle w:val="Contenidodelatablauser"/>
+              <w:pStyle w:val="Contenidodelatabla"/>
               <w:spacing w:before="0" w:after="160"/>
               <w:rPr>
                 <w:lang w:val="es-AR" w:eastAsia="en-US" w:bidi="ar-SA"/>
@@ -5134,7 +5702,7 @@
           </w:tcPr>
           <w:p>
             <w:pPr>
-              <w:pStyle w:val="Contenidodelatablauser"/>
+              <w:pStyle w:val="Contenidodelatabla"/>
               <w:spacing w:before="0" w:after="160"/>
               <w:rPr>
                 <w:lang w:val="es-AR" w:eastAsia="en-US" w:bidi="ar-SA"/>
@@ -5161,17 +5729,23 @@
           </w:tcPr>
           <w:p>
             <w:pPr>
-              <w:pStyle w:val="Contenidodelatablauser"/>
-              <w:spacing w:before="0" w:after="160"/>
-              <w:rPr>
-                <w:lang w:val="es-AR" w:eastAsia="en-US" w:bidi="ar-SA"/>
-              </w:rPr>
-            </w:pPr>
-            <w:r>
-              <w:rPr>
-                <w:lang w:val="es-AR" w:eastAsia="en-US" w:bidi="ar-SA"/>
-              </w:rPr>
-              <w:t>Clases que da el docente actual</w:t>
+              <w:pStyle w:val="Contenidodelatabla"/>
+              <w:spacing w:before="0" w:after="160"/>
+              <w:rPr>
+                <w:lang w:val="es-AR" w:eastAsia="en-US" w:bidi="ar-SA"/>
+              </w:rPr>
+            </w:pPr>
+            <w:r>
+              <w:rPr>
+                <w:lang w:val="es-AR" w:eastAsia="en-US" w:bidi="ar-SA"/>
+              </w:rPr>
+              <w:t xml:space="preserve">Clases </w:t>
+            </w:r>
+            <w:r>
+              <w:rPr>
+                <w:lang w:val="es-AR" w:eastAsia="en-US" w:bidi="ar-SA"/>
+              </w:rPr>
+              <w:t>que tiene asignadas el docente actual</w:t>
             </w:r>
           </w:p>
         </w:tc>
@@ -5637,7 +6211,7 @@
           </w:tcPr>
           <w:p>
             <w:pPr>
-              <w:pStyle w:val="Contenidodelatablauser"/>
+              <w:pStyle w:val="Contenidodelatabla"/>
               <w:spacing w:before="0" w:after="160"/>
               <w:rPr>
                 <w:lang w:val="es-AR" w:eastAsia="en-US" w:bidi="ar-SA"/>
@@ -5664,7 +6238,7 @@
           </w:tcPr>
           <w:p>
             <w:pPr>
-              <w:pStyle w:val="Contenidodelatablauser"/>
+              <w:pStyle w:val="Contenidodelatabla"/>
               <w:spacing w:before="0" w:after="160"/>
               <w:rPr>
                 <w:lang w:val="es-AR" w:eastAsia="en-US" w:bidi="ar-SA"/>
@@ -5691,7 +6265,7 @@
           </w:tcPr>
           <w:p>
             <w:pPr>
-              <w:pStyle w:val="Contenidodelatablauser"/>
+              <w:pStyle w:val="Contenidodelatabla"/>
               <w:spacing w:before="0" w:after="160"/>
               <w:rPr>
                 <w:lang w:val="es-AR" w:eastAsia="en-US" w:bidi="ar-SA"/>
@@ -5721,34 +6295,46 @@
           </w:tcPr>
           <w:p>
             <w:pPr>
-              <w:pStyle w:val="Contenidodelatablauser"/>
-              <w:spacing w:before="0" w:after="160"/>
-              <w:rPr>
-                <w:lang w:val="es-AR" w:eastAsia="en-US" w:bidi="ar-SA"/>
-              </w:rPr>
-            </w:pPr>
-            <w:r>
-              <w:rPr>
-                <w:lang w:val="es-AR" w:eastAsia="en-US" w:bidi="ar-SA"/>
-              </w:rPr>
-              <w:t>Nombre</w:t>
-            </w:r>
-          </w:p>
-        </w:tc>
-        <w:tc>
-          <w:tcPr>
-            <w:tcW w:w="3120" w:type="dxa"/>
-            <w:tcBorders>
-              <w:top w:val="single" w:sz="4" w:space="0" w:color="000000"/>
-              <w:start w:val="single" w:sz="4" w:space="0" w:color="000000"/>
-              <w:bottom w:val="single" w:sz="4" w:space="0" w:color="000000"/>
-              <w:end w:val="single" w:sz="4" w:space="0" w:color="000000"/>
-            </w:tcBorders>
-            <w:shd w:fill="2D404B" w:val="clear"/>
-          </w:tcPr>
-          <w:p>
-            <w:pPr>
-              <w:pStyle w:val="Contenidodelatablauser"/>
+              <w:pStyle w:val="Contenidodelatabla"/>
+              <w:spacing w:before="0" w:after="160"/>
+              <w:rPr>
+                <w:lang w:val="es-AR" w:eastAsia="en-US" w:bidi="ar-SA"/>
+              </w:rPr>
+            </w:pPr>
+            <w:r>
+              <w:rPr>
+                <w:lang w:val="es-AR" w:eastAsia="en-US" w:bidi="ar-SA"/>
+              </w:rPr>
+              <w:t>n</w:t>
+            </w:r>
+            <w:r>
+              <w:rPr>
+                <w:lang w:val="es-AR" w:eastAsia="en-US" w:bidi="ar-SA"/>
+              </w:rPr>
+              <w:t>ombre</w:t>
+            </w:r>
+            <w:r>
+              <w:rPr>
+                <w:lang w:val="es-AR" w:eastAsia="en-US" w:bidi="ar-SA"/>
+              </w:rPr>
+              <w:t>_apelacion</w:t>
+            </w:r>
+          </w:p>
+        </w:tc>
+        <w:tc>
+          <w:tcPr>
+            <w:tcW w:w="3120" w:type="dxa"/>
+            <w:tcBorders>
+              <w:top w:val="single" w:sz="4" w:space="0" w:color="000000"/>
+              <w:start w:val="single" w:sz="4" w:space="0" w:color="000000"/>
+              <w:bottom w:val="single" w:sz="4" w:space="0" w:color="000000"/>
+              <w:end w:val="single" w:sz="4" w:space="0" w:color="000000"/>
+            </w:tcBorders>
+            <w:shd w:fill="2D404B" w:val="clear"/>
+          </w:tcPr>
+          <w:p>
+            <w:pPr>
+              <w:pStyle w:val="Contenidodelatabla"/>
               <w:spacing w:before="0" w:after="160"/>
               <w:rPr>
                 <w:lang w:val="es-AR" w:eastAsia="en-US" w:bidi="ar-SA"/>
@@ -5775,7 +6361,7 @@
           </w:tcPr>
           <w:p>
             <w:pPr>
-              <w:pStyle w:val="Contenidodelatablauser"/>
+              <w:pStyle w:val="Contenidodelatabla"/>
               <w:spacing w:before="0" w:after="160"/>
               <w:rPr>
                 <w:lang w:val="es-AR" w:eastAsia="en-US" w:bidi="ar-SA"/>
@@ -5805,34 +6391,46 @@
           </w:tcPr>
           <w:p>
             <w:pPr>
-              <w:pStyle w:val="Contenidodelatablauser"/>
-              <w:spacing w:before="0" w:after="160"/>
-              <w:rPr>
-                <w:lang w:val="es-AR" w:eastAsia="en-US" w:bidi="ar-SA"/>
-              </w:rPr>
-            </w:pPr>
-            <w:r>
-              <w:rPr>
-                <w:lang w:val="es-AR" w:eastAsia="en-US" w:bidi="ar-SA"/>
-              </w:rPr>
-              <w:t>Apellido</w:t>
-            </w:r>
-          </w:p>
-        </w:tc>
-        <w:tc>
-          <w:tcPr>
-            <w:tcW w:w="3120" w:type="dxa"/>
-            <w:tcBorders>
-              <w:top w:val="single" w:sz="4" w:space="0" w:color="000000"/>
-              <w:start w:val="single" w:sz="4" w:space="0" w:color="000000"/>
-              <w:bottom w:val="single" w:sz="4" w:space="0" w:color="000000"/>
-              <w:end w:val="single" w:sz="4" w:space="0" w:color="000000"/>
-            </w:tcBorders>
-            <w:shd w:fill="2D404B" w:val="clear"/>
-          </w:tcPr>
-          <w:p>
-            <w:pPr>
-              <w:pStyle w:val="Contenidodelatablauser"/>
+              <w:pStyle w:val="Contenidodelatabla"/>
+              <w:spacing w:before="0" w:after="160"/>
+              <w:rPr>
+                <w:lang w:val="es-AR" w:eastAsia="en-US" w:bidi="ar-SA"/>
+              </w:rPr>
+            </w:pPr>
+            <w:r>
+              <w:rPr>
+                <w:lang w:val="es-AR" w:eastAsia="en-US" w:bidi="ar-SA"/>
+              </w:rPr>
+              <w:t>a</w:t>
+            </w:r>
+            <w:r>
+              <w:rPr>
+                <w:lang w:val="es-AR" w:eastAsia="en-US" w:bidi="ar-SA"/>
+              </w:rPr>
+              <w:t>pellido</w:t>
+            </w:r>
+            <w:r>
+              <w:rPr>
+                <w:lang w:val="es-AR" w:eastAsia="en-US" w:bidi="ar-SA"/>
+              </w:rPr>
+              <w:t>_apelacion</w:t>
+            </w:r>
+          </w:p>
+        </w:tc>
+        <w:tc>
+          <w:tcPr>
+            <w:tcW w:w="3120" w:type="dxa"/>
+            <w:tcBorders>
+              <w:top w:val="single" w:sz="4" w:space="0" w:color="000000"/>
+              <w:start w:val="single" w:sz="4" w:space="0" w:color="000000"/>
+              <w:bottom w:val="single" w:sz="4" w:space="0" w:color="000000"/>
+              <w:end w:val="single" w:sz="4" w:space="0" w:color="000000"/>
+            </w:tcBorders>
+            <w:shd w:fill="2D404B" w:val="clear"/>
+          </w:tcPr>
+          <w:p>
+            <w:pPr>
+              <w:pStyle w:val="Contenidodelatabla"/>
               <w:spacing w:before="0" w:after="160"/>
               <w:rPr>
                 <w:lang w:val="es-AR" w:eastAsia="en-US" w:bidi="ar-SA"/>
@@ -5859,7 +6457,7 @@
           </w:tcPr>
           <w:p>
             <w:pPr>
-              <w:pStyle w:val="Contenidodelatablauser"/>
+              <w:pStyle w:val="Contenidodelatabla"/>
               <w:spacing w:before="0" w:after="160"/>
               <w:rPr>
                 <w:lang w:val="es-AR" w:eastAsia="en-US" w:bidi="ar-SA"/>
@@ -5889,34 +6487,46 @@
           </w:tcPr>
           <w:p>
             <w:pPr>
-              <w:pStyle w:val="Contenidodelatablauser"/>
-              <w:spacing w:before="0" w:after="160"/>
-              <w:rPr>
-                <w:lang w:val="es-AR" w:eastAsia="en-US" w:bidi="ar-SA"/>
-              </w:rPr>
-            </w:pPr>
-            <w:r>
-              <w:rPr>
-                <w:lang w:val="es-AR" w:eastAsia="en-US" w:bidi="ar-SA"/>
-              </w:rPr>
-              <w:t>Clase</w:t>
-            </w:r>
-          </w:p>
-        </w:tc>
-        <w:tc>
-          <w:tcPr>
-            <w:tcW w:w="3120" w:type="dxa"/>
-            <w:tcBorders>
-              <w:top w:val="single" w:sz="4" w:space="0" w:color="000000"/>
-              <w:start w:val="single" w:sz="4" w:space="0" w:color="000000"/>
-              <w:bottom w:val="single" w:sz="4" w:space="0" w:color="000000"/>
-              <w:end w:val="single" w:sz="4" w:space="0" w:color="000000"/>
-            </w:tcBorders>
-            <w:shd w:fill="2D404B" w:val="clear"/>
-          </w:tcPr>
-          <w:p>
-            <w:pPr>
-              <w:pStyle w:val="Contenidodelatablauser"/>
+              <w:pStyle w:val="Contenidodelatabla"/>
+              <w:spacing w:before="0" w:after="160"/>
+              <w:rPr>
+                <w:lang w:val="es-AR" w:eastAsia="en-US" w:bidi="ar-SA"/>
+              </w:rPr>
+            </w:pPr>
+            <w:r>
+              <w:rPr>
+                <w:lang w:val="es-AR" w:eastAsia="en-US" w:bidi="ar-SA"/>
+              </w:rPr>
+              <w:t>c</w:t>
+            </w:r>
+            <w:r>
+              <w:rPr>
+                <w:lang w:val="es-AR" w:eastAsia="en-US" w:bidi="ar-SA"/>
+              </w:rPr>
+              <w:t>lase</w:t>
+            </w:r>
+            <w:r>
+              <w:rPr>
+                <w:lang w:val="es-AR" w:eastAsia="en-US" w:bidi="ar-SA"/>
+              </w:rPr>
+              <w:t>_apelacion</w:t>
+            </w:r>
+          </w:p>
+        </w:tc>
+        <w:tc>
+          <w:tcPr>
+            <w:tcW w:w="3120" w:type="dxa"/>
+            <w:tcBorders>
+              <w:top w:val="single" w:sz="4" w:space="0" w:color="000000"/>
+              <w:start w:val="single" w:sz="4" w:space="0" w:color="000000"/>
+              <w:bottom w:val="single" w:sz="4" w:space="0" w:color="000000"/>
+              <w:end w:val="single" w:sz="4" w:space="0" w:color="000000"/>
+            </w:tcBorders>
+            <w:shd w:fill="2D404B" w:val="clear"/>
+          </w:tcPr>
+          <w:p>
+            <w:pPr>
+              <w:pStyle w:val="Contenidodelatabla"/>
               <w:spacing w:before="0" w:after="160"/>
               <w:rPr>
                 <w:lang w:val="es-AR" w:eastAsia="en-US" w:bidi="ar-SA"/>
@@ -5943,7 +6553,7 @@
           </w:tcPr>
           <w:p>
             <w:pPr>
-              <w:pStyle w:val="Contenidodelatablauser"/>
+              <w:pStyle w:val="Contenidodelatabla"/>
               <w:spacing w:before="0" w:after="160"/>
               <w:rPr>
                 <w:lang w:val="es-AR" w:eastAsia="en-US" w:bidi="ar-SA"/>
@@ -5973,34 +6583,40 @@
           </w:tcPr>
           <w:p>
             <w:pPr>
-              <w:pStyle w:val="Contenidodelatablauser"/>
-              <w:spacing w:before="0" w:after="160"/>
-              <w:rPr>
-                <w:lang w:val="es-AR" w:eastAsia="en-US" w:bidi="ar-SA"/>
-              </w:rPr>
-            </w:pPr>
-            <w:r>
-              <w:rPr>
-                <w:lang w:val="es-AR" w:eastAsia="en-US" w:bidi="ar-SA"/>
-              </w:rPr>
-              <w:t>Razon_Apelacion</w:t>
-            </w:r>
-          </w:p>
-        </w:tc>
-        <w:tc>
-          <w:tcPr>
-            <w:tcW w:w="3120" w:type="dxa"/>
-            <w:tcBorders>
-              <w:top w:val="single" w:sz="4" w:space="0" w:color="000000"/>
-              <w:start w:val="single" w:sz="4" w:space="0" w:color="000000"/>
-              <w:bottom w:val="single" w:sz="4" w:space="0" w:color="000000"/>
-              <w:end w:val="single" w:sz="4" w:space="0" w:color="000000"/>
-            </w:tcBorders>
-            <w:shd w:fill="2D404B" w:val="clear"/>
-          </w:tcPr>
-          <w:p>
-            <w:pPr>
-              <w:pStyle w:val="Contenidodelatablauser"/>
+              <w:pStyle w:val="Contenidodelatabla"/>
+              <w:spacing w:before="0" w:after="160"/>
+              <w:rPr>
+                <w:lang w:val="es-AR" w:eastAsia="en-US" w:bidi="ar-SA"/>
+              </w:rPr>
+            </w:pPr>
+            <w:r>
+              <w:rPr>
+                <w:lang w:val="es-AR" w:eastAsia="en-US" w:bidi="ar-SA"/>
+              </w:rPr>
+              <w:t>r</w:t>
+            </w:r>
+            <w:r>
+              <w:rPr>
+                <w:lang w:val="es-AR" w:eastAsia="en-US" w:bidi="ar-SA"/>
+              </w:rPr>
+              <w:t>azon_Apelacion</w:t>
+            </w:r>
+          </w:p>
+        </w:tc>
+        <w:tc>
+          <w:tcPr>
+            <w:tcW w:w="3120" w:type="dxa"/>
+            <w:tcBorders>
+              <w:top w:val="single" w:sz="4" w:space="0" w:color="000000"/>
+              <w:start w:val="single" w:sz="4" w:space="0" w:color="000000"/>
+              <w:bottom w:val="single" w:sz="4" w:space="0" w:color="000000"/>
+              <w:end w:val="single" w:sz="4" w:space="0" w:color="000000"/>
+            </w:tcBorders>
+            <w:shd w:fill="2D404B" w:val="clear"/>
+          </w:tcPr>
+          <w:p>
+            <w:pPr>
+              <w:pStyle w:val="Contenidodelatabla"/>
               <w:spacing w:before="0" w:after="160"/>
               <w:rPr>
                 <w:lang w:val="es-AR" w:eastAsia="en-US" w:bidi="ar-SA"/>
@@ -6027,7 +6643,7 @@
           </w:tcPr>
           <w:p>
             <w:pPr>
-              <w:pStyle w:val="Contenidodelatablauser"/>
+              <w:pStyle w:val="Contenidodelatabla"/>
               <w:spacing w:before="0" w:after="160"/>
               <w:rPr>
                 <w:lang w:val="es-AR" w:eastAsia="en-US" w:bidi="ar-SA"/>
@@ -6082,7 +6698,7 @@
           <w:shd w:fill="auto" w:val="clear"/>
           <w:lang w:val="es-AR"/>
         </w:rPr>
-        <w:t>Respuesta Exitosa:</w:t>
+        <w:t>Ejemplo de Solicitud</w:t>
       </w:r>
       <w:r>
         <w:rPr>
@@ -6097,8 +6713,6 @@
           <w:lang w:val="es-AR"/>
         </w:rPr>
         <w:br/>
-        <w:t>En caso de poder ubicar correctamente toda la informacion, el servidor responde lo siguiente:</w:t>
-        <w:br/>
         <w:t>{</w:t>
         <w:br/>
         <w:tab/>
@@ -6117,7 +6731,112 @@
         <w:t>|ACEPTAR|      |RECHAZAR| (Estos 2 son botones)</w:t>
         <w:br/>
         <w:t>}</w:t>
-        <w:br/>
+      </w:r>
+      <w:r>
+        <w:rPr>
+          <w:b w:val="false"/>
+          <w:bCs w:val="false"/>
+          <w:i w:val="false"/>
+          <w:iCs w:val="false"/>
+          <w:sz w:val="28"/>
+          <w:szCs w:val="28"/>
+          <w:u w:val="none"/>
+          <w:shd w:fill="auto" w:val="clear"/>
+          <w:lang w:val="es-AR"/>
+        </w:rPr>
+        <w:br/>
+        <w:br/>
+      </w:r>
+      <w:r>
+        <w:rPr>
+          <w:b/>
+          <w:bCs/>
+          <w:i/>
+          <w:iCs/>
+          <w:sz w:val="40"/>
+          <w:szCs w:val="40"/>
+          <w:u w:val="none"/>
+          <w:shd w:fill="auto" w:val="clear"/>
+          <w:lang w:val="es-AR"/>
+        </w:rPr>
+        <w:t>Respuesta Exitosa</w:t>
+      </w:r>
+      <w:r>
+        <w:rPr>
+          <w:b w:val="false"/>
+          <w:bCs w:val="false"/>
+          <w:i w:val="false"/>
+          <w:iCs w:val="false"/>
+          <w:sz w:val="28"/>
+          <w:szCs w:val="28"/>
+          <w:u w:val="none"/>
+          <w:shd w:fill="auto" w:val="clear"/>
+          <w:lang w:val="es-AR"/>
+        </w:rPr>
+        <w:br/>
+        <w:t>En caso de poder ubicar correctamente toda la información, el servidor responde lo siguiente:</w:t>
+        <w:br/>
+      </w:r>
+      <w:r>
+        <w:rPr>
+          <w:b w:val="false"/>
+          <w:bCs w:val="false"/>
+          <w:i w:val="false"/>
+          <w:iCs w:val="false"/>
+          <w:sz w:val="28"/>
+          <w:szCs w:val="28"/>
+          <w:u w:val="none"/>
+          <w:shd w:fill="auto" w:val="clear"/>
+          <w:lang w:val="es-AR"/>
+        </w:rPr>
+        <w:t>{</w:t>
+        <w:br/>
+        <w:tab/>
+        <w:t>“MensajeApelacion_Confirmada/Rechazada”: “Se a enviado tu respuesta al alumno de la apelación”</w:t>
+        <w:br/>
+        <w:t>}</w:t>
+        <w:br/>
+      </w:r>
+      <w:r>
+        <w:rPr>
+          <w:b w:val="false"/>
+          <w:bCs w:val="false"/>
+          <w:i/>
+          <w:iCs/>
+          <w:sz w:val="28"/>
+          <w:szCs w:val="28"/>
+          <w:u w:val="none"/>
+          <w:shd w:fill="auto" w:val="clear"/>
+          <w:lang w:val="es-AR"/>
+        </w:rPr>
+        <w:t>Después el estado de asistencia cambiaría a TRUE en caso de haber aprobado la apelación.</w:t>
+      </w:r>
+      <w:r>
+        <w:rPr>
+          <w:b w:val="false"/>
+          <w:bCs w:val="false"/>
+          <w:i w:val="false"/>
+          <w:iCs w:val="false"/>
+          <w:sz w:val="28"/>
+          <w:szCs w:val="28"/>
+          <w:u w:val="none"/>
+          <w:shd w:fill="auto" w:val="clear"/>
+          <w:lang w:val="es-AR"/>
+        </w:rPr>
+        <w:br/>
+      </w:r>
+      <w:r>
+        <w:rPr>
+          <w:b w:val="false"/>
+          <w:bCs w:val="false"/>
+          <w:i w:val="false"/>
+          <w:iCs w:val="false"/>
+          <w:sz w:val="28"/>
+          <w:szCs w:val="28"/>
+          <w:u w:val="none"/>
+          <w:shd w:fill="auto" w:val="clear"/>
+          <w:lang w:val="es-AR"/>
+        </w:rPr>
         <w:br/>
       </w:r>
       <w:r>
@@ -6395,7 +7114,7 @@
           <w:shd w:fill="auto" w:val="clear"/>
           <w:lang w:val="es-AR" w:eastAsia="en-US" w:bidi="ar-SA"/>
         </w:rPr>
-        <w:t>Cuando se quiere añadir un alumno</w:t>
+        <w:t>Caso “Agregar Estudiante”</w:t>
       </w:r>
     </w:p>
     <w:tbl>
@@ -6431,7 +7150,7 @@
           </w:tcPr>
           <w:p>
             <w:pPr>
-              <w:pStyle w:val="Contenidodelatablauser"/>
+              <w:pStyle w:val="Contenidodelatabla"/>
               <w:spacing w:before="0" w:after="160"/>
               <w:rPr>
                 <w:lang w:val="es-AR" w:eastAsia="en-US" w:bidi="ar-SA"/>
@@ -6458,7 +7177,7 @@
           </w:tcPr>
           <w:p>
             <w:pPr>
-              <w:pStyle w:val="Contenidodelatablauser"/>
+              <w:pStyle w:val="Contenidodelatabla"/>
               <w:spacing w:before="0" w:after="160"/>
               <w:rPr>
                 <w:lang w:val="es-AR" w:eastAsia="en-US" w:bidi="ar-SA"/>
@@ -6485,7 +7204,7 @@
           </w:tcPr>
           <w:p>
             <w:pPr>
-              <w:pStyle w:val="Contenidodelatablauser"/>
+              <w:pStyle w:val="Contenidodelatabla"/>
               <w:spacing w:before="0" w:after="160"/>
               <w:rPr>
                 <w:lang w:val="es-AR" w:eastAsia="en-US" w:bidi="ar-SA"/>
@@ -6515,7 +7234,7 @@
           </w:tcPr>
           <w:p>
             <w:pPr>
-              <w:pStyle w:val="Contenidodelatablauser"/>
+              <w:pStyle w:val="Contenidodelatabla"/>
               <w:spacing w:before="0" w:after="160"/>
               <w:rPr>
                 <w:lang w:val="es-AR" w:eastAsia="en-US" w:bidi="ar-SA"/>
@@ -6542,7 +7261,7 @@
           </w:tcPr>
           <w:p>
             <w:pPr>
-              <w:pStyle w:val="Contenidodelatablauser"/>
+              <w:pStyle w:val="Contenidodelatabla"/>
               <w:spacing w:before="0" w:after="160"/>
               <w:rPr>
                 <w:lang w:val="es-AR" w:eastAsia="en-US" w:bidi="ar-SA"/>
@@ -6569,7 +7288,7 @@
           </w:tcPr>
           <w:p>
             <w:pPr>
-              <w:pStyle w:val="Contenidodelatablauser"/>
+              <w:pStyle w:val="Contenidodelatabla"/>
               <w:spacing w:before="0" w:after="160"/>
               <w:rPr>
                 <w:lang w:val="es-AR" w:eastAsia="en-US" w:bidi="ar-SA"/>
@@ -6599,7 +7318,7 @@
           </w:tcPr>
           <w:p>
             <w:pPr>
-              <w:pStyle w:val="Contenidodelatablauser"/>
+              <w:pStyle w:val="Contenidodelatabla"/>
               <w:spacing w:before="0" w:after="160"/>
               <w:rPr>
                 <w:lang w:val="es-AR" w:eastAsia="en-US" w:bidi="ar-SA"/>
@@ -6626,7 +7345,7 @@
           </w:tcPr>
           <w:p>
             <w:pPr>
-              <w:pStyle w:val="Contenidodelatablauser"/>
+              <w:pStyle w:val="Contenidodelatabla"/>
               <w:spacing w:before="0" w:after="160"/>
               <w:rPr>
                 <w:lang w:val="es-AR" w:eastAsia="en-US" w:bidi="ar-SA"/>
@@ -6653,7 +7372,7 @@
           </w:tcPr>
           <w:p>
             <w:pPr>
-              <w:pStyle w:val="Contenidodelatablauser"/>
+              <w:pStyle w:val="Contenidodelatabla"/>
               <w:spacing w:before="0" w:after="160"/>
               <w:rPr>
                 <w:lang w:val="es-AR" w:eastAsia="en-US" w:bidi="ar-SA"/>
@@ -6683,7 +7402,7 @@
           </w:tcPr>
           <w:p>
             <w:pPr>
-              <w:pStyle w:val="Contenidodelatablauser"/>
+              <w:pStyle w:val="Contenidodelatabla"/>
               <w:spacing w:before="0" w:after="160"/>
               <w:rPr>
                 <w:lang w:val="es-AR" w:eastAsia="en-US" w:bidi="ar-SA"/>
@@ -6710,7 +7429,7 @@
           </w:tcPr>
           <w:p>
             <w:pPr>
-              <w:pStyle w:val="Contenidodelatablauser"/>
+              <w:pStyle w:val="Contenidodelatabla"/>
               <w:spacing w:before="0" w:after="160"/>
               <w:rPr>
                 <w:lang w:val="es-AR" w:eastAsia="en-US" w:bidi="ar-SA"/>
@@ -6737,7 +7456,7 @@
           </w:tcPr>
           <w:p>
             <w:pPr>
-              <w:pStyle w:val="Contenidodelatablauser"/>
+              <w:pStyle w:val="Contenidodelatabla"/>
               <w:spacing w:before="0" w:after="160"/>
               <w:rPr>
                 <w:lang w:val="es-AR" w:eastAsia="en-US" w:bidi="ar-SA"/>
@@ -6769,7 +7488,7 @@
           </w:tcPr>
           <w:p>
             <w:pPr>
-              <w:pStyle w:val="Contenidodelatablauser"/>
+              <w:pStyle w:val="Contenidodelatabla"/>
               <w:spacing w:before="0" w:after="160"/>
               <w:rPr>
                 <w:lang w:val="es-AR" w:eastAsia="en-US" w:bidi="ar-SA"/>
@@ -6796,7 +7515,7 @@
           </w:tcPr>
           <w:p>
             <w:pPr>
-              <w:pStyle w:val="Contenidodelatablauser"/>
+              <w:pStyle w:val="Contenidodelatabla"/>
               <w:spacing w:before="0" w:after="160"/>
               <w:rPr>
                 <w:lang w:val="es-AR" w:eastAsia="en-US" w:bidi="ar-SA"/>
@@ -6823,7 +7542,7 @@
           </w:tcPr>
           <w:p>
             <w:pPr>
-              <w:pStyle w:val="Contenidodelatablauser"/>
+              <w:pStyle w:val="Contenidodelatabla"/>
               <w:spacing w:before="0" w:after="160"/>
               <w:rPr>
                 <w:lang w:val="es-AR" w:eastAsia="en-US" w:bidi="ar-SA"/>
@@ -6855,7 +7574,7 @@
           </w:tcPr>
           <w:p>
             <w:pPr>
-              <w:pStyle w:val="Contenidodelatablauser"/>
+              <w:pStyle w:val="Contenidodelatabla"/>
               <w:spacing w:before="0" w:after="160"/>
               <w:rPr>
                 <w:lang w:val="es-AR" w:eastAsia="en-US" w:bidi="ar-SA"/>
@@ -6882,7 +7601,7 @@
           </w:tcPr>
           <w:p>
             <w:pPr>
-              <w:pStyle w:val="Contenidodelatablauser"/>
+              <w:pStyle w:val="Contenidodelatabla"/>
               <w:spacing w:before="0" w:after="160"/>
               <w:rPr>
                 <w:lang w:val="es-AR" w:eastAsia="en-US" w:bidi="ar-SA"/>
@@ -6909,7 +7628,7 @@
           </w:tcPr>
           <w:p>
             <w:pPr>
-              <w:pStyle w:val="Contenidodelatablauser"/>
+              <w:pStyle w:val="Contenidodelatabla"/>
               <w:spacing w:before="0" w:after="160"/>
               <w:rPr>
                 <w:lang w:val="es-AR" w:eastAsia="en-US" w:bidi="ar-SA"/>
@@ -6941,7 +7660,7 @@
           </w:tcPr>
           <w:p>
             <w:pPr>
-              <w:pStyle w:val="Contenidodelatablauser"/>
+              <w:pStyle w:val="Contenidodelatabla"/>
               <w:spacing w:before="0" w:after="160"/>
               <w:rPr>
                 <w:lang w:val="es-AR" w:eastAsia="en-US" w:bidi="ar-SA"/>
@@ -6968,7 +7687,7 @@
           </w:tcPr>
           <w:p>
             <w:pPr>
-              <w:pStyle w:val="Contenidodelatablauser"/>
+              <w:pStyle w:val="Contenidodelatabla"/>
               <w:spacing w:before="0" w:after="160"/>
               <w:rPr>
                 <w:lang w:val="es-AR" w:eastAsia="en-US" w:bidi="ar-SA"/>
@@ -6995,7 +7714,7 @@
           </w:tcPr>
           <w:p>
             <w:pPr>
-              <w:pStyle w:val="Contenidodelatablauser"/>
+              <w:pStyle w:val="Contenidodelatabla"/>
               <w:spacing w:before="0" w:after="160"/>
               <w:rPr>
                 <w:lang w:val="es-AR" w:eastAsia="en-US" w:bidi="ar-SA"/>
@@ -7054,7 +7773,7 @@
           <w:shd w:fill="auto" w:val="clear"/>
           <w:lang w:val="es-AR" w:eastAsia="en-US" w:bidi="ar-SA"/>
         </w:rPr>
-        <w:t>Cuando se quiere modificar un alumno</w:t>
+        <w:t>Caso “Modificar Alumno”</w:t>
       </w:r>
     </w:p>
     <w:tbl>
@@ -7090,7 +7809,7 @@
           </w:tcPr>
           <w:p>
             <w:pPr>
-              <w:pStyle w:val="Contenidodelatablauser"/>
+              <w:pStyle w:val="Contenidodelatabla"/>
               <w:spacing w:before="0" w:after="160"/>
               <w:rPr>
                 <w:lang w:val="es-AR" w:eastAsia="en-US" w:bidi="ar-SA"/>
@@ -7117,7 +7836,7 @@
           </w:tcPr>
           <w:p>
             <w:pPr>
-              <w:pStyle w:val="Contenidodelatablauser"/>
+              <w:pStyle w:val="Contenidodelatabla"/>
               <w:spacing w:before="0" w:after="160"/>
               <w:rPr>
                 <w:lang w:val="es-AR" w:eastAsia="en-US" w:bidi="ar-SA"/>
@@ -7144,7 +7863,7 @@
           </w:tcPr>
           <w:p>
             <w:pPr>
-              <w:pStyle w:val="Contenidodelatablauser"/>
+              <w:pStyle w:val="Contenidodelatabla"/>
               <w:spacing w:before="0" w:after="160"/>
               <w:rPr>
                 <w:lang w:val="es-AR" w:eastAsia="en-US" w:bidi="ar-SA"/>
@@ -7174,7 +7893,7 @@
           </w:tcPr>
           <w:p>
             <w:pPr>
-              <w:pStyle w:val="Contenidodelatablauser"/>
+              <w:pStyle w:val="Contenidodelatabla"/>
               <w:spacing w:before="0" w:after="160"/>
               <w:rPr>
                 <w:lang w:val="es-AR" w:eastAsia="en-US" w:bidi="ar-SA"/>
@@ -7201,7 +7920,7 @@
           </w:tcPr>
           <w:p>
             <w:pPr>
-              <w:pStyle w:val="Contenidodelatablauser"/>
+              <w:pStyle w:val="Contenidodelatabla"/>
               <w:spacing w:before="0" w:after="160"/>
               <w:rPr>
                 <w:lang w:val="es-AR" w:eastAsia="en-US" w:bidi="ar-SA"/>
@@ -7228,7 +7947,7 @@
           </w:tcPr>
           <w:p>
             <w:pPr>
-              <w:pStyle w:val="Contenidodelatablauser"/>
+              <w:pStyle w:val="Contenidodelatabla"/>
               <w:spacing w:before="0" w:after="160"/>
               <w:rPr>
                 <w:lang w:val="es-AR" w:eastAsia="en-US" w:bidi="ar-SA"/>
@@ -7258,7 +7977,7 @@
           </w:tcPr>
           <w:p>
             <w:pPr>
-              <w:pStyle w:val="Contenidodelatablauser"/>
+              <w:pStyle w:val="Contenidodelatabla"/>
               <w:spacing w:before="0" w:after="160"/>
               <w:rPr>
                 <w:lang w:val="es-AR" w:eastAsia="en-US" w:bidi="ar-SA"/>
@@ -7285,7 +8004,7 @@
           </w:tcPr>
           <w:p>
             <w:pPr>
-              <w:pStyle w:val="Contenidodelatablauser"/>
+              <w:pStyle w:val="Contenidodelatabla"/>
               <w:spacing w:before="0" w:after="160"/>
               <w:rPr>
                 <w:lang w:val="es-AR" w:eastAsia="en-US" w:bidi="ar-SA"/>
@@ -7312,7 +8031,7 @@
           </w:tcPr>
           <w:p>
             <w:pPr>
-              <w:pStyle w:val="Contenidodelatablauser"/>
+              <w:pStyle w:val="Contenidodelatabla"/>
               <w:spacing w:before="0" w:after="160"/>
               <w:rPr>
                 <w:lang w:val="es-AR" w:eastAsia="en-US" w:bidi="ar-SA"/>
@@ -7342,7 +8061,7 @@
           </w:tcPr>
           <w:p>
             <w:pPr>
-              <w:pStyle w:val="Contenidodelatablauser"/>
+              <w:pStyle w:val="Contenidodelatabla"/>
               <w:spacing w:before="0" w:after="160"/>
               <w:rPr>
                 <w:lang w:val="es-AR" w:eastAsia="en-US" w:bidi="ar-SA"/>
@@ -7369,7 +8088,7 @@
           </w:tcPr>
           <w:p>
             <w:pPr>
-              <w:pStyle w:val="Contenidodelatablauser"/>
+              <w:pStyle w:val="Contenidodelatabla"/>
               <w:spacing w:before="0" w:after="160"/>
               <w:rPr>
                 <w:lang w:val="es-AR" w:eastAsia="en-US" w:bidi="ar-SA"/>
@@ -7396,7 +8115,7 @@
           </w:tcPr>
           <w:p>
             <w:pPr>
-              <w:pStyle w:val="Contenidodelatablauser"/>
+              <w:pStyle w:val="Contenidodelatabla"/>
               <w:spacing w:before="0" w:after="160"/>
               <w:rPr>
                 <w:lang w:val="es-AR" w:eastAsia="en-US" w:bidi="ar-SA"/>
@@ -7426,7 +8145,7 @@
           </w:tcPr>
           <w:p>
             <w:pPr>
-              <w:pStyle w:val="Contenidodelatablauser"/>
+              <w:pStyle w:val="Contenidodelatabla"/>
               <w:spacing w:before="0" w:after="160"/>
               <w:rPr>
                 <w:lang w:val="es-AR" w:eastAsia="en-US" w:bidi="ar-SA"/>
@@ -7453,7 +8172,7 @@
           </w:tcPr>
           <w:p>
             <w:pPr>
-              <w:pStyle w:val="Contenidodelatablauser"/>
+              <w:pStyle w:val="Contenidodelatabla"/>
               <w:spacing w:before="0" w:after="160"/>
               <w:rPr>
                 <w:lang w:val="es-AR" w:eastAsia="en-US" w:bidi="ar-SA"/>
@@ -7480,7 +8199,7 @@
           </w:tcPr>
           <w:p>
             <w:pPr>
-              <w:pStyle w:val="Contenidodelatablauser"/>
+              <w:pStyle w:val="Contenidodelatabla"/>
               <w:spacing w:before="0" w:after="160"/>
               <w:rPr>
                 <w:lang w:val="es-AR" w:eastAsia="en-US" w:bidi="ar-SA"/>
@@ -7510,7 +8229,7 @@
           </w:tcPr>
           <w:p>
             <w:pPr>
-              <w:pStyle w:val="Contenidodelatablauser"/>
+              <w:pStyle w:val="Contenidodelatabla"/>
               <w:spacing w:before="0" w:after="160"/>
               <w:rPr>
                 <w:lang w:val="es-AR" w:eastAsia="en-US" w:bidi="ar-SA"/>
@@ -7537,7 +8256,7 @@
           </w:tcPr>
           <w:p>
             <w:pPr>
-              <w:pStyle w:val="Contenidodelatablauser"/>
+              <w:pStyle w:val="Contenidodelatabla"/>
               <w:spacing w:before="0" w:after="160"/>
               <w:rPr>
                 <w:lang w:val="es-AR" w:eastAsia="en-US" w:bidi="ar-SA"/>
@@ -7564,7 +8283,7 @@
           </w:tcPr>
           <w:p>
             <w:pPr>
-              <w:pStyle w:val="Contenidodelatablauser"/>
+              <w:pStyle w:val="Contenidodelatabla"/>
               <w:spacing w:before="0" w:after="160"/>
               <w:rPr>
                 <w:lang w:val="es-AR" w:eastAsia="en-US" w:bidi="ar-SA"/>
@@ -7594,7 +8313,7 @@
           </w:tcPr>
           <w:p>
             <w:pPr>
-              <w:pStyle w:val="Contenidodelatablauser"/>
+              <w:pStyle w:val="Contenidodelatabla"/>
               <w:spacing w:before="0" w:after="160"/>
               <w:rPr>
                 <w:lang w:val="es-AR" w:eastAsia="en-US" w:bidi="ar-SA"/>
@@ -7621,7 +8340,7 @@
           </w:tcPr>
           <w:p>
             <w:pPr>
-              <w:pStyle w:val="Contenidodelatablauser"/>
+              <w:pStyle w:val="Contenidodelatabla"/>
               <w:spacing w:before="0" w:after="160"/>
               <w:rPr>
                 <w:lang w:val="es-AR" w:eastAsia="en-US" w:bidi="ar-SA"/>
@@ -7648,7 +8367,7 @@
           </w:tcPr>
           <w:p>
             <w:pPr>
-              <w:pStyle w:val="Contenidodelatablauser"/>
+              <w:pStyle w:val="Contenidodelatabla"/>
               <w:spacing w:before="0" w:after="160"/>
               <w:rPr>
                 <w:lang w:val="es-AR" w:eastAsia="en-US" w:bidi="ar-SA"/>
@@ -7707,7 +8426,7 @@
           <w:shd w:fill="auto" w:val="clear"/>
           <w:lang w:val="es-AR" w:eastAsia="en-US" w:bidi="ar-SA"/>
         </w:rPr>
-        <w:t>Cuando se quiere eliminar un alumno</w:t>
+        <w:t>Caso “Eliminar Estudiante”</w:t>
       </w:r>
     </w:p>
     <w:tbl>
@@ -7743,7 +8462,7 @@
           </w:tcPr>
           <w:p>
             <w:pPr>
-              <w:pStyle w:val="Contenidodelatablauser"/>
+              <w:pStyle w:val="Contenidodelatabla"/>
               <w:spacing w:before="0" w:after="160"/>
               <w:rPr>
                 <w:lang w:val="es-AR" w:eastAsia="en-US" w:bidi="ar-SA"/>
@@ -7770,7 +8489,7 @@
           </w:tcPr>
           <w:p>
             <w:pPr>
-              <w:pStyle w:val="Contenidodelatablauser"/>
+              <w:pStyle w:val="Contenidodelatabla"/>
               <w:spacing w:before="0" w:after="160"/>
               <w:rPr>
                 <w:lang w:val="es-AR" w:eastAsia="en-US" w:bidi="ar-SA"/>
@@ -7797,7 +8516,7 @@
           </w:tcPr>
           <w:p>
             <w:pPr>
-              <w:pStyle w:val="Contenidodelatablauser"/>
+              <w:pStyle w:val="Contenidodelatabla"/>
               <w:spacing w:before="0" w:after="160"/>
               <w:rPr>
                 <w:lang w:val="es-AR" w:eastAsia="en-US" w:bidi="ar-SA"/>
@@ -7827,7 +8546,7 @@
           </w:tcPr>
           <w:p>
             <w:pPr>
-              <w:pStyle w:val="Contenidodelatablauser"/>
+              <w:pStyle w:val="Contenidodelatabla"/>
               <w:spacing w:before="0" w:after="160"/>
               <w:rPr>
                 <w:lang w:val="es-AR" w:eastAsia="en-US" w:bidi="ar-SA"/>
@@ -7854,7 +8573,7 @@
           </w:tcPr>
           <w:p>
             <w:pPr>
-              <w:pStyle w:val="Contenidodelatablauser"/>
+              <w:pStyle w:val="Contenidodelatabla"/>
               <w:spacing w:before="0" w:after="160"/>
               <w:rPr>
                 <w:lang w:val="es-AR" w:eastAsia="en-US" w:bidi="ar-SA"/>
@@ -7881,7 +8600,7 @@
           </w:tcPr>
           <w:p>
             <w:pPr>
-              <w:pStyle w:val="Contenidodelatablauser"/>
+              <w:pStyle w:val="Contenidodelatabla"/>
               <w:spacing w:before="0" w:after="160"/>
               <w:rPr>
                 <w:lang w:val="es-AR" w:eastAsia="en-US" w:bidi="ar-SA"/>
@@ -7911,7 +8630,7 @@
           </w:tcPr>
           <w:p>
             <w:pPr>
-              <w:pStyle w:val="Contenidodelatablauser"/>
+              <w:pStyle w:val="Contenidodelatabla"/>
               <w:spacing w:before="0" w:after="160"/>
               <w:rPr>
                 <w:lang w:val="es-AR" w:eastAsia="en-US" w:bidi="ar-SA"/>
@@ -7938,7 +8657,7 @@
           </w:tcPr>
           <w:p>
             <w:pPr>
-              <w:pStyle w:val="Contenidodelatablauser"/>
+              <w:pStyle w:val="Contenidodelatabla"/>
               <w:spacing w:before="0" w:after="160"/>
               <w:rPr>
                 <w:lang w:val="es-AR" w:eastAsia="en-US" w:bidi="ar-SA"/>
@@ -7965,7 +8684,7 @@
           </w:tcPr>
           <w:p>
             <w:pPr>
-              <w:pStyle w:val="Contenidodelatablauser"/>
+              <w:pStyle w:val="Contenidodelatabla"/>
               <w:spacing w:before="0" w:after="160"/>
               <w:rPr>
                 <w:lang w:val="es-AR" w:eastAsia="en-US" w:bidi="ar-SA"/>
@@ -7995,7 +8714,7 @@
           </w:tcPr>
           <w:p>
             <w:pPr>
-              <w:pStyle w:val="Contenidodelatablauser"/>
+              <w:pStyle w:val="Contenidodelatabla"/>
               <w:spacing w:before="0" w:after="160"/>
               <w:rPr>
                 <w:lang w:val="es-AR" w:eastAsia="en-US" w:bidi="ar-SA"/>
@@ -8022,7 +8741,7 @@
           </w:tcPr>
           <w:p>
             <w:pPr>
-              <w:pStyle w:val="Contenidodelatablauser"/>
+              <w:pStyle w:val="Contenidodelatabla"/>
               <w:spacing w:before="0" w:after="160"/>
               <w:rPr>
                 <w:lang w:val="es-AR" w:eastAsia="en-US" w:bidi="ar-SA"/>
@@ -8049,7 +8768,7 @@
           </w:tcPr>
           <w:p>
             <w:pPr>
-              <w:pStyle w:val="Contenidodelatablauser"/>
+              <w:pStyle w:val="Contenidodelatabla"/>
               <w:spacing w:before="0" w:after="160"/>
               <w:rPr>
                 <w:lang w:val="es-AR" w:eastAsia="en-US" w:bidi="ar-SA"/>
@@ -8090,11 +8809,21 @@
           <w:shd w:fill="auto" w:val="clear"/>
           <w:lang w:val="es-AR" w:eastAsia="en-US" w:bidi="ar-SA"/>
         </w:rPr>
+        <w:br/>
+      </w:r>
+      <w:r>
+        <w:rPr>
+          <w:b/>
+          <w:bCs/>
+          <w:i/>
+          <w:iCs/>
+          <w:sz w:val="40"/>
+          <w:szCs w:val="40"/>
+          <w:u w:val="none"/>
+          <w:shd w:fill="auto" w:val="clear"/>
+          <w:lang w:val="es-AR" w:eastAsia="en-US" w:bidi="ar-SA"/>
+        </w:rPr>
         <w:t>Respuesta Exitosa</w:t>
-        <w:br/>
-        <w:t>En caso de resultar exitoso el proceso, el servidor responderá lo siguiente:</w:t>
-        <w:br/>
-        <w:br/>
       </w:r>
       <w:r>
         <w:rPr>
@@ -8104,6 +8833,23 @@
           <w:iCs w:val="false"/>
           <w:sz w:val="28"/>
           <w:szCs w:val="28"/>
+          <w:u w:val="none"/>
+          <w:shd w:fill="auto" w:val="clear"/>
+          <w:lang w:val="es-AR" w:eastAsia="en-US" w:bidi="ar-SA"/>
+        </w:rPr>
+        <w:br/>
+        <w:t>En caso de resultar exitoso el proceso, el servidor responderá lo siguiente:</w:t>
+        <w:br/>
+        <w:br/>
+      </w:r>
+      <w:r>
+        <w:rPr>
+          <w:b w:val="false"/>
+          <w:bCs w:val="false"/>
+          <w:i/>
+          <w:iCs/>
+          <w:sz w:val="28"/>
+          <w:szCs w:val="28"/>
           <w:u w:val="single"/>
           <w:shd w:fill="auto" w:val="clear"/>
           <w:lang w:val="es-AR" w:eastAsia="en-US" w:bidi="ar-SA"/>
@@ -8136,24 +8882,24 @@
         <w:rPr>
           <w:b w:val="false"/>
           <w:bCs w:val="false"/>
+          <w:i/>
+          <w:iCs/>
+          <w:sz w:val="28"/>
+          <w:szCs w:val="28"/>
+          <w:u w:val="single"/>
+          <w:shd w:fill="auto" w:val="clear"/>
+          <w:lang w:val="es-AR" w:eastAsia="en-US" w:bidi="ar-SA"/>
+        </w:rPr>
+        <w:t>Caso “Modificar Alumno”</w:t>
+      </w:r>
+      <w:r>
+        <w:rPr>
+          <w:b w:val="false"/>
+          <w:bCs w:val="false"/>
           <w:i w:val="false"/>
           <w:iCs w:val="false"/>
           <w:sz w:val="28"/>
           <w:szCs w:val="28"/>
-          <w:u w:val="single"/>
-          <w:shd w:fill="auto" w:val="clear"/>
-          <w:lang w:val="es-AR" w:eastAsia="en-US" w:bidi="ar-SA"/>
-        </w:rPr>
-        <w:t>Caso “Modificar Alumno”</w:t>
-      </w:r>
-      <w:r>
-        <w:rPr>
-          <w:b w:val="false"/>
-          <w:bCs w:val="false"/>
-          <w:i w:val="false"/>
-          <w:iCs w:val="false"/>
-          <w:sz w:val="28"/>
-          <w:szCs w:val="28"/>
           <w:u w:val="none"/>
           <w:shd w:fill="auto" w:val="clear"/>
           <w:lang w:val="es-AR" w:eastAsia="en-US" w:bidi="ar-SA"/>
@@ -8172,8 +8918,8 @@
         <w:rPr>
           <w:b w:val="false"/>
           <w:bCs w:val="false"/>
-          <w:i w:val="false"/>
-          <w:iCs w:val="false"/>
+          <w:i/>
+          <w:iCs/>
           <w:sz w:val="28"/>
           <w:szCs w:val="28"/>
           <w:u w:val="single"/>
@@ -8462,6 +9208,52 @@
         <w:rPr>
           <w:b/>
           <w:bCs/>
+          <w:i w:val="false"/>
+          <w:iCs w:val="false"/>
+          <w:sz w:val="40"/>
+          <w:szCs w:val="40"/>
+          <w:u w:val="none"/>
+          <w:shd w:fill="auto" w:val="clear"/>
+          <w:lang w:val="es-AR"/>
+        </w:rPr>
+        <w:t>POST/AgregarDocente_Administrador</w:t>
+      </w:r>
+      <w:r>
+        <w:rPr>
+          <w:b/>
+          <w:bCs/>
+          <w:i w:val="false"/>
+          <w:iCs w:val="false"/>
+          <w:sz w:val="40"/>
+          <w:szCs w:val="40"/>
+          <w:u w:val="none"/>
+          <w:shd w:fill="auto" w:val="clear"/>
+          <w:lang w:val="es-AR"/>
+        </w:rPr>
+        <w:br/>
+      </w:r>
+      <w:r>
+        <w:rPr>
+          <w:b/>
+          <w:bCs/>
+          <w:i w:val="false"/>
+          <w:iCs w:val="false"/>
+          <w:sz w:val="40"/>
+          <w:szCs w:val="40"/>
+          <w:u w:val="none"/>
+          <w:shd w:fill="auto" w:val="clear"/>
+          <w:lang w:val="es-AR"/>
+        </w:rPr>
+        <w:t>POST/AsignarDocente_Administrador</w:t>
+        <w:br/>
+        <w:t>PUT/ModificarDocente_Administrador</w:t>
+        <w:br/>
+        <w:t>DELETE/RemoverDocente_Administrador</w:t>
+      </w:r>
+      <w:r>
+        <w:rPr>
+          <w:b/>
+          <w:bCs/>
           <w:i/>
           <w:iCs/>
           <w:sz w:val="40"/>
@@ -8470,37 +9262,6 @@
           <w:shd w:fill="auto" w:val="clear"/>
           <w:lang w:val="es-AR"/>
         </w:rPr>
-        <w:t>POST/AgregarDocente_Administrador</w:t>
-      </w:r>
-      <w:r>
-        <w:rPr>
-          <w:b/>
-          <w:bCs/>
-          <w:sz w:val="40"/>
-          <w:szCs w:val="40"/>
-          <w:u w:val="none"/>
-          <w:shd w:fill="auto" w:val="clear"/>
-          <w:lang w:val="es-AR"/>
-        </w:rPr>
-        <w:br/>
-      </w:r>
-      <w:r>
-        <w:rPr>
-          <w:b/>
-          <w:bCs/>
-          <w:i/>
-          <w:iCs/>
-          <w:sz w:val="40"/>
-          <w:szCs w:val="40"/>
-          <w:u w:val="none"/>
-          <w:shd w:fill="auto" w:val="clear"/>
-          <w:lang w:val="es-AR"/>
-        </w:rPr>
-        <w:t>POST/AsignarDocente_Administrador</w:t>
-        <w:br/>
-        <w:t>PUT/ModificarDocente_Administrador</w:t>
-        <w:br/>
-        <w:t>DELETE/RemoverDocente_Administrador</w:t>
         <w:br/>
         <w:br/>
       </w:r>
@@ -8769,7 +9530,7 @@
           </w:tcPr>
           <w:p>
             <w:pPr>
-              <w:pStyle w:val="Contenidodelatabla"/>
+              <w:pStyle w:val="Contenidodelatablauser"/>
               <w:spacing w:before="0" w:after="160"/>
               <w:rPr>
                 <w:lang w:val="es-AR" w:eastAsia="en-US" w:bidi="ar-SA"/>
@@ -8796,7 +9557,7 @@
           </w:tcPr>
           <w:p>
             <w:pPr>
-              <w:pStyle w:val="Contenidodelatabla"/>
+              <w:pStyle w:val="Contenidodelatablauser"/>
               <w:spacing w:before="0" w:after="160"/>
               <w:rPr>
                 <w:lang w:val="es-AR" w:eastAsia="en-US" w:bidi="ar-SA"/>
@@ -8823,7 +9584,7 @@
           </w:tcPr>
           <w:p>
             <w:pPr>
-              <w:pStyle w:val="Contenidodelatabla"/>
+              <w:pStyle w:val="Contenidodelatablauser"/>
               <w:spacing w:before="0" w:after="160"/>
               <w:rPr>
                 <w:lang w:val="es-AR" w:eastAsia="en-US" w:bidi="ar-SA"/>
@@ -8853,34 +9614,58 @@
           </w:tcPr>
           <w:p>
             <w:pPr>
-              <w:pStyle w:val="Contenidodelatabla"/>
-              <w:spacing w:before="0" w:after="160"/>
-              <w:rPr>
-                <w:lang w:val="es-AR" w:eastAsia="en-US" w:bidi="ar-SA"/>
-              </w:rPr>
-            </w:pPr>
-            <w:r>
-              <w:rPr>
-                <w:lang w:val="es-AR" w:eastAsia="en-US" w:bidi="ar-SA"/>
-              </w:rPr>
-              <w:t>nombre_docente_nuevo</w:t>
-            </w:r>
-          </w:p>
-        </w:tc>
-        <w:tc>
-          <w:tcPr>
-            <w:tcW w:w="3120" w:type="dxa"/>
-            <w:tcBorders>
-              <w:top w:val="single" w:sz="4" w:space="0" w:color="000000"/>
-              <w:start w:val="single" w:sz="4" w:space="0" w:color="000000"/>
-              <w:bottom w:val="single" w:sz="4" w:space="0" w:color="000000"/>
-              <w:end w:val="single" w:sz="4" w:space="0" w:color="000000"/>
-            </w:tcBorders>
-            <w:shd w:fill="2D404B" w:val="clear"/>
-          </w:tcPr>
-          <w:p>
-            <w:pPr>
-              <w:pStyle w:val="Contenidodelatabla"/>
+              <w:pStyle w:val="Contenidodelatablauser"/>
+              <w:spacing w:before="0" w:after="160"/>
+              <w:rPr>
+                <w:lang w:val="es-AR" w:eastAsia="en-US" w:bidi="ar-SA"/>
+              </w:rPr>
+            </w:pPr>
+            <w:r>
+              <w:rPr>
+                <w:lang w:val="es-AR" w:eastAsia="en-US" w:bidi="ar-SA"/>
+              </w:rPr>
+              <w:t>nombre_</w:t>
+            </w:r>
+            <w:r>
+              <w:rPr>
+                <w:lang w:val="es-AR" w:eastAsia="en-US" w:bidi="ar-SA"/>
+              </w:rPr>
+              <w:t>D</w:t>
+            </w:r>
+            <w:r>
+              <w:rPr>
+                <w:lang w:val="es-AR" w:eastAsia="en-US" w:bidi="ar-SA"/>
+              </w:rPr>
+              <w:t>ocente_</w:t>
+            </w:r>
+            <w:r>
+              <w:rPr>
+                <w:lang w:val="es-AR" w:eastAsia="en-US" w:bidi="ar-SA"/>
+              </w:rPr>
+              <w:t>N</w:t>
+            </w:r>
+            <w:r>
+              <w:rPr>
+                <w:lang w:val="es-AR" w:eastAsia="en-US" w:bidi="ar-SA"/>
+              </w:rPr>
+              <w:t>uevo</w:t>
+            </w:r>
+          </w:p>
+        </w:tc>
+        <w:tc>
+          <w:tcPr>
+            <w:tcW w:w="3120" w:type="dxa"/>
+            <w:tcBorders>
+              <w:top w:val="single" w:sz="4" w:space="0" w:color="000000"/>
+              <w:start w:val="single" w:sz="4" w:space="0" w:color="000000"/>
+              <w:bottom w:val="single" w:sz="4" w:space="0" w:color="000000"/>
+              <w:end w:val="single" w:sz="4" w:space="0" w:color="000000"/>
+            </w:tcBorders>
+            <w:shd w:fill="2D404B" w:val="clear"/>
+          </w:tcPr>
+          <w:p>
+            <w:pPr>
+              <w:pStyle w:val="Contenidodelatablauser"/>
               <w:spacing w:before="0" w:after="160"/>
               <w:rPr>
                 <w:lang w:val="es-AR" w:eastAsia="en-US" w:bidi="ar-SA"/>
@@ -8907,7 +9692,7 @@
           </w:tcPr>
           <w:p>
             <w:pPr>
-              <w:pStyle w:val="Contenidodelatabla"/>
+              <w:pStyle w:val="Contenidodelatablauser"/>
               <w:spacing w:before="0" w:after="160"/>
               <w:rPr>
                 <w:lang w:val="es-AR" w:eastAsia="en-US" w:bidi="ar-SA"/>
@@ -8937,34 +9722,58 @@
           </w:tcPr>
           <w:p>
             <w:pPr>
-              <w:pStyle w:val="Contenidodelatabla"/>
-              <w:spacing w:before="0" w:after="160"/>
-              <w:rPr>
-                <w:lang w:val="es-AR" w:eastAsia="en-US" w:bidi="ar-SA"/>
-              </w:rPr>
-            </w:pPr>
-            <w:r>
-              <w:rPr>
-                <w:lang w:val="es-AR" w:eastAsia="en-US" w:bidi="ar-SA"/>
-              </w:rPr>
-              <w:t>apellido_docente_nuevo</w:t>
-            </w:r>
-          </w:p>
-        </w:tc>
-        <w:tc>
-          <w:tcPr>
-            <w:tcW w:w="3120" w:type="dxa"/>
-            <w:tcBorders>
-              <w:top w:val="single" w:sz="4" w:space="0" w:color="000000"/>
-              <w:start w:val="single" w:sz="4" w:space="0" w:color="000000"/>
-              <w:bottom w:val="single" w:sz="4" w:space="0" w:color="000000"/>
-              <w:end w:val="single" w:sz="4" w:space="0" w:color="000000"/>
-            </w:tcBorders>
-            <w:shd w:fill="2D404B" w:val="clear"/>
-          </w:tcPr>
-          <w:p>
-            <w:pPr>
-              <w:pStyle w:val="Contenidodelatabla"/>
+              <w:pStyle w:val="Contenidodelatablauser"/>
+              <w:spacing w:before="0" w:after="160"/>
+              <w:rPr>
+                <w:lang w:val="es-AR" w:eastAsia="en-US" w:bidi="ar-SA"/>
+              </w:rPr>
+            </w:pPr>
+            <w:r>
+              <w:rPr>
+                <w:lang w:val="es-AR" w:eastAsia="en-US" w:bidi="ar-SA"/>
+              </w:rPr>
+              <w:t>apellido_</w:t>
+            </w:r>
+            <w:r>
+              <w:rPr>
+                <w:lang w:val="es-AR" w:eastAsia="en-US" w:bidi="ar-SA"/>
+              </w:rPr>
+              <w:t>D</w:t>
+            </w:r>
+            <w:r>
+              <w:rPr>
+                <w:lang w:val="es-AR" w:eastAsia="en-US" w:bidi="ar-SA"/>
+              </w:rPr>
+              <w:t>ocente_</w:t>
+            </w:r>
+            <w:r>
+              <w:rPr>
+                <w:lang w:val="es-AR" w:eastAsia="en-US" w:bidi="ar-SA"/>
+              </w:rPr>
+              <w:t>N</w:t>
+            </w:r>
+            <w:r>
+              <w:rPr>
+                <w:lang w:val="es-AR" w:eastAsia="en-US" w:bidi="ar-SA"/>
+              </w:rPr>
+              <w:t>uevo</w:t>
+            </w:r>
+          </w:p>
+        </w:tc>
+        <w:tc>
+          <w:tcPr>
+            <w:tcW w:w="3120" w:type="dxa"/>
+            <w:tcBorders>
+              <w:top w:val="single" w:sz="4" w:space="0" w:color="000000"/>
+              <w:start w:val="single" w:sz="4" w:space="0" w:color="000000"/>
+              <w:bottom w:val="single" w:sz="4" w:space="0" w:color="000000"/>
+              <w:end w:val="single" w:sz="4" w:space="0" w:color="000000"/>
+            </w:tcBorders>
+            <w:shd w:fill="2D404B" w:val="clear"/>
+          </w:tcPr>
+          <w:p>
+            <w:pPr>
+              <w:pStyle w:val="Contenidodelatablauser"/>
               <w:spacing w:before="0" w:after="160"/>
               <w:rPr>
                 <w:lang w:val="es-AR" w:eastAsia="en-US" w:bidi="ar-SA"/>
@@ -8991,7 +9800,7 @@
           </w:tcPr>
           <w:p>
             <w:pPr>
-              <w:pStyle w:val="Contenidodelatabla"/>
+              <w:pStyle w:val="Contenidodelatablauser"/>
               <w:spacing w:before="0" w:after="160"/>
               <w:rPr>
                 <w:lang w:val="es-AR" w:eastAsia="en-US" w:bidi="ar-SA"/>
@@ -9021,34 +9830,58 @@
           </w:tcPr>
           <w:p>
             <w:pPr>
-              <w:pStyle w:val="Contenidodelatabla"/>
-              <w:spacing w:before="0" w:after="160"/>
-              <w:rPr>
-                <w:lang w:val="es-AR" w:eastAsia="en-US" w:bidi="ar-SA"/>
-              </w:rPr>
-            </w:pPr>
-            <w:r>
-              <w:rPr>
-                <w:lang w:val="es-AR" w:eastAsia="en-US" w:bidi="ar-SA"/>
-              </w:rPr>
-              <w:t>edad_docente_nuevo</w:t>
-            </w:r>
-          </w:p>
-        </w:tc>
-        <w:tc>
-          <w:tcPr>
-            <w:tcW w:w="3120" w:type="dxa"/>
-            <w:tcBorders>
-              <w:top w:val="single" w:sz="4" w:space="0" w:color="000000"/>
-              <w:start w:val="single" w:sz="4" w:space="0" w:color="000000"/>
-              <w:bottom w:val="single" w:sz="4" w:space="0" w:color="000000"/>
-              <w:end w:val="single" w:sz="4" w:space="0" w:color="000000"/>
-            </w:tcBorders>
-            <w:shd w:fill="2D404B" w:val="clear"/>
-          </w:tcPr>
-          <w:p>
-            <w:pPr>
-              <w:pStyle w:val="Contenidodelatabla"/>
+              <w:pStyle w:val="Contenidodelatablauser"/>
+              <w:spacing w:before="0" w:after="160"/>
+              <w:rPr>
+                <w:lang w:val="es-AR" w:eastAsia="en-US" w:bidi="ar-SA"/>
+              </w:rPr>
+            </w:pPr>
+            <w:r>
+              <w:rPr>
+                <w:lang w:val="es-AR" w:eastAsia="en-US" w:bidi="ar-SA"/>
+              </w:rPr>
+              <w:t>edad_</w:t>
+            </w:r>
+            <w:r>
+              <w:rPr>
+                <w:lang w:val="es-AR" w:eastAsia="en-US" w:bidi="ar-SA"/>
+              </w:rPr>
+              <w:t>D</w:t>
+            </w:r>
+            <w:r>
+              <w:rPr>
+                <w:lang w:val="es-AR" w:eastAsia="en-US" w:bidi="ar-SA"/>
+              </w:rPr>
+              <w:t>ocente_</w:t>
+            </w:r>
+            <w:r>
+              <w:rPr>
+                <w:lang w:val="es-AR" w:eastAsia="en-US" w:bidi="ar-SA"/>
+              </w:rPr>
+              <w:t>N</w:t>
+            </w:r>
+            <w:r>
+              <w:rPr>
+                <w:lang w:val="es-AR" w:eastAsia="en-US" w:bidi="ar-SA"/>
+              </w:rPr>
+              <w:t>uevo</w:t>
+            </w:r>
+          </w:p>
+        </w:tc>
+        <w:tc>
+          <w:tcPr>
+            <w:tcW w:w="3120" w:type="dxa"/>
+            <w:tcBorders>
+              <w:top w:val="single" w:sz="4" w:space="0" w:color="000000"/>
+              <w:start w:val="single" w:sz="4" w:space="0" w:color="000000"/>
+              <w:bottom w:val="single" w:sz="4" w:space="0" w:color="000000"/>
+              <w:end w:val="single" w:sz="4" w:space="0" w:color="000000"/>
+            </w:tcBorders>
+            <w:shd w:fill="2D404B" w:val="clear"/>
+          </w:tcPr>
+          <w:p>
+            <w:pPr>
+              <w:pStyle w:val="Contenidodelatablauser"/>
               <w:spacing w:before="0" w:after="160"/>
               <w:rPr>
                 <w:lang w:val="es-AR" w:eastAsia="en-US" w:bidi="ar-SA"/>
@@ -9075,7 +9908,7 @@
           </w:tcPr>
           <w:p>
             <w:pPr>
-              <w:pStyle w:val="Contenidodelatabla"/>
+              <w:pStyle w:val="Contenidodelatablauser"/>
               <w:spacing w:before="0" w:after="160"/>
               <w:rPr>
                 <w:lang w:val="es-AR" w:eastAsia="en-US" w:bidi="ar-SA"/>
@@ -9105,34 +9938,58 @@
           </w:tcPr>
           <w:p>
             <w:pPr>
-              <w:pStyle w:val="Contenidodelatabla"/>
-              <w:spacing w:before="0" w:after="160"/>
-              <w:rPr>
-                <w:lang w:val="es-AR" w:eastAsia="en-US" w:bidi="ar-SA"/>
-              </w:rPr>
-            </w:pPr>
-            <w:r>
-              <w:rPr>
-                <w:lang w:val="es-AR" w:eastAsia="en-US" w:bidi="ar-SA"/>
-              </w:rPr>
-              <w:t>codigo_de_ingreso_docente_nuevo</w:t>
-            </w:r>
-          </w:p>
-        </w:tc>
-        <w:tc>
-          <w:tcPr>
-            <w:tcW w:w="3120" w:type="dxa"/>
-            <w:tcBorders>
-              <w:top w:val="single" w:sz="4" w:space="0" w:color="000000"/>
-              <w:start w:val="single" w:sz="4" w:space="0" w:color="000000"/>
-              <w:bottom w:val="single" w:sz="4" w:space="0" w:color="000000"/>
-              <w:end w:val="single" w:sz="4" w:space="0" w:color="000000"/>
-            </w:tcBorders>
-            <w:shd w:fill="2D404B" w:val="clear"/>
-          </w:tcPr>
-          <w:p>
-            <w:pPr>
-              <w:pStyle w:val="Contenidodelatabla"/>
+              <w:pStyle w:val="Contenidodelatablauser"/>
+              <w:spacing w:before="0" w:after="160"/>
+              <w:rPr>
+                <w:lang w:val="es-AR" w:eastAsia="en-US" w:bidi="ar-SA"/>
+              </w:rPr>
+            </w:pPr>
+            <w:r>
+              <w:rPr>
+                <w:lang w:val="es-AR" w:eastAsia="en-US" w:bidi="ar-SA"/>
+              </w:rPr>
+              <w:t>codigo_de_ingreso_</w:t>
+            </w:r>
+            <w:r>
+              <w:rPr>
+                <w:lang w:val="es-AR" w:eastAsia="en-US" w:bidi="ar-SA"/>
+              </w:rPr>
+              <w:t>D</w:t>
+            </w:r>
+            <w:r>
+              <w:rPr>
+                <w:lang w:val="es-AR" w:eastAsia="en-US" w:bidi="ar-SA"/>
+              </w:rPr>
+              <w:t>ocente_</w:t>
+            </w:r>
+            <w:r>
+              <w:rPr>
+                <w:lang w:val="es-AR" w:eastAsia="en-US" w:bidi="ar-SA"/>
+              </w:rPr>
+              <w:t>N</w:t>
+            </w:r>
+            <w:r>
+              <w:rPr>
+                <w:lang w:val="es-AR" w:eastAsia="en-US" w:bidi="ar-SA"/>
+              </w:rPr>
+              <w:t>uevo</w:t>
+            </w:r>
+          </w:p>
+        </w:tc>
+        <w:tc>
+          <w:tcPr>
+            <w:tcW w:w="3120" w:type="dxa"/>
+            <w:tcBorders>
+              <w:top w:val="single" w:sz="4" w:space="0" w:color="000000"/>
+              <w:start w:val="single" w:sz="4" w:space="0" w:color="000000"/>
+              <w:bottom w:val="single" w:sz="4" w:space="0" w:color="000000"/>
+              <w:end w:val="single" w:sz="4" w:space="0" w:color="000000"/>
+            </w:tcBorders>
+            <w:shd w:fill="2D404B" w:val="clear"/>
+          </w:tcPr>
+          <w:p>
+            <w:pPr>
+              <w:pStyle w:val="Contenidodelatablauser"/>
               <w:spacing w:before="0" w:after="160"/>
               <w:rPr>
                 <w:lang w:val="es-AR" w:eastAsia="en-US" w:bidi="ar-SA"/>
@@ -9159,7 +10016,7 @@
           </w:tcPr>
           <w:p>
             <w:pPr>
-              <w:pStyle w:val="Contenidodelatabla"/>
+              <w:pStyle w:val="Contenidodelatablauser"/>
               <w:spacing w:before="0" w:after="160"/>
               <w:rPr>
                 <w:lang w:val="es-AR" w:eastAsia="en-US" w:bidi="ar-SA"/>
@@ -9243,7 +10100,7 @@
           </w:tcPr>
           <w:p>
             <w:pPr>
-              <w:pStyle w:val="Contenidodelatabla"/>
+              <w:pStyle w:val="Contenidodelatablauser"/>
               <w:spacing w:before="0" w:after="160"/>
               <w:rPr>
                 <w:lang w:val="es-AR" w:eastAsia="en-US" w:bidi="ar-SA"/>
@@ -9270,7 +10127,7 @@
           </w:tcPr>
           <w:p>
             <w:pPr>
-              <w:pStyle w:val="Contenidodelatabla"/>
+              <w:pStyle w:val="Contenidodelatablauser"/>
               <w:spacing w:before="0" w:after="160"/>
               <w:rPr>
                 <w:lang w:val="es-AR" w:eastAsia="en-US" w:bidi="ar-SA"/>
@@ -9297,7 +10154,7 @@
           </w:tcPr>
           <w:p>
             <w:pPr>
-              <w:pStyle w:val="Contenidodelatabla"/>
+              <w:pStyle w:val="Contenidodelatablauser"/>
               <w:spacing w:before="0" w:after="160"/>
               <w:rPr>
                 <w:lang w:val="es-AR" w:eastAsia="en-US" w:bidi="ar-SA"/>
@@ -9327,34 +10184,46 @@
           </w:tcPr>
           <w:p>
             <w:pPr>
-              <w:pStyle w:val="Contenidodelatabla"/>
-              <w:spacing w:before="0" w:after="160"/>
-              <w:rPr>
-                <w:lang w:val="es-AR" w:eastAsia="en-US" w:bidi="ar-SA"/>
-              </w:rPr>
-            </w:pPr>
-            <w:r>
-              <w:rPr>
-                <w:lang w:val="es-AR" w:eastAsia="en-US" w:bidi="ar-SA"/>
-              </w:rPr>
-              <w:t>nombre_docente_Asignar</w:t>
-            </w:r>
-          </w:p>
-        </w:tc>
-        <w:tc>
-          <w:tcPr>
-            <w:tcW w:w="3120" w:type="dxa"/>
-            <w:tcBorders>
-              <w:top w:val="single" w:sz="4" w:space="0" w:color="000000"/>
-              <w:start w:val="single" w:sz="4" w:space="0" w:color="000000"/>
-              <w:bottom w:val="single" w:sz="4" w:space="0" w:color="000000"/>
-              <w:end w:val="single" w:sz="4" w:space="0" w:color="000000"/>
-            </w:tcBorders>
-            <w:shd w:fill="2D404B" w:val="clear"/>
-          </w:tcPr>
-          <w:p>
-            <w:pPr>
-              <w:pStyle w:val="Contenidodelatabla"/>
+              <w:pStyle w:val="Contenidodelatablauser"/>
+              <w:spacing w:before="0" w:after="160"/>
+              <w:rPr>
+                <w:lang w:val="es-AR" w:eastAsia="en-US" w:bidi="ar-SA"/>
+              </w:rPr>
+            </w:pPr>
+            <w:r>
+              <w:rPr>
+                <w:lang w:val="es-AR" w:eastAsia="en-US" w:bidi="ar-SA"/>
+              </w:rPr>
+              <w:t>nombre_</w:t>
+            </w:r>
+            <w:r>
+              <w:rPr>
+                <w:lang w:val="es-AR" w:eastAsia="en-US" w:bidi="ar-SA"/>
+              </w:rPr>
+              <w:t>D</w:t>
+            </w:r>
+            <w:r>
+              <w:rPr>
+                <w:lang w:val="es-AR" w:eastAsia="en-US" w:bidi="ar-SA"/>
+              </w:rPr>
+              <w:t>ocente_Asignar</w:t>
+            </w:r>
+          </w:p>
+        </w:tc>
+        <w:tc>
+          <w:tcPr>
+            <w:tcW w:w="3120" w:type="dxa"/>
+            <w:tcBorders>
+              <w:top w:val="single" w:sz="4" w:space="0" w:color="000000"/>
+              <w:start w:val="single" w:sz="4" w:space="0" w:color="000000"/>
+              <w:bottom w:val="single" w:sz="4" w:space="0" w:color="000000"/>
+              <w:end w:val="single" w:sz="4" w:space="0" w:color="000000"/>
+            </w:tcBorders>
+            <w:shd w:fill="2D404B" w:val="clear"/>
+          </w:tcPr>
+          <w:p>
+            <w:pPr>
+              <w:pStyle w:val="Contenidodelatablauser"/>
               <w:spacing w:before="0" w:after="160"/>
               <w:rPr>
                 <w:lang w:val="es-AR" w:eastAsia="en-US" w:bidi="ar-SA"/>
@@ -9381,7 +10250,7 @@
           </w:tcPr>
           <w:p>
             <w:pPr>
-              <w:pStyle w:val="Contenidodelatabla"/>
+              <w:pStyle w:val="Contenidodelatablauser"/>
               <w:spacing w:before="0" w:after="160"/>
               <w:rPr>
                 <w:lang w:val="es-AR" w:eastAsia="en-US" w:bidi="ar-SA"/>
@@ -9411,34 +10280,46 @@
           </w:tcPr>
           <w:p>
             <w:pPr>
-              <w:pStyle w:val="Contenidodelatabla"/>
-              <w:spacing w:before="0" w:after="160"/>
-              <w:rPr>
-                <w:lang w:val="es-AR" w:eastAsia="en-US" w:bidi="ar-SA"/>
-              </w:rPr>
-            </w:pPr>
-            <w:r>
-              <w:rPr>
-                <w:lang w:val="es-AR" w:eastAsia="en-US" w:bidi="ar-SA"/>
-              </w:rPr>
-              <w:t>apellido_docente_Asignar</w:t>
-            </w:r>
-          </w:p>
-        </w:tc>
-        <w:tc>
-          <w:tcPr>
-            <w:tcW w:w="3120" w:type="dxa"/>
-            <w:tcBorders>
-              <w:top w:val="single" w:sz="4" w:space="0" w:color="000000"/>
-              <w:start w:val="single" w:sz="4" w:space="0" w:color="000000"/>
-              <w:bottom w:val="single" w:sz="4" w:space="0" w:color="000000"/>
-              <w:end w:val="single" w:sz="4" w:space="0" w:color="000000"/>
-            </w:tcBorders>
-            <w:shd w:fill="2D404B" w:val="clear"/>
-          </w:tcPr>
-          <w:p>
-            <w:pPr>
-              <w:pStyle w:val="Contenidodelatabla"/>
+              <w:pStyle w:val="Contenidodelatablauser"/>
+              <w:spacing w:before="0" w:after="160"/>
+              <w:rPr>
+                <w:lang w:val="es-AR" w:eastAsia="en-US" w:bidi="ar-SA"/>
+              </w:rPr>
+            </w:pPr>
+            <w:r>
+              <w:rPr>
+                <w:lang w:val="es-AR" w:eastAsia="en-US" w:bidi="ar-SA"/>
+              </w:rPr>
+              <w:t>apellido_</w:t>
+            </w:r>
+            <w:r>
+              <w:rPr>
+                <w:lang w:val="es-AR" w:eastAsia="en-US" w:bidi="ar-SA"/>
+              </w:rPr>
+              <w:t>D</w:t>
+            </w:r>
+            <w:r>
+              <w:rPr>
+                <w:lang w:val="es-AR" w:eastAsia="en-US" w:bidi="ar-SA"/>
+              </w:rPr>
+              <w:t>ocente_Asignar</w:t>
+            </w:r>
+          </w:p>
+        </w:tc>
+        <w:tc>
+          <w:tcPr>
+            <w:tcW w:w="3120" w:type="dxa"/>
+            <w:tcBorders>
+              <w:top w:val="single" w:sz="4" w:space="0" w:color="000000"/>
+              <w:start w:val="single" w:sz="4" w:space="0" w:color="000000"/>
+              <w:bottom w:val="single" w:sz="4" w:space="0" w:color="000000"/>
+              <w:end w:val="single" w:sz="4" w:space="0" w:color="000000"/>
+            </w:tcBorders>
+            <w:shd w:fill="2D404B" w:val="clear"/>
+          </w:tcPr>
+          <w:p>
+            <w:pPr>
+              <w:pStyle w:val="Contenidodelatablauser"/>
               <w:spacing w:before="0" w:after="160"/>
               <w:rPr>
                 <w:lang w:val="es-AR" w:eastAsia="en-US" w:bidi="ar-SA"/>
@@ -9465,7 +10346,7 @@
           </w:tcPr>
           <w:p>
             <w:pPr>
-              <w:pStyle w:val="Contenidodelatabla"/>
+              <w:pStyle w:val="Contenidodelatablauser"/>
               <w:spacing w:before="0" w:after="160"/>
               <w:rPr>
                 <w:lang w:val="es-AR" w:eastAsia="en-US" w:bidi="ar-SA"/>
@@ -9495,34 +10376,46 @@
           </w:tcPr>
           <w:p>
             <w:pPr>
-              <w:pStyle w:val="Contenidodelatabla"/>
-              <w:spacing w:before="0" w:after="160"/>
-              <w:rPr>
-                <w:lang w:val="es-AR" w:eastAsia="en-US" w:bidi="ar-SA"/>
-              </w:rPr>
-            </w:pPr>
-            <w:r>
-              <w:rPr>
-                <w:lang w:val="es-AR" w:eastAsia="en-US" w:bidi="ar-SA"/>
-              </w:rPr>
-              <w:t>ID_docente_Asignar</w:t>
-            </w:r>
-          </w:p>
-        </w:tc>
-        <w:tc>
-          <w:tcPr>
-            <w:tcW w:w="3120" w:type="dxa"/>
-            <w:tcBorders>
-              <w:top w:val="single" w:sz="4" w:space="0" w:color="000000"/>
-              <w:start w:val="single" w:sz="4" w:space="0" w:color="000000"/>
-              <w:bottom w:val="single" w:sz="4" w:space="0" w:color="000000"/>
-              <w:end w:val="single" w:sz="4" w:space="0" w:color="000000"/>
-            </w:tcBorders>
-            <w:shd w:fill="2D404B" w:val="clear"/>
-          </w:tcPr>
-          <w:p>
-            <w:pPr>
-              <w:pStyle w:val="Contenidodelatabla"/>
+              <w:pStyle w:val="Contenidodelatablauser"/>
+              <w:spacing w:before="0" w:after="160"/>
+              <w:rPr>
+                <w:lang w:val="es-AR" w:eastAsia="en-US" w:bidi="ar-SA"/>
+              </w:rPr>
+            </w:pPr>
+            <w:r>
+              <w:rPr>
+                <w:lang w:val="es-AR" w:eastAsia="en-US" w:bidi="ar-SA"/>
+              </w:rPr>
+              <w:t>ID_</w:t>
+            </w:r>
+            <w:r>
+              <w:rPr>
+                <w:lang w:val="es-AR" w:eastAsia="en-US" w:bidi="ar-SA"/>
+              </w:rPr>
+              <w:t>D</w:t>
+            </w:r>
+            <w:r>
+              <w:rPr>
+                <w:lang w:val="es-AR" w:eastAsia="en-US" w:bidi="ar-SA"/>
+              </w:rPr>
+              <w:t>ocente_Asignar</w:t>
+            </w:r>
+          </w:p>
+        </w:tc>
+        <w:tc>
+          <w:tcPr>
+            <w:tcW w:w="3120" w:type="dxa"/>
+            <w:tcBorders>
+              <w:top w:val="single" w:sz="4" w:space="0" w:color="000000"/>
+              <w:start w:val="single" w:sz="4" w:space="0" w:color="000000"/>
+              <w:bottom w:val="single" w:sz="4" w:space="0" w:color="000000"/>
+              <w:end w:val="single" w:sz="4" w:space="0" w:color="000000"/>
+            </w:tcBorders>
+            <w:shd w:fill="2D404B" w:val="clear"/>
+          </w:tcPr>
+          <w:p>
+            <w:pPr>
+              <w:pStyle w:val="Contenidodelatablauser"/>
               <w:spacing w:before="0" w:after="160"/>
               <w:rPr>
                 <w:lang w:val="es-AR" w:eastAsia="en-US" w:bidi="ar-SA"/>
@@ -9549,7 +10442,7 @@
           </w:tcPr>
           <w:p>
             <w:pPr>
-              <w:pStyle w:val="Contenidodelatabla"/>
+              <w:pStyle w:val="Contenidodelatablauser"/>
               <w:spacing w:before="0" w:after="160"/>
               <w:rPr>
                 <w:lang w:val="es-AR" w:eastAsia="en-US" w:bidi="ar-SA"/>
@@ -9579,34 +10472,46 @@
           </w:tcPr>
           <w:p>
             <w:pPr>
-              <w:pStyle w:val="Contenidodelatabla"/>
-              <w:spacing w:before="0" w:after="160"/>
-              <w:rPr>
-                <w:lang w:val="es-AR" w:eastAsia="en-US" w:bidi="ar-SA"/>
-              </w:rPr>
-            </w:pPr>
-            <w:r>
-              <w:rPr>
-                <w:lang w:val="es-AR" w:eastAsia="en-US" w:bidi="ar-SA"/>
-              </w:rPr>
-              <w:t>clase_docente_Asignar</w:t>
-            </w:r>
-          </w:p>
-        </w:tc>
-        <w:tc>
-          <w:tcPr>
-            <w:tcW w:w="3120" w:type="dxa"/>
-            <w:tcBorders>
-              <w:top w:val="single" w:sz="4" w:space="0" w:color="000000"/>
-              <w:start w:val="single" w:sz="4" w:space="0" w:color="000000"/>
-              <w:bottom w:val="single" w:sz="4" w:space="0" w:color="000000"/>
-              <w:end w:val="single" w:sz="4" w:space="0" w:color="000000"/>
-            </w:tcBorders>
-            <w:shd w:fill="2D404B" w:val="clear"/>
-          </w:tcPr>
-          <w:p>
-            <w:pPr>
-              <w:pStyle w:val="Contenidodelatabla"/>
+              <w:pStyle w:val="Contenidodelatablauser"/>
+              <w:spacing w:before="0" w:after="160"/>
+              <w:rPr>
+                <w:lang w:val="es-AR" w:eastAsia="en-US" w:bidi="ar-SA"/>
+              </w:rPr>
+            </w:pPr>
+            <w:r>
+              <w:rPr>
+                <w:lang w:val="es-AR" w:eastAsia="en-US" w:bidi="ar-SA"/>
+              </w:rPr>
+              <w:t>clase_</w:t>
+            </w:r>
+            <w:r>
+              <w:rPr>
+                <w:lang w:val="es-AR" w:eastAsia="en-US" w:bidi="ar-SA"/>
+              </w:rPr>
+              <w:t>D</w:t>
+            </w:r>
+            <w:r>
+              <w:rPr>
+                <w:lang w:val="es-AR" w:eastAsia="en-US" w:bidi="ar-SA"/>
+              </w:rPr>
+              <w:t>ocente_Asignar</w:t>
+            </w:r>
+          </w:p>
+        </w:tc>
+        <w:tc>
+          <w:tcPr>
+            <w:tcW w:w="3120" w:type="dxa"/>
+            <w:tcBorders>
+              <w:top w:val="single" w:sz="4" w:space="0" w:color="000000"/>
+              <w:start w:val="single" w:sz="4" w:space="0" w:color="000000"/>
+              <w:bottom w:val="single" w:sz="4" w:space="0" w:color="000000"/>
+              <w:end w:val="single" w:sz="4" w:space="0" w:color="000000"/>
+            </w:tcBorders>
+            <w:shd w:fill="2D404B" w:val="clear"/>
+          </w:tcPr>
+          <w:p>
+            <w:pPr>
+              <w:pStyle w:val="Contenidodelatablauser"/>
               <w:spacing w:before="0" w:after="160"/>
               <w:rPr>
                 <w:lang w:val="es-AR" w:eastAsia="en-US" w:bidi="ar-SA"/>
@@ -9633,7 +10538,7 @@
           </w:tcPr>
           <w:p>
             <w:pPr>
-              <w:pStyle w:val="Contenidodelatabla"/>
+              <w:pStyle w:val="Contenidodelatablauser"/>
               <w:spacing w:before="0" w:after="160"/>
               <w:rPr>
                 <w:lang w:val="es-AR" w:eastAsia="en-US" w:bidi="ar-SA"/>
@@ -9717,7 +10622,7 @@
           </w:tcPr>
           <w:p>
             <w:pPr>
-              <w:pStyle w:val="Contenidodelatabla"/>
+              <w:pStyle w:val="Contenidodelatablauser"/>
               <w:spacing w:before="0" w:after="160"/>
               <w:rPr>
                 <w:lang w:val="es-AR" w:eastAsia="en-US" w:bidi="ar-SA"/>
@@ -9744,7 +10649,7 @@
           </w:tcPr>
           <w:p>
             <w:pPr>
-              <w:pStyle w:val="Contenidodelatabla"/>
+              <w:pStyle w:val="Contenidodelatablauser"/>
               <w:spacing w:before="0" w:after="160"/>
               <w:rPr>
                 <w:lang w:val="es-AR" w:eastAsia="en-US" w:bidi="ar-SA"/>
@@ -9771,7 +10676,7 @@
           </w:tcPr>
           <w:p>
             <w:pPr>
-              <w:pStyle w:val="Contenidodelatabla"/>
+              <w:pStyle w:val="Contenidodelatablauser"/>
               <w:spacing w:before="0" w:after="160"/>
               <w:rPr>
                 <w:lang w:val="es-AR" w:eastAsia="en-US" w:bidi="ar-SA"/>
@@ -9801,7 +10706,7 @@
           </w:tcPr>
           <w:p>
             <w:pPr>
-              <w:pStyle w:val="Contenidodelatabla"/>
+              <w:pStyle w:val="Contenidodelatablauser"/>
               <w:spacing w:before="0" w:after="160"/>
               <w:rPr>
                 <w:lang w:val="es-AR" w:eastAsia="en-US" w:bidi="ar-SA"/>
@@ -9828,7 +10733,7 @@
           </w:tcPr>
           <w:p>
             <w:pPr>
-              <w:pStyle w:val="Contenidodelatabla"/>
+              <w:pStyle w:val="Contenidodelatablauser"/>
               <w:spacing w:before="0" w:after="160"/>
               <w:rPr>
                 <w:lang w:val="es-AR" w:eastAsia="en-US" w:bidi="ar-SA"/>
@@ -9855,7 +10760,7 @@
           </w:tcPr>
           <w:p>
             <w:pPr>
-              <w:pStyle w:val="Contenidodelatabla"/>
+              <w:pStyle w:val="Contenidodelatablauser"/>
               <w:spacing w:before="0" w:after="160"/>
               <w:rPr>
                 <w:lang w:val="es-AR" w:eastAsia="en-US" w:bidi="ar-SA"/>
@@ -9885,7 +10790,7 @@
           </w:tcPr>
           <w:p>
             <w:pPr>
-              <w:pStyle w:val="Contenidodelatabla"/>
+              <w:pStyle w:val="Contenidodelatablauser"/>
               <w:spacing w:before="0" w:after="160"/>
               <w:rPr>
                 <w:lang w:val="es-AR" w:eastAsia="en-US" w:bidi="ar-SA"/>
@@ -9912,7 +10817,7 @@
           </w:tcPr>
           <w:p>
             <w:pPr>
-              <w:pStyle w:val="Contenidodelatabla"/>
+              <w:pStyle w:val="Contenidodelatablauser"/>
               <w:spacing w:before="0" w:after="160"/>
               <w:rPr>
                 <w:lang w:val="es-AR" w:eastAsia="en-US" w:bidi="ar-SA"/>
@@ -9939,7 +10844,7 @@
           </w:tcPr>
           <w:p>
             <w:pPr>
-              <w:pStyle w:val="Contenidodelatabla"/>
+              <w:pStyle w:val="Contenidodelatablauser"/>
               <w:spacing w:before="0" w:after="160"/>
               <w:rPr>
                 <w:lang w:val="es-AR" w:eastAsia="en-US" w:bidi="ar-SA"/>
@@ -9969,34 +10874,46 @@
           </w:tcPr>
           <w:p>
             <w:pPr>
-              <w:pStyle w:val="Contenidodelatabla"/>
-              <w:spacing w:before="0" w:after="160"/>
-              <w:rPr>
-                <w:lang w:val="es-AR" w:eastAsia="en-US" w:bidi="ar-SA"/>
-              </w:rPr>
-            </w:pPr>
-            <w:r>
-              <w:rPr>
-                <w:lang w:val="es-AR" w:eastAsia="en-US" w:bidi="ar-SA"/>
-              </w:rPr>
-              <w:t>IDdocente_Ubicar</w:t>
-            </w:r>
-          </w:p>
-        </w:tc>
-        <w:tc>
-          <w:tcPr>
-            <w:tcW w:w="3120" w:type="dxa"/>
-            <w:tcBorders>
-              <w:top w:val="single" w:sz="4" w:space="0" w:color="000000"/>
-              <w:start w:val="single" w:sz="4" w:space="0" w:color="000000"/>
-              <w:bottom w:val="single" w:sz="4" w:space="0" w:color="000000"/>
-              <w:end w:val="single" w:sz="4" w:space="0" w:color="000000"/>
-            </w:tcBorders>
-            <w:shd w:fill="2D404B" w:val="clear"/>
-          </w:tcPr>
-          <w:p>
-            <w:pPr>
-              <w:pStyle w:val="Contenidodelatabla"/>
+              <w:pStyle w:val="Contenidodelatablauser"/>
+              <w:spacing w:before="0" w:after="160"/>
+              <w:rPr>
+                <w:lang w:val="es-AR" w:eastAsia="en-US" w:bidi="ar-SA"/>
+              </w:rPr>
+            </w:pPr>
+            <w:r>
+              <w:rPr>
+                <w:lang w:val="es-AR" w:eastAsia="en-US" w:bidi="ar-SA"/>
+              </w:rPr>
+              <w:t>ID</w:t>
+            </w:r>
+            <w:r>
+              <w:rPr>
+                <w:lang w:val="es-AR" w:eastAsia="en-US" w:bidi="ar-SA"/>
+              </w:rPr>
+              <w:t>D</w:t>
+            </w:r>
+            <w:r>
+              <w:rPr>
+                <w:lang w:val="es-AR" w:eastAsia="en-US" w:bidi="ar-SA"/>
+              </w:rPr>
+              <w:t>ocente_Ubicar</w:t>
+            </w:r>
+          </w:p>
+        </w:tc>
+        <w:tc>
+          <w:tcPr>
+            <w:tcW w:w="3120" w:type="dxa"/>
+            <w:tcBorders>
+              <w:top w:val="single" w:sz="4" w:space="0" w:color="000000"/>
+              <w:start w:val="single" w:sz="4" w:space="0" w:color="000000"/>
+              <w:bottom w:val="single" w:sz="4" w:space="0" w:color="000000"/>
+              <w:end w:val="single" w:sz="4" w:space="0" w:color="000000"/>
+            </w:tcBorders>
+            <w:shd w:fill="2D404B" w:val="clear"/>
+          </w:tcPr>
+          <w:p>
+            <w:pPr>
+              <w:pStyle w:val="Contenidodelatablauser"/>
               <w:spacing w:before="0" w:after="160"/>
               <w:rPr>
                 <w:lang w:val="es-AR" w:eastAsia="en-US" w:bidi="ar-SA"/>
@@ -10023,7 +10940,7 @@
           </w:tcPr>
           <w:p>
             <w:pPr>
-              <w:pStyle w:val="Contenidodelatabla"/>
+              <w:pStyle w:val="Contenidodelatablauser"/>
               <w:spacing w:before="0" w:after="160"/>
               <w:rPr>
                 <w:lang w:val="es-AR" w:eastAsia="en-US" w:bidi="ar-SA"/>
@@ -10052,33 +10969,57 @@
           </w:tcPr>
           <w:p>
             <w:pPr>
-              <w:pStyle w:val="Contenidodelatabla"/>
-              <w:spacing w:before="0" w:after="160"/>
-              <w:rPr>
-                <w:lang w:val="es-AR" w:eastAsia="en-US" w:bidi="ar-SA"/>
-              </w:rPr>
-            </w:pPr>
-            <w:r>
-              <w:rPr>
-                <w:lang w:val="es-AR" w:eastAsia="en-US" w:bidi="ar-SA"/>
-              </w:rPr>
-              <w:t>nombre_docente_modificar</w:t>
-            </w:r>
-          </w:p>
-        </w:tc>
-        <w:tc>
-          <w:tcPr>
-            <w:tcW w:w="3120" w:type="dxa"/>
-            <w:tcBorders>
-              <w:start w:val="single" w:sz="4" w:space="0" w:color="000000"/>
-              <w:bottom w:val="single" w:sz="4" w:space="0" w:color="000000"/>
-              <w:end w:val="single" w:sz="4" w:space="0" w:color="000000"/>
-            </w:tcBorders>
-            <w:shd w:fill="2D404B" w:val="clear"/>
-          </w:tcPr>
-          <w:p>
-            <w:pPr>
-              <w:pStyle w:val="Contenidodelatabla"/>
+              <w:pStyle w:val="Contenidodelatablauser"/>
+              <w:spacing w:before="0" w:after="160"/>
+              <w:rPr>
+                <w:lang w:val="es-AR" w:eastAsia="en-US" w:bidi="ar-SA"/>
+              </w:rPr>
+            </w:pPr>
+            <w:r>
+              <w:rPr>
+                <w:lang w:val="es-AR" w:eastAsia="en-US" w:bidi="ar-SA"/>
+              </w:rPr>
+              <w:t>nombre_</w:t>
+            </w:r>
+            <w:r>
+              <w:rPr>
+                <w:lang w:val="es-AR" w:eastAsia="en-US" w:bidi="ar-SA"/>
+              </w:rPr>
+              <w:t>D</w:t>
+            </w:r>
+            <w:r>
+              <w:rPr>
+                <w:lang w:val="es-AR" w:eastAsia="en-US" w:bidi="ar-SA"/>
+              </w:rPr>
+              <w:t>ocente_</w:t>
+            </w:r>
+            <w:r>
+              <w:rPr>
+                <w:lang w:val="es-AR" w:eastAsia="en-US" w:bidi="ar-SA"/>
+              </w:rPr>
+              <w:t>M</w:t>
+            </w:r>
+            <w:r>
+              <w:rPr>
+                <w:lang w:val="es-AR" w:eastAsia="en-US" w:bidi="ar-SA"/>
+              </w:rPr>
+              <w:t>odificar</w:t>
+            </w:r>
+          </w:p>
+        </w:tc>
+        <w:tc>
+          <w:tcPr>
+            <w:tcW w:w="3120" w:type="dxa"/>
+            <w:tcBorders>
+              <w:start w:val="single" w:sz="4" w:space="0" w:color="000000"/>
+              <w:bottom w:val="single" w:sz="4" w:space="0" w:color="000000"/>
+              <w:end w:val="single" w:sz="4" w:space="0" w:color="000000"/>
+            </w:tcBorders>
+            <w:shd w:fill="2D404B" w:val="clear"/>
+          </w:tcPr>
+          <w:p>
+            <w:pPr>
+              <w:pStyle w:val="Contenidodelatablauser"/>
               <w:spacing w:before="0" w:after="160"/>
               <w:rPr>
                 <w:lang w:val="es-AR" w:eastAsia="en-US" w:bidi="ar-SA"/>
@@ -10104,17 +11045,17 @@
           </w:tcPr>
           <w:p>
             <w:pPr>
-              <w:pStyle w:val="Contenidodelatabla"/>
-              <w:spacing w:before="0" w:after="160"/>
-              <w:rPr>
-                <w:lang w:val="es-AR" w:eastAsia="en-US" w:bidi="ar-SA"/>
-              </w:rPr>
-            </w:pPr>
-            <w:r>
-              <w:rPr>
-                <w:lang w:val="es-AR" w:eastAsia="en-US" w:bidi="ar-SA"/>
-              </w:rPr>
-              <w:t>Nombre del docente a modificar</w:t>
+              <w:pStyle w:val="Contenidodelatablauser"/>
+              <w:spacing w:before="0" w:after="160"/>
+              <w:rPr>
+                <w:lang w:val="es-AR" w:eastAsia="en-US" w:bidi="ar-SA"/>
+              </w:rPr>
+            </w:pPr>
+            <w:r>
+              <w:rPr>
+                <w:lang w:val="es-AR" w:eastAsia="en-US" w:bidi="ar-SA"/>
+              </w:rPr>
+              <w:t>Nuevo nombre del docente</w:t>
             </w:r>
           </w:p>
         </w:tc>
@@ -10134,34 +11075,58 @@
           </w:tcPr>
           <w:p>
             <w:pPr>
-              <w:pStyle w:val="Contenidodelatabla"/>
-              <w:spacing w:before="0" w:after="160"/>
-              <w:rPr>
-                <w:lang w:val="es-AR" w:eastAsia="en-US" w:bidi="ar-SA"/>
-              </w:rPr>
-            </w:pPr>
-            <w:r>
-              <w:rPr>
-                <w:lang w:val="es-AR" w:eastAsia="en-US" w:bidi="ar-SA"/>
-              </w:rPr>
-              <w:t>apellido_docente_modificar</w:t>
-            </w:r>
-          </w:p>
-        </w:tc>
-        <w:tc>
-          <w:tcPr>
-            <w:tcW w:w="3120" w:type="dxa"/>
-            <w:tcBorders>
-              <w:top w:val="single" w:sz="4" w:space="0" w:color="000000"/>
-              <w:start w:val="single" w:sz="4" w:space="0" w:color="000000"/>
-              <w:bottom w:val="single" w:sz="4" w:space="0" w:color="000000"/>
-              <w:end w:val="single" w:sz="4" w:space="0" w:color="000000"/>
-            </w:tcBorders>
-            <w:shd w:fill="2D404B" w:val="clear"/>
-          </w:tcPr>
-          <w:p>
-            <w:pPr>
-              <w:pStyle w:val="Contenidodelatabla"/>
+              <w:pStyle w:val="Contenidodelatablauser"/>
+              <w:spacing w:before="0" w:after="160"/>
+              <w:rPr>
+                <w:lang w:val="es-AR" w:eastAsia="en-US" w:bidi="ar-SA"/>
+              </w:rPr>
+            </w:pPr>
+            <w:r>
+              <w:rPr>
+                <w:lang w:val="es-AR" w:eastAsia="en-US" w:bidi="ar-SA"/>
+              </w:rPr>
+              <w:t>apellido_</w:t>
+            </w:r>
+            <w:r>
+              <w:rPr>
+                <w:lang w:val="es-AR" w:eastAsia="en-US" w:bidi="ar-SA"/>
+              </w:rPr>
+              <w:t>D</w:t>
+            </w:r>
+            <w:r>
+              <w:rPr>
+                <w:lang w:val="es-AR" w:eastAsia="en-US" w:bidi="ar-SA"/>
+              </w:rPr>
+              <w:t>ocente_</w:t>
+            </w:r>
+            <w:r>
+              <w:rPr>
+                <w:lang w:val="es-AR" w:eastAsia="en-US" w:bidi="ar-SA"/>
+              </w:rPr>
+              <w:t>M</w:t>
+            </w:r>
+            <w:r>
+              <w:rPr>
+                <w:lang w:val="es-AR" w:eastAsia="en-US" w:bidi="ar-SA"/>
+              </w:rPr>
+              <w:t>odificar</w:t>
+            </w:r>
+          </w:p>
+        </w:tc>
+        <w:tc>
+          <w:tcPr>
+            <w:tcW w:w="3120" w:type="dxa"/>
+            <w:tcBorders>
+              <w:top w:val="single" w:sz="4" w:space="0" w:color="000000"/>
+              <w:start w:val="single" w:sz="4" w:space="0" w:color="000000"/>
+              <w:bottom w:val="single" w:sz="4" w:space="0" w:color="000000"/>
+              <w:end w:val="single" w:sz="4" w:space="0" w:color="000000"/>
+            </w:tcBorders>
+            <w:shd w:fill="2D404B" w:val="clear"/>
+          </w:tcPr>
+          <w:p>
+            <w:pPr>
+              <w:pStyle w:val="Contenidodelatablauser"/>
               <w:spacing w:before="0" w:after="160"/>
               <w:rPr>
                 <w:lang w:val="es-AR" w:eastAsia="en-US" w:bidi="ar-SA"/>
@@ -10188,17 +11153,17 @@
           </w:tcPr>
           <w:p>
             <w:pPr>
-              <w:pStyle w:val="Contenidodelatabla"/>
-              <w:spacing w:before="0" w:after="160"/>
-              <w:rPr>
-                <w:lang w:val="es-AR" w:eastAsia="en-US" w:bidi="ar-SA"/>
-              </w:rPr>
-            </w:pPr>
-            <w:r>
-              <w:rPr>
-                <w:lang w:val="es-AR" w:eastAsia="en-US" w:bidi="ar-SA"/>
-              </w:rPr>
-              <w:t>Apellido del docente a modificar</w:t>
+              <w:pStyle w:val="Contenidodelatablauser"/>
+              <w:spacing w:before="0" w:after="160"/>
+              <w:rPr>
+                <w:lang w:val="es-AR" w:eastAsia="en-US" w:bidi="ar-SA"/>
+              </w:rPr>
+            </w:pPr>
+            <w:r>
+              <w:rPr>
+                <w:lang w:val="es-AR" w:eastAsia="en-US" w:bidi="ar-SA"/>
+              </w:rPr>
+              <w:t>Nuevo apellido del docente</w:t>
             </w:r>
           </w:p>
         </w:tc>
@@ -10218,34 +11183,58 @@
           </w:tcPr>
           <w:p>
             <w:pPr>
-              <w:pStyle w:val="Contenidodelatabla"/>
-              <w:spacing w:before="0" w:after="160"/>
-              <w:rPr>
-                <w:lang w:val="es-AR" w:eastAsia="en-US" w:bidi="ar-SA"/>
-              </w:rPr>
-            </w:pPr>
-            <w:r>
-              <w:rPr>
-                <w:lang w:val="es-AR" w:eastAsia="en-US" w:bidi="ar-SA"/>
-              </w:rPr>
-              <w:t>edad_docente_modificar</w:t>
-            </w:r>
-          </w:p>
-        </w:tc>
-        <w:tc>
-          <w:tcPr>
-            <w:tcW w:w="3120" w:type="dxa"/>
-            <w:tcBorders>
-              <w:top w:val="single" w:sz="4" w:space="0" w:color="000000"/>
-              <w:start w:val="single" w:sz="4" w:space="0" w:color="000000"/>
-              <w:bottom w:val="single" w:sz="4" w:space="0" w:color="000000"/>
-              <w:end w:val="single" w:sz="4" w:space="0" w:color="000000"/>
-            </w:tcBorders>
-            <w:shd w:fill="2D404B" w:val="clear"/>
-          </w:tcPr>
-          <w:p>
-            <w:pPr>
-              <w:pStyle w:val="Contenidodelatabla"/>
+              <w:pStyle w:val="Contenidodelatablauser"/>
+              <w:spacing w:before="0" w:after="160"/>
+              <w:rPr>
+                <w:lang w:val="es-AR" w:eastAsia="en-US" w:bidi="ar-SA"/>
+              </w:rPr>
+            </w:pPr>
+            <w:r>
+              <w:rPr>
+                <w:lang w:val="es-AR" w:eastAsia="en-US" w:bidi="ar-SA"/>
+              </w:rPr>
+              <w:t>edad_</w:t>
+            </w:r>
+            <w:r>
+              <w:rPr>
+                <w:lang w:val="es-AR" w:eastAsia="en-US" w:bidi="ar-SA"/>
+              </w:rPr>
+              <w:t>D</w:t>
+            </w:r>
+            <w:r>
+              <w:rPr>
+                <w:lang w:val="es-AR" w:eastAsia="en-US" w:bidi="ar-SA"/>
+              </w:rPr>
+              <w:t>ocente_</w:t>
+            </w:r>
+            <w:r>
+              <w:rPr>
+                <w:lang w:val="es-AR" w:eastAsia="en-US" w:bidi="ar-SA"/>
+              </w:rPr>
+              <w:t>M</w:t>
+            </w:r>
+            <w:r>
+              <w:rPr>
+                <w:lang w:val="es-AR" w:eastAsia="en-US" w:bidi="ar-SA"/>
+              </w:rPr>
+              <w:t>odificar</w:t>
+            </w:r>
+          </w:p>
+        </w:tc>
+        <w:tc>
+          <w:tcPr>
+            <w:tcW w:w="3120" w:type="dxa"/>
+            <w:tcBorders>
+              <w:top w:val="single" w:sz="4" w:space="0" w:color="000000"/>
+              <w:start w:val="single" w:sz="4" w:space="0" w:color="000000"/>
+              <w:bottom w:val="single" w:sz="4" w:space="0" w:color="000000"/>
+              <w:end w:val="single" w:sz="4" w:space="0" w:color="000000"/>
+            </w:tcBorders>
+            <w:shd w:fill="2D404B" w:val="clear"/>
+          </w:tcPr>
+          <w:p>
+            <w:pPr>
+              <w:pStyle w:val="Contenidodelatablauser"/>
               <w:spacing w:before="0" w:after="160"/>
               <w:rPr>
                 <w:lang w:val="es-AR" w:eastAsia="en-US" w:bidi="ar-SA"/>
@@ -10272,17 +11261,17 @@
           </w:tcPr>
           <w:p>
             <w:pPr>
-              <w:pStyle w:val="Contenidodelatabla"/>
-              <w:spacing w:before="0" w:after="160"/>
-              <w:rPr>
-                <w:lang w:val="es-AR" w:eastAsia="en-US" w:bidi="ar-SA"/>
-              </w:rPr>
-            </w:pPr>
-            <w:r>
-              <w:rPr>
-                <w:lang w:val="es-AR" w:eastAsia="en-US" w:bidi="ar-SA"/>
-              </w:rPr>
-              <w:t>Edad del docente a modificar</w:t>
+              <w:pStyle w:val="Contenidodelatablauser"/>
+              <w:spacing w:before="0" w:after="160"/>
+              <w:rPr>
+                <w:lang w:val="es-AR" w:eastAsia="en-US" w:bidi="ar-SA"/>
+              </w:rPr>
+            </w:pPr>
+            <w:r>
+              <w:rPr>
+                <w:lang w:val="es-AR" w:eastAsia="en-US" w:bidi="ar-SA"/>
+              </w:rPr>
+              <w:t>Nueva edad del docente</w:t>
             </w:r>
           </w:p>
         </w:tc>
@@ -10302,34 +11291,46 @@
           </w:tcPr>
           <w:p>
             <w:pPr>
-              <w:pStyle w:val="Contenidodelatabla"/>
-              <w:spacing w:before="0" w:after="160"/>
-              <w:rPr>
-                <w:lang w:val="es-AR" w:eastAsia="en-US" w:bidi="ar-SA"/>
-              </w:rPr>
-            </w:pPr>
-            <w:r>
-              <w:rPr>
-                <w:lang w:val="es-AR" w:eastAsia="en-US" w:bidi="ar-SA"/>
-              </w:rPr>
-              <w:t>codigo_de_ingreso_docente_modificar</w:t>
-            </w:r>
-          </w:p>
-        </w:tc>
-        <w:tc>
-          <w:tcPr>
-            <w:tcW w:w="3120" w:type="dxa"/>
-            <w:tcBorders>
-              <w:top w:val="single" w:sz="4" w:space="0" w:color="000000"/>
-              <w:start w:val="single" w:sz="4" w:space="0" w:color="000000"/>
-              <w:bottom w:val="single" w:sz="4" w:space="0" w:color="000000"/>
-              <w:end w:val="single" w:sz="4" w:space="0" w:color="000000"/>
-            </w:tcBorders>
-            <w:shd w:fill="2D404B" w:val="clear"/>
-          </w:tcPr>
-          <w:p>
-            <w:pPr>
-              <w:pStyle w:val="Contenidodelatabla"/>
+              <w:pStyle w:val="Contenidodelatablauser"/>
+              <w:spacing w:before="0" w:after="160"/>
+              <w:rPr>
+                <w:lang w:val="es-AR" w:eastAsia="en-US" w:bidi="ar-SA"/>
+              </w:rPr>
+            </w:pPr>
+            <w:r>
+              <w:rPr>
+                <w:lang w:val="es-AR" w:eastAsia="en-US" w:bidi="ar-SA"/>
+              </w:rPr>
+              <w:t>codigo_de_ingreso_</w:t>
+            </w:r>
+            <w:r>
+              <w:rPr>
+                <w:lang w:val="es-AR" w:eastAsia="en-US" w:bidi="ar-SA"/>
+              </w:rPr>
+              <w:t>D</w:t>
+            </w:r>
+            <w:r>
+              <w:rPr>
+                <w:lang w:val="es-AR" w:eastAsia="en-US" w:bidi="ar-SA"/>
+              </w:rPr>
+              <w:t>ocente_modificar</w:t>
+            </w:r>
+          </w:p>
+        </w:tc>
+        <w:tc>
+          <w:tcPr>
+            <w:tcW w:w="3120" w:type="dxa"/>
+            <w:tcBorders>
+              <w:top w:val="single" w:sz="4" w:space="0" w:color="000000"/>
+              <w:start w:val="single" w:sz="4" w:space="0" w:color="000000"/>
+              <w:bottom w:val="single" w:sz="4" w:space="0" w:color="000000"/>
+              <w:end w:val="single" w:sz="4" w:space="0" w:color="000000"/>
+            </w:tcBorders>
+            <w:shd w:fill="2D404B" w:val="clear"/>
+          </w:tcPr>
+          <w:p>
+            <w:pPr>
+              <w:pStyle w:val="Contenidodelatablauser"/>
               <w:spacing w:before="0" w:after="160"/>
               <w:rPr>
                 <w:lang w:val="es-AR" w:eastAsia="en-US" w:bidi="ar-SA"/>
@@ -10356,17 +11357,17 @@
           </w:tcPr>
           <w:p>
             <w:pPr>
-              <w:pStyle w:val="Contenidodelatabla"/>
-              <w:spacing w:before="0" w:after="160"/>
-              <w:rPr>
-                <w:lang w:val="es-AR" w:eastAsia="en-US" w:bidi="ar-SA"/>
-              </w:rPr>
-            </w:pPr>
-            <w:r>
-              <w:rPr>
-                <w:lang w:val="es-AR" w:eastAsia="en-US" w:bidi="ar-SA"/>
-              </w:rPr>
-              <w:t>Contraseña del docente a modificar</w:t>
+              <w:pStyle w:val="Contenidodelatablauser"/>
+              <w:spacing w:before="0" w:after="160"/>
+              <w:rPr>
+                <w:lang w:val="es-AR" w:eastAsia="en-US" w:bidi="ar-SA"/>
+              </w:rPr>
+            </w:pPr>
+            <w:r>
+              <w:rPr>
+                <w:lang w:val="es-AR" w:eastAsia="en-US" w:bidi="ar-SA"/>
+              </w:rPr>
+              <w:t>Nueva contraseña del docente</w:t>
             </w:r>
           </w:p>
         </w:tc>
@@ -10386,34 +11387,46 @@
           </w:tcPr>
           <w:p>
             <w:pPr>
-              <w:pStyle w:val="Contenidodelatabla"/>
-              <w:spacing w:before="0" w:after="160"/>
-              <w:rPr>
-                <w:lang w:val="es-AR" w:eastAsia="en-US" w:bidi="ar-SA"/>
-              </w:rPr>
-            </w:pPr>
-            <w:r>
-              <w:rPr>
-                <w:lang w:val="es-AR" w:eastAsia="en-US" w:bidi="ar-SA"/>
-              </w:rPr>
-              <w:t>clases_asignadas_docente_modificar</w:t>
-            </w:r>
-          </w:p>
-        </w:tc>
-        <w:tc>
-          <w:tcPr>
-            <w:tcW w:w="3120" w:type="dxa"/>
-            <w:tcBorders>
-              <w:top w:val="single" w:sz="4" w:space="0" w:color="000000"/>
-              <w:start w:val="single" w:sz="4" w:space="0" w:color="000000"/>
-              <w:bottom w:val="single" w:sz="4" w:space="0" w:color="000000"/>
-              <w:end w:val="single" w:sz="4" w:space="0" w:color="000000"/>
-            </w:tcBorders>
-            <w:shd w:fill="2D404B" w:val="clear"/>
-          </w:tcPr>
-          <w:p>
-            <w:pPr>
-              <w:pStyle w:val="Contenidodelatabla"/>
+              <w:pStyle w:val="Contenidodelatablauser"/>
+              <w:spacing w:before="0" w:after="160"/>
+              <w:rPr>
+                <w:lang w:val="es-AR" w:eastAsia="en-US" w:bidi="ar-SA"/>
+              </w:rPr>
+            </w:pPr>
+            <w:r>
+              <w:rPr>
+                <w:lang w:val="es-AR" w:eastAsia="en-US" w:bidi="ar-SA"/>
+              </w:rPr>
+              <w:t>clases_asignadas_</w:t>
+            </w:r>
+            <w:r>
+              <w:rPr>
+                <w:lang w:val="es-AR" w:eastAsia="en-US" w:bidi="ar-SA"/>
+              </w:rPr>
+              <w:t>D</w:t>
+            </w:r>
+            <w:r>
+              <w:rPr>
+                <w:lang w:val="es-AR" w:eastAsia="en-US" w:bidi="ar-SA"/>
+              </w:rPr>
+              <w:t>ocente_modificar</w:t>
+            </w:r>
+          </w:p>
+        </w:tc>
+        <w:tc>
+          <w:tcPr>
+            <w:tcW w:w="3120" w:type="dxa"/>
+            <w:tcBorders>
+              <w:top w:val="single" w:sz="4" w:space="0" w:color="000000"/>
+              <w:start w:val="single" w:sz="4" w:space="0" w:color="000000"/>
+              <w:bottom w:val="single" w:sz="4" w:space="0" w:color="000000"/>
+              <w:end w:val="single" w:sz="4" w:space="0" w:color="000000"/>
+            </w:tcBorders>
+            <w:shd w:fill="2D404B" w:val="clear"/>
+          </w:tcPr>
+          <w:p>
+            <w:pPr>
+              <w:pStyle w:val="Contenidodelatablauser"/>
               <w:spacing w:before="0" w:after="160"/>
               <w:rPr>
                 <w:lang w:val="es-AR" w:eastAsia="en-US" w:bidi="ar-SA"/>
@@ -10440,17 +11453,17 @@
           </w:tcPr>
           <w:p>
             <w:pPr>
-              <w:pStyle w:val="Contenidodelatabla"/>
-              <w:spacing w:before="0" w:after="160"/>
-              <w:rPr>
-                <w:lang w:val="es-AR" w:eastAsia="en-US" w:bidi="ar-SA"/>
-              </w:rPr>
-            </w:pPr>
-            <w:r>
-              <w:rPr>
-                <w:lang w:val="es-AR" w:eastAsia="en-US" w:bidi="ar-SA"/>
-              </w:rPr>
-              <w:t>Clases del docente a modificar(ya sea agregarle nuevas clases o sacarlo de X clases)</w:t>
+              <w:pStyle w:val="Contenidodelatablauser"/>
+              <w:spacing w:before="0" w:after="160"/>
+              <w:rPr>
+                <w:lang w:val="es-AR" w:eastAsia="en-US" w:bidi="ar-SA"/>
+              </w:rPr>
+            </w:pPr>
+            <w:r>
+              <w:rPr>
+                <w:lang w:val="es-AR" w:eastAsia="en-US" w:bidi="ar-SA"/>
+              </w:rPr>
+              <w:t>Nuevas clases del docente</w:t>
             </w:r>
           </w:p>
         </w:tc>
@@ -10529,7 +11542,7 @@
           </w:tcPr>
           <w:p>
             <w:pPr>
-              <w:pStyle w:val="Contenidodelatabla"/>
+              <w:pStyle w:val="Contenidodelatablauser"/>
               <w:spacing w:before="0" w:after="160"/>
               <w:rPr/>
             </w:pPr>
@@ -10552,7 +11565,7 @@
           </w:tcPr>
           <w:p>
             <w:pPr>
-              <w:pStyle w:val="Contenidodelatabla"/>
+              <w:pStyle w:val="Contenidodelatablauser"/>
               <w:spacing w:before="0" w:after="160"/>
               <w:rPr/>
             </w:pPr>
@@ -10575,7 +11588,7 @@
           </w:tcPr>
           <w:p>
             <w:pPr>
-              <w:pStyle w:val="Contenidodelatabla"/>
+              <w:pStyle w:val="Contenidodelatablauser"/>
               <w:spacing w:before="0" w:after="160"/>
               <w:rPr/>
             </w:pPr>
@@ -10601,30 +11614,38 @@
           </w:tcPr>
           <w:p>
             <w:pPr>
-              <w:pStyle w:val="Contenidodelatabla"/>
+              <w:pStyle w:val="Contenidodelatablauser"/>
               <w:spacing w:before="0" w:after="160"/>
               <w:rPr/>
             </w:pPr>
             <w:r>
               <w:rPr/>
-              <w:t>nombre_docente_eliminar</w:t>
-            </w:r>
-          </w:p>
-        </w:tc>
-        <w:tc>
-          <w:tcPr>
-            <w:tcW w:w="3120" w:type="dxa"/>
-            <w:tcBorders>
-              <w:top w:val="single" w:sz="4" w:space="0" w:color="000000"/>
-              <w:start w:val="single" w:sz="4" w:space="0" w:color="000000"/>
-              <w:bottom w:val="single" w:sz="4" w:space="0" w:color="000000"/>
-              <w:end w:val="single" w:sz="4" w:space="0" w:color="000000"/>
-            </w:tcBorders>
-            <w:shd w:fill="2D404B" w:val="clear"/>
-          </w:tcPr>
-          <w:p>
-            <w:pPr>
-              <w:pStyle w:val="Contenidodelatabla"/>
+              <w:t>nombre</w:t>
+            </w:r>
+            <w:r>
+              <w:rPr/>
+              <w:t>D</w:t>
+            </w:r>
+            <w:r>
+              <w:rPr/>
+              <w:t>ocente_eliminar</w:t>
+            </w:r>
+          </w:p>
+        </w:tc>
+        <w:tc>
+          <w:tcPr>
+            <w:tcW w:w="3120" w:type="dxa"/>
+            <w:tcBorders>
+              <w:top w:val="single" w:sz="4" w:space="0" w:color="000000"/>
+              <w:start w:val="single" w:sz="4" w:space="0" w:color="000000"/>
+              <w:bottom w:val="single" w:sz="4" w:space="0" w:color="000000"/>
+              <w:end w:val="single" w:sz="4" w:space="0" w:color="000000"/>
+            </w:tcBorders>
+            <w:shd w:fill="2D404B" w:val="clear"/>
+          </w:tcPr>
+          <w:p>
+            <w:pPr>
+              <w:pStyle w:val="Contenidodelatablauser"/>
               <w:spacing w:before="0" w:after="160"/>
               <w:rPr/>
             </w:pPr>
@@ -10647,7 +11668,7 @@
           </w:tcPr>
           <w:p>
             <w:pPr>
-              <w:pStyle w:val="Contenidodelatabla"/>
+              <w:pStyle w:val="Contenidodelatablauser"/>
               <w:spacing w:before="0" w:after="160"/>
               <w:rPr/>
             </w:pPr>
@@ -10673,30 +11694,38 @@
           </w:tcPr>
           <w:p>
             <w:pPr>
-              <w:pStyle w:val="Contenidodelatabla"/>
+              <w:pStyle w:val="Contenidodelatablauser"/>
               <w:spacing w:before="0" w:after="160"/>
               <w:rPr/>
             </w:pPr>
             <w:r>
               <w:rPr/>
-              <w:t>apellido_docente_eliminar</w:t>
-            </w:r>
-          </w:p>
-        </w:tc>
-        <w:tc>
-          <w:tcPr>
-            <w:tcW w:w="3120" w:type="dxa"/>
-            <w:tcBorders>
-              <w:top w:val="single" w:sz="4" w:space="0" w:color="000000"/>
-              <w:start w:val="single" w:sz="4" w:space="0" w:color="000000"/>
-              <w:bottom w:val="single" w:sz="4" w:space="0" w:color="000000"/>
-              <w:end w:val="single" w:sz="4" w:space="0" w:color="000000"/>
-            </w:tcBorders>
-            <w:shd w:fill="2D404B" w:val="clear"/>
-          </w:tcPr>
-          <w:p>
-            <w:pPr>
-              <w:pStyle w:val="Contenidodelatabla"/>
+              <w:t>apelli</w:t>
+            </w:r>
+            <w:r>
+              <w:rPr/>
+              <w:t>D</w:t>
+            </w:r>
+            <w:r>
+              <w:rPr/>
+              <w:t>odocente_eliminar</w:t>
+            </w:r>
+          </w:p>
+        </w:tc>
+        <w:tc>
+          <w:tcPr>
+            <w:tcW w:w="3120" w:type="dxa"/>
+            <w:tcBorders>
+              <w:top w:val="single" w:sz="4" w:space="0" w:color="000000"/>
+              <w:start w:val="single" w:sz="4" w:space="0" w:color="000000"/>
+              <w:bottom w:val="single" w:sz="4" w:space="0" w:color="000000"/>
+              <w:end w:val="single" w:sz="4" w:space="0" w:color="000000"/>
+            </w:tcBorders>
+            <w:shd w:fill="2D404B" w:val="clear"/>
+          </w:tcPr>
+          <w:p>
+            <w:pPr>
+              <w:pStyle w:val="Contenidodelatablauser"/>
               <w:spacing w:before="0" w:after="160"/>
               <w:rPr/>
             </w:pPr>
@@ -10719,7 +11748,7 @@
           </w:tcPr>
           <w:p>
             <w:pPr>
-              <w:pStyle w:val="Contenidodelatabla"/>
+              <w:pStyle w:val="Contenidodelatablauser"/>
               <w:spacing w:before="0" w:after="160"/>
               <w:rPr/>
             </w:pPr>
@@ -10745,30 +11774,38 @@
           </w:tcPr>
           <w:p>
             <w:pPr>
-              <w:pStyle w:val="Contenidodelatabla"/>
+              <w:pStyle w:val="Contenidodelatablauser"/>
               <w:spacing w:before="0" w:after="160"/>
               <w:rPr/>
             </w:pPr>
             <w:r>
               <w:rPr/>
-              <w:t>ID_docente_eliminar</w:t>
-            </w:r>
-          </w:p>
-        </w:tc>
-        <w:tc>
-          <w:tcPr>
-            <w:tcW w:w="3120" w:type="dxa"/>
-            <w:tcBorders>
-              <w:top w:val="single" w:sz="4" w:space="0" w:color="000000"/>
-              <w:start w:val="single" w:sz="4" w:space="0" w:color="000000"/>
-              <w:bottom w:val="single" w:sz="4" w:space="0" w:color="000000"/>
-              <w:end w:val="single" w:sz="4" w:space="0" w:color="000000"/>
-            </w:tcBorders>
-            <w:shd w:fill="2D404B" w:val="clear"/>
-          </w:tcPr>
-          <w:p>
-            <w:pPr>
-              <w:pStyle w:val="Contenidodelatabla"/>
+              <w:t>ID</w:t>
+            </w:r>
+            <w:r>
+              <w:rPr/>
+              <w:t>D</w:t>
+            </w:r>
+            <w:r>
+              <w:rPr/>
+              <w:t>ocente_eliminar</w:t>
+            </w:r>
+          </w:p>
+        </w:tc>
+        <w:tc>
+          <w:tcPr>
+            <w:tcW w:w="3120" w:type="dxa"/>
+            <w:tcBorders>
+              <w:top w:val="single" w:sz="4" w:space="0" w:color="000000"/>
+              <w:start w:val="single" w:sz="4" w:space="0" w:color="000000"/>
+              <w:bottom w:val="single" w:sz="4" w:space="0" w:color="000000"/>
+              <w:end w:val="single" w:sz="4" w:space="0" w:color="000000"/>
+            </w:tcBorders>
+            <w:shd w:fill="2D404B" w:val="clear"/>
+          </w:tcPr>
+          <w:p>
+            <w:pPr>
+              <w:pStyle w:val="Contenidodelatablauser"/>
               <w:spacing w:before="0" w:after="160"/>
               <w:rPr/>
             </w:pPr>
@@ -10791,7 +11828,7 @@
           </w:tcPr>
           <w:p>
             <w:pPr>
-              <w:pStyle w:val="Contenidodelatabla"/>
+              <w:pStyle w:val="Contenidodelatablauser"/>
               <w:spacing w:before="0" w:after="160"/>
               <w:rPr/>
             </w:pPr>
@@ -10840,36 +11877,360 @@
           <w:shd w:fill="auto" w:val="clear"/>
           <w:lang w:val="es-AR" w:eastAsia="en-US" w:bidi="ar-SA"/>
         </w:rPr>
-        <w:t>Respuesta Exitosa</w:t>
-      </w:r>
-      <w:r>
-        <w:rPr>
-          <w:b w:val="false"/>
-          <w:bCs w:val="false"/>
-          <w:sz w:val="28"/>
-          <w:szCs w:val="28"/>
-          <w:u w:val="none"/>
-          <w:shd w:fill="auto" w:val="clear"/>
-          <w:lang w:val="es-AR" w:eastAsia="en-US" w:bidi="ar-SA"/>
-        </w:rPr>
-        <w:br/>
-        <w:t>En caso de poder procesar y ejecutar correctamente la accion, el servidor responde lo siguiente:</w:t>
-        <w:br/>
-        <w:br/>
-      </w:r>
-      <w:r>
-        <w:rPr>
-          <w:b/>
-          <w:bCs/>
+        <w:t>Ejemplo de Solicitud</w:t>
+        <w:br/>
+      </w:r>
+      <w:r>
+        <w:rPr>
+          <w:b w:val="false"/>
+          <w:bCs w:val="false"/>
           <w:i/>
           <w:iCs/>
           <w:sz w:val="28"/>
           <w:szCs w:val="28"/>
-          <w:u w:val="none"/>
+          <w:u w:val="single"/>
           <w:shd w:fill="auto" w:val="clear"/>
           <w:lang w:val="es-AR" w:eastAsia="en-US" w:bidi="ar-SA"/>
         </w:rPr>
-        <w:t>Caso “AgregarDocente”:</w:t>
+        <w:t>Caso “AgregarDocente”</w:t>
+      </w:r>
+      <w:r>
+        <w:rPr>
+          <w:b w:val="false"/>
+          <w:bCs w:val="false"/>
+          <w:i w:val="false"/>
+          <w:iCs w:val="false"/>
+          <w:sz w:val="28"/>
+          <w:szCs w:val="28"/>
+          <w:u w:val="none"/>
+          <w:shd w:fill="auto" w:val="clear"/>
+          <w:lang w:val="es-AR" w:eastAsia="en-US" w:bidi="ar-SA"/>
+        </w:rPr>
+        <w:br/>
+        <w:t>{</w:t>
+        <w:br/>
+        <w:tab/>
+        <w:t>“nombre_docente_Nuevo”: ”Marcos”</w:t>
+        <w:br/>
+        <w:tab/>
+        <w:t>“apellido_docente_Nuevo”: “Anchobioly”</w:t>
+        <w:br/>
+        <w:tab/>
+        <w:t>“edad_docente_Nuevo”: “42”</w:t>
+        <w:br/>
+        <w:tab/>
+        <w:t>“codigo_de_ingreso_Nuevo”: “r48QrE8e498”</w:t>
+        <w:br/>
+        <w:t>}</w:t>
+      </w:r>
+      <w:r>
+        <w:rPr>
+          <w:b/>
+          <w:bCs/>
+          <w:i/>
+          <w:iCs/>
+          <w:sz w:val="40"/>
+          <w:szCs w:val="40"/>
+          <w:u w:val="none"/>
+          <w:shd w:fill="auto" w:val="clear"/>
+          <w:lang w:val="es-AR" w:eastAsia="en-US" w:bidi="ar-SA"/>
+        </w:rPr>
+        <w:br/>
+      </w:r>
+      <w:r>
+        <w:rPr>
+          <w:b w:val="false"/>
+          <w:bCs w:val="false"/>
+          <w:sz w:val="28"/>
+          <w:szCs w:val="28"/>
+          <w:u w:val="none"/>
+          <w:shd w:fill="auto" w:val="clear"/>
+          <w:lang w:val="es-AR" w:eastAsia="en-US" w:bidi="ar-SA"/>
+        </w:rPr>
+        <w:br/>
+      </w:r>
+      <w:r>
+        <w:rPr>
+          <w:b w:val="false"/>
+          <w:bCs w:val="false"/>
+          <w:i/>
+          <w:iCs/>
+          <w:sz w:val="28"/>
+          <w:szCs w:val="28"/>
+          <w:u w:val="single"/>
+          <w:shd w:fill="auto" w:val="clear"/>
+          <w:lang w:val="es-AR" w:eastAsia="en-US" w:bidi="ar-SA"/>
+        </w:rPr>
+        <w:t>Caso “A</w:t>
+      </w:r>
+      <w:r>
+        <w:rPr>
+          <w:b w:val="false"/>
+          <w:bCs w:val="false"/>
+          <w:i/>
+          <w:iCs/>
+          <w:sz w:val="28"/>
+          <w:szCs w:val="28"/>
+          <w:u w:val="single"/>
+          <w:shd w:fill="auto" w:val="clear"/>
+          <w:lang w:val="es-AR" w:eastAsia="en-US" w:bidi="ar-SA"/>
+        </w:rPr>
+        <w:t>signar</w:t>
+      </w:r>
+      <w:r>
+        <w:rPr>
+          <w:b w:val="false"/>
+          <w:bCs w:val="false"/>
+          <w:i/>
+          <w:iCs/>
+          <w:sz w:val="28"/>
+          <w:szCs w:val="28"/>
+          <w:u w:val="single"/>
+          <w:shd w:fill="auto" w:val="clear"/>
+          <w:lang w:val="es-AR" w:eastAsia="en-US" w:bidi="ar-SA"/>
+        </w:rPr>
+        <w:t>Docente”</w:t>
+      </w:r>
+      <w:r>
+        <w:rPr>
+          <w:b w:val="false"/>
+          <w:bCs w:val="false"/>
+          <w:sz w:val="28"/>
+          <w:szCs w:val="28"/>
+          <w:u w:val="none"/>
+          <w:shd w:fill="auto" w:val="clear"/>
+          <w:lang w:val="es-AR" w:eastAsia="en-US" w:bidi="ar-SA"/>
+        </w:rPr>
+        <w:br/>
+        <w:t>{</w:t>
+        <w:br/>
+        <w:tab/>
+        <w:t>“nombre_docente_Asignar”: “</w:t>
+      </w:r>
+      <w:r>
+        <w:rPr>
+          <w:b w:val="false"/>
+          <w:bCs w:val="false"/>
+          <w:sz w:val="28"/>
+          <w:szCs w:val="28"/>
+          <w:u w:val="none"/>
+          <w:shd w:fill="auto" w:val="clear"/>
+          <w:lang w:val="es-AR" w:eastAsia="en-US" w:bidi="ar-SA"/>
+        </w:rPr>
+        <w:t>Marcos</w:t>
+      </w:r>
+      <w:r>
+        <w:rPr>
+          <w:b w:val="false"/>
+          <w:bCs w:val="false"/>
+          <w:sz w:val="28"/>
+          <w:szCs w:val="28"/>
+          <w:u w:val="none"/>
+          <w:shd w:fill="auto" w:val="clear"/>
+          <w:lang w:val="es-AR" w:eastAsia="en-US" w:bidi="ar-SA"/>
+        </w:rPr>
+        <w:t>”</w:t>
+        <w:br/>
+        <w:tab/>
+        <w:t>“</w:t>
+      </w:r>
+      <w:r>
+        <w:rPr>
+          <w:b w:val="false"/>
+          <w:bCs w:val="false"/>
+          <w:sz w:val="28"/>
+          <w:szCs w:val="28"/>
+          <w:u w:val="none"/>
+          <w:shd w:fill="auto" w:val="clear"/>
+          <w:lang w:val="es-AR" w:eastAsia="en-US" w:bidi="ar-SA"/>
+        </w:rPr>
+        <w:t>apellido_docente_Asignar”: “Anchobioly”</w:t>
+        <w:br/>
+        <w:tab/>
+        <w:t>“IDdocente_Asignar”: “43.234”</w:t>
+        <w:br/>
+        <w:tab/>
+        <w:t>“clase_docente_Asignar”: “Matematicas 2”</w:t>
+      </w:r>
+      <w:r>
+        <w:rPr>
+          <w:b w:val="false"/>
+          <w:bCs w:val="false"/>
+          <w:sz w:val="28"/>
+          <w:szCs w:val="28"/>
+          <w:u w:val="none"/>
+          <w:shd w:fill="auto" w:val="clear"/>
+          <w:lang w:val="es-AR" w:eastAsia="en-US" w:bidi="ar-SA"/>
+        </w:rPr>
+        <w:br/>
+        <w:t>}</w:t>
+      </w:r>
+      <w:r>
+        <w:rPr>
+          <w:b w:val="false"/>
+          <w:bCs w:val="false"/>
+          <w:sz w:val="28"/>
+          <w:szCs w:val="28"/>
+          <w:u w:val="none"/>
+          <w:shd w:fill="auto" w:val="clear"/>
+          <w:lang w:val="es-AR" w:eastAsia="en-US" w:bidi="ar-SA"/>
+        </w:rPr>
+        <w:br/>
+        <w:br/>
+      </w:r>
+      <w:r>
+        <w:rPr>
+          <w:b w:val="false"/>
+          <w:bCs w:val="false"/>
+          <w:i/>
+          <w:iCs/>
+          <w:sz w:val="28"/>
+          <w:szCs w:val="28"/>
+          <w:u w:val="single"/>
+          <w:shd w:fill="auto" w:val="clear"/>
+          <w:lang w:val="es-AR" w:eastAsia="en-US" w:bidi="ar-SA"/>
+        </w:rPr>
+        <w:t>Caso “ModificarDocente”</w:t>
+      </w:r>
+      <w:r>
+        <w:rPr>
+          <w:b w:val="false"/>
+          <w:bCs w:val="false"/>
+          <w:sz w:val="28"/>
+          <w:szCs w:val="28"/>
+          <w:u w:val="none"/>
+          <w:shd w:fill="auto" w:val="clear"/>
+          <w:lang w:val="es-AR" w:eastAsia="en-US" w:bidi="ar-SA"/>
+        </w:rPr>
+        <w:br/>
+        <w:t>{</w:t>
+        <w:br/>
+        <w:tab/>
+        <w:t>“nombreDocente_Ubicar”: “Marcos”</w:t>
+        <w:br/>
+        <w:tab/>
+        <w:t>“apellidoDocente_Ubicar”: ”Anchobioly”</w:t>
+        <w:br/>
+        <w:tab/>
+        <w:t>“IDDocente_Ubicar”: “43.234”</w:t>
+        <w:br/>
+        <w:tab/>
+        <w:br/>
+        <w:tab/>
+        <w:t>(Aqui saldria un mensaje en el caso de que no se haya encontrado para avisar, caso contrario, continuaria con la pestaña de modificacion)</w:t>
+        <w:br/>
+        <w:tab/>
+        <w:t>“nombreDocente_Modificar”: “Mauricio”</w:t>
+        <w:br/>
+        <w:tab/>
+        <w:t>“apellidoDocente_Modificar”: “Aurelio”</w:t>
+        <w:br/>
+        <w:tab/>
+        <w:t>“edadDocente_Modifcar”: “24”</w:t>
+        <w:br/>
+        <w:tab/>
+        <w:t>“codigo_de_ingreso_Docente_Modificar”: “Ruanof44325”</w:t>
+        <w:br/>
+        <w:tab/>
+        <w:t>“clases_asignadas_Docente_Modificar”: “[Matematicas 3, Algoritmo y estructura de datos 2]</w:t>
+        <w:br/>
+        <w:t>}</w:t>
+        <w:br/>
+        <w:br/>
+      </w:r>
+      <w:r>
+        <w:rPr>
+          <w:b w:val="false"/>
+          <w:bCs w:val="false"/>
+          <w:i/>
+          <w:iCs/>
+          <w:sz w:val="28"/>
+          <w:szCs w:val="28"/>
+          <w:u w:val="single"/>
+          <w:shd w:fill="auto" w:val="clear"/>
+          <w:lang w:val="es-AR" w:eastAsia="en-US" w:bidi="ar-SA"/>
+        </w:rPr>
+        <w:t>Caso “EliminarDocente”</w:t>
+      </w:r>
+      <w:r>
+        <w:rPr>
+          <w:b w:val="false"/>
+          <w:bCs w:val="false"/>
+          <w:sz w:val="28"/>
+          <w:szCs w:val="28"/>
+          <w:u w:val="none"/>
+          <w:shd w:fill="auto" w:val="clear"/>
+          <w:lang w:val="es-AR" w:eastAsia="en-US" w:bidi="ar-SA"/>
+        </w:rPr>
+        <w:br/>
+        <w:t>{</w:t>
+        <w:br/>
+        <w:tab/>
+        <w:t>“nombreDocente_Eliminar”: “Mauricio”</w:t>
+        <w:br/>
+        <w:tab/>
+        <w:t>“apellidoDocente_Eliminar”: “Aurelio”</w:t>
+        <w:br/>
+        <w:tab/>
+        <w:t>“IDDocente_Eliminar”: “43.234”</w:t>
+        <w:br/>
+        <w:t>}</w:t>
+        <w:br/>
+      </w:r>
+      <w:r>
+        <w:rPr>
+          <w:b w:val="false"/>
+          <w:bCs w:val="false"/>
+          <w:sz w:val="28"/>
+          <w:szCs w:val="28"/>
+          <w:u w:val="none"/>
+          <w:shd w:fill="auto" w:val="clear"/>
+          <w:lang w:val="es-AR" w:eastAsia="en-US" w:bidi="ar-SA"/>
+        </w:rPr>
+        <w:br/>
+      </w:r>
+      <w:r>
+        <w:rPr>
+          <w:b/>
+          <w:bCs/>
+          <w:i/>
+          <w:iCs/>
+          <w:sz w:val="40"/>
+          <w:szCs w:val="40"/>
+          <w:u w:val="none"/>
+          <w:shd w:fill="auto" w:val="clear"/>
+          <w:lang w:val="es-AR" w:eastAsia="en-US" w:bidi="ar-SA"/>
+        </w:rPr>
+        <w:t>Respuesta Exitosa</w:t>
+      </w:r>
+      <w:r>
+        <w:rPr>
+          <w:b w:val="false"/>
+          <w:bCs w:val="false"/>
+          <w:sz w:val="28"/>
+          <w:szCs w:val="28"/>
+          <w:u w:val="none"/>
+          <w:shd w:fill="auto" w:val="clear"/>
+          <w:lang w:val="es-AR" w:eastAsia="en-US" w:bidi="ar-SA"/>
+        </w:rPr>
+        <w:br/>
+        <w:t>En caso de poder procesar y ejecutar correctamente la acción, el servidor responde lo siguiente:</w:t>
+        <w:br/>
+        <w:br/>
+      </w:r>
+      <w:r>
+        <w:rPr>
+          <w:b w:val="false"/>
+          <w:bCs w:val="false"/>
+          <w:i/>
+          <w:iCs/>
+          <w:sz w:val="28"/>
+          <w:szCs w:val="28"/>
+          <w:u w:val="single"/>
+          <w:shd w:fill="auto" w:val="clear"/>
+          <w:lang w:val="es-AR" w:eastAsia="en-US" w:bidi="ar-SA"/>
+        </w:rPr>
+        <w:t>Caso “AgregarDocente”</w:t>
       </w:r>
       <w:r>
         <w:rPr>
@@ -10893,17 +12254,17 @@
       </w:r>
       <w:r>
         <w:rPr>
-          <w:b/>
-          <w:bCs/>
+          <w:b w:val="false"/>
+          <w:bCs w:val="false"/>
           <w:i/>
           <w:iCs/>
           <w:sz w:val="28"/>
           <w:szCs w:val="28"/>
-          <w:u w:val="none"/>
+          <w:u w:val="single"/>
           <w:shd w:fill="auto" w:val="clear"/>
           <w:lang w:val="es-AR" w:eastAsia="en-US" w:bidi="ar-SA"/>
         </w:rPr>
-        <w:t>Caso “AsignarDocente”:</w:t>
+        <w:t>Caso “AsignarDocente”</w:t>
       </w:r>
       <w:r>
         <w:rPr>
@@ -10924,21 +12285,34 @@
         <w:t>}</w:t>
         <w:br/>
         <w:br/>
-        <w:t>C</w:t>
-      </w:r>
-      <w:r>
-        <w:rPr>
-          <w:b/>
-          <w:bCs/>
+      </w:r>
+      <w:r>
+        <w:rPr>
+          <w:b w:val="false"/>
+          <w:bCs w:val="false"/>
           <w:i/>
           <w:iCs/>
           <w:sz w:val="28"/>
           <w:szCs w:val="28"/>
-          <w:u w:val="none"/>
+          <w:u w:val="single"/>
           <w:shd w:fill="auto" w:val="clear"/>
           <w:lang w:val="es-AR" w:eastAsia="en-US" w:bidi="ar-SA"/>
         </w:rPr>
-        <w:t>aso “ModificarDocente”:</w:t>
+        <w:t>C</w:t>
+      </w:r>
+      <w:r>
+        <w:rPr>
+          <w:b w:val="false"/>
+          <w:bCs w:val="false"/>
+          <w:i/>
+          <w:iCs/>
+          <w:sz w:val="28"/>
+          <w:szCs w:val="28"/>
+          <w:u w:val="single"/>
+          <w:shd w:fill="auto" w:val="clear"/>
+          <w:lang w:val="es-AR" w:eastAsia="en-US" w:bidi="ar-SA"/>
+        </w:rPr>
+        <w:t>aso “ModificarDocente”</w:t>
       </w:r>
       <w:r>
         <w:rPr>
@@ -10962,17 +12336,17 @@
       </w:r>
       <w:r>
         <w:rPr>
-          <w:b/>
-          <w:bCs/>
+          <w:b w:val="false"/>
+          <w:bCs w:val="false"/>
           <w:i/>
           <w:iCs/>
           <w:sz w:val="28"/>
           <w:szCs w:val="28"/>
-          <w:u w:val="none"/>
+          <w:u w:val="single"/>
           <w:shd w:fill="auto" w:val="clear"/>
           <w:lang w:val="es-AR" w:eastAsia="en-US" w:bidi="ar-SA"/>
         </w:rPr>
-        <w:t>Caso “RemoverDocente”:</w:t>
+        <w:t>Caso “RemoverDocente”</w:t>
       </w:r>
       <w:r>
         <w:rPr>
@@ -10993,7 +12367,31 @@
         <w:t>}</w:t>
         <w:br/>
         <w:br/>
+      </w:r>
+      <w:r>
+        <w:rPr>
+          <w:b/>
+          <w:bCs/>
+          <w:i/>
+          <w:iCs/>
+          <w:sz w:val="40"/>
+          <w:szCs w:val="40"/>
+          <w:u w:val="none"/>
+          <w:shd w:fill="auto" w:val="clear"/>
+          <w:lang w:val="es-AR" w:eastAsia="en-US" w:bidi="ar-SA"/>
+        </w:rPr>
         <w:t>POSIBLES ERRORES</w:t>
+      </w:r>
+      <w:r>
+        <w:rPr>
+          <w:b w:val="false"/>
+          <w:bCs w:val="false"/>
+          <w:sz w:val="28"/>
+          <w:szCs w:val="28"/>
+          <w:u w:val="none"/>
+          <w:shd w:fill="auto" w:val="clear"/>
+          <w:lang w:val="es-AR" w:eastAsia="en-US" w:bidi="ar-SA"/>
+        </w:rPr>
         <w:br/>
       </w:r>
       <w:r>
@@ -11068,34 +12466,7 @@
           <w:lang w:val="es-AR" w:eastAsia="en-US" w:bidi="ar-SA"/>
         </w:rPr>
         <w:br/>
-        <w:t xml:space="preserve">Ocurrió un error mientras el servidor intentaba confirmar la identidad del </w:t>
-      </w:r>
-      <w:r>
-        <w:rPr>
-          <w:b w:val="false"/>
-          <w:bCs w:val="false"/>
-          <w:i w:val="false"/>
-          <w:iCs w:val="false"/>
-          <w:sz w:val="28"/>
-          <w:szCs w:val="28"/>
-          <w:u w:val="none"/>
-          <w:shd w:fill="auto" w:val="clear"/>
-          <w:lang w:val="es-AR" w:eastAsia="en-US" w:bidi="ar-SA"/>
-        </w:rPr>
-        <w:t>docente.</w:t>
-      </w:r>
-      <w:r>
-        <w:rPr>
-          <w:b w:val="false"/>
-          <w:bCs w:val="false"/>
-          <w:i w:val="false"/>
-          <w:iCs w:val="false"/>
-          <w:sz w:val="28"/>
-          <w:szCs w:val="28"/>
-          <w:u w:val="none"/>
-          <w:shd w:fill="auto" w:val="clear"/>
-          <w:lang w:val="es-AR" w:eastAsia="en-US" w:bidi="ar-SA"/>
-        </w:rPr>
+        <w:t>Ocurrió un error mientras el servidor intentaba confirmar la identidad del docente.</w:t>
         <w:br/>
       </w:r>
       <w:r>
@@ -11364,19 +12735,6 @@
           <w:lang w:val="es-AR" w:eastAsia="en-US" w:bidi="ar-SA"/>
         </w:rPr>
         <w:br/>
-      </w:r>
-      <w:r>
-        <w:rPr>
-          <w:b w:val="false"/>
-          <w:bCs w:val="false"/>
-          <w:i w:val="false"/>
-          <w:iCs w:val="false"/>
-          <w:sz w:val="28"/>
-          <w:szCs w:val="28"/>
-          <w:u w:val="none"/>
-          <w:shd w:fill="auto" w:val="clear"/>
-          <w:lang w:val="es-AR" w:eastAsia="en-US" w:bidi="ar-SA"/>
-        </w:rPr>
         <w:t>Las Solicitudes debe contener los siguientes datos:</w:t>
         <w:br/>
         <w:br/>
@@ -11389,7 +12747,7 @@
           <w:iCs/>
           <w:sz w:val="28"/>
           <w:szCs w:val="28"/>
-          <w:u w:val="none"/>
+          <w:u w:val="single"/>
           <w:shd w:fill="auto" w:val="clear"/>
           <w:lang w:val="es-AR" w:eastAsia="en-US" w:bidi="ar-SA"/>
         </w:rPr>
@@ -11429,7 +12787,7 @@
           </w:tcPr>
           <w:p>
             <w:pPr>
-              <w:pStyle w:val="Contenidodelatablauser"/>
+              <w:pStyle w:val="Contenidodelatabla"/>
               <w:spacing w:before="0" w:after="160"/>
               <w:rPr>
                 <w:lang w:val="es-AR" w:eastAsia="en-US" w:bidi="ar-SA"/>
@@ -11456,7 +12814,7 @@
           </w:tcPr>
           <w:p>
             <w:pPr>
-              <w:pStyle w:val="Contenidodelatablauser"/>
+              <w:pStyle w:val="Contenidodelatabla"/>
               <w:spacing w:before="0" w:after="160"/>
               <w:rPr>
                 <w:lang w:val="es-AR" w:eastAsia="en-US" w:bidi="ar-SA"/>
@@ -11483,7 +12841,7 @@
           </w:tcPr>
           <w:p>
             <w:pPr>
-              <w:pStyle w:val="Contenidodelatablauser"/>
+              <w:pStyle w:val="Contenidodelatabla"/>
               <w:spacing w:before="0" w:after="160"/>
               <w:rPr>
                 <w:lang w:val="es-AR" w:eastAsia="en-US" w:bidi="ar-SA"/>
@@ -11513,7 +12871,7 @@
           </w:tcPr>
           <w:p>
             <w:pPr>
-              <w:pStyle w:val="Contenidodelatablauser"/>
+              <w:pStyle w:val="Contenidodelatabla"/>
               <w:spacing w:before="0" w:after="160"/>
               <w:rPr>
                 <w:lang w:val="es-AR" w:eastAsia="en-US" w:bidi="ar-SA"/>
@@ -11540,7 +12898,7 @@
           </w:tcPr>
           <w:p>
             <w:pPr>
-              <w:pStyle w:val="Contenidodelatablauser"/>
+              <w:pStyle w:val="Contenidodelatabla"/>
               <w:spacing w:before="0" w:after="160"/>
               <w:rPr>
                 <w:lang w:val="es-AR" w:eastAsia="en-US" w:bidi="ar-SA"/>
@@ -11567,7 +12925,7 @@
           </w:tcPr>
           <w:p>
             <w:pPr>
-              <w:pStyle w:val="Contenidodelatablauser"/>
+              <w:pStyle w:val="Contenidodelatabla"/>
               <w:spacing w:before="0" w:after="160"/>
               <w:rPr>
                 <w:lang w:val="es-AR" w:eastAsia="en-US" w:bidi="ar-SA"/>
@@ -11597,7 +12955,7 @@
           </w:tcPr>
           <w:p>
             <w:pPr>
-              <w:pStyle w:val="Contenidodelatablauser"/>
+              <w:pStyle w:val="Contenidodelatabla"/>
               <w:spacing w:before="0" w:after="160"/>
               <w:rPr>
                 <w:lang w:val="es-AR" w:eastAsia="en-US" w:bidi="ar-SA"/>
@@ -11624,7 +12982,7 @@
           </w:tcPr>
           <w:p>
             <w:pPr>
-              <w:pStyle w:val="Contenidodelatablauser"/>
+              <w:pStyle w:val="Contenidodelatabla"/>
               <w:spacing w:before="0" w:after="160"/>
               <w:rPr>
                 <w:lang w:val="es-AR" w:eastAsia="en-US" w:bidi="ar-SA"/>
@@ -11651,7 +13009,7 @@
           </w:tcPr>
           <w:p>
             <w:pPr>
-              <w:pStyle w:val="Contenidodelatablauser"/>
+              <w:pStyle w:val="Contenidodelatabla"/>
               <w:spacing w:before="0" w:after="160"/>
               <w:rPr>
                 <w:lang w:val="es-AR" w:eastAsia="en-US" w:bidi="ar-SA"/>
@@ -11681,7 +13039,7 @@
           </w:tcPr>
           <w:p>
             <w:pPr>
-              <w:pStyle w:val="Contenidodelatablauser"/>
+              <w:pStyle w:val="Contenidodelatabla"/>
               <w:spacing w:before="0" w:after="160"/>
               <w:rPr>
                 <w:lang w:val="es-AR" w:eastAsia="en-US" w:bidi="ar-SA"/>
@@ -11708,7 +13066,7 @@
           </w:tcPr>
           <w:p>
             <w:pPr>
-              <w:pStyle w:val="Contenidodelatablauser"/>
+              <w:pStyle w:val="Contenidodelatabla"/>
               <w:spacing w:before="0" w:after="160"/>
               <w:rPr>
                 <w:lang w:val="es-AR" w:eastAsia="en-US" w:bidi="ar-SA"/>
@@ -11735,7 +13093,7 @@
           </w:tcPr>
           <w:p>
             <w:pPr>
-              <w:pStyle w:val="Contenidodelatablauser"/>
+              <w:pStyle w:val="Contenidodelatabla"/>
               <w:spacing w:before="0" w:after="160"/>
               <w:rPr>
                 <w:lang w:val="es-AR" w:eastAsia="en-US" w:bidi="ar-SA"/>
@@ -11765,7 +13123,7 @@
           </w:tcPr>
           <w:p>
             <w:pPr>
-              <w:pStyle w:val="Contenidodelatablauser"/>
+              <w:pStyle w:val="Contenidodelatabla"/>
               <w:spacing w:before="0" w:after="160"/>
               <w:rPr>
                 <w:lang w:val="es-AR" w:eastAsia="en-US" w:bidi="ar-SA"/>
@@ -11792,7 +13150,7 @@
           </w:tcPr>
           <w:p>
             <w:pPr>
-              <w:pStyle w:val="Contenidodelatablauser"/>
+              <w:pStyle w:val="Contenidodelatabla"/>
               <w:spacing w:before="0" w:after="160"/>
               <w:rPr>
                 <w:lang w:val="es-AR" w:eastAsia="en-US" w:bidi="ar-SA"/>
@@ -11819,7 +13177,7 @@
           </w:tcPr>
           <w:p>
             <w:pPr>
-              <w:pStyle w:val="Contenidodelatablauser"/>
+              <w:pStyle w:val="Contenidodelatabla"/>
               <w:spacing w:before="0" w:after="160"/>
               <w:rPr>
                 <w:lang w:val="es-AR" w:eastAsia="en-US" w:bidi="ar-SA"/>
@@ -11849,7 +13207,7 @@
           </w:tcPr>
           <w:p>
             <w:pPr>
-              <w:pStyle w:val="Contenidodelatablauser"/>
+              <w:pStyle w:val="Contenidodelatabla"/>
               <w:spacing w:before="0" w:after="160"/>
               <w:rPr>
                 <w:lang w:val="es-AR" w:eastAsia="en-US" w:bidi="ar-SA"/>
@@ -11876,7 +13234,7 @@
           </w:tcPr>
           <w:p>
             <w:pPr>
-              <w:pStyle w:val="Contenidodelatablauser"/>
+              <w:pStyle w:val="Contenidodelatabla"/>
               <w:spacing w:before="0" w:after="160"/>
               <w:rPr>
                 <w:lang w:val="es-AR" w:eastAsia="en-US" w:bidi="ar-SA"/>
@@ -11903,7 +13261,7 @@
           </w:tcPr>
           <w:p>
             <w:pPr>
-              <w:pStyle w:val="Contenidodelatablauser"/>
+              <w:pStyle w:val="Contenidodelatabla"/>
               <w:spacing w:before="0" w:after="160"/>
               <w:rPr>
                 <w:lang w:val="es-AR" w:eastAsia="en-US" w:bidi="ar-SA"/>
@@ -11949,7 +13307,7 @@
           <w:iCs/>
           <w:sz w:val="28"/>
           <w:szCs w:val="28"/>
-          <w:u w:val="none"/>
+          <w:u w:val="single"/>
           <w:shd w:fill="auto" w:val="clear"/>
           <w:lang w:val="es-AR" w:eastAsia="en-US" w:bidi="ar-SA"/>
         </w:rPr>
@@ -11989,7 +13347,7 @@
           </w:tcPr>
           <w:p>
             <w:pPr>
-              <w:pStyle w:val="Contenidodelatablauser"/>
+              <w:pStyle w:val="Contenidodelatabla"/>
               <w:spacing w:before="0" w:after="160"/>
               <w:rPr>
                 <w:lang w:val="es-AR" w:eastAsia="en-US" w:bidi="ar-SA"/>
@@ -12016,7 +13374,7 @@
           </w:tcPr>
           <w:p>
             <w:pPr>
-              <w:pStyle w:val="Contenidodelatablauser"/>
+              <w:pStyle w:val="Contenidodelatabla"/>
               <w:spacing w:before="0" w:after="160"/>
               <w:rPr>
                 <w:lang w:val="es-AR" w:eastAsia="en-US" w:bidi="ar-SA"/>
@@ -12043,7 +13401,7 @@
           </w:tcPr>
           <w:p>
             <w:pPr>
-              <w:pStyle w:val="Contenidodelatablauser"/>
+              <w:pStyle w:val="Contenidodelatabla"/>
               <w:spacing w:before="0" w:after="160"/>
               <w:rPr>
                 <w:lang w:val="es-AR" w:eastAsia="en-US" w:bidi="ar-SA"/>
@@ -12073,7 +13431,7 @@
           </w:tcPr>
           <w:p>
             <w:pPr>
-              <w:pStyle w:val="Contenidodelatablauser"/>
+              <w:pStyle w:val="Contenidodelatabla"/>
               <w:spacing w:before="0" w:after="160"/>
               <w:rPr>
                 <w:lang w:val="es-AR" w:eastAsia="en-US" w:bidi="ar-SA"/>
@@ -12100,7 +13458,7 @@
           </w:tcPr>
           <w:p>
             <w:pPr>
-              <w:pStyle w:val="Contenidodelatablauser"/>
+              <w:pStyle w:val="Contenidodelatabla"/>
               <w:spacing w:before="0" w:after="160"/>
               <w:rPr>
                 <w:lang w:val="es-AR" w:eastAsia="en-US" w:bidi="ar-SA"/>
@@ -12127,7 +13485,7 @@
           </w:tcPr>
           <w:p>
             <w:pPr>
-              <w:pStyle w:val="Contenidodelatablauser"/>
+              <w:pStyle w:val="Contenidodelatabla"/>
               <w:spacing w:before="0" w:after="160"/>
               <w:rPr>
                 <w:lang w:val="es-AR" w:eastAsia="en-US" w:bidi="ar-SA"/>
@@ -12157,7 +13515,7 @@
           </w:tcPr>
           <w:p>
             <w:pPr>
-              <w:pStyle w:val="Contenidodelatablauser"/>
+              <w:pStyle w:val="Contenidodelatabla"/>
               <w:spacing w:before="0" w:after="160"/>
               <w:rPr>
                 <w:lang w:val="es-AR" w:eastAsia="en-US" w:bidi="ar-SA"/>
@@ -12184,7 +13542,7 @@
           </w:tcPr>
           <w:p>
             <w:pPr>
-              <w:pStyle w:val="Contenidodelatablauser"/>
+              <w:pStyle w:val="Contenidodelatabla"/>
               <w:spacing w:before="0" w:after="160"/>
               <w:rPr>
                 <w:lang w:val="es-AR" w:eastAsia="en-US" w:bidi="ar-SA"/>
@@ -12211,7 +13569,7 @@
           </w:tcPr>
           <w:p>
             <w:pPr>
-              <w:pStyle w:val="Contenidodelatablauser"/>
+              <w:pStyle w:val="Contenidodelatabla"/>
               <w:spacing w:before="0" w:after="160"/>
               <w:rPr>
                 <w:lang w:val="es-AR" w:eastAsia="en-US" w:bidi="ar-SA"/>
@@ -12241,7 +13599,7 @@
           </w:tcPr>
           <w:p>
             <w:pPr>
-              <w:pStyle w:val="Contenidodelatablauser"/>
+              <w:pStyle w:val="Contenidodelatabla"/>
               <w:spacing w:before="0" w:after="160"/>
               <w:rPr>
                 <w:lang w:val="es-AR" w:eastAsia="en-US" w:bidi="ar-SA"/>
@@ -12268,7 +13626,7 @@
           </w:tcPr>
           <w:p>
             <w:pPr>
-              <w:pStyle w:val="Contenidodelatablauser"/>
+              <w:pStyle w:val="Contenidodelatabla"/>
               <w:spacing w:before="0" w:after="160"/>
               <w:rPr>
                 <w:lang w:val="es-AR" w:eastAsia="en-US" w:bidi="ar-SA"/>
@@ -12295,7 +13653,7 @@
           </w:tcPr>
           <w:p>
             <w:pPr>
-              <w:pStyle w:val="Contenidodelatablauser"/>
+              <w:pStyle w:val="Contenidodelatabla"/>
               <w:spacing w:before="0" w:after="160"/>
               <w:rPr>
                 <w:lang w:val="es-AR" w:eastAsia="en-US" w:bidi="ar-SA"/>
@@ -12325,7 +13683,7 @@
           </w:tcPr>
           <w:p>
             <w:pPr>
-              <w:pStyle w:val="Contenidodelatablauser"/>
+              <w:pStyle w:val="Contenidodelatabla"/>
               <w:spacing w:before="0" w:after="160"/>
               <w:rPr>
                 <w:lang w:val="es-AR" w:eastAsia="en-US" w:bidi="ar-SA"/>
@@ -12352,7 +13710,7 @@
           </w:tcPr>
           <w:p>
             <w:pPr>
-              <w:pStyle w:val="Contenidodelatablauser"/>
+              <w:pStyle w:val="Contenidodelatabla"/>
               <w:spacing w:before="0" w:after="160"/>
               <w:rPr>
                 <w:lang w:val="es-AR" w:eastAsia="en-US" w:bidi="ar-SA"/>
@@ -12379,7 +13737,7 @@
           </w:tcPr>
           <w:p>
             <w:pPr>
-              <w:pStyle w:val="Contenidodelatablauser"/>
+              <w:pStyle w:val="Contenidodelatabla"/>
               <w:spacing w:before="0" w:after="160"/>
               <w:rPr>
                 <w:lang w:val="es-AR" w:eastAsia="en-US" w:bidi="ar-SA"/>
@@ -12409,7 +13767,7 @@
           </w:tcPr>
           <w:p>
             <w:pPr>
-              <w:pStyle w:val="Contenidodelatablauser"/>
+              <w:pStyle w:val="Contenidodelatabla"/>
               <w:spacing w:before="0" w:after="160"/>
               <w:rPr>
                 <w:lang w:val="es-AR" w:eastAsia="en-US" w:bidi="ar-SA"/>
@@ -12436,7 +13794,7 @@
           </w:tcPr>
           <w:p>
             <w:pPr>
-              <w:pStyle w:val="Contenidodelatablauser"/>
+              <w:pStyle w:val="Contenidodelatabla"/>
               <w:spacing w:before="0" w:after="160"/>
               <w:rPr>
                 <w:lang w:val="es-AR" w:eastAsia="en-US" w:bidi="ar-SA"/>
@@ -12463,7 +13821,7 @@
           </w:tcPr>
           <w:p>
             <w:pPr>
-              <w:pStyle w:val="Contenidodelatablauser"/>
+              <w:pStyle w:val="Contenidodelatabla"/>
               <w:spacing w:before="0" w:after="160"/>
               <w:rPr>
                 <w:lang w:val="es-AR" w:eastAsia="en-US" w:bidi="ar-SA"/>
@@ -12493,7 +13851,7 @@
           </w:tcPr>
           <w:p>
             <w:pPr>
-              <w:pStyle w:val="Contenidodelatablauser"/>
+              <w:pStyle w:val="Contenidodelatabla"/>
               <w:spacing w:before="0" w:after="160"/>
               <w:rPr>
                 <w:lang w:val="es-AR" w:eastAsia="en-US" w:bidi="ar-SA"/>
@@ -12520,7 +13878,7 @@
           </w:tcPr>
           <w:p>
             <w:pPr>
-              <w:pStyle w:val="Contenidodelatablauser"/>
+              <w:pStyle w:val="Contenidodelatabla"/>
               <w:spacing w:before="0" w:after="160"/>
               <w:rPr>
                 <w:lang w:val="es-AR" w:eastAsia="en-US" w:bidi="ar-SA"/>
@@ -12547,7 +13905,7 @@
           </w:tcPr>
           <w:p>
             <w:pPr>
-              <w:pStyle w:val="Contenidodelatablauser"/>
+              <w:pStyle w:val="Contenidodelatabla"/>
               <w:spacing w:before="0" w:after="160"/>
               <w:rPr>
                 <w:lang w:val="es-AR" w:eastAsia="en-US" w:bidi="ar-SA"/>
@@ -12601,7 +13959,7 @@
           <w:iCs/>
           <w:sz w:val="28"/>
           <w:szCs w:val="28"/>
-          <w:u w:val="none"/>
+          <w:u w:val="single"/>
           <w:shd w:fill="auto" w:val="clear"/>
           <w:lang w:val="es-AR" w:eastAsia="en-US" w:bidi="ar-SA"/>
         </w:rPr>
@@ -12641,7 +13999,7 @@
           </w:tcPr>
           <w:p>
             <w:pPr>
-              <w:pStyle w:val="Contenidodelatabla"/>
+              <w:pStyle w:val="Contenidodelatablauser"/>
               <w:spacing w:before="0" w:after="160"/>
               <w:rPr>
                 <w:lang w:val="es-AR" w:eastAsia="en-US" w:bidi="ar-SA"/>
@@ -12668,7 +14026,7 @@
           </w:tcPr>
           <w:p>
             <w:pPr>
-              <w:pStyle w:val="Contenidodelatabla"/>
+              <w:pStyle w:val="Contenidodelatablauser"/>
               <w:spacing w:before="0" w:after="160"/>
               <w:rPr>
                 <w:lang w:val="es-AR" w:eastAsia="en-US" w:bidi="ar-SA"/>
@@ -12695,7 +14053,7 @@
           </w:tcPr>
           <w:p>
             <w:pPr>
-              <w:pStyle w:val="Contenidodelatabla"/>
+              <w:pStyle w:val="Contenidodelatablauser"/>
               <w:spacing w:before="0" w:after="160"/>
               <w:rPr>
                 <w:lang w:val="es-AR" w:eastAsia="en-US" w:bidi="ar-SA"/>
@@ -12725,7 +14083,7 @@
           </w:tcPr>
           <w:p>
             <w:pPr>
-              <w:pStyle w:val="Contenidodelatabla"/>
+              <w:pStyle w:val="Contenidodelatablauser"/>
               <w:spacing w:before="0" w:after="160"/>
               <w:rPr>
                 <w:lang w:val="es-AR" w:eastAsia="en-US" w:bidi="ar-SA"/>
@@ -12752,7 +14110,7 @@
           </w:tcPr>
           <w:p>
             <w:pPr>
-              <w:pStyle w:val="Contenidodelatabla"/>
+              <w:pStyle w:val="Contenidodelatablauser"/>
               <w:spacing w:before="0" w:after="160"/>
               <w:rPr>
                 <w:lang w:val="es-AR" w:eastAsia="en-US" w:bidi="ar-SA"/>
@@ -12779,7 +14137,7 @@
           </w:tcPr>
           <w:p>
             <w:pPr>
-              <w:pStyle w:val="Contenidodelatabla"/>
+              <w:pStyle w:val="Contenidodelatablauser"/>
               <w:spacing w:before="0" w:after="160"/>
               <w:rPr>
                 <w:lang w:val="es-AR" w:eastAsia="en-US" w:bidi="ar-SA"/>
@@ -12809,7 +14167,7 @@
           </w:tcPr>
           <w:p>
             <w:pPr>
-              <w:pStyle w:val="Contenidodelatabla"/>
+              <w:pStyle w:val="Contenidodelatablauser"/>
               <w:spacing w:before="0" w:after="160"/>
               <w:rPr>
                 <w:lang w:val="es-AR" w:eastAsia="en-US" w:bidi="ar-SA"/>
@@ -12836,7 +14194,7 @@
           </w:tcPr>
           <w:p>
             <w:pPr>
-              <w:pStyle w:val="Contenidodelatabla"/>
+              <w:pStyle w:val="Contenidodelatablauser"/>
               <w:spacing w:before="0" w:after="160"/>
               <w:rPr>
                 <w:lang w:val="es-AR" w:eastAsia="en-US" w:bidi="ar-SA"/>
@@ -12863,7 +14221,7 @@
           </w:tcPr>
           <w:p>
             <w:pPr>
-              <w:pStyle w:val="Contenidodelatabla"/>
+              <w:pStyle w:val="Contenidodelatablauser"/>
               <w:spacing w:before="0" w:after="160"/>
               <w:rPr>
                 <w:lang w:val="es-AR" w:eastAsia="en-US" w:bidi="ar-SA"/>
@@ -12893,7 +14251,7 @@
           </w:tcPr>
           <w:p>
             <w:pPr>
-              <w:pStyle w:val="Contenidodelatabla"/>
+              <w:pStyle w:val="Contenidodelatablauser"/>
               <w:spacing w:before="0" w:after="160"/>
               <w:rPr>
                 <w:lang w:val="es-AR" w:eastAsia="en-US" w:bidi="ar-SA"/>
@@ -12920,7 +14278,7 @@
           </w:tcPr>
           <w:p>
             <w:pPr>
-              <w:pStyle w:val="Contenidodelatabla"/>
+              <w:pStyle w:val="Contenidodelatablauser"/>
               <w:spacing w:before="0" w:after="160"/>
               <w:rPr>
                 <w:lang w:val="es-AR" w:eastAsia="en-US" w:bidi="ar-SA"/>
@@ -12947,7 +14305,7 @@
           </w:tcPr>
           <w:p>
             <w:pPr>
-              <w:pStyle w:val="Contenidodelatabla"/>
+              <w:pStyle w:val="Contenidodelatablauser"/>
               <w:spacing w:before="0" w:after="160"/>
               <w:rPr>
                 <w:lang w:val="es-AR" w:eastAsia="en-US" w:bidi="ar-SA"/>
@@ -13027,7 +14385,7 @@
           <w:iCs/>
           <w:sz w:val="28"/>
           <w:szCs w:val="28"/>
-          <w:u w:val="none"/>
+          <w:u w:val="single"/>
           <w:shd w:fill="auto" w:val="clear"/>
           <w:lang w:val="es-AR" w:eastAsia="en-US" w:bidi="ar-SA"/>
         </w:rPr>
@@ -13049,7 +14407,39 @@
         <w:t>{</w:t>
         <w:br/>
         <w:tab/>
-        <w:t>“Carrera_Nueva”: “Analista de Sistemas/</w:t>
+        <w:t>“Carrera_Nueva”: “Analista de Sistemas/Botánica/Mecánica”(Acá se seleccionaría una de las opciones disponibles)</w:t>
+        <w:br/>
+        <w:tab/>
+        <w:t>“Materia_Nueva”: “Matemáticas 2”</w:t>
+        <w:br/>
+        <w:tab/>
+        <w:t>“Ciclo_Nueva”: “2”</w:t>
+        <w:br/>
+        <w:tab/>
+        <w:t>“DocenteAsignado_Nuevo”: “Niko Bellic”</w:t>
+        <w:br/>
+        <w:tab/>
+        <w:t>“Horarios_Nueva”: “Lunes/Miércoles/Viernes de 19:30 a 21:30”</w:t>
+        <w:br/>
+        <w:tab/>
+        <w:br/>
+        <w:t>}</w:t>
+        <w:br/>
+        <w:br/>
+      </w:r>
+      <w:r>
+        <w:rPr>
+          <w:b w:val="false"/>
+          <w:bCs w:val="false"/>
+          <w:i/>
+          <w:iCs/>
+          <w:sz w:val="28"/>
+          <w:szCs w:val="28"/>
+          <w:u w:val="single"/>
+          <w:shd w:fill="auto" w:val="clear"/>
+          <w:lang w:val="es-AR" w:eastAsia="en-US" w:bidi="ar-SA"/>
+        </w:rPr>
+        <w:t>Caso “ModificarClase”</w:t>
       </w:r>
       <w:r>
         <w:rPr>
@@ -13063,26 +14453,34 @@
           <w:shd w:fill="auto" w:val="clear"/>
           <w:lang w:val="es-AR" w:eastAsia="en-US" w:bidi="ar-SA"/>
         </w:rPr>
-        <w:t>Botánica/Mecánica”(Acá se seleccionaría una de las opciones disponibles)</w:t>
+        <w:br/>
+        <w:t>{</w:t>
         <w:br/>
         <w:tab/>
-        <w:t>“Materia_Nueva”: “Matemáticas 2”</w:t>
+        <w:t>“Carrera_Modificar”: “Mecánica =&gt; Analista de Sistemas”</w:t>
         <w:br/>
         <w:tab/>
-        <w:t>“Ciclo_Nueva”: “2”</w:t>
+        <w:t>“Materia_Modificar”: “Matemática 2 =&gt; Practicas Profecionalizantes 3”</w:t>
         <w:br/>
         <w:tab/>
-        <w:t>“DocenteAsignado_Nuevo”: “Niko Bellic”</w:t>
+        <w:t>“Ciclo_Modificar”: “2 =&gt; 3”</w:t>
         <w:br/>
         <w:tab/>
-        <w:t>“Horarios_Nueva”: “Lunes/Miércoles/Viernes de 19:30 a 21:30”</w:t>
+        <w:t>“DocenteAsignado_Modificar”: “Niko Bellic =&gt; Maria Petuña”</w:t>
         <w:br/>
         <w:tab/>
-      </w:r>
-      <w:r>
-        <w:rPr>
-          <w:b w:val="false"/>
-          <w:bCs w:val="false"/>
+        <w:t>“Horarios_Modificar”: “(Lunes/Miércoles/Viernes de 19:40 a 21:40) =&gt; (Martes/Jueves de 17:30 a 19:30)”</w:t>
+        <w:br/>
+        <w:tab/>
+        <w:t>“Estudiantes_Modificar”: “(Jorge, Marcos, Maria)” =&gt; “(Marcos, Maria)”</w:t>
+        <w:br/>
+        <w:t>}</w:t>
+        <w:br/>
+      </w:r>
+      <w:r>
+        <w:rPr>
+          <w:b/>
+          <w:bCs/>
           <w:i w:val="false"/>
           <w:iCs w:val="false"/>
           <w:sz w:val="28"/>
@@ -13091,8 +14489,20 @@
           <w:shd w:fill="auto" w:val="clear"/>
           <w:lang w:val="es-AR" w:eastAsia="en-US" w:bidi="ar-SA"/>
         </w:rPr>
-        <w:br/>
-        <w:t>}</w:t>
+        <w:t>Posteriormente busca los originales en la base de datos y los reemplaza por los nuevos.</w:t>
+      </w:r>
+      <w:r>
+        <w:rPr>
+          <w:b w:val="false"/>
+          <w:bCs w:val="false"/>
+          <w:i w:val="false"/>
+          <w:iCs w:val="false"/>
+          <w:sz w:val="28"/>
+          <w:szCs w:val="28"/>
+          <w:u w:val="none"/>
+          <w:shd w:fill="auto" w:val="clear"/>
+          <w:lang w:val="es-AR" w:eastAsia="en-US" w:bidi="ar-SA"/>
+        </w:rPr>
         <w:br/>
         <w:br/>
       </w:r>
@@ -13104,141 +14514,7 @@
           <w:iCs/>
           <w:sz w:val="28"/>
           <w:szCs w:val="28"/>
-          <w:u w:val="none"/>
-          <w:shd w:fill="auto" w:val="clear"/>
-          <w:lang w:val="es-AR" w:eastAsia="en-US" w:bidi="ar-SA"/>
-        </w:rPr>
-        <w:t>Caso “ModificarClase”</w:t>
-      </w:r>
-      <w:r>
-        <w:rPr>
-          <w:b w:val="false"/>
-          <w:bCs w:val="false"/>
-          <w:i w:val="false"/>
-          <w:iCs w:val="false"/>
-          <w:sz w:val="28"/>
-          <w:szCs w:val="28"/>
-          <w:u w:val="none"/>
-          <w:shd w:fill="auto" w:val="clear"/>
-          <w:lang w:val="es-AR" w:eastAsia="en-US" w:bidi="ar-SA"/>
-        </w:rPr>
-        <w:br/>
-        <w:t>{</w:t>
-        <w:br/>
-        <w:tab/>
-        <w:t>“Carrera_Modificar”: “Mecánica =&gt; Analista de Sistemas”</w:t>
-        <w:br/>
-        <w:tab/>
-        <w:t>“Materia_Modificar”: “Matemática 2 =&gt; Practica</w:t>
-      </w:r>
-      <w:r>
-        <w:rPr>
-          <w:b w:val="false"/>
-          <w:bCs w:val="false"/>
-          <w:i w:val="false"/>
-          <w:iCs w:val="false"/>
-          <w:sz w:val="28"/>
-          <w:szCs w:val="28"/>
-          <w:u w:val="none"/>
-          <w:shd w:fill="auto" w:val="clear"/>
-          <w:lang w:val="es-AR" w:eastAsia="en-US" w:bidi="ar-SA"/>
-        </w:rPr>
-        <w:t>s</w:t>
-      </w:r>
-      <w:r>
-        <w:rPr>
-          <w:b w:val="false"/>
-          <w:bCs w:val="false"/>
-          <w:i w:val="false"/>
-          <w:iCs w:val="false"/>
-          <w:sz w:val="28"/>
-          <w:szCs w:val="28"/>
-          <w:u w:val="none"/>
-          <w:shd w:fill="auto" w:val="clear"/>
-          <w:lang w:val="es-AR" w:eastAsia="en-US" w:bidi="ar-SA"/>
-        </w:rPr>
-        <w:t xml:space="preserve"> Profecionalizantes 3”</w:t>
-        <w:br/>
-        <w:tab/>
-        <w:t>“Ciclo_Modificar”: “2 =&gt; 3”</w:t>
-        <w:br/>
-        <w:tab/>
-        <w:t>“DocenteAsignado_Modificar”: “Niko Bellic =&gt; Maria Petuña”</w:t>
-        <w:br/>
-        <w:tab/>
-        <w:t>“Horarios_Modificar”: “(Lunes/Miércoles/Viernes de 19:40 a 21:40) =&gt; (Martes/Jueves de 17:30 a 19:30)”</w:t>
-        <w:br/>
-        <w:tab/>
-        <w:t>“Estudiantes_Modificar”: “</w:t>
-      </w:r>
-      <w:r>
-        <w:rPr>
-          <w:b w:val="false"/>
-          <w:bCs w:val="false"/>
-          <w:i w:val="false"/>
-          <w:iCs w:val="false"/>
-          <w:sz w:val="28"/>
-          <w:szCs w:val="28"/>
-          <w:u w:val="none"/>
-          <w:shd w:fill="auto" w:val="clear"/>
-          <w:lang w:val="es-AR" w:eastAsia="en-US" w:bidi="ar-SA"/>
-        </w:rPr>
-        <w:t>(Jorge, Marcos, Maria)” =&gt; “(Marcos, Maria)”</w:t>
-      </w:r>
-      <w:r>
-        <w:rPr>
-          <w:b w:val="false"/>
-          <w:bCs w:val="false"/>
-          <w:i w:val="false"/>
-          <w:iCs w:val="false"/>
-          <w:sz w:val="28"/>
-          <w:szCs w:val="28"/>
-          <w:u w:val="none"/>
-          <w:shd w:fill="auto" w:val="clear"/>
-          <w:lang w:val="es-AR" w:eastAsia="en-US" w:bidi="ar-SA"/>
-        </w:rPr>
-        <w:br/>
-        <w:t>}</w:t>
-        <w:br/>
-      </w:r>
-      <w:r>
-        <w:rPr>
-          <w:b/>
-          <w:bCs/>
-          <w:i w:val="false"/>
-          <w:iCs w:val="false"/>
-          <w:sz w:val="28"/>
-          <w:szCs w:val="28"/>
-          <w:u w:val="none"/>
-          <w:shd w:fill="auto" w:val="clear"/>
-          <w:lang w:val="es-AR" w:eastAsia="en-US" w:bidi="ar-SA"/>
-        </w:rPr>
-        <w:t>Posteriormente busca los originales en la base de datos y los reemplaza por los nuevos.</w:t>
-      </w:r>
-      <w:r>
-        <w:rPr>
-          <w:b w:val="false"/>
-          <w:bCs w:val="false"/>
-          <w:i w:val="false"/>
-          <w:iCs w:val="false"/>
-          <w:sz w:val="28"/>
-          <w:szCs w:val="28"/>
-          <w:u w:val="none"/>
-          <w:shd w:fill="auto" w:val="clear"/>
-          <w:lang w:val="es-AR" w:eastAsia="en-US" w:bidi="ar-SA"/>
-        </w:rPr>
-        <w:br/>
-        <w:br/>
-      </w:r>
-      <w:r>
-        <w:rPr>
-          <w:b w:val="false"/>
-          <w:bCs w:val="false"/>
-          <w:i/>
-          <w:iCs/>
-          <w:sz w:val="28"/>
-          <w:szCs w:val="28"/>
-          <w:u w:val="none"/>
+          <w:u w:val="single"/>
           <w:shd w:fill="auto" w:val="clear"/>
           <w:lang w:val="es-AR" w:eastAsia="en-US" w:bidi="ar-SA"/>
         </w:rPr>
@@ -13310,7 +14586,7 @@
           <w:iCs/>
           <w:sz w:val="28"/>
           <w:szCs w:val="28"/>
-          <w:u w:val="none"/>
+          <w:u w:val="single"/>
           <w:shd w:fill="auto" w:val="clear"/>
           <w:lang w:val="es-AR" w:eastAsia="en-US" w:bidi="ar-SA"/>
         </w:rPr>
@@ -13336,6 +14612,7 @@
         <w:br/>
         <w:t>}</w:t>
         <w:br/>
+        <w:br/>
       </w:r>
       <w:r>
         <w:rPr>
@@ -13345,7 +14622,7 @@
           <w:iCs/>
           <w:sz w:val="28"/>
           <w:szCs w:val="28"/>
-          <w:u w:val="none"/>
+          <w:u w:val="single"/>
           <w:shd w:fill="auto" w:val="clear"/>
           <w:lang w:val="es-AR" w:eastAsia="en-US" w:bidi="ar-SA"/>
         </w:rPr>
@@ -13381,7 +14658,7 @@
           <w:iCs/>
           <w:sz w:val="28"/>
           <w:szCs w:val="28"/>
-          <w:u w:val="none"/>
+          <w:u w:val="single"/>
           <w:shd w:fill="auto" w:val="clear"/>
           <w:lang w:val="es-AR" w:eastAsia="en-US" w:bidi="ar-SA"/>
         </w:rPr>
@@ -14168,21 +15445,21 @@
       <w:bCs/>
     </w:rPr>
   </w:style>
-  <w:style w:type="character" w:styleId="Textooriginal">
-    <w:name w:val="Texto original"/>
+  <w:style w:type="character" w:styleId="Textooriginaluser">
+    <w:name w:val="Texto original (user)"/>
     <w:rPr>
       <w:rFonts w:ascii="Liberation Mono" w:hAnsi="Liberation Mono" w:eastAsia="Liberation Mono" w:cs="Liberation Mono"/>
     </w:rPr>
   </w:style>
-  <w:style w:type="character" w:styleId="Cita">
-    <w:name w:val="Cita"/>
+  <w:style w:type="character" w:styleId="Citauser">
+    <w:name w:val="Cita (user)"/>
     <w:rPr>
       <w:i/>
       <w:iCs/>
     </w:rPr>
   </w:style>
-  <w:style w:type="character" w:styleId="Smbolosdenumeracinuser">
-    <w:name w:val="Símbolos de numeración (user)"/>
+  <w:style w:type="character" w:styleId="Smbolosdenumeracin">
+    <w:name w:val="Símbolos de numeración"/>
     <w:rPr/>
   </w:style>
   <w:style w:type="paragraph" w:styleId="Ttulo">
@@ -14264,14 +15541,14 @@
       <w:rFonts w:cs="Lucida Sans"/>
     </w:rPr>
   </w:style>
-  <w:style w:type="paragraph" w:styleId="Cabeceraypie">
-    <w:name w:val="Cabecera y pie"/>
+  <w:style w:type="paragraph" w:styleId="Cabeceraypieuser">
+    <w:name w:val="Cabecera y pie (user)"/>
     <w:basedOn w:val="Normal"/>
     <w:pPr/>
     <w:rPr/>
   </w:style>
-  <w:style w:type="paragraph" w:styleId="Cabeceraypieuser">
-    <w:name w:val="Cabecera y pie (user)"/>
+  <w:style w:type="paragraph" w:styleId="Cabeceraypie">
+    <w:name w:val="Cabecera y pie"/>
     <w:basedOn w:val="Normal"/>
     <w:pPr/>
     <w:rPr/>
@@ -14310,6 +15587,15 @@
     </w:pPr>
     <w:rPr/>
   </w:style>
+  <w:style w:type="paragraph" w:styleId="Contenidodelatablauser">
+    <w:name w:val="Contenido de la tabla (user)"/>
+    <w:basedOn w:val="Normal"/>
+    <w:pPr>
+      <w:widowControl w:val="false"/>
+      <w:suppressLineNumbers/>
+    </w:pPr>
+    <w:rPr/>
+  </w:style>
   <w:style w:type="paragraph" w:styleId="Contenidodelatabla">
     <w:name w:val="Contenido de la tabla"/>
     <w:basedOn w:val="Normal"/>
@@ -14319,18 +15605,9 @@
     </w:pPr>
     <w:rPr/>
   </w:style>
-  <w:style w:type="paragraph" w:styleId="Contenidodelatablauser">
-    <w:name w:val="Contenido de la tabla (user)"/>
-    <w:basedOn w:val="Normal"/>
-    <w:pPr>
-      <w:widowControl w:val="false"/>
-      <w:suppressLineNumbers/>
-    </w:pPr>
-    <w:rPr/>
-  </w:style>
-  <w:style w:type="paragraph" w:styleId="Ttulodelatablauser">
-    <w:name w:val="Título de la tabla (user)"/>
-    <w:basedOn w:val="Contenidodelatablauser"/>
+  <w:style w:type="paragraph" w:styleId="Ttulodelatabla">
+    <w:name w:val="Título de la tabla"/>
+    <w:basedOn w:val="Contenidodelatabla"/>
     <w:pPr>
       <w:suppressLineNumbers/>
       <w:jc w:val="center"/>
@@ -14340,8 +15617,8 @@
       <w:bCs/>
     </w:rPr>
   </w:style>
-  <w:style w:type="numbering" w:styleId="Ningunalista" w:default="1">
-    <w:name w:val="Ninguna lista"/>
+  <w:style w:type="numbering" w:styleId="Ningunalistauser" w:default="1">
+    <w:name w:val="Ninguna lista (user)"/>
     <w:uiPriority w:val="99"/>
     <w:semiHidden/>
     <w:unhideWhenUsed/>

--- a/API/Documentacion API.docx
+++ b/API/Documentacion API.docx
@@ -202,7 +202,7 @@
           </w:tcPr>
           <w:p>
             <w:pPr>
-              <w:pStyle w:val="Contenidodelatablauser"/>
+              <w:pStyle w:val="Contenidodelatabla"/>
               <w:spacing w:before="0" w:after="160"/>
               <w:rPr>
                 <w:sz w:val="28"/>
@@ -236,7 +236,7 @@
           </w:tcPr>
           <w:p>
             <w:pPr>
-              <w:pStyle w:val="Contenidodelatablauser"/>
+              <w:pStyle w:val="Contenidodelatabla"/>
               <w:spacing w:before="0" w:after="160"/>
               <w:rPr>
                 <w:sz w:val="28"/>
@@ -270,7 +270,7 @@
           </w:tcPr>
           <w:p>
             <w:pPr>
-              <w:pStyle w:val="Contenidodelatablauser"/>
+              <w:pStyle w:val="Contenidodelatabla"/>
               <w:spacing w:before="0" w:after="160"/>
               <w:rPr>
                 <w:sz w:val="28"/>
@@ -307,7 +307,7 @@
           </w:tcPr>
           <w:p>
             <w:pPr>
-              <w:pStyle w:val="Contenidodelatablauser"/>
+              <w:pStyle w:val="Contenidodelatabla"/>
               <w:spacing w:before="0" w:after="160"/>
               <w:rPr>
                 <w:sz w:val="28"/>
@@ -341,7 +341,7 @@
           </w:tcPr>
           <w:p>
             <w:pPr>
-              <w:pStyle w:val="Contenidodelatablauser"/>
+              <w:pStyle w:val="Contenidodelatabla"/>
               <w:spacing w:before="0" w:after="160"/>
               <w:rPr>
                 <w:sz w:val="28"/>
@@ -375,7 +375,7 @@
           </w:tcPr>
           <w:p>
             <w:pPr>
-              <w:pStyle w:val="Contenidodelatablauser"/>
+              <w:pStyle w:val="Contenidodelatabla"/>
               <w:spacing w:before="0" w:after="160"/>
               <w:rPr>
                 <w:sz w:val="28"/>
@@ -412,7 +412,7 @@
           </w:tcPr>
           <w:p>
             <w:pPr>
-              <w:pStyle w:val="Contenidodelatablauser"/>
+              <w:pStyle w:val="Contenidodelatabla"/>
               <w:spacing w:before="0" w:after="160"/>
               <w:rPr>
                 <w:sz w:val="28"/>
@@ -446,7 +446,7 @@
           </w:tcPr>
           <w:p>
             <w:pPr>
-              <w:pStyle w:val="Contenidodelatablauser"/>
+              <w:pStyle w:val="Contenidodelatabla"/>
               <w:spacing w:before="0" w:after="160"/>
               <w:rPr>
                 <w:sz w:val="28"/>
@@ -480,7 +480,7 @@
           </w:tcPr>
           <w:p>
             <w:pPr>
-              <w:pStyle w:val="Contenidodelatablauser"/>
+              <w:pStyle w:val="Contenidodelatabla"/>
               <w:spacing w:before="0" w:after="160"/>
               <w:rPr>
                 <w:sz w:val="28"/>
@@ -568,14 +568,29 @@
           <w:lang w:val="es-AR"/>
         </w:rPr>
         <w:br/>
-        <w:t>Si la identidad del usuario fue confirmada con éxito el servidor responde:</w:t>
-        <w:br/>
         <w:t>{</w:t>
         <w:br/>
         <w:tab/>
-        <w:t xml:space="preserve">“TextoBienvenida_TipodeUsuario”: “Bienvenido ${NombredeUsuario}         </w:t>
-        <w:tab/>
-        <w:t>${ApellidodeUsuario}”</w:t>
+        <w:t>“</w:t>
+      </w:r>
+      <w:r>
+        <w:rPr>
+          <w:sz w:val="28"/>
+          <w:szCs w:val="28"/>
+          <w:u w:val="none"/>
+          <w:shd w:fill="auto" w:val="clear"/>
+          <w:lang w:val="es-AR"/>
+        </w:rPr>
+        <w:t>IniciodeSesion_Aprobado: TRUE”</w:t>
+      </w:r>
+      <w:r>
+        <w:rPr>
+          <w:sz w:val="28"/>
+          <w:szCs w:val="28"/>
+          <w:u w:val="none"/>
+          <w:shd w:fill="auto" w:val="clear"/>
+          <w:lang w:val="es-AR"/>
+        </w:rPr>
         <w:br/>
         <w:t>}</w:t>
         <w:br/>
@@ -601,15 +616,6 @@
           <w:lang w:val="es-AR"/>
         </w:rPr>
         <w:br/>
-      </w:r>
-      <w:r>
-        <w:rPr>
-          <w:sz w:val="28"/>
-          <w:szCs w:val="28"/>
-          <w:u w:val="none"/>
-          <w:shd w:fill="auto" w:val="clear"/>
-          <w:lang w:val="es-AR"/>
-        </w:rPr>
         <w:t>(S</w:t>
       </w:r>
       <w:r>
@@ -992,7 +998,7 @@
           </w:tcPr>
           <w:p>
             <w:pPr>
-              <w:pStyle w:val="Contenidodelatablauser"/>
+              <w:pStyle w:val="Contenidodelatabla"/>
               <w:spacing w:before="0" w:after="160"/>
               <w:rPr>
                 <w:lang w:val="es-AR"/>
@@ -1019,7 +1025,7 @@
           </w:tcPr>
           <w:p>
             <w:pPr>
-              <w:pStyle w:val="Contenidodelatablauser"/>
+              <w:pStyle w:val="Contenidodelatabla"/>
               <w:spacing w:before="0" w:after="160"/>
               <w:rPr>
                 <w:lang w:val="es-AR"/>
@@ -1046,7 +1052,7 @@
           </w:tcPr>
           <w:p>
             <w:pPr>
-              <w:pStyle w:val="Contenidodelatablauser"/>
+              <w:pStyle w:val="Contenidodelatabla"/>
               <w:spacing w:before="0" w:after="160"/>
               <w:rPr>
                 <w:lang w:val="es-AR"/>
@@ -1076,7 +1082,7 @@
           </w:tcPr>
           <w:p>
             <w:pPr>
-              <w:pStyle w:val="Contenidodelatablauser"/>
+              <w:pStyle w:val="Contenidodelatabla"/>
               <w:spacing w:before="0" w:after="160"/>
               <w:rPr>
                 <w:lang w:val="es-AR"/>
@@ -1086,73 +1092,61 @@
               <w:rPr>
                 <w:lang w:val="es-AR"/>
               </w:rPr>
-              <w:t>nombre</w:t>
-            </w:r>
-            <w:r>
+              <w:t>nombre_registrar</w:t>
+            </w:r>
+          </w:p>
+        </w:tc>
+        <w:tc>
+          <w:tcPr>
+            <w:tcW w:w="3120" w:type="dxa"/>
+            <w:tcBorders>
+              <w:top w:val="single" w:sz="4" w:space="0" w:color="000000"/>
+              <w:start w:val="single" w:sz="4" w:space="0" w:color="000000"/>
+              <w:bottom w:val="single" w:sz="4" w:space="0" w:color="000000"/>
+              <w:end w:val="single" w:sz="4" w:space="0" w:color="000000"/>
+            </w:tcBorders>
+            <w:shd w:fill="2D404B" w:val="clear"/>
+          </w:tcPr>
+          <w:p>
+            <w:pPr>
+              <w:pStyle w:val="Contenidodelatabla"/>
+              <w:spacing w:before="0" w:after="160"/>
               <w:rPr>
                 <w:lang w:val="es-AR"/>
               </w:rPr>
-              <w:t>_registrar</w:t>
-            </w:r>
-          </w:p>
-        </w:tc>
-        <w:tc>
-          <w:tcPr>
-            <w:tcW w:w="3120" w:type="dxa"/>
-            <w:tcBorders>
-              <w:top w:val="single" w:sz="4" w:space="0" w:color="000000"/>
-              <w:start w:val="single" w:sz="4" w:space="0" w:color="000000"/>
-              <w:bottom w:val="single" w:sz="4" w:space="0" w:color="000000"/>
-              <w:end w:val="single" w:sz="4" w:space="0" w:color="000000"/>
-            </w:tcBorders>
-            <w:shd w:fill="2D404B" w:val="clear"/>
-          </w:tcPr>
-          <w:p>
-            <w:pPr>
-              <w:pStyle w:val="Contenidodelatablauser"/>
-              <w:spacing w:before="0" w:after="160"/>
+            </w:pPr>
+            <w:r>
               <w:rPr>
                 <w:lang w:val="es-AR"/>
               </w:rPr>
-            </w:pPr>
-            <w:r>
+              <w:t>string</w:t>
+            </w:r>
+          </w:p>
+        </w:tc>
+        <w:tc>
+          <w:tcPr>
+            <w:tcW w:w="3120" w:type="dxa"/>
+            <w:tcBorders>
+              <w:top w:val="single" w:sz="4" w:space="0" w:color="000000"/>
+              <w:start w:val="single" w:sz="4" w:space="0" w:color="000000"/>
+              <w:bottom w:val="single" w:sz="4" w:space="0" w:color="000000"/>
+              <w:end w:val="single" w:sz="4" w:space="0" w:color="000000"/>
+            </w:tcBorders>
+            <w:shd w:fill="2D404B" w:val="clear"/>
+          </w:tcPr>
+          <w:p>
+            <w:pPr>
+              <w:pStyle w:val="Contenidodelatabla"/>
+              <w:spacing w:before="0" w:after="160"/>
               <w:rPr>
                 <w:lang w:val="es-AR"/>
               </w:rPr>
-              <w:t>string</w:t>
-            </w:r>
-          </w:p>
-        </w:tc>
-        <w:tc>
-          <w:tcPr>
-            <w:tcW w:w="3120" w:type="dxa"/>
-            <w:tcBorders>
-              <w:top w:val="single" w:sz="4" w:space="0" w:color="000000"/>
-              <w:start w:val="single" w:sz="4" w:space="0" w:color="000000"/>
-              <w:bottom w:val="single" w:sz="4" w:space="0" w:color="000000"/>
-              <w:end w:val="single" w:sz="4" w:space="0" w:color="000000"/>
-            </w:tcBorders>
-            <w:shd w:fill="2D404B" w:val="clear"/>
-          </w:tcPr>
-          <w:p>
-            <w:pPr>
-              <w:pStyle w:val="Contenidodelatablauser"/>
-              <w:spacing w:before="0" w:after="160"/>
+            </w:pPr>
+            <w:r>
               <w:rPr>
                 <w:lang w:val="es-AR"/>
               </w:rPr>
-            </w:pPr>
-            <w:r>
-              <w:rPr>
-                <w:lang w:val="es-AR"/>
-              </w:rPr>
-              <w:t xml:space="preserve">Nombre del usuario </w:t>
-            </w:r>
-            <w:r>
-              <w:rPr>
-                <w:lang w:val="es-AR"/>
-              </w:rPr>
-              <w:t>a registrarse</w:t>
+              <w:t>Nombre del usuario a registrarse</w:t>
             </w:r>
           </w:p>
         </w:tc>
@@ -1172,7 +1166,7 @@
           </w:tcPr>
           <w:p>
             <w:pPr>
-              <w:pStyle w:val="Contenidodelatablauser"/>
+              <w:pStyle w:val="Contenidodelatabla"/>
               <w:spacing w:before="0" w:after="160"/>
               <w:rPr>
                 <w:lang w:val="es-AR"/>
@@ -1182,73 +1176,61 @@
               <w:rPr>
                 <w:lang w:val="es-AR"/>
               </w:rPr>
-              <w:t>apellido</w:t>
-            </w:r>
-            <w:r>
+              <w:t>apellido_registrar</w:t>
+            </w:r>
+          </w:p>
+        </w:tc>
+        <w:tc>
+          <w:tcPr>
+            <w:tcW w:w="3120" w:type="dxa"/>
+            <w:tcBorders>
+              <w:top w:val="single" w:sz="4" w:space="0" w:color="000000"/>
+              <w:start w:val="single" w:sz="4" w:space="0" w:color="000000"/>
+              <w:bottom w:val="single" w:sz="4" w:space="0" w:color="000000"/>
+              <w:end w:val="single" w:sz="4" w:space="0" w:color="000000"/>
+            </w:tcBorders>
+            <w:shd w:fill="2D404B" w:val="clear"/>
+          </w:tcPr>
+          <w:p>
+            <w:pPr>
+              <w:pStyle w:val="Contenidodelatabla"/>
+              <w:spacing w:before="0" w:after="160"/>
               <w:rPr>
                 <w:lang w:val="es-AR"/>
               </w:rPr>
-              <w:t>_registrar</w:t>
-            </w:r>
-          </w:p>
-        </w:tc>
-        <w:tc>
-          <w:tcPr>
-            <w:tcW w:w="3120" w:type="dxa"/>
-            <w:tcBorders>
-              <w:top w:val="single" w:sz="4" w:space="0" w:color="000000"/>
-              <w:start w:val="single" w:sz="4" w:space="0" w:color="000000"/>
-              <w:bottom w:val="single" w:sz="4" w:space="0" w:color="000000"/>
-              <w:end w:val="single" w:sz="4" w:space="0" w:color="000000"/>
-            </w:tcBorders>
-            <w:shd w:fill="2D404B" w:val="clear"/>
-          </w:tcPr>
-          <w:p>
-            <w:pPr>
-              <w:pStyle w:val="Contenidodelatablauser"/>
-              <w:spacing w:before="0" w:after="160"/>
+            </w:pPr>
+            <w:r>
               <w:rPr>
                 <w:lang w:val="es-AR"/>
               </w:rPr>
-            </w:pPr>
-            <w:r>
+              <w:t>string</w:t>
+            </w:r>
+          </w:p>
+        </w:tc>
+        <w:tc>
+          <w:tcPr>
+            <w:tcW w:w="3120" w:type="dxa"/>
+            <w:tcBorders>
+              <w:top w:val="single" w:sz="4" w:space="0" w:color="000000"/>
+              <w:start w:val="single" w:sz="4" w:space="0" w:color="000000"/>
+              <w:bottom w:val="single" w:sz="4" w:space="0" w:color="000000"/>
+              <w:end w:val="single" w:sz="4" w:space="0" w:color="000000"/>
+            </w:tcBorders>
+            <w:shd w:fill="2D404B" w:val="clear"/>
+          </w:tcPr>
+          <w:p>
+            <w:pPr>
+              <w:pStyle w:val="Contenidodelatabla"/>
+              <w:spacing w:before="0" w:after="160"/>
               <w:rPr>
                 <w:lang w:val="es-AR"/>
               </w:rPr>
-              <w:t>string</w:t>
-            </w:r>
-          </w:p>
-        </w:tc>
-        <w:tc>
-          <w:tcPr>
-            <w:tcW w:w="3120" w:type="dxa"/>
-            <w:tcBorders>
-              <w:top w:val="single" w:sz="4" w:space="0" w:color="000000"/>
-              <w:start w:val="single" w:sz="4" w:space="0" w:color="000000"/>
-              <w:bottom w:val="single" w:sz="4" w:space="0" w:color="000000"/>
-              <w:end w:val="single" w:sz="4" w:space="0" w:color="000000"/>
-            </w:tcBorders>
-            <w:shd w:fill="2D404B" w:val="clear"/>
-          </w:tcPr>
-          <w:p>
-            <w:pPr>
-              <w:pStyle w:val="Contenidodelatablauser"/>
-              <w:spacing w:before="0" w:after="160"/>
+            </w:pPr>
+            <w:r>
               <w:rPr>
                 <w:lang w:val="es-AR"/>
               </w:rPr>
-            </w:pPr>
-            <w:r>
-              <w:rPr>
-                <w:lang w:val="es-AR"/>
-              </w:rPr>
-              <w:t xml:space="preserve">Apellido del usuario </w:t>
-            </w:r>
-            <w:r>
-              <w:rPr>
-                <w:lang w:val="es-AR"/>
-              </w:rPr>
-              <w:t>a registrarse</w:t>
+              <w:t>Apellido del usuario a registrarse</w:t>
             </w:r>
           </w:p>
         </w:tc>
@@ -1268,7 +1250,7 @@
           </w:tcPr>
           <w:p>
             <w:pPr>
-              <w:pStyle w:val="Contenidodelatablauser"/>
+              <w:pStyle w:val="Contenidodelatabla"/>
               <w:spacing w:before="0" w:after="160"/>
               <w:rPr>
                 <w:lang w:val="es-AR"/>
@@ -1295,7 +1277,7 @@
           </w:tcPr>
           <w:p>
             <w:pPr>
-              <w:pStyle w:val="Contenidodelatablauser"/>
+              <w:pStyle w:val="Contenidodelatabla"/>
               <w:spacing w:before="0" w:after="160"/>
               <w:rPr>
                 <w:lang w:val="es-AR"/>
@@ -1322,7 +1304,7 @@
           </w:tcPr>
           <w:p>
             <w:pPr>
-              <w:pStyle w:val="Contenidodelatablauser"/>
+              <w:pStyle w:val="Contenidodelatabla"/>
               <w:spacing w:before="0" w:after="160"/>
               <w:rPr>
                 <w:lang w:val="es-AR"/>
@@ -1351,7 +1333,7 @@
           </w:tcPr>
           <w:p>
             <w:pPr>
-              <w:pStyle w:val="Contenidodelatablauser"/>
+              <w:pStyle w:val="Contenidodelatabla"/>
               <w:spacing w:before="0" w:after="160"/>
               <w:rPr>
                 <w:lang w:val="es-AR"/>
@@ -1361,71 +1343,59 @@
               <w:rPr>
                 <w:lang w:val="es-AR"/>
               </w:rPr>
-              <w:t>edad</w:t>
-            </w:r>
-            <w:r>
+              <w:t>edad_registrar</w:t>
+            </w:r>
+          </w:p>
+        </w:tc>
+        <w:tc>
+          <w:tcPr>
+            <w:tcW w:w="3120" w:type="dxa"/>
+            <w:tcBorders>
+              <w:start w:val="single" w:sz="4" w:space="0" w:color="000000"/>
+              <w:bottom w:val="single" w:sz="4" w:space="0" w:color="000000"/>
+              <w:end w:val="single" w:sz="4" w:space="0" w:color="000000"/>
+            </w:tcBorders>
+            <w:shd w:fill="2D404B" w:val="clear"/>
+          </w:tcPr>
+          <w:p>
+            <w:pPr>
+              <w:pStyle w:val="Contenidodelatabla"/>
+              <w:spacing w:before="0" w:after="160"/>
               <w:rPr>
                 <w:lang w:val="es-AR"/>
               </w:rPr>
-              <w:t>_registrar</w:t>
-            </w:r>
-          </w:p>
-        </w:tc>
-        <w:tc>
-          <w:tcPr>
-            <w:tcW w:w="3120" w:type="dxa"/>
-            <w:tcBorders>
-              <w:start w:val="single" w:sz="4" w:space="0" w:color="000000"/>
-              <w:bottom w:val="single" w:sz="4" w:space="0" w:color="000000"/>
-              <w:end w:val="single" w:sz="4" w:space="0" w:color="000000"/>
-            </w:tcBorders>
-            <w:shd w:fill="2D404B" w:val="clear"/>
-          </w:tcPr>
-          <w:p>
-            <w:pPr>
-              <w:pStyle w:val="Contenidodelatablauser"/>
-              <w:spacing w:before="0" w:after="160"/>
+            </w:pPr>
+            <w:r>
               <w:rPr>
                 <w:lang w:val="es-AR"/>
               </w:rPr>
-            </w:pPr>
-            <w:r>
+              <w:t>Number</w:t>
+            </w:r>
+          </w:p>
+        </w:tc>
+        <w:tc>
+          <w:tcPr>
+            <w:tcW w:w="3120" w:type="dxa"/>
+            <w:tcBorders>
+              <w:start w:val="single" w:sz="4" w:space="0" w:color="000000"/>
+              <w:bottom w:val="single" w:sz="4" w:space="0" w:color="000000"/>
+              <w:end w:val="single" w:sz="4" w:space="0" w:color="000000"/>
+            </w:tcBorders>
+            <w:shd w:fill="2D404B" w:val="clear"/>
+          </w:tcPr>
+          <w:p>
+            <w:pPr>
+              <w:pStyle w:val="Contenidodelatabla"/>
+              <w:spacing w:before="0" w:after="160"/>
               <w:rPr>
                 <w:lang w:val="es-AR"/>
               </w:rPr>
-              <w:t>Number</w:t>
-            </w:r>
-          </w:p>
-        </w:tc>
-        <w:tc>
-          <w:tcPr>
-            <w:tcW w:w="3120" w:type="dxa"/>
-            <w:tcBorders>
-              <w:start w:val="single" w:sz="4" w:space="0" w:color="000000"/>
-              <w:bottom w:val="single" w:sz="4" w:space="0" w:color="000000"/>
-              <w:end w:val="single" w:sz="4" w:space="0" w:color="000000"/>
-            </w:tcBorders>
-            <w:shd w:fill="2D404B" w:val="clear"/>
-          </w:tcPr>
-          <w:p>
-            <w:pPr>
-              <w:pStyle w:val="Contenidodelatablauser"/>
-              <w:spacing w:before="0" w:after="160"/>
+            </w:pPr>
+            <w:r>
               <w:rPr>
                 <w:lang w:val="es-AR"/>
               </w:rPr>
-            </w:pPr>
-            <w:r>
-              <w:rPr>
-                <w:lang w:val="es-AR"/>
-              </w:rPr>
-              <w:t xml:space="preserve">Edad del usuario </w:t>
-            </w:r>
-            <w:r>
-              <w:rPr>
-                <w:lang w:val="es-AR"/>
-              </w:rPr>
-              <w:t>a registrarse</w:t>
+              <w:t>Edad del usuario a registrarse</w:t>
             </w:r>
           </w:p>
         </w:tc>
@@ -1445,7 +1415,7 @@
           </w:tcPr>
           <w:p>
             <w:pPr>
-              <w:pStyle w:val="Contenidodelatablauser"/>
+              <w:pStyle w:val="Contenidodelatabla"/>
               <w:spacing w:before="0" w:after="160"/>
               <w:rPr>
                 <w:lang w:val="es-AR"/>
@@ -1455,73 +1425,61 @@
               <w:rPr>
                 <w:lang w:val="es-AR"/>
               </w:rPr>
-              <w:t>genero</w:t>
-            </w:r>
-            <w:r>
+              <w:t>genero_registrar</w:t>
+            </w:r>
+          </w:p>
+        </w:tc>
+        <w:tc>
+          <w:tcPr>
+            <w:tcW w:w="3120" w:type="dxa"/>
+            <w:tcBorders>
+              <w:top w:val="single" w:sz="4" w:space="0" w:color="000000"/>
+              <w:start w:val="single" w:sz="4" w:space="0" w:color="000000"/>
+              <w:bottom w:val="single" w:sz="4" w:space="0" w:color="000000"/>
+              <w:end w:val="single" w:sz="4" w:space="0" w:color="000000"/>
+            </w:tcBorders>
+            <w:shd w:fill="2D404B" w:val="clear"/>
+          </w:tcPr>
+          <w:p>
+            <w:pPr>
+              <w:pStyle w:val="Contenidodelatabla"/>
+              <w:spacing w:before="0" w:after="160"/>
               <w:rPr>
                 <w:lang w:val="es-AR"/>
               </w:rPr>
-              <w:t>_registrar</w:t>
-            </w:r>
-          </w:p>
-        </w:tc>
-        <w:tc>
-          <w:tcPr>
-            <w:tcW w:w="3120" w:type="dxa"/>
-            <w:tcBorders>
-              <w:top w:val="single" w:sz="4" w:space="0" w:color="000000"/>
-              <w:start w:val="single" w:sz="4" w:space="0" w:color="000000"/>
-              <w:bottom w:val="single" w:sz="4" w:space="0" w:color="000000"/>
-              <w:end w:val="single" w:sz="4" w:space="0" w:color="000000"/>
-            </w:tcBorders>
-            <w:shd w:fill="2D404B" w:val="clear"/>
-          </w:tcPr>
-          <w:p>
-            <w:pPr>
-              <w:pStyle w:val="Contenidodelatablauser"/>
-              <w:spacing w:before="0" w:after="160"/>
+            </w:pPr>
+            <w:r>
               <w:rPr>
                 <w:lang w:val="es-AR"/>
               </w:rPr>
-            </w:pPr>
-            <w:r>
+              <w:t>string</w:t>
+            </w:r>
+          </w:p>
+        </w:tc>
+        <w:tc>
+          <w:tcPr>
+            <w:tcW w:w="3120" w:type="dxa"/>
+            <w:tcBorders>
+              <w:top w:val="single" w:sz="4" w:space="0" w:color="000000"/>
+              <w:start w:val="single" w:sz="4" w:space="0" w:color="000000"/>
+              <w:bottom w:val="single" w:sz="4" w:space="0" w:color="000000"/>
+              <w:end w:val="single" w:sz="4" w:space="0" w:color="000000"/>
+            </w:tcBorders>
+            <w:shd w:fill="2D404B" w:val="clear"/>
+          </w:tcPr>
+          <w:p>
+            <w:pPr>
+              <w:pStyle w:val="Contenidodelatabla"/>
+              <w:spacing w:before="0" w:after="160"/>
               <w:rPr>
                 <w:lang w:val="es-AR"/>
               </w:rPr>
-              <w:t>string</w:t>
-            </w:r>
-          </w:p>
-        </w:tc>
-        <w:tc>
-          <w:tcPr>
-            <w:tcW w:w="3120" w:type="dxa"/>
-            <w:tcBorders>
-              <w:top w:val="single" w:sz="4" w:space="0" w:color="000000"/>
-              <w:start w:val="single" w:sz="4" w:space="0" w:color="000000"/>
-              <w:bottom w:val="single" w:sz="4" w:space="0" w:color="000000"/>
-              <w:end w:val="single" w:sz="4" w:space="0" w:color="000000"/>
-            </w:tcBorders>
-            <w:shd w:fill="2D404B" w:val="clear"/>
-          </w:tcPr>
-          <w:p>
-            <w:pPr>
-              <w:pStyle w:val="Contenidodelatablauser"/>
-              <w:spacing w:before="0" w:after="160"/>
+            </w:pPr>
+            <w:r>
               <w:rPr>
                 <w:lang w:val="es-AR"/>
               </w:rPr>
-            </w:pPr>
-            <w:r>
-              <w:rPr>
-                <w:lang w:val="es-AR"/>
-              </w:rPr>
-              <w:t xml:space="preserve">Sexo del usuario </w:t>
-            </w:r>
-            <w:r>
-              <w:rPr>
-                <w:lang w:val="es-AR"/>
-              </w:rPr>
-              <w:t>a registrarse</w:t>
+              <w:t>Sexo del usuario a registrarse</w:t>
             </w:r>
           </w:p>
         </w:tc>
@@ -1541,7 +1499,7 @@
           </w:tcPr>
           <w:p>
             <w:pPr>
-              <w:pStyle w:val="Contenidodelatablauser"/>
+              <w:pStyle w:val="Contenidodelatabla"/>
               <w:spacing w:before="0" w:after="160"/>
               <w:rPr>
                 <w:lang w:val="es-AR"/>
@@ -1551,73 +1509,61 @@
               <w:rPr>
                 <w:lang w:val="es-AR"/>
               </w:rPr>
-              <w:t>codigo_de_ingreso</w:t>
-            </w:r>
-            <w:r>
+              <w:t>codigo_de_ingreso_registrar</w:t>
+            </w:r>
+          </w:p>
+        </w:tc>
+        <w:tc>
+          <w:tcPr>
+            <w:tcW w:w="3120" w:type="dxa"/>
+            <w:tcBorders>
+              <w:top w:val="single" w:sz="4" w:space="0" w:color="000000"/>
+              <w:start w:val="single" w:sz="4" w:space="0" w:color="000000"/>
+              <w:bottom w:val="single" w:sz="4" w:space="0" w:color="000000"/>
+              <w:end w:val="single" w:sz="4" w:space="0" w:color="000000"/>
+            </w:tcBorders>
+            <w:shd w:fill="2D404B" w:val="clear"/>
+          </w:tcPr>
+          <w:p>
+            <w:pPr>
+              <w:pStyle w:val="Contenidodelatabla"/>
+              <w:spacing w:before="0" w:after="160"/>
               <w:rPr>
                 <w:lang w:val="es-AR"/>
               </w:rPr>
-              <w:t>_registrar</w:t>
-            </w:r>
-          </w:p>
-        </w:tc>
-        <w:tc>
-          <w:tcPr>
-            <w:tcW w:w="3120" w:type="dxa"/>
-            <w:tcBorders>
-              <w:top w:val="single" w:sz="4" w:space="0" w:color="000000"/>
-              <w:start w:val="single" w:sz="4" w:space="0" w:color="000000"/>
-              <w:bottom w:val="single" w:sz="4" w:space="0" w:color="000000"/>
-              <w:end w:val="single" w:sz="4" w:space="0" w:color="000000"/>
-            </w:tcBorders>
-            <w:shd w:fill="2D404B" w:val="clear"/>
-          </w:tcPr>
-          <w:p>
-            <w:pPr>
-              <w:pStyle w:val="Contenidodelatablauser"/>
-              <w:spacing w:before="0" w:after="160"/>
+            </w:pPr>
+            <w:r>
               <w:rPr>
                 <w:lang w:val="es-AR"/>
               </w:rPr>
-            </w:pPr>
-            <w:r>
+              <w:t>string</w:t>
+            </w:r>
+          </w:p>
+        </w:tc>
+        <w:tc>
+          <w:tcPr>
+            <w:tcW w:w="3120" w:type="dxa"/>
+            <w:tcBorders>
+              <w:top w:val="single" w:sz="4" w:space="0" w:color="000000"/>
+              <w:start w:val="single" w:sz="4" w:space="0" w:color="000000"/>
+              <w:bottom w:val="single" w:sz="4" w:space="0" w:color="000000"/>
+              <w:end w:val="single" w:sz="4" w:space="0" w:color="000000"/>
+            </w:tcBorders>
+            <w:shd w:fill="2D404B" w:val="clear"/>
+          </w:tcPr>
+          <w:p>
+            <w:pPr>
+              <w:pStyle w:val="Contenidodelatabla"/>
+              <w:spacing w:before="0" w:after="160"/>
               <w:rPr>
                 <w:lang w:val="es-AR"/>
               </w:rPr>
-              <w:t>string</w:t>
-            </w:r>
-          </w:p>
-        </w:tc>
-        <w:tc>
-          <w:tcPr>
-            <w:tcW w:w="3120" w:type="dxa"/>
-            <w:tcBorders>
-              <w:top w:val="single" w:sz="4" w:space="0" w:color="000000"/>
-              <w:start w:val="single" w:sz="4" w:space="0" w:color="000000"/>
-              <w:bottom w:val="single" w:sz="4" w:space="0" w:color="000000"/>
-              <w:end w:val="single" w:sz="4" w:space="0" w:color="000000"/>
-            </w:tcBorders>
-            <w:shd w:fill="2D404B" w:val="clear"/>
-          </w:tcPr>
-          <w:p>
-            <w:pPr>
-              <w:pStyle w:val="Contenidodelatablauser"/>
-              <w:spacing w:before="0" w:after="160"/>
+            </w:pPr>
+            <w:r>
               <w:rPr>
                 <w:lang w:val="es-AR"/>
               </w:rPr>
-            </w:pPr>
-            <w:r>
-              <w:rPr>
-                <w:lang w:val="es-AR"/>
-              </w:rPr>
-              <w:t xml:space="preserve">Contraseña del usuario </w:t>
-            </w:r>
-            <w:r>
-              <w:rPr>
-                <w:lang w:val="es-AR"/>
-              </w:rPr>
-              <w:t>a registrarse</w:t>
+              <w:t>Contraseña del usuario a registrarse</w:t>
             </w:r>
           </w:p>
         </w:tc>
@@ -1666,141 +1612,22 @@
         <w:t>{</w:t>
         <w:br/>
         <w:tab/>
-        <w:t>“nombre</w:t>
-      </w:r>
-      <w:r>
-        <w:rPr>
-          <w:sz w:val="28"/>
-          <w:szCs w:val="28"/>
-          <w:u w:val="none"/>
-          <w:shd w:fill="auto" w:val="clear"/>
-          <w:lang w:val="es-AR"/>
-        </w:rPr>
-        <w:t>_registrar</w:t>
-      </w:r>
-      <w:r>
-        <w:rPr>
-          <w:sz w:val="28"/>
-          <w:szCs w:val="28"/>
-          <w:u w:val="none"/>
-          <w:shd w:fill="auto" w:val="clear"/>
-          <w:lang w:val="es-AR"/>
-        </w:rPr>
-        <w:t>”: “Juan”</w:t>
+        <w:t>“nombre”: “Juan”</w:t>
         <w:br/>
         <w:tab/>
-        <w:t>“apellido</w:t>
-      </w:r>
-      <w:r>
-        <w:rPr>
-          <w:sz w:val="28"/>
-          <w:szCs w:val="28"/>
-          <w:u w:val="none"/>
-          <w:shd w:fill="auto" w:val="clear"/>
-          <w:lang w:val="es-AR"/>
-        </w:rPr>
-        <w:t>_registrar</w:t>
-      </w:r>
-      <w:r>
-        <w:rPr>
-          <w:sz w:val="28"/>
-          <w:szCs w:val="28"/>
-          <w:u w:val="none"/>
-          <w:shd w:fill="auto" w:val="clear"/>
-          <w:lang w:val="es-AR"/>
-        </w:rPr>
-        <w:t>”: “Cordobés”</w:t>
+        <w:t>“apellido”: “Cordobés”</w:t>
         <w:br/>
         <w:tab/>
-        <w:t>“</w:t>
-      </w:r>
-      <w:r>
-        <w:rPr>
-          <w:sz w:val="28"/>
-          <w:szCs w:val="28"/>
-          <w:u w:val="none"/>
-          <w:shd w:fill="auto" w:val="clear"/>
-          <w:lang w:val="es-AR"/>
-        </w:rPr>
-        <w:t>rol_registrar”: “Alumno”</w:t>
-      </w:r>
-      <w:r>
-        <w:rPr>
-          <w:sz w:val="28"/>
-          <w:szCs w:val="28"/>
-          <w:u w:val="none"/>
-          <w:shd w:fill="auto" w:val="clear"/>
-          <w:lang w:val="es-AR"/>
-        </w:rPr>
+        <w:t>“rol”: “Alumno”</w:t>
         <w:br/>
         <w:tab/>
-        <w:t>“edad</w:t>
-      </w:r>
-      <w:r>
-        <w:rPr>
-          <w:sz w:val="28"/>
-          <w:szCs w:val="28"/>
-          <w:u w:val="none"/>
-          <w:shd w:fill="auto" w:val="clear"/>
-          <w:lang w:val="es-AR"/>
-        </w:rPr>
-        <w:t>_registrar</w:t>
-      </w:r>
-      <w:r>
-        <w:rPr>
-          <w:sz w:val="28"/>
-          <w:szCs w:val="28"/>
-          <w:u w:val="none"/>
-          <w:shd w:fill="auto" w:val="clear"/>
-          <w:lang w:val="es-AR"/>
-        </w:rPr>
-        <w:t>”: “19”</w:t>
+        <w:t>“edad”: “19”</w:t>
         <w:br/>
         <w:tab/>
-        <w:t>“genero</w:t>
-      </w:r>
-      <w:r>
-        <w:rPr>
-          <w:sz w:val="28"/>
-          <w:szCs w:val="28"/>
-          <w:u w:val="none"/>
-          <w:shd w:fill="auto" w:val="clear"/>
-          <w:lang w:val="es-AR"/>
-        </w:rPr>
-        <w:t>_registrar</w:t>
-      </w:r>
-      <w:r>
-        <w:rPr>
-          <w:sz w:val="28"/>
-          <w:szCs w:val="28"/>
-          <w:u w:val="none"/>
-          <w:shd w:fill="auto" w:val="clear"/>
-          <w:lang w:val="es-AR"/>
-        </w:rPr>
-        <w:t>”: “Masculino”</w:t>
+        <w:t>“genero”: “Masculino”</w:t>
         <w:br/>
         <w:tab/>
-        <w:t>“codigo_de_ingreso</w:t>
-      </w:r>
-      <w:r>
-        <w:rPr>
-          <w:sz w:val="28"/>
-          <w:szCs w:val="28"/>
-          <w:u w:val="none"/>
-          <w:shd w:fill="auto" w:val="clear"/>
-          <w:lang w:val="es-AR"/>
-        </w:rPr>
-        <w:t>_registrar</w:t>
-      </w:r>
-      <w:r>
-        <w:rPr>
-          <w:sz w:val="28"/>
-          <w:szCs w:val="28"/>
-          <w:u w:val="none"/>
-          <w:shd w:fill="auto" w:val="clear"/>
-          <w:lang w:val="es-AR"/>
-        </w:rPr>
-        <w:t>”: “23ru092ttuhn9”</w:t>
+        <w:t>“codigo_de_ingreso”: “23ru092ttuhn9”</w:t>
         <w:br/>
         <w:t>}</w:t>
         <w:br/>
@@ -1856,29 +1683,31 @@
         <w:t>{</w:t>
         <w:br/>
         <w:tab/>
-        <w:t>“TextoRegistro_Confirmado”:”El usuario se a registrado en la base de datos con exito”</w:t>
+        <w:t>“</w:t>
+      </w:r>
+      <w:r>
+        <w:rPr>
+          <w:sz w:val="28"/>
+          <w:szCs w:val="28"/>
+          <w:u w:val="none"/>
+          <w:shd w:fill="auto" w:val="clear"/>
+          <w:lang w:val="es-AR"/>
+        </w:rPr>
+        <w:t>UsuarioRegistrado_Confirmado”: “TRUE”</w:t>
+      </w:r>
+      <w:r>
+        <w:rPr>
+          <w:sz w:val="28"/>
+          <w:szCs w:val="28"/>
+          <w:u w:val="none"/>
+          <w:shd w:fill="auto" w:val="clear"/>
+          <w:lang w:val="es-AR"/>
+        </w:rPr>
         <w:br/>
         <w:t>}</w:t>
         <w:br/>
-      </w:r>
-      <w:r>
-        <w:rPr>
-          <w:sz w:val="28"/>
-          <w:szCs w:val="28"/>
-          <w:u w:val="none"/>
-          <w:shd w:fill="auto" w:val="clear"/>
-          <w:lang w:val="es-AR"/>
-        </w:rPr>
-        <w:t>Posteriormente mandaria al usuario a la sección de inicio de sesión para que inicie con su cuenta recién creada.</w:t>
-      </w:r>
-      <w:r>
-        <w:rPr>
-          <w:sz w:val="28"/>
-          <w:szCs w:val="28"/>
-          <w:u w:val="none"/>
-          <w:shd w:fill="auto" w:val="clear"/>
-          <w:lang w:val="es-AR"/>
-        </w:rPr>
+        <w:br/>
+        <w:t>Posteriormente mandaría al usuario a la sección de inicio de sesión para que inicie con su cuenta recién creada.</w:t>
         <w:br/>
         <w:br/>
       </w:r>
@@ -2026,7 +1855,7 @@
           <w:shd w:fill="auto" w:val="clear"/>
           <w:lang w:val="es-AR"/>
         </w:rPr>
-        <w:t>POST/CerrarSesion_Actual</w:t>
+        <w:t>POST/CerrarSesion</w:t>
       </w:r>
       <w:r>
         <w:rPr>
@@ -2168,7 +1997,7 @@
           <w:lang w:val="es-AR"/>
         </w:rPr>
         <w:br/>
-        <w:t>/CerrarSesion_Actual</w:t>
+        <w:t>/CerrarSesion</w:t>
         <w:br/>
         <w:br/>
       </w:r>
@@ -2208,19 +2037,7 @@
           <w:shd w:fill="auto" w:val="clear"/>
           <w:lang w:val="es-AR"/>
         </w:rPr>
-        <w:t xml:space="preserve">La solicitud deberá </w:t>
-      </w:r>
-      <w:r>
-        <w:rPr>
-          <w:b w:val="false"/>
-          <w:bCs w:val="false"/>
-          <w:sz w:val="28"/>
-          <w:szCs w:val="28"/>
-          <w:u w:val="none"/>
-          <w:shd w:fill="auto" w:val="clear"/>
-          <w:lang w:val="es-AR"/>
-        </w:rPr>
-        <w:t>cumplir 2 condiciones:</w:t>
+        <w:t>La solicitud deberá cumplir 2 condiciones:</w:t>
         <w:br/>
         <w:t>1 – Que haya una sesión iniciada.</w:t>
         <w:br/>
@@ -2260,7 +2077,7 @@
           </w:tcPr>
           <w:p>
             <w:pPr>
-              <w:pStyle w:val="Contenidodelatablauser"/>
+              <w:pStyle w:val="Contenidodelatabla"/>
               <w:spacing w:before="0" w:after="160"/>
               <w:rPr>
                 <w:lang w:val="es-AR" w:eastAsia="en-US" w:bidi="ar-SA"/>
@@ -2287,7 +2104,7 @@
           </w:tcPr>
           <w:p>
             <w:pPr>
-              <w:pStyle w:val="Contenidodelatablauser"/>
+              <w:pStyle w:val="Contenidodelatabla"/>
               <w:spacing w:before="0" w:after="160"/>
               <w:rPr>
                 <w:lang w:val="es-AR" w:eastAsia="en-US" w:bidi="ar-SA"/>
@@ -2314,7 +2131,7 @@
           </w:tcPr>
           <w:p>
             <w:pPr>
-              <w:pStyle w:val="Contenidodelatablauser"/>
+              <w:pStyle w:val="Contenidodelatabla"/>
               <w:spacing w:before="0" w:after="160"/>
               <w:rPr>
                 <w:lang w:val="es-AR" w:eastAsia="en-US" w:bidi="ar-SA"/>
@@ -2344,46 +2161,34 @@
           </w:tcPr>
           <w:p>
             <w:pPr>
-              <w:pStyle w:val="Contenidodelatablauser"/>
-              <w:spacing w:before="0" w:after="160"/>
-              <w:rPr>
-                <w:lang w:val="es-AR" w:eastAsia="en-US" w:bidi="ar-SA"/>
-              </w:rPr>
-            </w:pPr>
-            <w:r>
-              <w:rPr>
-                <w:lang w:val="es-AR" w:eastAsia="en-US" w:bidi="ar-SA"/>
-              </w:rPr>
-              <w:t>Confirmacion_</w:t>
-            </w:r>
-            <w:r>
-              <w:rPr>
-                <w:lang w:val="es-AR" w:eastAsia="en-US" w:bidi="ar-SA"/>
-              </w:rPr>
-              <w:t>Cerrar</w:t>
-            </w:r>
-            <w:r>
-              <w:rPr>
-                <w:lang w:val="es-AR" w:eastAsia="en-US" w:bidi="ar-SA"/>
-              </w:rPr>
-              <w:t>Usuario</w:t>
-            </w:r>
-          </w:p>
-        </w:tc>
-        <w:tc>
-          <w:tcPr>
-            <w:tcW w:w="3120" w:type="dxa"/>
-            <w:tcBorders>
-              <w:top w:val="single" w:sz="4" w:space="0" w:color="000000"/>
-              <w:start w:val="single" w:sz="4" w:space="0" w:color="000000"/>
-              <w:bottom w:val="single" w:sz="4" w:space="0" w:color="000000"/>
-              <w:end w:val="single" w:sz="4" w:space="0" w:color="000000"/>
-            </w:tcBorders>
-            <w:shd w:fill="2D404B" w:val="clear"/>
-          </w:tcPr>
-          <w:p>
-            <w:pPr>
-              <w:pStyle w:val="Contenidodelatablauser"/>
+              <w:pStyle w:val="Contenidodelatabla"/>
+              <w:spacing w:before="0" w:after="160"/>
+              <w:rPr>
+                <w:lang w:val="es-AR" w:eastAsia="en-US" w:bidi="ar-SA"/>
+              </w:rPr>
+            </w:pPr>
+            <w:r>
+              <w:rPr>
+                <w:lang w:val="es-AR" w:eastAsia="en-US" w:bidi="ar-SA"/>
+              </w:rPr>
+              <w:t>Confirmacion_CerrarUsuario</w:t>
+            </w:r>
+          </w:p>
+        </w:tc>
+        <w:tc>
+          <w:tcPr>
+            <w:tcW w:w="3120" w:type="dxa"/>
+            <w:tcBorders>
+              <w:top w:val="single" w:sz="4" w:space="0" w:color="000000"/>
+              <w:start w:val="single" w:sz="4" w:space="0" w:color="000000"/>
+              <w:bottom w:val="single" w:sz="4" w:space="0" w:color="000000"/>
+              <w:end w:val="single" w:sz="4" w:space="0" w:color="000000"/>
+            </w:tcBorders>
+            <w:shd w:fill="2D404B" w:val="clear"/>
+          </w:tcPr>
+          <w:p>
+            <w:pPr>
+              <w:pStyle w:val="Contenidodelatabla"/>
               <w:spacing w:before="0" w:after="160"/>
               <w:rPr>
                 <w:lang w:val="es-AR" w:eastAsia="en-US" w:bidi="ar-SA"/>
@@ -2410,7 +2215,7 @@
           </w:tcPr>
           <w:p>
             <w:pPr>
-              <w:pStyle w:val="Contenidodelatablauser"/>
+              <w:pStyle w:val="Contenidodelatabla"/>
               <w:spacing w:before="0" w:after="160"/>
               <w:rPr>
                 <w:lang w:val="es-AR" w:eastAsia="en-US" w:bidi="ar-SA"/>
@@ -2462,31 +2267,58 @@
         <w:t>{</w:t>
         <w:br/>
         <w:tab/>
-        <w:t>“Confirmacion_</w:t>
-      </w:r>
-      <w:r>
-        <w:rPr>
-          <w:b w:val="false"/>
-          <w:bCs w:val="false"/>
-          <w:sz w:val="28"/>
-          <w:szCs w:val="28"/>
-          <w:u w:val="none"/>
-          <w:shd w:fill="auto" w:val="clear"/>
-          <w:lang w:val="es-AR"/>
-        </w:rPr>
-        <w:t>Cerrar</w:t>
-      </w:r>
-      <w:r>
-        <w:rPr>
-          <w:b w:val="false"/>
-          <w:bCs w:val="false"/>
-          <w:sz w:val="28"/>
-          <w:szCs w:val="28"/>
-          <w:u w:val="none"/>
-          <w:shd w:fill="auto" w:val="clear"/>
-          <w:lang w:val="es-AR"/>
-        </w:rPr>
-        <w:t>Usuario”:  “| SI |    | NO |”</w:t>
+      </w:r>
+      <w:r>
+        <w:rPr>
+          <w:b w:val="false"/>
+          <w:bCs w:val="false"/>
+          <w:sz w:val="28"/>
+          <w:szCs w:val="28"/>
+          <w:u w:val="none"/>
+          <w:shd w:fill="auto" w:val="clear"/>
+          <w:lang w:val="es-AR"/>
+        </w:rPr>
+        <w:t>“NombreUsuario”: “Pepito”</w:t>
+        <w:br/>
+        <w:tab/>
+        <w:t>“CodigoDeIngresoUsuario”: “1234”</w:t>
+      </w:r>
+      <w:r>
+        <w:rPr>
+          <w:b w:val="false"/>
+          <w:bCs w:val="false"/>
+          <w:sz w:val="28"/>
+          <w:szCs w:val="28"/>
+          <w:u w:val="none"/>
+          <w:shd w:fill="auto" w:val="clear"/>
+          <w:lang w:val="es-AR"/>
+        </w:rPr>
+        <w:br/>
+        <w:tab/>
+        <w:t>“Confirmacion_CerrarUsuario”:  “</w:t>
+      </w:r>
+      <w:r>
+        <w:rPr>
+          <w:b w:val="false"/>
+          <w:bCs w:val="false"/>
+          <w:sz w:val="28"/>
+          <w:szCs w:val="28"/>
+          <w:u w:val="none"/>
+          <w:shd w:fill="auto" w:val="clear"/>
+          <w:lang w:val="es-AR"/>
+        </w:rPr>
+        <w:t>TRUE”</w:t>
+      </w:r>
+      <w:r>
+        <w:rPr>
+          <w:b w:val="false"/>
+          <w:bCs w:val="false"/>
+          <w:sz w:val="28"/>
+          <w:szCs w:val="28"/>
+          <w:u w:val="none"/>
+          <w:shd w:fill="auto" w:val="clear"/>
+          <w:lang w:val="es-AR"/>
+        </w:rPr>
         <w:br/>
         <w:t>}</w:t>
         <w:br/>
@@ -2504,21 +2336,7 @@
           <w:shd w:fill="auto" w:val="clear"/>
           <w:lang w:val="es-AR"/>
         </w:rPr>
-        <w:t>Respuesta Exitos</w:t>
-      </w:r>
-      <w:r>
-        <w:rPr>
-          <w:b/>
-          <w:bCs/>
-          <w:i/>
-          <w:iCs/>
-          <w:sz w:val="40"/>
-          <w:szCs w:val="40"/>
-          <w:u w:val="none"/>
-          <w:shd w:fill="auto" w:val="clear"/>
-          <w:lang w:val="es-AR"/>
-        </w:rPr>
-        <w:t>a</w:t>
+        <w:t>Respuesta Exitosa</w:t>
       </w:r>
       <w:r>
         <w:rPr>
@@ -2651,6 +2469,18 @@
         <w:rPr>
           <w:b/>
           <w:bCs/>
+          <w:sz w:val="40"/>
+          <w:szCs w:val="40"/>
+          <w:u w:val="none"/>
+          <w:shd w:fill="auto" w:val="clear"/>
+          <w:lang w:val="es-AR"/>
+        </w:rPr>
+        <w:t>POST</w:t>
+      </w:r>
+      <w:r>
+        <w:rPr>
+          <w:b/>
+          <w:bCs/>
           <w:i/>
           <w:iCs/>
           <w:sz w:val="40"/>
@@ -2659,7 +2489,7 @@
           <w:shd w:fill="auto" w:val="clear"/>
           <w:lang w:val="es-AR"/>
         </w:rPr>
-        <w:t>DELETE/EliminarCuenta_UsuarioActual</w:t>
+        <w:t>/EliminarCuenta</w:t>
       </w:r>
       <w:r>
         <w:rPr>
@@ -2761,7 +2591,7 @@
           <w:shd w:fill="auto" w:val="clear"/>
           <w:lang w:val="es-AR"/>
         </w:rPr>
-        <w:t>DELETE</w:t>
+        <w:t>POST</w:t>
       </w:r>
       <w:r>
         <w:rPr>
@@ -2863,19 +2693,7 @@
           <w:shd w:fill="auto" w:val="clear"/>
           <w:lang w:val="es-AR"/>
         </w:rPr>
-        <w:t xml:space="preserve">La solicitud debe </w:t>
-      </w:r>
-      <w:r>
-        <w:rPr>
-          <w:b w:val="false"/>
-          <w:bCs w:val="false"/>
-          <w:sz w:val="28"/>
-          <w:szCs w:val="28"/>
-          <w:u w:val="none"/>
-          <w:shd w:fill="auto" w:val="clear"/>
-          <w:lang w:val="es-AR"/>
-        </w:rPr>
-        <w:t>cumplir los siguientes 2 requisitos:</w:t>
+        <w:t>La solicitud debe cumplir los siguientes 2 requisitos:</w:t>
         <w:br/>
         <w:t>1 – Debe haber una Sesión Iniciada en el momento de la solicitud.</w:t>
         <w:br/>
@@ -2915,7 +2733,7 @@
           </w:tcPr>
           <w:p>
             <w:pPr>
-              <w:pStyle w:val="Contenidodelatablauser"/>
+              <w:pStyle w:val="Contenidodelatabla"/>
               <w:spacing w:before="0" w:after="160"/>
               <w:rPr>
                 <w:lang w:val="es-AR" w:eastAsia="en-US" w:bidi="ar-SA"/>
@@ -2942,7 +2760,7 @@
           </w:tcPr>
           <w:p>
             <w:pPr>
-              <w:pStyle w:val="Contenidodelatablauser"/>
+              <w:pStyle w:val="Contenidodelatabla"/>
               <w:spacing w:before="0" w:after="160"/>
               <w:rPr>
                 <w:lang w:val="es-AR" w:eastAsia="en-US" w:bidi="ar-SA"/>
@@ -2969,7 +2787,7 @@
           </w:tcPr>
           <w:p>
             <w:pPr>
-              <w:pStyle w:val="Contenidodelatablauser"/>
+              <w:pStyle w:val="Contenidodelatabla"/>
               <w:spacing w:before="0" w:after="160"/>
               <w:rPr>
                 <w:lang w:val="es-AR" w:eastAsia="en-US" w:bidi="ar-SA"/>
@@ -2999,7 +2817,7 @@
           </w:tcPr>
           <w:p>
             <w:pPr>
-              <w:pStyle w:val="Contenidodelatablauser"/>
+              <w:pStyle w:val="Contenidodelatabla"/>
               <w:spacing w:before="0" w:after="160"/>
               <w:rPr>
                 <w:lang w:val="es-AR" w:eastAsia="en-US" w:bidi="ar-SA"/>
@@ -3026,7 +2844,7 @@
           </w:tcPr>
           <w:p>
             <w:pPr>
-              <w:pStyle w:val="Contenidodelatablauser"/>
+              <w:pStyle w:val="Contenidodelatabla"/>
               <w:spacing w:before="0" w:after="160"/>
               <w:rPr>
                 <w:lang w:val="es-AR" w:eastAsia="en-US" w:bidi="ar-SA"/>
@@ -3053,7 +2871,7 @@
           </w:tcPr>
           <w:p>
             <w:pPr>
-              <w:pStyle w:val="Contenidodelatablauser"/>
+              <w:pStyle w:val="Contenidodelatabla"/>
               <w:spacing w:before="0" w:after="160"/>
               <w:rPr>
                 <w:lang w:val="es-AR" w:eastAsia="en-US" w:bidi="ar-SA"/>
@@ -3083,7 +2901,7 @@
           </w:tcPr>
           <w:p>
             <w:pPr>
-              <w:pStyle w:val="Contenidodelatablauser"/>
+              <w:pStyle w:val="Contenidodelatabla"/>
               <w:spacing w:before="0" w:after="160"/>
               <w:rPr>
                 <w:lang w:val="es-AR" w:eastAsia="en-US" w:bidi="ar-SA"/>
@@ -3110,7 +2928,7 @@
           </w:tcPr>
           <w:p>
             <w:pPr>
-              <w:pStyle w:val="Contenidodelatablauser"/>
+              <w:pStyle w:val="Contenidodelatabla"/>
               <w:spacing w:before="0" w:after="160"/>
               <w:rPr>
                 <w:lang w:val="es-AR" w:eastAsia="en-US" w:bidi="ar-SA"/>
@@ -3137,7 +2955,7 @@
           </w:tcPr>
           <w:p>
             <w:pPr>
-              <w:pStyle w:val="Contenidodelatablauser"/>
+              <w:pStyle w:val="Contenidodelatabla"/>
               <w:spacing w:before="0" w:after="160"/>
               <w:rPr>
                 <w:lang w:val="es-AR" w:eastAsia="en-US" w:bidi="ar-SA"/>
@@ -3214,10 +3032,19 @@
         <w:t>“codigo_de_ingreso”: “1234”</w:t>
         <w:br/>
         <w:tab/>
-        <w:t>“MensajeAdvertencia_EliminarCuenta”: “Estas seguro que quieres borrar tu cuenta? La acción es permanente e Irreversible”</w:t>
-        <w:br/>
-        <w:tab/>
-        <w:t>“Confirmacion_eliminacion”: | SI |   | NO |</w:t>
+        <w:t>“Confirmacion_eliminacion”: “</w:t>
+      </w:r>
+      <w:r>
+        <w:rPr>
+          <w:b w:val="false"/>
+          <w:bCs w:val="false"/>
+          <w:sz w:val="28"/>
+          <w:szCs w:val="28"/>
+          <w:u w:val="none"/>
+          <w:shd w:fill="auto" w:val="clear"/>
+          <w:lang w:val="es-AR"/>
+        </w:rPr>
+        <w:t>TRUE”</w:t>
       </w:r>
       <w:r>
         <w:rPr>
@@ -3231,6 +3058,30 @@
         </w:rPr>
         <w:br/>
         <w:t>}</w:t>
+        <w:br/>
+      </w:r>
+      <w:r>
+        <w:rPr>
+          <w:b/>
+          <w:bCs/>
+          <w:sz w:val="28"/>
+          <w:szCs w:val="28"/>
+          <w:u w:val="none"/>
+          <w:shd w:fill="auto" w:val="clear"/>
+          <w:lang w:val="es-AR"/>
+        </w:rPr>
+        <w:t>Posterior a poner la contraseña, el usuario recibiría un mensaje de advertencia para dejarle en claro que dicha accion es irreversible.</w:t>
+      </w:r>
+      <w:r>
+        <w:rPr>
+          <w:b/>
+          <w:bCs/>
+          <w:sz w:val="28"/>
+          <w:szCs w:val="28"/>
+          <w:u w:val="none"/>
+          <w:shd w:fill="auto" w:val="clear"/>
+          <w:lang w:val="es-AR"/>
+        </w:rPr>
         <w:br/>
         <w:br/>
       </w:r>
@@ -3297,7 +3148,43 @@
           <w:shd w:fill="auto" w:val="clear"/>
           <w:lang w:val="es-AR"/>
         </w:rPr>
-        <w:t>“MensajeConfirmacion_CuentaEliminada”: “La cuenta a sido borrada exitosamente, regresando a la pagina de Inicio”</w:t>
+        <w:t>“CuentaEliminada</w:t>
+      </w:r>
+      <w:r>
+        <w:rPr>
+          <w:b w:val="false"/>
+          <w:bCs w:val="false"/>
+          <w:sz w:val="28"/>
+          <w:szCs w:val="28"/>
+          <w:u w:val="none"/>
+          <w:shd w:fill="auto" w:val="clear"/>
+          <w:lang w:val="es-AR"/>
+        </w:rPr>
+        <w:t>_Confirmado</w:t>
+      </w:r>
+      <w:r>
+        <w:rPr>
+          <w:b w:val="false"/>
+          <w:bCs w:val="false"/>
+          <w:sz w:val="28"/>
+          <w:szCs w:val="28"/>
+          <w:u w:val="none"/>
+          <w:shd w:fill="auto" w:val="clear"/>
+          <w:lang w:val="es-AR"/>
+        </w:rPr>
+        <w:t>”: “</w:t>
+      </w:r>
+      <w:r>
+        <w:rPr>
+          <w:b w:val="false"/>
+          <w:bCs w:val="false"/>
+          <w:sz w:val="28"/>
+          <w:szCs w:val="28"/>
+          <w:u w:val="none"/>
+          <w:shd w:fill="auto" w:val="clear"/>
+          <w:lang w:val="es-AR"/>
+        </w:rPr>
+        <w:t>TRUE”</w:t>
       </w:r>
       <w:r>
         <w:rPr>
@@ -3721,7 +3608,7 @@
           </w:tcPr>
           <w:p>
             <w:pPr>
-              <w:pStyle w:val="Contenidodelatablauser"/>
+              <w:pStyle w:val="Contenidodelatabla"/>
               <w:spacing w:before="0" w:after="160"/>
               <w:rPr>
                 <w:sz w:val="28"/>
@@ -3752,7 +3639,7 @@
           </w:tcPr>
           <w:p>
             <w:pPr>
-              <w:pStyle w:val="Contenidodelatablauser"/>
+              <w:pStyle w:val="Contenidodelatabla"/>
               <w:spacing w:before="0" w:after="160"/>
               <w:rPr>
                 <w:sz w:val="28"/>
@@ -3783,7 +3670,7 @@
           </w:tcPr>
           <w:p>
             <w:pPr>
-              <w:pStyle w:val="Contenidodelatablauser"/>
+              <w:pStyle w:val="Contenidodelatabla"/>
               <w:spacing w:before="0" w:after="160"/>
               <w:rPr>
                 <w:sz w:val="28"/>
@@ -3817,7 +3704,7 @@
           </w:tcPr>
           <w:p>
             <w:pPr>
-              <w:pStyle w:val="Contenidodelatablauser"/>
+              <w:pStyle w:val="Contenidodelatabla"/>
               <w:spacing w:before="0" w:after="160"/>
               <w:rPr>
                 <w:sz w:val="28"/>
@@ -3848,7 +3735,7 @@
           </w:tcPr>
           <w:p>
             <w:pPr>
-              <w:pStyle w:val="Contenidodelatablauser"/>
+              <w:pStyle w:val="Contenidodelatabla"/>
               <w:spacing w:before="0" w:after="160"/>
               <w:rPr>
                 <w:sz w:val="28"/>
@@ -3879,7 +3766,7 @@
           </w:tcPr>
           <w:p>
             <w:pPr>
-              <w:pStyle w:val="Contenidodelatablauser"/>
+              <w:pStyle w:val="Contenidodelatabla"/>
               <w:spacing w:before="0" w:after="160"/>
               <w:rPr>
                 <w:sz w:val="28"/>
@@ -3913,7 +3800,7 @@
           </w:tcPr>
           <w:p>
             <w:pPr>
-              <w:pStyle w:val="Contenidodelatablauser"/>
+              <w:pStyle w:val="Contenidodelatabla"/>
               <w:spacing w:before="0" w:after="160"/>
               <w:rPr>
                 <w:sz w:val="28"/>
@@ -3944,7 +3831,7 @@
           </w:tcPr>
           <w:p>
             <w:pPr>
-              <w:pStyle w:val="Contenidodelatablauser"/>
+              <w:pStyle w:val="Contenidodelatabla"/>
               <w:spacing w:before="0" w:after="160"/>
               <w:rPr>
                 <w:sz w:val="28"/>
@@ -3975,7 +3862,7 @@
           </w:tcPr>
           <w:p>
             <w:pPr>
-              <w:pStyle w:val="Contenidodelatablauser"/>
+              <w:pStyle w:val="Contenidodelatabla"/>
               <w:spacing w:before="0" w:after="160"/>
               <w:rPr>
                 <w:sz w:val="28"/>
@@ -4009,7 +3896,7 @@
           </w:tcPr>
           <w:p>
             <w:pPr>
-              <w:pStyle w:val="Contenidodelatablauser"/>
+              <w:pStyle w:val="Contenidodelatabla"/>
               <w:spacing w:before="0" w:after="160"/>
               <w:rPr>
                 <w:sz w:val="28"/>
@@ -4040,7 +3927,7 @@
           </w:tcPr>
           <w:p>
             <w:pPr>
-              <w:pStyle w:val="Contenidodelatablauser"/>
+              <w:pStyle w:val="Contenidodelatabla"/>
               <w:spacing w:before="0" w:after="160"/>
               <w:rPr>
                 <w:sz w:val="28"/>
@@ -4071,7 +3958,7 @@
           </w:tcPr>
           <w:p>
             <w:pPr>
-              <w:pStyle w:val="Contenidodelatablauser"/>
+              <w:pStyle w:val="Contenidodelatabla"/>
               <w:spacing w:before="0" w:after="160"/>
               <w:rPr>
                 <w:sz w:val="28"/>
@@ -4527,7 +4414,7 @@
           </w:tcPr>
           <w:p>
             <w:pPr>
-              <w:pStyle w:val="Contenidodelatabla"/>
+              <w:pStyle w:val="Contenidodelatablauser"/>
               <w:spacing w:before="0" w:after="160"/>
               <w:rPr>
                 <w:lang w:val="es-AR" w:eastAsia="en-US" w:bidi="ar-SA"/>
@@ -4554,7 +4441,7 @@
           </w:tcPr>
           <w:p>
             <w:pPr>
-              <w:pStyle w:val="Contenidodelatabla"/>
+              <w:pStyle w:val="Contenidodelatablauser"/>
               <w:spacing w:before="0" w:after="160"/>
               <w:rPr>
                 <w:lang w:val="es-AR" w:eastAsia="en-US" w:bidi="ar-SA"/>
@@ -4581,7 +4468,7 @@
           </w:tcPr>
           <w:p>
             <w:pPr>
-              <w:pStyle w:val="Contenidodelatabla"/>
+              <w:pStyle w:val="Contenidodelatablauser"/>
               <w:spacing w:before="0" w:after="160"/>
               <w:rPr>
                 <w:lang w:val="es-AR" w:eastAsia="en-US" w:bidi="ar-SA"/>
@@ -4610,7 +4497,7 @@
           </w:tcPr>
           <w:p>
             <w:pPr>
-              <w:pStyle w:val="Contenidodelatabla"/>
+              <w:pStyle w:val="Contenidodelatablauser"/>
               <w:spacing w:before="0" w:after="160"/>
               <w:rPr>
                 <w:lang w:val="es-AR" w:eastAsia="en-US" w:bidi="ar-SA"/>
@@ -4636,7 +4523,7 @@
           </w:tcPr>
           <w:p>
             <w:pPr>
-              <w:pStyle w:val="Contenidodelatabla"/>
+              <w:pStyle w:val="Contenidodelatablauser"/>
               <w:spacing w:before="0" w:after="160"/>
               <w:rPr>
                 <w:lang w:val="es-AR" w:eastAsia="en-US" w:bidi="ar-SA"/>
@@ -4662,7 +4549,7 @@
           </w:tcPr>
           <w:p>
             <w:pPr>
-              <w:pStyle w:val="Contenidodelatabla"/>
+              <w:pStyle w:val="Contenidodelatablauser"/>
               <w:spacing w:before="0" w:after="160"/>
               <w:rPr>
                 <w:lang w:val="es-AR" w:eastAsia="en-US" w:bidi="ar-SA"/>
@@ -4692,7 +4579,7 @@
           </w:tcPr>
           <w:p>
             <w:pPr>
-              <w:pStyle w:val="Contenidodelatabla"/>
+              <w:pStyle w:val="Contenidodelatablauser"/>
               <w:spacing w:before="0" w:after="160"/>
               <w:rPr>
                 <w:lang w:val="es-AR" w:eastAsia="en-US" w:bidi="ar-SA"/>
@@ -4719,7 +4606,7 @@
           </w:tcPr>
           <w:p>
             <w:pPr>
-              <w:pStyle w:val="Contenidodelatabla"/>
+              <w:pStyle w:val="Contenidodelatablauser"/>
               <w:spacing w:before="0" w:after="160"/>
               <w:rPr>
                 <w:lang w:val="es-AR" w:eastAsia="en-US" w:bidi="ar-SA"/>
@@ -4746,7 +4633,7 @@
           </w:tcPr>
           <w:p>
             <w:pPr>
-              <w:pStyle w:val="Contenidodelatabla"/>
+              <w:pStyle w:val="Contenidodelatablauser"/>
               <w:spacing w:before="0" w:after="160"/>
               <w:rPr>
                 <w:lang w:val="es-AR" w:eastAsia="en-US" w:bidi="ar-SA"/>
@@ -4776,7 +4663,7 @@
           </w:tcPr>
           <w:p>
             <w:pPr>
-              <w:pStyle w:val="Contenidodelatabla"/>
+              <w:pStyle w:val="Contenidodelatablauser"/>
               <w:spacing w:before="0" w:after="160"/>
               <w:rPr>
                 <w:lang w:val="es-AR" w:eastAsia="en-US" w:bidi="ar-SA"/>
@@ -4803,7 +4690,7 @@
           </w:tcPr>
           <w:p>
             <w:pPr>
-              <w:pStyle w:val="Contenidodelatabla"/>
+              <w:pStyle w:val="Contenidodelatablauser"/>
               <w:spacing w:before="0" w:after="160"/>
               <w:rPr>
                 <w:lang w:val="es-AR" w:eastAsia="en-US" w:bidi="ar-SA"/>
@@ -4830,7 +4717,7 @@
           </w:tcPr>
           <w:p>
             <w:pPr>
-              <w:pStyle w:val="Contenidodelatabla"/>
+              <w:pStyle w:val="Contenidodelatablauser"/>
               <w:spacing w:before="0" w:after="160"/>
               <w:rPr>
                 <w:lang w:val="es-AR" w:eastAsia="en-US" w:bidi="ar-SA"/>
@@ -4895,13 +4782,75 @@
         <w:t>{</w:t>
         <w:br/>
         <w:tab/>
-        <w:t>“estudiante_info” : “Pepito Cordobés, 22 años, Masculino”</w:t>
+        <w:t>“estudiante_</w:t>
+      </w:r>
+      <w:r>
+        <w:rPr>
+          <w:sz w:val="28"/>
+          <w:szCs w:val="28"/>
+          <w:u w:val="none"/>
+          <w:shd w:fill="auto" w:val="clear"/>
+          <w:lang w:val="es-AR"/>
+        </w:rPr>
+        <w:t>ID</w:t>
+      </w:r>
+      <w:r>
+        <w:rPr>
+          <w:sz w:val="28"/>
+          <w:szCs w:val="28"/>
+          <w:u w:val="none"/>
+          <w:shd w:fill="auto" w:val="clear"/>
+          <w:lang w:val="es-AR"/>
+        </w:rPr>
+        <w:t>” : “</w:t>
+      </w:r>
+      <w:r>
+        <w:rPr>
+          <w:sz w:val="28"/>
+          <w:szCs w:val="28"/>
+          <w:u w:val="none"/>
+          <w:shd w:fill="auto" w:val="clear"/>
+          <w:lang w:val="es-AR"/>
+        </w:rPr>
+        <w:t>42.234</w:t>
+      </w:r>
+      <w:r>
+        <w:rPr>
+          <w:sz w:val="28"/>
+          <w:szCs w:val="28"/>
+          <w:u w:val="none"/>
+          <w:shd w:fill="auto" w:val="clear"/>
+          <w:lang w:val="es-AR"/>
+        </w:rPr>
+        <w:t>”</w:t>
         <w:br/>
         <w:tab/>
         <w:t>“clase_seleccionada”: “Álgebra 2”</w:t>
         <w:br/>
         <w:tab/>
-        <w:t>“razon_apelacion” : “Me agarro gripe”</w:t>
+        <w:t>“razon_apelacion”: “Me agarro gripe”</w:t>
+        <w:br/>
+        <w:tab/>
+        <w:t>“</w:t>
+      </w:r>
+      <w:r>
+        <w:rPr>
+          <w:sz w:val="28"/>
+          <w:szCs w:val="28"/>
+          <w:u w:val="none"/>
+          <w:shd w:fill="auto" w:val="clear"/>
+          <w:lang w:val="es-AR"/>
+        </w:rPr>
+        <w:t>fechaActual_Apelacion”: “9/10/2026”</w:t>
+      </w:r>
+      <w:r>
+        <w:rPr>
+          <w:sz w:val="28"/>
+          <w:szCs w:val="28"/>
+          <w:u w:val="none"/>
+          <w:shd w:fill="auto" w:val="clear"/>
+          <w:lang w:val="es-AR"/>
+        </w:rPr>
         <w:br/>
         <w:t>}</w:t>
         <w:br/>
@@ -4939,25 +4888,7 @@
         <w:br/>
         <w:t>}</w:t>
         <w:br/>
-      </w:r>
-      <w:r>
-        <w:rPr>
-          <w:sz w:val="28"/>
-          <w:szCs w:val="28"/>
-          <w:u w:val="none"/>
-          <w:shd w:fill="auto" w:val="clear"/>
-          <w:lang w:val="es-AR"/>
-        </w:rPr>
-        <w:t>Posteriormente seria enviada al docente para que este la apruebe o rechaze.</w:t>
-      </w:r>
-      <w:r>
-        <w:rPr>
-          <w:sz w:val="28"/>
-          <w:szCs w:val="28"/>
-          <w:u w:val="none"/>
-          <w:shd w:fill="auto" w:val="clear"/>
-          <w:lang w:val="es-AR"/>
-        </w:rPr>
+        <w:t>Posteriormente seria enviada al docente para que este la apruebe o rechace.</w:t>
         <w:br/>
         <w:br/>
       </w:r>
@@ -5110,7 +5041,30 @@
           <w:lang w:val="es-AR"/>
         </w:rPr>
         <w:br/>
-        <w:t>Get/EstudiantesEnClase_Docente</w:t>
+      </w:r>
+      <w:r>
+        <w:rPr>
+          <w:b/>
+          <w:bCs/>
+          <w:sz w:val="40"/>
+          <w:szCs w:val="40"/>
+          <w:u w:val="none"/>
+          <w:shd w:fill="auto" w:val="clear"/>
+          <w:lang w:val="es-AR"/>
+        </w:rPr>
+        <w:t>POST</w:t>
+      </w:r>
+      <w:r>
+        <w:rPr>
+          <w:b/>
+          <w:bCs/>
+          <w:sz w:val="40"/>
+          <w:szCs w:val="40"/>
+          <w:u w:val="none"/>
+          <w:shd w:fill="auto" w:val="clear"/>
+          <w:lang w:val="es-AR"/>
+        </w:rPr>
+        <w:t>/EstudiantesEnClase_Docente</w:t>
         <w:br/>
         <w:br/>
       </w:r>
@@ -5192,7 +5146,7 @@
           <w:shd w:fill="auto" w:val="clear"/>
           <w:lang w:val="es-AR"/>
         </w:rPr>
-        <w:t>GET</w:t>
+        <w:t>POST</w:t>
       </w:r>
       <w:r>
         <w:rPr>
@@ -5321,7 +5275,7 @@
           </w:tcPr>
           <w:p>
             <w:pPr>
-              <w:pStyle w:val="Contenidodelatabla"/>
+              <w:pStyle w:val="Contenidodelatablauser"/>
               <w:spacing w:before="0" w:after="160"/>
               <w:rPr>
                 <w:lang w:val="es-AR" w:eastAsia="en-US" w:bidi="ar-SA"/>
@@ -5348,7 +5302,7 @@
           </w:tcPr>
           <w:p>
             <w:pPr>
-              <w:pStyle w:val="Contenidodelatabla"/>
+              <w:pStyle w:val="Contenidodelatablauser"/>
               <w:spacing w:before="0" w:after="160"/>
               <w:rPr>
                 <w:lang w:val="es-AR" w:eastAsia="en-US" w:bidi="ar-SA"/>
@@ -5375,7 +5329,7 @@
           </w:tcPr>
           <w:p>
             <w:pPr>
-              <w:pStyle w:val="Contenidodelatabla"/>
+              <w:pStyle w:val="Contenidodelatablauser"/>
               <w:spacing w:before="0" w:after="160"/>
               <w:rPr>
                 <w:lang w:val="es-AR" w:eastAsia="en-US" w:bidi="ar-SA"/>
@@ -5405,40 +5359,34 @@
           </w:tcPr>
           <w:p>
             <w:pPr>
-              <w:pStyle w:val="Contenidodelatabla"/>
-              <w:spacing w:before="0" w:after="160"/>
-              <w:rPr>
-                <w:lang w:val="es-AR" w:eastAsia="en-US" w:bidi="ar-SA"/>
-              </w:rPr>
-            </w:pPr>
-            <w:r>
-              <w:rPr>
-                <w:lang w:val="es-AR" w:eastAsia="en-US" w:bidi="ar-SA"/>
-              </w:rPr>
-              <w:t>nombre</w:t>
-            </w:r>
-            <w:r>
-              <w:rPr>
-                <w:lang w:val="es-AR" w:eastAsia="en-US" w:bidi="ar-SA"/>
-              </w:rPr>
-              <w:t>_estudiante</w:t>
-            </w:r>
-          </w:p>
-        </w:tc>
-        <w:tc>
-          <w:tcPr>
-            <w:tcW w:w="3120" w:type="dxa"/>
-            <w:tcBorders>
-              <w:top w:val="single" w:sz="4" w:space="0" w:color="000000"/>
-              <w:start w:val="single" w:sz="4" w:space="0" w:color="000000"/>
-              <w:bottom w:val="single" w:sz="4" w:space="0" w:color="000000"/>
-              <w:end w:val="single" w:sz="4" w:space="0" w:color="000000"/>
-            </w:tcBorders>
-            <w:shd w:fill="2D404B" w:val="clear"/>
-          </w:tcPr>
-          <w:p>
-            <w:pPr>
-              <w:pStyle w:val="Contenidodelatabla"/>
+              <w:pStyle w:val="Contenidodelatablauser"/>
+              <w:spacing w:before="0" w:after="160"/>
+              <w:rPr>
+                <w:lang w:val="es-AR" w:eastAsia="en-US" w:bidi="ar-SA"/>
+              </w:rPr>
+            </w:pPr>
+            <w:r>
+              <w:rPr>
+                <w:lang w:val="es-AR" w:eastAsia="en-US" w:bidi="ar-SA"/>
+              </w:rPr>
+              <w:t>nombre_estudiante</w:t>
+            </w:r>
+          </w:p>
+        </w:tc>
+        <w:tc>
+          <w:tcPr>
+            <w:tcW w:w="3120" w:type="dxa"/>
+            <w:tcBorders>
+              <w:top w:val="single" w:sz="4" w:space="0" w:color="000000"/>
+              <w:start w:val="single" w:sz="4" w:space="0" w:color="000000"/>
+              <w:bottom w:val="single" w:sz="4" w:space="0" w:color="000000"/>
+              <w:end w:val="single" w:sz="4" w:space="0" w:color="000000"/>
+            </w:tcBorders>
+            <w:shd w:fill="2D404B" w:val="clear"/>
+          </w:tcPr>
+          <w:p>
+            <w:pPr>
+              <w:pStyle w:val="Contenidodelatablauser"/>
               <w:spacing w:before="0" w:after="160"/>
               <w:rPr>
                 <w:lang w:val="es-AR" w:eastAsia="en-US" w:bidi="ar-SA"/>
@@ -5465,7 +5413,7 @@
           </w:tcPr>
           <w:p>
             <w:pPr>
-              <w:pStyle w:val="Contenidodelatabla"/>
+              <w:pStyle w:val="Contenidodelatablauser"/>
               <w:spacing w:before="0" w:after="160"/>
               <w:rPr>
                 <w:lang w:val="es-AR" w:eastAsia="en-US" w:bidi="ar-SA"/>
@@ -5495,40 +5443,34 @@
           </w:tcPr>
           <w:p>
             <w:pPr>
-              <w:pStyle w:val="Contenidodelatabla"/>
-              <w:spacing w:before="0" w:after="160"/>
-              <w:rPr>
-                <w:lang w:val="es-AR" w:eastAsia="en-US" w:bidi="ar-SA"/>
-              </w:rPr>
-            </w:pPr>
-            <w:r>
-              <w:rPr>
-                <w:lang w:val="es-AR" w:eastAsia="en-US" w:bidi="ar-SA"/>
-              </w:rPr>
-              <w:t>apellido</w:t>
-            </w:r>
-            <w:r>
-              <w:rPr>
-                <w:lang w:val="es-AR" w:eastAsia="en-US" w:bidi="ar-SA"/>
-              </w:rPr>
-              <w:t>_estudiante</w:t>
-            </w:r>
-          </w:p>
-        </w:tc>
-        <w:tc>
-          <w:tcPr>
-            <w:tcW w:w="3120" w:type="dxa"/>
-            <w:tcBorders>
-              <w:top w:val="single" w:sz="4" w:space="0" w:color="000000"/>
-              <w:start w:val="single" w:sz="4" w:space="0" w:color="000000"/>
-              <w:bottom w:val="single" w:sz="4" w:space="0" w:color="000000"/>
-              <w:end w:val="single" w:sz="4" w:space="0" w:color="000000"/>
-            </w:tcBorders>
-            <w:shd w:fill="2D404B" w:val="clear"/>
-          </w:tcPr>
-          <w:p>
-            <w:pPr>
-              <w:pStyle w:val="Contenidodelatabla"/>
+              <w:pStyle w:val="Contenidodelatablauser"/>
+              <w:spacing w:before="0" w:after="160"/>
+              <w:rPr>
+                <w:lang w:val="es-AR" w:eastAsia="en-US" w:bidi="ar-SA"/>
+              </w:rPr>
+            </w:pPr>
+            <w:r>
+              <w:rPr>
+                <w:lang w:val="es-AR" w:eastAsia="en-US" w:bidi="ar-SA"/>
+              </w:rPr>
+              <w:t>apellido_estudiante</w:t>
+            </w:r>
+          </w:p>
+        </w:tc>
+        <w:tc>
+          <w:tcPr>
+            <w:tcW w:w="3120" w:type="dxa"/>
+            <w:tcBorders>
+              <w:top w:val="single" w:sz="4" w:space="0" w:color="000000"/>
+              <w:start w:val="single" w:sz="4" w:space="0" w:color="000000"/>
+              <w:bottom w:val="single" w:sz="4" w:space="0" w:color="000000"/>
+              <w:end w:val="single" w:sz="4" w:space="0" w:color="000000"/>
+            </w:tcBorders>
+            <w:shd w:fill="2D404B" w:val="clear"/>
+          </w:tcPr>
+          <w:p>
+            <w:pPr>
+              <w:pStyle w:val="Contenidodelatablauser"/>
               <w:spacing w:before="0" w:after="160"/>
               <w:rPr>
                 <w:lang w:val="es-AR" w:eastAsia="en-US" w:bidi="ar-SA"/>
@@ -5555,7 +5497,7 @@
           </w:tcPr>
           <w:p>
             <w:pPr>
-              <w:pStyle w:val="Contenidodelatabla"/>
+              <w:pStyle w:val="Contenidodelatablauser"/>
               <w:spacing w:before="0" w:after="160"/>
               <w:rPr>
                 <w:lang w:val="es-AR" w:eastAsia="en-US" w:bidi="ar-SA"/>
@@ -5585,40 +5527,34 @@
           </w:tcPr>
           <w:p>
             <w:pPr>
-              <w:pStyle w:val="Contenidodelatabla"/>
-              <w:spacing w:before="0" w:after="160"/>
-              <w:rPr>
-                <w:lang w:val="es-AR" w:eastAsia="en-US" w:bidi="ar-SA"/>
-              </w:rPr>
-            </w:pPr>
-            <w:r>
-              <w:rPr>
-                <w:lang w:val="es-AR" w:eastAsia="en-US" w:bidi="ar-SA"/>
-              </w:rPr>
-              <w:t>asistencia</w:t>
-            </w:r>
-            <w:r>
-              <w:rPr>
-                <w:lang w:val="es-AR" w:eastAsia="en-US" w:bidi="ar-SA"/>
-              </w:rPr>
-              <w:t>_estudiante</w:t>
-            </w:r>
-          </w:p>
-        </w:tc>
-        <w:tc>
-          <w:tcPr>
-            <w:tcW w:w="3120" w:type="dxa"/>
-            <w:tcBorders>
-              <w:top w:val="single" w:sz="4" w:space="0" w:color="000000"/>
-              <w:start w:val="single" w:sz="4" w:space="0" w:color="000000"/>
-              <w:bottom w:val="single" w:sz="4" w:space="0" w:color="000000"/>
-              <w:end w:val="single" w:sz="4" w:space="0" w:color="000000"/>
-            </w:tcBorders>
-            <w:shd w:fill="2D404B" w:val="clear"/>
-          </w:tcPr>
-          <w:p>
-            <w:pPr>
-              <w:pStyle w:val="Contenidodelatabla"/>
+              <w:pStyle w:val="Contenidodelatablauser"/>
+              <w:spacing w:before="0" w:after="160"/>
+              <w:rPr>
+                <w:lang w:val="es-AR" w:eastAsia="en-US" w:bidi="ar-SA"/>
+              </w:rPr>
+            </w:pPr>
+            <w:r>
+              <w:rPr>
+                <w:lang w:val="es-AR" w:eastAsia="en-US" w:bidi="ar-SA"/>
+              </w:rPr>
+              <w:t>asistencia_estudiante</w:t>
+            </w:r>
+          </w:p>
+        </w:tc>
+        <w:tc>
+          <w:tcPr>
+            <w:tcW w:w="3120" w:type="dxa"/>
+            <w:tcBorders>
+              <w:top w:val="single" w:sz="4" w:space="0" w:color="000000"/>
+              <w:start w:val="single" w:sz="4" w:space="0" w:color="000000"/>
+              <w:bottom w:val="single" w:sz="4" w:space="0" w:color="000000"/>
+              <w:end w:val="single" w:sz="4" w:space="0" w:color="000000"/>
+            </w:tcBorders>
+            <w:shd w:fill="2D404B" w:val="clear"/>
+          </w:tcPr>
+          <w:p>
+            <w:pPr>
+              <w:pStyle w:val="Contenidodelatablauser"/>
               <w:spacing w:before="0" w:after="160"/>
               <w:rPr>
                 <w:lang w:val="es-AR" w:eastAsia="en-US" w:bidi="ar-SA"/>
@@ -5645,7 +5581,7 @@
           </w:tcPr>
           <w:p>
             <w:pPr>
-              <w:pStyle w:val="Contenidodelatabla"/>
+              <w:pStyle w:val="Contenidodelatablauser"/>
               <w:spacing w:before="0" w:after="160"/>
               <w:rPr>
                 <w:lang w:val="es-AR" w:eastAsia="en-US" w:bidi="ar-SA"/>
@@ -5675,7 +5611,7 @@
           </w:tcPr>
           <w:p>
             <w:pPr>
-              <w:pStyle w:val="Contenidodelatabla"/>
+              <w:pStyle w:val="Contenidodelatablauser"/>
               <w:spacing w:before="0" w:after="160"/>
               <w:rPr>
                 <w:lang w:val="es-AR" w:eastAsia="en-US" w:bidi="ar-SA"/>
@@ -5702,7 +5638,7 @@
           </w:tcPr>
           <w:p>
             <w:pPr>
-              <w:pStyle w:val="Contenidodelatabla"/>
+              <w:pStyle w:val="Contenidodelatablauser"/>
               <w:spacing w:before="0" w:after="160"/>
               <w:rPr>
                 <w:lang w:val="es-AR" w:eastAsia="en-US" w:bidi="ar-SA"/>
@@ -5729,23 +5665,17 @@
           </w:tcPr>
           <w:p>
             <w:pPr>
-              <w:pStyle w:val="Contenidodelatabla"/>
-              <w:spacing w:before="0" w:after="160"/>
-              <w:rPr>
-                <w:lang w:val="es-AR" w:eastAsia="en-US" w:bidi="ar-SA"/>
-              </w:rPr>
-            </w:pPr>
-            <w:r>
-              <w:rPr>
-                <w:lang w:val="es-AR" w:eastAsia="en-US" w:bidi="ar-SA"/>
-              </w:rPr>
-              <w:t xml:space="preserve">Clases </w:t>
-            </w:r>
-            <w:r>
-              <w:rPr>
-                <w:lang w:val="es-AR" w:eastAsia="en-US" w:bidi="ar-SA"/>
-              </w:rPr>
-              <w:t>que tiene asignadas el docente actual</w:t>
+              <w:pStyle w:val="Contenidodelatablauser"/>
+              <w:spacing w:before="0" w:after="160"/>
+              <w:rPr>
+                <w:lang w:val="es-AR" w:eastAsia="en-US" w:bidi="ar-SA"/>
+              </w:rPr>
+            </w:pPr>
+            <w:r>
+              <w:rPr>
+                <w:lang w:val="es-AR" w:eastAsia="en-US" w:bidi="ar-SA"/>
+              </w:rPr>
+              <w:t>Clases que tiene asignadas el docente actual</w:t>
             </w:r>
           </w:p>
         </w:tc>
@@ -6211,7 +6141,7 @@
           </w:tcPr>
           <w:p>
             <w:pPr>
-              <w:pStyle w:val="Contenidodelatabla"/>
+              <w:pStyle w:val="Contenidodelatablauser"/>
               <w:spacing w:before="0" w:after="160"/>
               <w:rPr>
                 <w:lang w:val="es-AR" w:eastAsia="en-US" w:bidi="ar-SA"/>
@@ -6238,7 +6168,7 @@
           </w:tcPr>
           <w:p>
             <w:pPr>
-              <w:pStyle w:val="Contenidodelatabla"/>
+              <w:pStyle w:val="Contenidodelatablauser"/>
               <w:spacing w:before="0" w:after="160"/>
               <w:rPr>
                 <w:lang w:val="es-AR" w:eastAsia="en-US" w:bidi="ar-SA"/>
@@ -6265,7 +6195,7 @@
           </w:tcPr>
           <w:p>
             <w:pPr>
-              <w:pStyle w:val="Contenidodelatabla"/>
+              <w:pStyle w:val="Contenidodelatablauser"/>
               <w:spacing w:before="0" w:after="160"/>
               <w:rPr>
                 <w:lang w:val="es-AR" w:eastAsia="en-US" w:bidi="ar-SA"/>
@@ -6295,46 +6225,34 @@
           </w:tcPr>
           <w:p>
             <w:pPr>
-              <w:pStyle w:val="Contenidodelatabla"/>
-              <w:spacing w:before="0" w:after="160"/>
-              <w:rPr>
-                <w:lang w:val="es-AR" w:eastAsia="en-US" w:bidi="ar-SA"/>
-              </w:rPr>
-            </w:pPr>
-            <w:r>
-              <w:rPr>
-                <w:lang w:val="es-AR" w:eastAsia="en-US" w:bidi="ar-SA"/>
-              </w:rPr>
-              <w:t>n</w:t>
-            </w:r>
-            <w:r>
-              <w:rPr>
-                <w:lang w:val="es-AR" w:eastAsia="en-US" w:bidi="ar-SA"/>
-              </w:rPr>
-              <w:t>ombre</w:t>
-            </w:r>
-            <w:r>
-              <w:rPr>
-                <w:lang w:val="es-AR" w:eastAsia="en-US" w:bidi="ar-SA"/>
-              </w:rPr>
-              <w:t>_apelacion</w:t>
-            </w:r>
-          </w:p>
-        </w:tc>
-        <w:tc>
-          <w:tcPr>
-            <w:tcW w:w="3120" w:type="dxa"/>
-            <w:tcBorders>
-              <w:top w:val="single" w:sz="4" w:space="0" w:color="000000"/>
-              <w:start w:val="single" w:sz="4" w:space="0" w:color="000000"/>
-              <w:bottom w:val="single" w:sz="4" w:space="0" w:color="000000"/>
-              <w:end w:val="single" w:sz="4" w:space="0" w:color="000000"/>
-            </w:tcBorders>
-            <w:shd w:fill="2D404B" w:val="clear"/>
-          </w:tcPr>
-          <w:p>
-            <w:pPr>
-              <w:pStyle w:val="Contenidodelatabla"/>
+              <w:pStyle w:val="Contenidodelatablauser"/>
+              <w:spacing w:before="0" w:after="160"/>
+              <w:rPr>
+                <w:lang w:val="es-AR" w:eastAsia="en-US" w:bidi="ar-SA"/>
+              </w:rPr>
+            </w:pPr>
+            <w:r>
+              <w:rPr>
+                <w:lang w:val="es-AR" w:eastAsia="en-US" w:bidi="ar-SA"/>
+              </w:rPr>
+              <w:t>nombre_apelacion</w:t>
+            </w:r>
+          </w:p>
+        </w:tc>
+        <w:tc>
+          <w:tcPr>
+            <w:tcW w:w="3120" w:type="dxa"/>
+            <w:tcBorders>
+              <w:top w:val="single" w:sz="4" w:space="0" w:color="000000"/>
+              <w:start w:val="single" w:sz="4" w:space="0" w:color="000000"/>
+              <w:bottom w:val="single" w:sz="4" w:space="0" w:color="000000"/>
+              <w:end w:val="single" w:sz="4" w:space="0" w:color="000000"/>
+            </w:tcBorders>
+            <w:shd w:fill="2D404B" w:val="clear"/>
+          </w:tcPr>
+          <w:p>
+            <w:pPr>
+              <w:pStyle w:val="Contenidodelatablauser"/>
               <w:spacing w:before="0" w:after="160"/>
               <w:rPr>
                 <w:lang w:val="es-AR" w:eastAsia="en-US" w:bidi="ar-SA"/>
@@ -6361,7 +6279,7 @@
           </w:tcPr>
           <w:p>
             <w:pPr>
-              <w:pStyle w:val="Contenidodelatabla"/>
+              <w:pStyle w:val="Contenidodelatablauser"/>
               <w:spacing w:before="0" w:after="160"/>
               <w:rPr>
                 <w:lang w:val="es-AR" w:eastAsia="en-US" w:bidi="ar-SA"/>
@@ -6391,46 +6309,34 @@
           </w:tcPr>
           <w:p>
             <w:pPr>
-              <w:pStyle w:val="Contenidodelatabla"/>
-              <w:spacing w:before="0" w:after="160"/>
-              <w:rPr>
-                <w:lang w:val="es-AR" w:eastAsia="en-US" w:bidi="ar-SA"/>
-              </w:rPr>
-            </w:pPr>
-            <w:r>
-              <w:rPr>
-                <w:lang w:val="es-AR" w:eastAsia="en-US" w:bidi="ar-SA"/>
-              </w:rPr>
-              <w:t>a</w:t>
-            </w:r>
-            <w:r>
-              <w:rPr>
-                <w:lang w:val="es-AR" w:eastAsia="en-US" w:bidi="ar-SA"/>
-              </w:rPr>
-              <w:t>pellido</w:t>
-            </w:r>
-            <w:r>
-              <w:rPr>
-                <w:lang w:val="es-AR" w:eastAsia="en-US" w:bidi="ar-SA"/>
-              </w:rPr>
-              <w:t>_apelacion</w:t>
-            </w:r>
-          </w:p>
-        </w:tc>
-        <w:tc>
-          <w:tcPr>
-            <w:tcW w:w="3120" w:type="dxa"/>
-            <w:tcBorders>
-              <w:top w:val="single" w:sz="4" w:space="0" w:color="000000"/>
-              <w:start w:val="single" w:sz="4" w:space="0" w:color="000000"/>
-              <w:bottom w:val="single" w:sz="4" w:space="0" w:color="000000"/>
-              <w:end w:val="single" w:sz="4" w:space="0" w:color="000000"/>
-            </w:tcBorders>
-            <w:shd w:fill="2D404B" w:val="clear"/>
-          </w:tcPr>
-          <w:p>
-            <w:pPr>
-              <w:pStyle w:val="Contenidodelatabla"/>
+              <w:pStyle w:val="Contenidodelatablauser"/>
+              <w:spacing w:before="0" w:after="160"/>
+              <w:rPr>
+                <w:lang w:val="es-AR" w:eastAsia="en-US" w:bidi="ar-SA"/>
+              </w:rPr>
+            </w:pPr>
+            <w:r>
+              <w:rPr>
+                <w:lang w:val="es-AR" w:eastAsia="en-US" w:bidi="ar-SA"/>
+              </w:rPr>
+              <w:t>apellido_apelacion</w:t>
+            </w:r>
+          </w:p>
+        </w:tc>
+        <w:tc>
+          <w:tcPr>
+            <w:tcW w:w="3120" w:type="dxa"/>
+            <w:tcBorders>
+              <w:top w:val="single" w:sz="4" w:space="0" w:color="000000"/>
+              <w:start w:val="single" w:sz="4" w:space="0" w:color="000000"/>
+              <w:bottom w:val="single" w:sz="4" w:space="0" w:color="000000"/>
+              <w:end w:val="single" w:sz="4" w:space="0" w:color="000000"/>
+            </w:tcBorders>
+            <w:shd w:fill="2D404B" w:val="clear"/>
+          </w:tcPr>
+          <w:p>
+            <w:pPr>
+              <w:pStyle w:val="Contenidodelatablauser"/>
               <w:spacing w:before="0" w:after="160"/>
               <w:rPr>
                 <w:lang w:val="es-AR" w:eastAsia="en-US" w:bidi="ar-SA"/>
@@ -6457,7 +6363,7 @@
           </w:tcPr>
           <w:p>
             <w:pPr>
-              <w:pStyle w:val="Contenidodelatabla"/>
+              <w:pStyle w:val="Contenidodelatablauser"/>
               <w:spacing w:before="0" w:after="160"/>
               <w:rPr>
                 <w:lang w:val="es-AR" w:eastAsia="en-US" w:bidi="ar-SA"/>
@@ -6487,46 +6393,34 @@
           </w:tcPr>
           <w:p>
             <w:pPr>
-              <w:pStyle w:val="Contenidodelatabla"/>
-              <w:spacing w:before="0" w:after="160"/>
-              <w:rPr>
-                <w:lang w:val="es-AR" w:eastAsia="en-US" w:bidi="ar-SA"/>
-              </w:rPr>
-            </w:pPr>
-            <w:r>
-              <w:rPr>
-                <w:lang w:val="es-AR" w:eastAsia="en-US" w:bidi="ar-SA"/>
-              </w:rPr>
-              <w:t>c</w:t>
-            </w:r>
-            <w:r>
-              <w:rPr>
-                <w:lang w:val="es-AR" w:eastAsia="en-US" w:bidi="ar-SA"/>
-              </w:rPr>
-              <w:t>lase</w:t>
-            </w:r>
-            <w:r>
-              <w:rPr>
-                <w:lang w:val="es-AR" w:eastAsia="en-US" w:bidi="ar-SA"/>
-              </w:rPr>
-              <w:t>_apelacion</w:t>
-            </w:r>
-          </w:p>
-        </w:tc>
-        <w:tc>
-          <w:tcPr>
-            <w:tcW w:w="3120" w:type="dxa"/>
-            <w:tcBorders>
-              <w:top w:val="single" w:sz="4" w:space="0" w:color="000000"/>
-              <w:start w:val="single" w:sz="4" w:space="0" w:color="000000"/>
-              <w:bottom w:val="single" w:sz="4" w:space="0" w:color="000000"/>
-              <w:end w:val="single" w:sz="4" w:space="0" w:color="000000"/>
-            </w:tcBorders>
-            <w:shd w:fill="2D404B" w:val="clear"/>
-          </w:tcPr>
-          <w:p>
-            <w:pPr>
-              <w:pStyle w:val="Contenidodelatabla"/>
+              <w:pStyle w:val="Contenidodelatablauser"/>
+              <w:spacing w:before="0" w:after="160"/>
+              <w:rPr>
+                <w:lang w:val="es-AR" w:eastAsia="en-US" w:bidi="ar-SA"/>
+              </w:rPr>
+            </w:pPr>
+            <w:r>
+              <w:rPr>
+                <w:lang w:val="es-AR" w:eastAsia="en-US" w:bidi="ar-SA"/>
+              </w:rPr>
+              <w:t>clase_apelacion</w:t>
+            </w:r>
+          </w:p>
+        </w:tc>
+        <w:tc>
+          <w:tcPr>
+            <w:tcW w:w="3120" w:type="dxa"/>
+            <w:tcBorders>
+              <w:top w:val="single" w:sz="4" w:space="0" w:color="000000"/>
+              <w:start w:val="single" w:sz="4" w:space="0" w:color="000000"/>
+              <w:bottom w:val="single" w:sz="4" w:space="0" w:color="000000"/>
+              <w:end w:val="single" w:sz="4" w:space="0" w:color="000000"/>
+            </w:tcBorders>
+            <w:shd w:fill="2D404B" w:val="clear"/>
+          </w:tcPr>
+          <w:p>
+            <w:pPr>
+              <w:pStyle w:val="Contenidodelatablauser"/>
               <w:spacing w:before="0" w:after="160"/>
               <w:rPr>
                 <w:lang w:val="es-AR" w:eastAsia="en-US" w:bidi="ar-SA"/>
@@ -6553,7 +6447,7 @@
           </w:tcPr>
           <w:p>
             <w:pPr>
-              <w:pStyle w:val="Contenidodelatabla"/>
+              <w:pStyle w:val="Contenidodelatablauser"/>
               <w:spacing w:before="0" w:after="160"/>
               <w:rPr>
                 <w:lang w:val="es-AR" w:eastAsia="en-US" w:bidi="ar-SA"/>
@@ -6583,40 +6477,34 @@
           </w:tcPr>
           <w:p>
             <w:pPr>
-              <w:pStyle w:val="Contenidodelatabla"/>
-              <w:spacing w:before="0" w:after="160"/>
-              <w:rPr>
-                <w:lang w:val="es-AR" w:eastAsia="en-US" w:bidi="ar-SA"/>
-              </w:rPr>
-            </w:pPr>
-            <w:r>
-              <w:rPr>
-                <w:lang w:val="es-AR" w:eastAsia="en-US" w:bidi="ar-SA"/>
-              </w:rPr>
-              <w:t>r</w:t>
-            </w:r>
-            <w:r>
-              <w:rPr>
-                <w:lang w:val="es-AR" w:eastAsia="en-US" w:bidi="ar-SA"/>
-              </w:rPr>
-              <w:t>azon_Apelacion</w:t>
-            </w:r>
-          </w:p>
-        </w:tc>
-        <w:tc>
-          <w:tcPr>
-            <w:tcW w:w="3120" w:type="dxa"/>
-            <w:tcBorders>
-              <w:top w:val="single" w:sz="4" w:space="0" w:color="000000"/>
-              <w:start w:val="single" w:sz="4" w:space="0" w:color="000000"/>
-              <w:bottom w:val="single" w:sz="4" w:space="0" w:color="000000"/>
-              <w:end w:val="single" w:sz="4" w:space="0" w:color="000000"/>
-            </w:tcBorders>
-            <w:shd w:fill="2D404B" w:val="clear"/>
-          </w:tcPr>
-          <w:p>
-            <w:pPr>
-              <w:pStyle w:val="Contenidodelatabla"/>
+              <w:pStyle w:val="Contenidodelatablauser"/>
+              <w:spacing w:before="0" w:after="160"/>
+              <w:rPr>
+                <w:lang w:val="es-AR" w:eastAsia="en-US" w:bidi="ar-SA"/>
+              </w:rPr>
+            </w:pPr>
+            <w:r>
+              <w:rPr>
+                <w:lang w:val="es-AR" w:eastAsia="en-US" w:bidi="ar-SA"/>
+              </w:rPr>
+              <w:t>razon_Apelacion</w:t>
+            </w:r>
+          </w:p>
+        </w:tc>
+        <w:tc>
+          <w:tcPr>
+            <w:tcW w:w="3120" w:type="dxa"/>
+            <w:tcBorders>
+              <w:top w:val="single" w:sz="4" w:space="0" w:color="000000"/>
+              <w:start w:val="single" w:sz="4" w:space="0" w:color="000000"/>
+              <w:bottom w:val="single" w:sz="4" w:space="0" w:color="000000"/>
+              <w:end w:val="single" w:sz="4" w:space="0" w:color="000000"/>
+            </w:tcBorders>
+            <w:shd w:fill="2D404B" w:val="clear"/>
+          </w:tcPr>
+          <w:p>
+            <w:pPr>
+              <w:pStyle w:val="Contenidodelatablauser"/>
               <w:spacing w:before="0" w:after="160"/>
               <w:rPr>
                 <w:lang w:val="es-AR" w:eastAsia="en-US" w:bidi="ar-SA"/>
@@ -6643,7 +6531,7 @@
           </w:tcPr>
           <w:p>
             <w:pPr>
-              <w:pStyle w:val="Contenidodelatabla"/>
+              <w:pStyle w:val="Contenidodelatablauser"/>
               <w:spacing w:before="0" w:after="160"/>
               <w:rPr>
                 <w:lang w:val="es-AR" w:eastAsia="en-US" w:bidi="ar-SA"/>
@@ -6731,19 +6619,6 @@
         <w:t>|ACEPTAR|      |RECHAZAR| (Estos 2 son botones)</w:t>
         <w:br/>
         <w:t>}</w:t>
-      </w:r>
-      <w:r>
-        <w:rPr>
-          <w:b w:val="false"/>
-          <w:bCs w:val="false"/>
-          <w:i w:val="false"/>
-          <w:iCs w:val="false"/>
-          <w:sz w:val="28"/>
-          <w:szCs w:val="28"/>
-          <w:u w:val="none"/>
-          <w:shd w:fill="auto" w:val="clear"/>
-          <w:lang w:val="es-AR"/>
-        </w:rPr>
         <w:br/>
         <w:br/>
       </w:r>
@@ -6776,6 +6651,27 @@
         <w:br/>
         <w:t>En caso de poder ubicar correctamente toda la información, el servidor responde lo siguiente:</w:t>
         <w:br/>
+        <w:t>{</w:t>
+        <w:br/>
+        <w:tab/>
+        <w:t>“MensajeApelacion_Confirmada/Rechazada”: “Se a enviado tu respuesta al alumno de la apelación”</w:t>
+        <w:br/>
+        <w:t>}</w:t>
+        <w:br/>
+      </w:r>
+      <w:r>
+        <w:rPr>
+          <w:b w:val="false"/>
+          <w:bCs w:val="false"/>
+          <w:i/>
+          <w:iCs/>
+          <w:sz w:val="28"/>
+          <w:szCs w:val="28"/>
+          <w:u w:val="none"/>
+          <w:shd w:fill="auto" w:val="clear"/>
+          <w:lang w:val="es-AR"/>
+        </w:rPr>
+        <w:t>Después el estado de asistencia cambiaría a TRUE en caso de haber aprobado la apelación.</w:t>
       </w:r>
       <w:r>
         <w:rPr>
@@ -6789,54 +6685,7 @@
           <w:shd w:fill="auto" w:val="clear"/>
           <w:lang w:val="es-AR"/>
         </w:rPr>
-        <w:t>{</w:t>
-        <w:br/>
-        <w:tab/>
-        <w:t>“MensajeApelacion_Confirmada/Rechazada”: “Se a enviado tu respuesta al alumno de la apelación”</w:t>
-        <w:br/>
-        <w:t>}</w:t>
-        <w:br/>
-      </w:r>
-      <w:r>
-        <w:rPr>
-          <w:b w:val="false"/>
-          <w:bCs w:val="false"/>
-          <w:i/>
-          <w:iCs/>
-          <w:sz w:val="28"/>
-          <w:szCs w:val="28"/>
-          <w:u w:val="none"/>
-          <w:shd w:fill="auto" w:val="clear"/>
-          <w:lang w:val="es-AR"/>
-        </w:rPr>
-        <w:t>Después el estado de asistencia cambiaría a TRUE en caso de haber aprobado la apelación.</w:t>
-      </w:r>
-      <w:r>
-        <w:rPr>
-          <w:b w:val="false"/>
-          <w:bCs w:val="false"/>
-          <w:i w:val="false"/>
-          <w:iCs w:val="false"/>
-          <w:sz w:val="28"/>
-          <w:szCs w:val="28"/>
-          <w:u w:val="none"/>
-          <w:shd w:fill="auto" w:val="clear"/>
-          <w:lang w:val="es-AR"/>
-        </w:rPr>
-        <w:br/>
-      </w:r>
-      <w:r>
-        <w:rPr>
-          <w:b w:val="false"/>
-          <w:bCs w:val="false"/>
-          <w:i w:val="false"/>
-          <w:iCs w:val="false"/>
-          <w:sz w:val="28"/>
-          <w:szCs w:val="28"/>
-          <w:u w:val="none"/>
-          <w:shd w:fill="auto" w:val="clear"/>
-          <w:lang w:val="es-AR"/>
-        </w:rPr>
+        <w:br/>
         <w:br/>
       </w:r>
       <w:r>
@@ -6940,11 +6789,93 @@
           <w:lang w:val="es-AR"/>
         </w:rPr>
         <w:br/>
-        <w:t>Post/Estudiante_Nuevo</w:t>
-        <w:br/>
-        <w:t>Put/Estudiante_Modificar</w:t>
-        <w:br/>
-        <w:t>Delete/Estudiante_Eliminar</w:t>
+      </w:r>
+      <w:r>
+        <w:rPr>
+          <w:b/>
+          <w:bCs/>
+          <w:i w:val="false"/>
+          <w:iCs w:val="false"/>
+          <w:sz w:val="40"/>
+          <w:szCs w:val="40"/>
+          <w:u w:val="none"/>
+          <w:shd w:fill="auto" w:val="clear"/>
+          <w:lang w:val="es-AR"/>
+        </w:rPr>
+        <w:t>POST</w:t>
+      </w:r>
+      <w:r>
+        <w:rPr>
+          <w:b/>
+          <w:bCs/>
+          <w:i w:val="false"/>
+          <w:iCs w:val="false"/>
+          <w:sz w:val="40"/>
+          <w:szCs w:val="40"/>
+          <w:u w:val="none"/>
+          <w:shd w:fill="auto" w:val="clear"/>
+          <w:lang w:val="es-AR"/>
+        </w:rPr>
+        <w:t>/Estudiante_Nuevo</w:t>
+        <w:br/>
+        <w:t>P</w:t>
+      </w:r>
+      <w:r>
+        <w:rPr>
+          <w:b/>
+          <w:bCs/>
+          <w:i w:val="false"/>
+          <w:iCs w:val="false"/>
+          <w:sz w:val="40"/>
+          <w:szCs w:val="40"/>
+          <w:u w:val="none"/>
+          <w:shd w:fill="auto" w:val="clear"/>
+          <w:lang w:val="es-AR"/>
+        </w:rPr>
+        <w:t>OST</w:t>
+      </w:r>
+      <w:r>
+        <w:rPr>
+          <w:b/>
+          <w:bCs/>
+          <w:i w:val="false"/>
+          <w:iCs w:val="false"/>
+          <w:sz w:val="40"/>
+          <w:szCs w:val="40"/>
+          <w:u w:val="none"/>
+          <w:shd w:fill="auto" w:val="clear"/>
+          <w:lang w:val="es-AR"/>
+        </w:rPr>
+        <w:t>/Estudiante_Modificar</w:t>
+        <w:br/>
+      </w:r>
+      <w:r>
+        <w:rPr>
+          <w:b/>
+          <w:bCs/>
+          <w:i w:val="false"/>
+          <w:iCs w:val="false"/>
+          <w:sz w:val="40"/>
+          <w:szCs w:val="40"/>
+          <w:u w:val="none"/>
+          <w:shd w:fill="auto" w:val="clear"/>
+          <w:lang w:val="es-AR"/>
+        </w:rPr>
+        <w:t>POST</w:t>
+      </w:r>
+      <w:r>
+        <w:rPr>
+          <w:b/>
+          <w:bCs/>
+          <w:i w:val="false"/>
+          <w:iCs w:val="false"/>
+          <w:sz w:val="40"/>
+          <w:szCs w:val="40"/>
+          <w:u w:val="none"/>
+          <w:shd w:fill="auto" w:val="clear"/>
+          <w:lang w:val="es-AR"/>
+        </w:rPr>
+        <w:t>/Estudiante_Eliminar</w:t>
       </w:r>
       <w:r>
         <w:rPr>
@@ -7032,7 +6963,7 @@
           <w:lang w:val="es-AR"/>
         </w:rPr>
         <w:br/>
-        <w:t>POST/PUT/DELETE</w:t>
+        <w:t>POST</w:t>
         <w:br/>
         <w:br/>
       </w:r>
@@ -7150,7 +7081,7 @@
           </w:tcPr>
           <w:p>
             <w:pPr>
-              <w:pStyle w:val="Contenidodelatabla"/>
+              <w:pStyle w:val="Contenidodelatablauser"/>
               <w:spacing w:before="0" w:after="160"/>
               <w:rPr>
                 <w:lang w:val="es-AR" w:eastAsia="en-US" w:bidi="ar-SA"/>
@@ -7177,7 +7108,7 @@
           </w:tcPr>
           <w:p>
             <w:pPr>
-              <w:pStyle w:val="Contenidodelatabla"/>
+              <w:pStyle w:val="Contenidodelatablauser"/>
               <w:spacing w:before="0" w:after="160"/>
               <w:rPr>
                 <w:lang w:val="es-AR" w:eastAsia="en-US" w:bidi="ar-SA"/>
@@ -7204,7 +7135,7 @@
           </w:tcPr>
           <w:p>
             <w:pPr>
-              <w:pStyle w:val="Contenidodelatabla"/>
+              <w:pStyle w:val="Contenidodelatablauser"/>
               <w:spacing w:before="0" w:after="160"/>
               <w:rPr>
                 <w:lang w:val="es-AR" w:eastAsia="en-US" w:bidi="ar-SA"/>
@@ -7234,7 +7165,7 @@
           </w:tcPr>
           <w:p>
             <w:pPr>
-              <w:pStyle w:val="Contenidodelatabla"/>
+              <w:pStyle w:val="Contenidodelatablauser"/>
               <w:spacing w:before="0" w:after="160"/>
               <w:rPr>
                 <w:lang w:val="es-AR" w:eastAsia="en-US" w:bidi="ar-SA"/>
@@ -7261,7 +7192,7 @@
           </w:tcPr>
           <w:p>
             <w:pPr>
-              <w:pStyle w:val="Contenidodelatabla"/>
+              <w:pStyle w:val="Contenidodelatablauser"/>
               <w:spacing w:before="0" w:after="160"/>
               <w:rPr>
                 <w:lang w:val="es-AR" w:eastAsia="en-US" w:bidi="ar-SA"/>
@@ -7288,7 +7219,7 @@
           </w:tcPr>
           <w:p>
             <w:pPr>
-              <w:pStyle w:val="Contenidodelatabla"/>
+              <w:pStyle w:val="Contenidodelatablauser"/>
               <w:spacing w:before="0" w:after="160"/>
               <w:rPr>
                 <w:lang w:val="es-AR" w:eastAsia="en-US" w:bidi="ar-SA"/>
@@ -7318,7 +7249,7 @@
           </w:tcPr>
           <w:p>
             <w:pPr>
-              <w:pStyle w:val="Contenidodelatabla"/>
+              <w:pStyle w:val="Contenidodelatablauser"/>
               <w:spacing w:before="0" w:after="160"/>
               <w:rPr>
                 <w:lang w:val="es-AR" w:eastAsia="en-US" w:bidi="ar-SA"/>
@@ -7345,7 +7276,7 @@
           </w:tcPr>
           <w:p>
             <w:pPr>
-              <w:pStyle w:val="Contenidodelatabla"/>
+              <w:pStyle w:val="Contenidodelatablauser"/>
               <w:spacing w:before="0" w:after="160"/>
               <w:rPr>
                 <w:lang w:val="es-AR" w:eastAsia="en-US" w:bidi="ar-SA"/>
@@ -7372,7 +7303,7 @@
           </w:tcPr>
           <w:p>
             <w:pPr>
-              <w:pStyle w:val="Contenidodelatabla"/>
+              <w:pStyle w:val="Contenidodelatablauser"/>
               <w:spacing w:before="0" w:after="160"/>
               <w:rPr>
                 <w:lang w:val="es-AR" w:eastAsia="en-US" w:bidi="ar-SA"/>
@@ -7402,7 +7333,7 @@
           </w:tcPr>
           <w:p>
             <w:pPr>
-              <w:pStyle w:val="Contenidodelatabla"/>
+              <w:pStyle w:val="Contenidodelatablauser"/>
               <w:spacing w:before="0" w:after="160"/>
               <w:rPr>
                 <w:lang w:val="es-AR" w:eastAsia="en-US" w:bidi="ar-SA"/>
@@ -7429,7 +7360,7 @@
           </w:tcPr>
           <w:p>
             <w:pPr>
-              <w:pStyle w:val="Contenidodelatabla"/>
+              <w:pStyle w:val="Contenidodelatablauser"/>
               <w:spacing w:before="0" w:after="160"/>
               <w:rPr>
                 <w:lang w:val="es-AR" w:eastAsia="en-US" w:bidi="ar-SA"/>
@@ -7456,7 +7387,7 @@
           </w:tcPr>
           <w:p>
             <w:pPr>
-              <w:pStyle w:val="Contenidodelatabla"/>
+              <w:pStyle w:val="Contenidodelatablauser"/>
               <w:spacing w:before="0" w:after="160"/>
               <w:rPr>
                 <w:lang w:val="es-AR" w:eastAsia="en-US" w:bidi="ar-SA"/>
@@ -7488,7 +7419,7 @@
           </w:tcPr>
           <w:p>
             <w:pPr>
-              <w:pStyle w:val="Contenidodelatabla"/>
+              <w:pStyle w:val="Contenidodelatablauser"/>
               <w:spacing w:before="0" w:after="160"/>
               <w:rPr>
                 <w:lang w:val="es-AR" w:eastAsia="en-US" w:bidi="ar-SA"/>
@@ -7515,7 +7446,7 @@
           </w:tcPr>
           <w:p>
             <w:pPr>
-              <w:pStyle w:val="Contenidodelatabla"/>
+              <w:pStyle w:val="Contenidodelatablauser"/>
               <w:spacing w:before="0" w:after="160"/>
               <w:rPr>
                 <w:lang w:val="es-AR" w:eastAsia="en-US" w:bidi="ar-SA"/>
@@ -7542,7 +7473,7 @@
           </w:tcPr>
           <w:p>
             <w:pPr>
-              <w:pStyle w:val="Contenidodelatabla"/>
+              <w:pStyle w:val="Contenidodelatablauser"/>
               <w:spacing w:before="0" w:after="160"/>
               <w:rPr>
                 <w:lang w:val="es-AR" w:eastAsia="en-US" w:bidi="ar-SA"/>
@@ -7553,92 +7484,6 @@
                 <w:lang w:val="es-AR" w:eastAsia="en-US" w:bidi="ar-SA"/>
               </w:rPr>
               <w:t>genero del nuevo alumno</w:t>
-            </w:r>
-          </w:p>
-        </w:tc>
-      </w:tr>
-      <w:tr>
-        <w:trPr>
-          <w:trHeight w:val="570" w:hRule="atLeast"/>
-        </w:trPr>
-        <w:tc>
-          <w:tcPr>
-            <w:tcW w:w="3465" w:type="dxa"/>
-            <w:tcBorders>
-              <w:top w:val="single" w:sz="4" w:space="0" w:color="000000"/>
-              <w:start w:val="single" w:sz="4" w:space="0" w:color="000000"/>
-              <w:bottom w:val="single" w:sz="4" w:space="0" w:color="000000"/>
-              <w:end w:val="single" w:sz="4" w:space="0" w:color="000000"/>
-            </w:tcBorders>
-            <w:shd w:fill="2D404B" w:val="clear"/>
-          </w:tcPr>
-          <w:p>
-            <w:pPr>
-              <w:pStyle w:val="Contenidodelatabla"/>
-              <w:spacing w:before="0" w:after="160"/>
-              <w:rPr>
-                <w:lang w:val="es-AR" w:eastAsia="en-US" w:bidi="ar-SA"/>
-              </w:rPr>
-            </w:pPr>
-            <w:r>
-              <w:rPr>
-                <w:lang w:val="es-AR" w:eastAsia="en-US" w:bidi="ar-SA"/>
-              </w:rPr>
-              <w:t>codigo_de_ingreso_alumno_nuevo</w:t>
-            </w:r>
-          </w:p>
-        </w:tc>
-        <w:tc>
-          <w:tcPr>
-            <w:tcW w:w="2775" w:type="dxa"/>
-            <w:tcBorders>
-              <w:top w:val="single" w:sz="4" w:space="0" w:color="000000"/>
-              <w:start w:val="single" w:sz="4" w:space="0" w:color="000000"/>
-              <w:bottom w:val="single" w:sz="4" w:space="0" w:color="000000"/>
-              <w:end w:val="single" w:sz="4" w:space="0" w:color="000000"/>
-            </w:tcBorders>
-            <w:shd w:fill="2D404B" w:val="clear"/>
-          </w:tcPr>
-          <w:p>
-            <w:pPr>
-              <w:pStyle w:val="Contenidodelatabla"/>
-              <w:spacing w:before="0" w:after="160"/>
-              <w:rPr>
-                <w:lang w:val="es-AR" w:eastAsia="en-US" w:bidi="ar-SA"/>
-              </w:rPr>
-            </w:pPr>
-            <w:r>
-              <w:rPr>
-                <w:lang w:val="es-AR" w:eastAsia="en-US" w:bidi="ar-SA"/>
-              </w:rPr>
-              <w:t>string</w:t>
-            </w:r>
-          </w:p>
-        </w:tc>
-        <w:tc>
-          <w:tcPr>
-            <w:tcW w:w="3120" w:type="dxa"/>
-            <w:tcBorders>
-              <w:top w:val="single" w:sz="4" w:space="0" w:color="000000"/>
-              <w:start w:val="single" w:sz="4" w:space="0" w:color="000000"/>
-              <w:bottom w:val="single" w:sz="4" w:space="0" w:color="000000"/>
-              <w:end w:val="single" w:sz="4" w:space="0" w:color="000000"/>
-            </w:tcBorders>
-            <w:shd w:fill="2D404B" w:val="clear"/>
-          </w:tcPr>
-          <w:p>
-            <w:pPr>
-              <w:pStyle w:val="Contenidodelatabla"/>
-              <w:spacing w:before="0" w:after="160"/>
-              <w:rPr>
-                <w:lang w:val="es-AR" w:eastAsia="en-US" w:bidi="ar-SA"/>
-              </w:rPr>
-            </w:pPr>
-            <w:r>
-              <w:rPr>
-                <w:lang w:val="es-AR" w:eastAsia="en-US" w:bidi="ar-SA"/>
-              </w:rPr>
-              <w:t>contraseña del nuevo alumno</w:t>
             </w:r>
           </w:p>
         </w:tc>
@@ -7660,7 +7505,7 @@
           </w:tcPr>
           <w:p>
             <w:pPr>
-              <w:pStyle w:val="Contenidodelatabla"/>
+              <w:pStyle w:val="Contenidodelatablauser"/>
               <w:spacing w:before="0" w:after="160"/>
               <w:rPr>
                 <w:lang w:val="es-AR" w:eastAsia="en-US" w:bidi="ar-SA"/>
@@ -7687,7 +7532,7 @@
           </w:tcPr>
           <w:p>
             <w:pPr>
-              <w:pStyle w:val="Contenidodelatabla"/>
+              <w:pStyle w:val="Contenidodelatablauser"/>
               <w:spacing w:before="0" w:after="160"/>
               <w:rPr>
                 <w:lang w:val="es-AR" w:eastAsia="en-US" w:bidi="ar-SA"/>
@@ -7714,7 +7559,7 @@
           </w:tcPr>
           <w:p>
             <w:pPr>
-              <w:pStyle w:val="Contenidodelatabla"/>
+              <w:pStyle w:val="Contenidodelatablauser"/>
               <w:spacing w:before="0" w:after="160"/>
               <w:rPr>
                 <w:lang w:val="es-AR" w:eastAsia="en-US" w:bidi="ar-SA"/>
@@ -7809,7 +7654,7 @@
           </w:tcPr>
           <w:p>
             <w:pPr>
-              <w:pStyle w:val="Contenidodelatabla"/>
+              <w:pStyle w:val="Contenidodelatablauser"/>
               <w:spacing w:before="0" w:after="160"/>
               <w:rPr>
                 <w:lang w:val="es-AR" w:eastAsia="en-US" w:bidi="ar-SA"/>
@@ -7836,7 +7681,7 @@
           </w:tcPr>
           <w:p>
             <w:pPr>
-              <w:pStyle w:val="Contenidodelatabla"/>
+              <w:pStyle w:val="Contenidodelatablauser"/>
               <w:spacing w:before="0" w:after="160"/>
               <w:rPr>
                 <w:lang w:val="es-AR" w:eastAsia="en-US" w:bidi="ar-SA"/>
@@ -7863,7 +7708,7 @@
           </w:tcPr>
           <w:p>
             <w:pPr>
-              <w:pStyle w:val="Contenidodelatabla"/>
+              <w:pStyle w:val="Contenidodelatablauser"/>
               <w:spacing w:before="0" w:after="160"/>
               <w:rPr>
                 <w:lang w:val="es-AR" w:eastAsia="en-US" w:bidi="ar-SA"/>
@@ -7893,7 +7738,7 @@
           </w:tcPr>
           <w:p>
             <w:pPr>
-              <w:pStyle w:val="Contenidodelatabla"/>
+              <w:pStyle w:val="Contenidodelatablauser"/>
               <w:spacing w:before="0" w:after="160"/>
               <w:rPr>
                 <w:lang w:val="es-AR" w:eastAsia="en-US" w:bidi="ar-SA"/>
@@ -7920,7 +7765,7 @@
           </w:tcPr>
           <w:p>
             <w:pPr>
-              <w:pStyle w:val="Contenidodelatabla"/>
+              <w:pStyle w:val="Contenidodelatablauser"/>
               <w:spacing w:before="0" w:after="160"/>
               <w:rPr>
                 <w:lang w:val="es-AR" w:eastAsia="en-US" w:bidi="ar-SA"/>
@@ -7947,7 +7792,7 @@
           </w:tcPr>
           <w:p>
             <w:pPr>
-              <w:pStyle w:val="Contenidodelatabla"/>
+              <w:pStyle w:val="Contenidodelatablauser"/>
               <w:spacing w:before="0" w:after="160"/>
               <w:rPr>
                 <w:lang w:val="es-AR" w:eastAsia="en-US" w:bidi="ar-SA"/>
@@ -7977,7 +7822,7 @@
           </w:tcPr>
           <w:p>
             <w:pPr>
-              <w:pStyle w:val="Contenidodelatabla"/>
+              <w:pStyle w:val="Contenidodelatablauser"/>
               <w:spacing w:before="0" w:after="160"/>
               <w:rPr>
                 <w:lang w:val="es-AR" w:eastAsia="en-US" w:bidi="ar-SA"/>
@@ -8004,7 +7849,7 @@
           </w:tcPr>
           <w:p>
             <w:pPr>
-              <w:pStyle w:val="Contenidodelatabla"/>
+              <w:pStyle w:val="Contenidodelatablauser"/>
               <w:spacing w:before="0" w:after="160"/>
               <w:rPr>
                 <w:lang w:val="es-AR" w:eastAsia="en-US" w:bidi="ar-SA"/>
@@ -8031,7 +7876,7 @@
           </w:tcPr>
           <w:p>
             <w:pPr>
-              <w:pStyle w:val="Contenidodelatabla"/>
+              <w:pStyle w:val="Contenidodelatablauser"/>
               <w:spacing w:before="0" w:after="160"/>
               <w:rPr>
                 <w:lang w:val="es-AR" w:eastAsia="en-US" w:bidi="ar-SA"/>
@@ -8061,7 +7906,7 @@
           </w:tcPr>
           <w:p>
             <w:pPr>
-              <w:pStyle w:val="Contenidodelatabla"/>
+              <w:pStyle w:val="Contenidodelatablauser"/>
               <w:spacing w:before="0" w:after="160"/>
               <w:rPr>
                 <w:lang w:val="es-AR" w:eastAsia="en-US" w:bidi="ar-SA"/>
@@ -8088,7 +7933,7 @@
           </w:tcPr>
           <w:p>
             <w:pPr>
-              <w:pStyle w:val="Contenidodelatabla"/>
+              <w:pStyle w:val="Contenidodelatablauser"/>
               <w:spacing w:before="0" w:after="160"/>
               <w:rPr>
                 <w:lang w:val="es-AR" w:eastAsia="en-US" w:bidi="ar-SA"/>
@@ -8115,7 +7960,7 @@
           </w:tcPr>
           <w:p>
             <w:pPr>
-              <w:pStyle w:val="Contenidodelatabla"/>
+              <w:pStyle w:val="Contenidodelatablauser"/>
               <w:spacing w:before="0" w:after="160"/>
               <w:rPr>
                 <w:lang w:val="es-AR" w:eastAsia="en-US" w:bidi="ar-SA"/>
@@ -8145,7 +7990,7 @@
           </w:tcPr>
           <w:p>
             <w:pPr>
-              <w:pStyle w:val="Contenidodelatabla"/>
+              <w:pStyle w:val="Contenidodelatablauser"/>
               <w:spacing w:before="0" w:after="160"/>
               <w:rPr>
                 <w:lang w:val="es-AR" w:eastAsia="en-US" w:bidi="ar-SA"/>
@@ -8172,7 +8017,7 @@
           </w:tcPr>
           <w:p>
             <w:pPr>
-              <w:pStyle w:val="Contenidodelatabla"/>
+              <w:pStyle w:val="Contenidodelatablauser"/>
               <w:spacing w:before="0" w:after="160"/>
               <w:rPr>
                 <w:lang w:val="es-AR" w:eastAsia="en-US" w:bidi="ar-SA"/>
@@ -8199,7 +8044,7 @@
           </w:tcPr>
           <w:p>
             <w:pPr>
-              <w:pStyle w:val="Contenidodelatabla"/>
+              <w:pStyle w:val="Contenidodelatablauser"/>
               <w:spacing w:before="0" w:after="160"/>
               <w:rPr>
                 <w:lang w:val="es-AR" w:eastAsia="en-US" w:bidi="ar-SA"/>
@@ -8229,71 +8074,71 @@
           </w:tcPr>
           <w:p>
             <w:pPr>
-              <w:pStyle w:val="Contenidodelatabla"/>
-              <w:spacing w:before="0" w:after="160"/>
-              <w:rPr>
-                <w:lang w:val="es-AR" w:eastAsia="en-US" w:bidi="ar-SA"/>
-              </w:rPr>
-            </w:pPr>
-            <w:r>
-              <w:rPr>
-                <w:lang w:val="es-AR" w:eastAsia="en-US" w:bidi="ar-SA"/>
-              </w:rPr>
-              <w:t>codigo_de_ingreso_alumno_modificar</w:t>
-            </w:r>
-          </w:p>
-        </w:tc>
-        <w:tc>
-          <w:tcPr>
-            <w:tcW w:w="3120" w:type="dxa"/>
-            <w:tcBorders>
-              <w:top w:val="single" w:sz="4" w:space="0" w:color="000000"/>
-              <w:start w:val="single" w:sz="4" w:space="0" w:color="000000"/>
-              <w:bottom w:val="single" w:sz="4" w:space="0" w:color="000000"/>
-              <w:end w:val="single" w:sz="4" w:space="0" w:color="000000"/>
-            </w:tcBorders>
-            <w:shd w:fill="2D404B" w:val="clear"/>
-          </w:tcPr>
-          <w:p>
-            <w:pPr>
-              <w:pStyle w:val="Contenidodelatabla"/>
-              <w:spacing w:before="0" w:after="160"/>
-              <w:rPr>
-                <w:lang w:val="es-AR" w:eastAsia="en-US" w:bidi="ar-SA"/>
-              </w:rPr>
-            </w:pPr>
-            <w:r>
-              <w:rPr>
-                <w:lang w:val="es-AR" w:eastAsia="en-US" w:bidi="ar-SA"/>
-              </w:rPr>
-              <w:t>string</w:t>
-            </w:r>
-          </w:p>
-        </w:tc>
-        <w:tc>
-          <w:tcPr>
-            <w:tcW w:w="3120" w:type="dxa"/>
-            <w:tcBorders>
-              <w:top w:val="single" w:sz="4" w:space="0" w:color="000000"/>
-              <w:start w:val="single" w:sz="4" w:space="0" w:color="000000"/>
-              <w:bottom w:val="single" w:sz="4" w:space="0" w:color="000000"/>
-              <w:end w:val="single" w:sz="4" w:space="0" w:color="000000"/>
-            </w:tcBorders>
-            <w:shd w:fill="2D404B" w:val="clear"/>
-          </w:tcPr>
-          <w:p>
-            <w:pPr>
-              <w:pStyle w:val="Contenidodelatabla"/>
-              <w:spacing w:before="0" w:after="160"/>
-              <w:rPr>
-                <w:lang w:val="es-AR" w:eastAsia="en-US" w:bidi="ar-SA"/>
-              </w:rPr>
-            </w:pPr>
-            <w:r>
-              <w:rPr>
-                <w:lang w:val="es-AR" w:eastAsia="en-US" w:bidi="ar-SA"/>
-              </w:rPr>
-              <w:t>contraseña del alumno</w:t>
+              <w:pStyle w:val="Contenidodelatablauser"/>
+              <w:spacing w:before="0" w:after="160"/>
+              <w:rPr>
+                <w:lang w:val="es-AR" w:eastAsia="en-US" w:bidi="ar-SA"/>
+              </w:rPr>
+            </w:pPr>
+            <w:r>
+              <w:rPr>
+                <w:lang w:val="es-AR" w:eastAsia="en-US" w:bidi="ar-SA"/>
+              </w:rPr>
+              <w:t>ID_alumno_modificar</w:t>
+            </w:r>
+          </w:p>
+        </w:tc>
+        <w:tc>
+          <w:tcPr>
+            <w:tcW w:w="3120" w:type="dxa"/>
+            <w:tcBorders>
+              <w:top w:val="single" w:sz="4" w:space="0" w:color="000000"/>
+              <w:start w:val="single" w:sz="4" w:space="0" w:color="000000"/>
+              <w:bottom w:val="single" w:sz="4" w:space="0" w:color="000000"/>
+              <w:end w:val="single" w:sz="4" w:space="0" w:color="000000"/>
+            </w:tcBorders>
+            <w:shd w:fill="2D404B" w:val="clear"/>
+          </w:tcPr>
+          <w:p>
+            <w:pPr>
+              <w:pStyle w:val="Contenidodelatablauser"/>
+              <w:spacing w:before="0" w:after="160"/>
+              <w:rPr>
+                <w:lang w:val="es-AR" w:eastAsia="en-US" w:bidi="ar-SA"/>
+              </w:rPr>
+            </w:pPr>
+            <w:r>
+              <w:rPr>
+                <w:lang w:val="es-AR" w:eastAsia="en-US" w:bidi="ar-SA"/>
+              </w:rPr>
+              <w:t>number</w:t>
+            </w:r>
+          </w:p>
+        </w:tc>
+        <w:tc>
+          <w:tcPr>
+            <w:tcW w:w="3120" w:type="dxa"/>
+            <w:tcBorders>
+              <w:top w:val="single" w:sz="4" w:space="0" w:color="000000"/>
+              <w:start w:val="single" w:sz="4" w:space="0" w:color="000000"/>
+              <w:bottom w:val="single" w:sz="4" w:space="0" w:color="000000"/>
+              <w:end w:val="single" w:sz="4" w:space="0" w:color="000000"/>
+            </w:tcBorders>
+            <w:shd w:fill="2D404B" w:val="clear"/>
+          </w:tcPr>
+          <w:p>
+            <w:pPr>
+              <w:pStyle w:val="Contenidodelatablauser"/>
+              <w:spacing w:before="0" w:after="160"/>
+              <w:rPr>
+                <w:lang w:val="es-AR" w:eastAsia="en-US" w:bidi="ar-SA"/>
+              </w:rPr>
+            </w:pPr>
+            <w:r>
+              <w:rPr>
+                <w:lang w:val="es-AR" w:eastAsia="en-US" w:bidi="ar-SA"/>
+              </w:rPr>
+              <w:t>ID Del alumno</w:t>
             </w:r>
           </w:p>
         </w:tc>
@@ -8304,16 +8149,15 @@
           <w:tcPr>
             <w:tcW w:w="3120" w:type="dxa"/>
             <w:tcBorders>
-              <w:top w:val="single" w:sz="4" w:space="0" w:color="000000"/>
-              <w:start w:val="single" w:sz="4" w:space="0" w:color="000000"/>
-              <w:bottom w:val="single" w:sz="4" w:space="0" w:color="000000"/>
-              <w:end w:val="single" w:sz="4" w:space="0" w:color="000000"/>
-            </w:tcBorders>
-            <w:shd w:fill="2D404B" w:val="clear"/>
-          </w:tcPr>
-          <w:p>
-            <w:pPr>
-              <w:pStyle w:val="Contenidodelatabla"/>
+              <w:start w:val="single" w:sz="4" w:space="0" w:color="000000"/>
+              <w:bottom w:val="single" w:sz="4" w:space="0" w:color="000000"/>
+              <w:end w:val="single" w:sz="4" w:space="0" w:color="000000"/>
+            </w:tcBorders>
+            <w:shd w:fill="2D404B" w:val="clear"/>
+          </w:tcPr>
+          <w:p>
+            <w:pPr>
+              <w:pStyle w:val="Contenidodelatablauser"/>
               <w:spacing w:before="0" w:after="160"/>
               <w:rPr>
                 <w:lang w:val="es-AR" w:eastAsia="en-US" w:bidi="ar-SA"/>
@@ -8331,16 +8175,15 @@
           <w:tcPr>
             <w:tcW w:w="3120" w:type="dxa"/>
             <w:tcBorders>
-              <w:top w:val="single" w:sz="4" w:space="0" w:color="000000"/>
-              <w:start w:val="single" w:sz="4" w:space="0" w:color="000000"/>
-              <w:bottom w:val="single" w:sz="4" w:space="0" w:color="000000"/>
-              <w:end w:val="single" w:sz="4" w:space="0" w:color="000000"/>
-            </w:tcBorders>
-            <w:shd w:fill="2D404B" w:val="clear"/>
-          </w:tcPr>
-          <w:p>
-            <w:pPr>
-              <w:pStyle w:val="Contenidodelatabla"/>
+              <w:start w:val="single" w:sz="4" w:space="0" w:color="000000"/>
+              <w:bottom w:val="single" w:sz="4" w:space="0" w:color="000000"/>
+              <w:end w:val="single" w:sz="4" w:space="0" w:color="000000"/>
+            </w:tcBorders>
+            <w:shd w:fill="2D404B" w:val="clear"/>
+          </w:tcPr>
+          <w:p>
+            <w:pPr>
+              <w:pStyle w:val="Contenidodelatablauser"/>
               <w:spacing w:before="0" w:after="160"/>
               <w:rPr>
                 <w:lang w:val="es-AR" w:eastAsia="en-US" w:bidi="ar-SA"/>
@@ -8358,16 +8201,15 @@
           <w:tcPr>
             <w:tcW w:w="3120" w:type="dxa"/>
             <w:tcBorders>
-              <w:top w:val="single" w:sz="4" w:space="0" w:color="000000"/>
-              <w:start w:val="single" w:sz="4" w:space="0" w:color="000000"/>
-              <w:bottom w:val="single" w:sz="4" w:space="0" w:color="000000"/>
-              <w:end w:val="single" w:sz="4" w:space="0" w:color="000000"/>
-            </w:tcBorders>
-            <w:shd w:fill="2D404B" w:val="clear"/>
-          </w:tcPr>
-          <w:p>
-            <w:pPr>
-              <w:pStyle w:val="Contenidodelatabla"/>
+              <w:start w:val="single" w:sz="4" w:space="0" w:color="000000"/>
+              <w:bottom w:val="single" w:sz="4" w:space="0" w:color="000000"/>
+              <w:end w:val="single" w:sz="4" w:space="0" w:color="000000"/>
+            </w:tcBorders>
+            <w:shd w:fill="2D404B" w:val="clear"/>
+          </w:tcPr>
+          <w:p>
+            <w:pPr>
+              <w:pStyle w:val="Contenidodelatablauser"/>
               <w:spacing w:before="0" w:after="160"/>
               <w:rPr>
                 <w:lang w:val="es-AR" w:eastAsia="en-US" w:bidi="ar-SA"/>
@@ -8462,7 +8304,7 @@
           </w:tcPr>
           <w:p>
             <w:pPr>
-              <w:pStyle w:val="Contenidodelatabla"/>
+              <w:pStyle w:val="Contenidodelatablauser"/>
               <w:spacing w:before="0" w:after="160"/>
               <w:rPr>
                 <w:lang w:val="es-AR" w:eastAsia="en-US" w:bidi="ar-SA"/>
@@ -8489,7 +8331,7 @@
           </w:tcPr>
           <w:p>
             <w:pPr>
-              <w:pStyle w:val="Contenidodelatabla"/>
+              <w:pStyle w:val="Contenidodelatablauser"/>
               <w:spacing w:before="0" w:after="160"/>
               <w:rPr>
                 <w:lang w:val="es-AR" w:eastAsia="en-US" w:bidi="ar-SA"/>
@@ -8516,7 +8358,7 @@
           </w:tcPr>
           <w:p>
             <w:pPr>
-              <w:pStyle w:val="Contenidodelatabla"/>
+              <w:pStyle w:val="Contenidodelatablauser"/>
               <w:spacing w:before="0" w:after="160"/>
               <w:rPr>
                 <w:lang w:val="es-AR" w:eastAsia="en-US" w:bidi="ar-SA"/>
@@ -8546,175 +8388,7 @@
           </w:tcPr>
           <w:p>
             <w:pPr>
-              <w:pStyle w:val="Contenidodelatabla"/>
-              <w:spacing w:before="0" w:after="160"/>
-              <w:rPr>
-                <w:lang w:val="es-AR" w:eastAsia="en-US" w:bidi="ar-SA"/>
-              </w:rPr>
-            </w:pPr>
-            <w:r>
-              <w:rPr>
-                <w:lang w:val="es-AR" w:eastAsia="en-US" w:bidi="ar-SA"/>
-              </w:rPr>
-              <w:t>nombre_alumno_eliminar</w:t>
-            </w:r>
-          </w:p>
-        </w:tc>
-        <w:tc>
-          <w:tcPr>
-            <w:tcW w:w="3120" w:type="dxa"/>
-            <w:tcBorders>
-              <w:top w:val="single" w:sz="4" w:space="0" w:color="000000"/>
-              <w:start w:val="single" w:sz="4" w:space="0" w:color="000000"/>
-              <w:bottom w:val="single" w:sz="4" w:space="0" w:color="000000"/>
-              <w:end w:val="single" w:sz="4" w:space="0" w:color="000000"/>
-            </w:tcBorders>
-            <w:shd w:fill="2D404B" w:val="clear"/>
-          </w:tcPr>
-          <w:p>
-            <w:pPr>
-              <w:pStyle w:val="Contenidodelatabla"/>
-              <w:spacing w:before="0" w:after="160"/>
-              <w:rPr>
-                <w:lang w:val="es-AR" w:eastAsia="en-US" w:bidi="ar-SA"/>
-              </w:rPr>
-            </w:pPr>
-            <w:r>
-              <w:rPr>
-                <w:lang w:val="es-AR" w:eastAsia="en-US" w:bidi="ar-SA"/>
-              </w:rPr>
-              <w:t>string</w:t>
-            </w:r>
-          </w:p>
-        </w:tc>
-        <w:tc>
-          <w:tcPr>
-            <w:tcW w:w="3120" w:type="dxa"/>
-            <w:tcBorders>
-              <w:top w:val="single" w:sz="4" w:space="0" w:color="000000"/>
-              <w:start w:val="single" w:sz="4" w:space="0" w:color="000000"/>
-              <w:bottom w:val="single" w:sz="4" w:space="0" w:color="000000"/>
-              <w:end w:val="single" w:sz="4" w:space="0" w:color="000000"/>
-            </w:tcBorders>
-            <w:shd w:fill="2D404B" w:val="clear"/>
-          </w:tcPr>
-          <w:p>
-            <w:pPr>
-              <w:pStyle w:val="Contenidodelatabla"/>
-              <w:spacing w:before="0" w:after="160"/>
-              <w:rPr>
-                <w:lang w:val="es-AR" w:eastAsia="en-US" w:bidi="ar-SA"/>
-              </w:rPr>
-            </w:pPr>
-            <w:r>
-              <w:rPr>
-                <w:lang w:val="es-AR" w:eastAsia="en-US" w:bidi="ar-SA"/>
-              </w:rPr>
-              <w:t>nombre del alumno a eliminar</w:t>
-            </w:r>
-          </w:p>
-        </w:tc>
-      </w:tr>
-      <w:tr>
-        <w:trPr/>
-        <w:tc>
-          <w:tcPr>
-            <w:tcW w:w="3120" w:type="dxa"/>
-            <w:tcBorders>
-              <w:top w:val="single" w:sz="4" w:space="0" w:color="000000"/>
-              <w:start w:val="single" w:sz="4" w:space="0" w:color="000000"/>
-              <w:bottom w:val="single" w:sz="4" w:space="0" w:color="000000"/>
-              <w:end w:val="single" w:sz="4" w:space="0" w:color="000000"/>
-            </w:tcBorders>
-            <w:shd w:fill="2D404B" w:val="clear"/>
-          </w:tcPr>
-          <w:p>
-            <w:pPr>
-              <w:pStyle w:val="Contenidodelatabla"/>
-              <w:spacing w:before="0" w:after="160"/>
-              <w:rPr>
-                <w:lang w:val="es-AR" w:eastAsia="en-US" w:bidi="ar-SA"/>
-              </w:rPr>
-            </w:pPr>
-            <w:r>
-              <w:rPr>
-                <w:lang w:val="es-AR" w:eastAsia="en-US" w:bidi="ar-SA"/>
-              </w:rPr>
-              <w:t>apellido_alumno_eliminar</w:t>
-            </w:r>
-          </w:p>
-        </w:tc>
-        <w:tc>
-          <w:tcPr>
-            <w:tcW w:w="3120" w:type="dxa"/>
-            <w:tcBorders>
-              <w:top w:val="single" w:sz="4" w:space="0" w:color="000000"/>
-              <w:start w:val="single" w:sz="4" w:space="0" w:color="000000"/>
-              <w:bottom w:val="single" w:sz="4" w:space="0" w:color="000000"/>
-              <w:end w:val="single" w:sz="4" w:space="0" w:color="000000"/>
-            </w:tcBorders>
-            <w:shd w:fill="2D404B" w:val="clear"/>
-          </w:tcPr>
-          <w:p>
-            <w:pPr>
-              <w:pStyle w:val="Contenidodelatabla"/>
-              <w:spacing w:before="0" w:after="160"/>
-              <w:rPr>
-                <w:lang w:val="es-AR" w:eastAsia="en-US" w:bidi="ar-SA"/>
-              </w:rPr>
-            </w:pPr>
-            <w:r>
-              <w:rPr>
-                <w:lang w:val="es-AR" w:eastAsia="en-US" w:bidi="ar-SA"/>
-              </w:rPr>
-              <w:t>string</w:t>
-            </w:r>
-          </w:p>
-        </w:tc>
-        <w:tc>
-          <w:tcPr>
-            <w:tcW w:w="3120" w:type="dxa"/>
-            <w:tcBorders>
-              <w:top w:val="single" w:sz="4" w:space="0" w:color="000000"/>
-              <w:start w:val="single" w:sz="4" w:space="0" w:color="000000"/>
-              <w:bottom w:val="single" w:sz="4" w:space="0" w:color="000000"/>
-              <w:end w:val="single" w:sz="4" w:space="0" w:color="000000"/>
-            </w:tcBorders>
-            <w:shd w:fill="2D404B" w:val="clear"/>
-          </w:tcPr>
-          <w:p>
-            <w:pPr>
-              <w:pStyle w:val="Contenidodelatabla"/>
-              <w:spacing w:before="0" w:after="160"/>
-              <w:rPr>
-                <w:lang w:val="es-AR" w:eastAsia="en-US" w:bidi="ar-SA"/>
-              </w:rPr>
-            </w:pPr>
-            <w:r>
-              <w:rPr>
-                <w:lang w:val="es-AR" w:eastAsia="en-US" w:bidi="ar-SA"/>
-              </w:rPr>
-              <w:t>apellido del alumno a eliminar</w:t>
-            </w:r>
-          </w:p>
-        </w:tc>
-      </w:tr>
-      <w:tr>
-        <w:trPr/>
-        <w:tc>
-          <w:tcPr>
-            <w:tcW w:w="3120" w:type="dxa"/>
-            <w:tcBorders>
-              <w:top w:val="single" w:sz="4" w:space="0" w:color="000000"/>
-              <w:start w:val="single" w:sz="4" w:space="0" w:color="000000"/>
-              <w:bottom w:val="single" w:sz="4" w:space="0" w:color="000000"/>
-              <w:end w:val="single" w:sz="4" w:space="0" w:color="000000"/>
-            </w:tcBorders>
-            <w:shd w:fill="2D404B" w:val="clear"/>
-          </w:tcPr>
-          <w:p>
-            <w:pPr>
-              <w:pStyle w:val="Contenidodelatabla"/>
+              <w:pStyle w:val="Contenidodelatablauser"/>
               <w:spacing w:before="0" w:after="160"/>
               <w:rPr>
                 <w:lang w:val="es-AR" w:eastAsia="en-US" w:bidi="ar-SA"/>
@@ -8741,7 +8415,7 @@
           </w:tcPr>
           <w:p>
             <w:pPr>
-              <w:pStyle w:val="Contenidodelatabla"/>
+              <w:pStyle w:val="Contenidodelatablauser"/>
               <w:spacing w:before="0" w:after="160"/>
               <w:rPr>
                 <w:lang w:val="es-AR" w:eastAsia="en-US" w:bidi="ar-SA"/>
@@ -8768,7 +8442,7 @@
           </w:tcPr>
           <w:p>
             <w:pPr>
-              <w:pStyle w:val="Contenidodelatabla"/>
+              <w:pStyle w:val="Contenidodelatablauser"/>
               <w:spacing w:before="0" w:after="160"/>
               <w:rPr>
                 <w:lang w:val="es-AR" w:eastAsia="en-US" w:bidi="ar-SA"/>
@@ -9217,33 +8891,7 @@
           <w:lang w:val="es-AR"/>
         </w:rPr>
         <w:t>POST/AgregarDocente_Administrador</w:t>
-      </w:r>
-      <w:r>
-        <w:rPr>
-          <w:b/>
-          <w:bCs/>
-          <w:i w:val="false"/>
-          <w:iCs w:val="false"/>
-          <w:sz w:val="40"/>
-          <w:szCs w:val="40"/>
-          <w:u w:val="none"/>
-          <w:shd w:fill="auto" w:val="clear"/>
-          <w:lang w:val="es-AR"/>
-        </w:rPr>
-        <w:br/>
-      </w:r>
-      <w:r>
-        <w:rPr>
-          <w:b/>
-          <w:bCs/>
-          <w:i w:val="false"/>
-          <w:iCs w:val="false"/>
-          <w:sz w:val="40"/>
-          <w:szCs w:val="40"/>
-          <w:u w:val="none"/>
-          <w:shd w:fill="auto" w:val="clear"/>
-          <w:lang w:val="es-AR"/>
-        </w:rPr>
+        <w:br/>
         <w:t>POST/AsignarDocente_Administrador</w:t>
         <w:br/>
         <w:t>PUT/ModificarDocente_Administrador</w:t>
@@ -9530,7 +9178,7 @@
           </w:tcPr>
           <w:p>
             <w:pPr>
-              <w:pStyle w:val="Contenidodelatablauser"/>
+              <w:pStyle w:val="Contenidodelatabla"/>
               <w:spacing w:before="0" w:after="160"/>
               <w:rPr>
                 <w:lang w:val="es-AR" w:eastAsia="en-US" w:bidi="ar-SA"/>
@@ -9557,7 +9205,7 @@
           </w:tcPr>
           <w:p>
             <w:pPr>
-              <w:pStyle w:val="Contenidodelatablauser"/>
+              <w:pStyle w:val="Contenidodelatabla"/>
               <w:spacing w:before="0" w:after="160"/>
               <w:rPr>
                 <w:lang w:val="es-AR" w:eastAsia="en-US" w:bidi="ar-SA"/>
@@ -9584,7 +9232,7 @@
           </w:tcPr>
           <w:p>
             <w:pPr>
-              <w:pStyle w:val="Contenidodelatablauser"/>
+              <w:pStyle w:val="Contenidodelatabla"/>
               <w:spacing w:before="0" w:after="160"/>
               <w:rPr>
                 <w:lang w:val="es-AR" w:eastAsia="en-US" w:bidi="ar-SA"/>
@@ -9614,58 +9262,34 @@
           </w:tcPr>
           <w:p>
             <w:pPr>
-              <w:pStyle w:val="Contenidodelatablauser"/>
-              <w:spacing w:before="0" w:after="160"/>
-              <w:rPr>
-                <w:lang w:val="es-AR" w:eastAsia="en-US" w:bidi="ar-SA"/>
-              </w:rPr>
-            </w:pPr>
-            <w:r>
-              <w:rPr>
-                <w:lang w:val="es-AR" w:eastAsia="en-US" w:bidi="ar-SA"/>
-              </w:rPr>
-              <w:t>nombre_</w:t>
-            </w:r>
-            <w:r>
-              <w:rPr>
-                <w:lang w:val="es-AR" w:eastAsia="en-US" w:bidi="ar-SA"/>
-              </w:rPr>
-              <w:t>D</w:t>
-            </w:r>
-            <w:r>
-              <w:rPr>
-                <w:lang w:val="es-AR" w:eastAsia="en-US" w:bidi="ar-SA"/>
-              </w:rPr>
-              <w:t>ocente_</w:t>
-            </w:r>
-            <w:r>
-              <w:rPr>
-                <w:lang w:val="es-AR" w:eastAsia="en-US" w:bidi="ar-SA"/>
-              </w:rPr>
-              <w:t>N</w:t>
-            </w:r>
-            <w:r>
-              <w:rPr>
-                <w:lang w:val="es-AR" w:eastAsia="en-US" w:bidi="ar-SA"/>
-              </w:rPr>
-              <w:t>uevo</w:t>
-            </w:r>
-          </w:p>
-        </w:tc>
-        <w:tc>
-          <w:tcPr>
-            <w:tcW w:w="3120" w:type="dxa"/>
-            <w:tcBorders>
-              <w:top w:val="single" w:sz="4" w:space="0" w:color="000000"/>
-              <w:start w:val="single" w:sz="4" w:space="0" w:color="000000"/>
-              <w:bottom w:val="single" w:sz="4" w:space="0" w:color="000000"/>
-              <w:end w:val="single" w:sz="4" w:space="0" w:color="000000"/>
-            </w:tcBorders>
-            <w:shd w:fill="2D404B" w:val="clear"/>
-          </w:tcPr>
-          <w:p>
-            <w:pPr>
-              <w:pStyle w:val="Contenidodelatablauser"/>
+              <w:pStyle w:val="Contenidodelatabla"/>
+              <w:spacing w:before="0" w:after="160"/>
+              <w:rPr>
+                <w:lang w:val="es-AR" w:eastAsia="en-US" w:bidi="ar-SA"/>
+              </w:rPr>
+            </w:pPr>
+            <w:r>
+              <w:rPr>
+                <w:lang w:val="es-AR" w:eastAsia="en-US" w:bidi="ar-SA"/>
+              </w:rPr>
+              <w:t>nombre_Docente_Nuevo</w:t>
+            </w:r>
+          </w:p>
+        </w:tc>
+        <w:tc>
+          <w:tcPr>
+            <w:tcW w:w="3120" w:type="dxa"/>
+            <w:tcBorders>
+              <w:top w:val="single" w:sz="4" w:space="0" w:color="000000"/>
+              <w:start w:val="single" w:sz="4" w:space="0" w:color="000000"/>
+              <w:bottom w:val="single" w:sz="4" w:space="0" w:color="000000"/>
+              <w:end w:val="single" w:sz="4" w:space="0" w:color="000000"/>
+            </w:tcBorders>
+            <w:shd w:fill="2D404B" w:val="clear"/>
+          </w:tcPr>
+          <w:p>
+            <w:pPr>
+              <w:pStyle w:val="Contenidodelatabla"/>
               <w:spacing w:before="0" w:after="160"/>
               <w:rPr>
                 <w:lang w:val="es-AR" w:eastAsia="en-US" w:bidi="ar-SA"/>
@@ -9692,7 +9316,7 @@
           </w:tcPr>
           <w:p>
             <w:pPr>
-              <w:pStyle w:val="Contenidodelatablauser"/>
+              <w:pStyle w:val="Contenidodelatabla"/>
               <w:spacing w:before="0" w:after="160"/>
               <w:rPr>
                 <w:lang w:val="es-AR" w:eastAsia="en-US" w:bidi="ar-SA"/>
@@ -9722,58 +9346,34 @@
           </w:tcPr>
           <w:p>
             <w:pPr>
-              <w:pStyle w:val="Contenidodelatablauser"/>
-              <w:spacing w:before="0" w:after="160"/>
-              <w:rPr>
-                <w:lang w:val="es-AR" w:eastAsia="en-US" w:bidi="ar-SA"/>
-              </w:rPr>
-            </w:pPr>
-            <w:r>
-              <w:rPr>
-                <w:lang w:val="es-AR" w:eastAsia="en-US" w:bidi="ar-SA"/>
-              </w:rPr>
-              <w:t>apellido_</w:t>
-            </w:r>
-            <w:r>
-              <w:rPr>
-                <w:lang w:val="es-AR" w:eastAsia="en-US" w:bidi="ar-SA"/>
-              </w:rPr>
-              <w:t>D</w:t>
-            </w:r>
-            <w:r>
-              <w:rPr>
-                <w:lang w:val="es-AR" w:eastAsia="en-US" w:bidi="ar-SA"/>
-              </w:rPr>
-              <w:t>ocente_</w:t>
-            </w:r>
-            <w:r>
-              <w:rPr>
-                <w:lang w:val="es-AR" w:eastAsia="en-US" w:bidi="ar-SA"/>
-              </w:rPr>
-              <w:t>N</w:t>
-            </w:r>
-            <w:r>
-              <w:rPr>
-                <w:lang w:val="es-AR" w:eastAsia="en-US" w:bidi="ar-SA"/>
-              </w:rPr>
-              <w:t>uevo</w:t>
-            </w:r>
-          </w:p>
-        </w:tc>
-        <w:tc>
-          <w:tcPr>
-            <w:tcW w:w="3120" w:type="dxa"/>
-            <w:tcBorders>
-              <w:top w:val="single" w:sz="4" w:space="0" w:color="000000"/>
-              <w:start w:val="single" w:sz="4" w:space="0" w:color="000000"/>
-              <w:bottom w:val="single" w:sz="4" w:space="0" w:color="000000"/>
-              <w:end w:val="single" w:sz="4" w:space="0" w:color="000000"/>
-            </w:tcBorders>
-            <w:shd w:fill="2D404B" w:val="clear"/>
-          </w:tcPr>
-          <w:p>
-            <w:pPr>
-              <w:pStyle w:val="Contenidodelatablauser"/>
+              <w:pStyle w:val="Contenidodelatabla"/>
+              <w:spacing w:before="0" w:after="160"/>
+              <w:rPr>
+                <w:lang w:val="es-AR" w:eastAsia="en-US" w:bidi="ar-SA"/>
+              </w:rPr>
+            </w:pPr>
+            <w:r>
+              <w:rPr>
+                <w:lang w:val="es-AR" w:eastAsia="en-US" w:bidi="ar-SA"/>
+              </w:rPr>
+              <w:t>apellido_Docente_Nuevo</w:t>
+            </w:r>
+          </w:p>
+        </w:tc>
+        <w:tc>
+          <w:tcPr>
+            <w:tcW w:w="3120" w:type="dxa"/>
+            <w:tcBorders>
+              <w:top w:val="single" w:sz="4" w:space="0" w:color="000000"/>
+              <w:start w:val="single" w:sz="4" w:space="0" w:color="000000"/>
+              <w:bottom w:val="single" w:sz="4" w:space="0" w:color="000000"/>
+              <w:end w:val="single" w:sz="4" w:space="0" w:color="000000"/>
+            </w:tcBorders>
+            <w:shd w:fill="2D404B" w:val="clear"/>
+          </w:tcPr>
+          <w:p>
+            <w:pPr>
+              <w:pStyle w:val="Contenidodelatabla"/>
               <w:spacing w:before="0" w:after="160"/>
               <w:rPr>
                 <w:lang w:val="es-AR" w:eastAsia="en-US" w:bidi="ar-SA"/>
@@ -9800,7 +9400,7 @@
           </w:tcPr>
           <w:p>
             <w:pPr>
-              <w:pStyle w:val="Contenidodelatablauser"/>
+              <w:pStyle w:val="Contenidodelatabla"/>
               <w:spacing w:before="0" w:after="160"/>
               <w:rPr>
                 <w:lang w:val="es-AR" w:eastAsia="en-US" w:bidi="ar-SA"/>
@@ -9830,58 +9430,34 @@
           </w:tcPr>
           <w:p>
             <w:pPr>
-              <w:pStyle w:val="Contenidodelatablauser"/>
-              <w:spacing w:before="0" w:after="160"/>
-              <w:rPr>
-                <w:lang w:val="es-AR" w:eastAsia="en-US" w:bidi="ar-SA"/>
-              </w:rPr>
-            </w:pPr>
-            <w:r>
-              <w:rPr>
-                <w:lang w:val="es-AR" w:eastAsia="en-US" w:bidi="ar-SA"/>
-              </w:rPr>
-              <w:t>edad_</w:t>
-            </w:r>
-            <w:r>
-              <w:rPr>
-                <w:lang w:val="es-AR" w:eastAsia="en-US" w:bidi="ar-SA"/>
-              </w:rPr>
-              <w:t>D</w:t>
-            </w:r>
-            <w:r>
-              <w:rPr>
-                <w:lang w:val="es-AR" w:eastAsia="en-US" w:bidi="ar-SA"/>
-              </w:rPr>
-              <w:t>ocente_</w:t>
-            </w:r>
-            <w:r>
-              <w:rPr>
-                <w:lang w:val="es-AR" w:eastAsia="en-US" w:bidi="ar-SA"/>
-              </w:rPr>
-              <w:t>N</w:t>
-            </w:r>
-            <w:r>
-              <w:rPr>
-                <w:lang w:val="es-AR" w:eastAsia="en-US" w:bidi="ar-SA"/>
-              </w:rPr>
-              <w:t>uevo</w:t>
-            </w:r>
-          </w:p>
-        </w:tc>
-        <w:tc>
-          <w:tcPr>
-            <w:tcW w:w="3120" w:type="dxa"/>
-            <w:tcBorders>
-              <w:top w:val="single" w:sz="4" w:space="0" w:color="000000"/>
-              <w:start w:val="single" w:sz="4" w:space="0" w:color="000000"/>
-              <w:bottom w:val="single" w:sz="4" w:space="0" w:color="000000"/>
-              <w:end w:val="single" w:sz="4" w:space="0" w:color="000000"/>
-            </w:tcBorders>
-            <w:shd w:fill="2D404B" w:val="clear"/>
-          </w:tcPr>
-          <w:p>
-            <w:pPr>
-              <w:pStyle w:val="Contenidodelatablauser"/>
+              <w:pStyle w:val="Contenidodelatabla"/>
+              <w:spacing w:before="0" w:after="160"/>
+              <w:rPr>
+                <w:lang w:val="es-AR" w:eastAsia="en-US" w:bidi="ar-SA"/>
+              </w:rPr>
+            </w:pPr>
+            <w:r>
+              <w:rPr>
+                <w:lang w:val="es-AR" w:eastAsia="en-US" w:bidi="ar-SA"/>
+              </w:rPr>
+              <w:t>edad_Docente_Nuevo</w:t>
+            </w:r>
+          </w:p>
+        </w:tc>
+        <w:tc>
+          <w:tcPr>
+            <w:tcW w:w="3120" w:type="dxa"/>
+            <w:tcBorders>
+              <w:top w:val="single" w:sz="4" w:space="0" w:color="000000"/>
+              <w:start w:val="single" w:sz="4" w:space="0" w:color="000000"/>
+              <w:bottom w:val="single" w:sz="4" w:space="0" w:color="000000"/>
+              <w:end w:val="single" w:sz="4" w:space="0" w:color="000000"/>
+            </w:tcBorders>
+            <w:shd w:fill="2D404B" w:val="clear"/>
+          </w:tcPr>
+          <w:p>
+            <w:pPr>
+              <w:pStyle w:val="Contenidodelatabla"/>
               <w:spacing w:before="0" w:after="160"/>
               <w:rPr>
                 <w:lang w:val="es-AR" w:eastAsia="en-US" w:bidi="ar-SA"/>
@@ -9908,7 +9484,7 @@
           </w:tcPr>
           <w:p>
             <w:pPr>
-              <w:pStyle w:val="Contenidodelatablauser"/>
+              <w:pStyle w:val="Contenidodelatabla"/>
               <w:spacing w:before="0" w:after="160"/>
               <w:rPr>
                 <w:lang w:val="es-AR" w:eastAsia="en-US" w:bidi="ar-SA"/>
@@ -9938,58 +9514,34 @@
           </w:tcPr>
           <w:p>
             <w:pPr>
-              <w:pStyle w:val="Contenidodelatablauser"/>
-              <w:spacing w:before="0" w:after="160"/>
-              <w:rPr>
-                <w:lang w:val="es-AR" w:eastAsia="en-US" w:bidi="ar-SA"/>
-              </w:rPr>
-            </w:pPr>
-            <w:r>
-              <w:rPr>
-                <w:lang w:val="es-AR" w:eastAsia="en-US" w:bidi="ar-SA"/>
-              </w:rPr>
-              <w:t>codigo_de_ingreso_</w:t>
-            </w:r>
-            <w:r>
-              <w:rPr>
-                <w:lang w:val="es-AR" w:eastAsia="en-US" w:bidi="ar-SA"/>
-              </w:rPr>
-              <w:t>D</w:t>
-            </w:r>
-            <w:r>
-              <w:rPr>
-                <w:lang w:val="es-AR" w:eastAsia="en-US" w:bidi="ar-SA"/>
-              </w:rPr>
-              <w:t>ocente_</w:t>
-            </w:r>
-            <w:r>
-              <w:rPr>
-                <w:lang w:val="es-AR" w:eastAsia="en-US" w:bidi="ar-SA"/>
-              </w:rPr>
-              <w:t>N</w:t>
-            </w:r>
-            <w:r>
-              <w:rPr>
-                <w:lang w:val="es-AR" w:eastAsia="en-US" w:bidi="ar-SA"/>
-              </w:rPr>
-              <w:t>uevo</w:t>
-            </w:r>
-          </w:p>
-        </w:tc>
-        <w:tc>
-          <w:tcPr>
-            <w:tcW w:w="3120" w:type="dxa"/>
-            <w:tcBorders>
-              <w:top w:val="single" w:sz="4" w:space="0" w:color="000000"/>
-              <w:start w:val="single" w:sz="4" w:space="0" w:color="000000"/>
-              <w:bottom w:val="single" w:sz="4" w:space="0" w:color="000000"/>
-              <w:end w:val="single" w:sz="4" w:space="0" w:color="000000"/>
-            </w:tcBorders>
-            <w:shd w:fill="2D404B" w:val="clear"/>
-          </w:tcPr>
-          <w:p>
-            <w:pPr>
-              <w:pStyle w:val="Contenidodelatablauser"/>
+              <w:pStyle w:val="Contenidodelatabla"/>
+              <w:spacing w:before="0" w:after="160"/>
+              <w:rPr>
+                <w:lang w:val="es-AR" w:eastAsia="en-US" w:bidi="ar-SA"/>
+              </w:rPr>
+            </w:pPr>
+            <w:r>
+              <w:rPr>
+                <w:lang w:val="es-AR" w:eastAsia="en-US" w:bidi="ar-SA"/>
+              </w:rPr>
+              <w:t>codigo_de_ingreso_Docente_Nuevo</w:t>
+            </w:r>
+          </w:p>
+        </w:tc>
+        <w:tc>
+          <w:tcPr>
+            <w:tcW w:w="3120" w:type="dxa"/>
+            <w:tcBorders>
+              <w:top w:val="single" w:sz="4" w:space="0" w:color="000000"/>
+              <w:start w:val="single" w:sz="4" w:space="0" w:color="000000"/>
+              <w:bottom w:val="single" w:sz="4" w:space="0" w:color="000000"/>
+              <w:end w:val="single" w:sz="4" w:space="0" w:color="000000"/>
+            </w:tcBorders>
+            <w:shd w:fill="2D404B" w:val="clear"/>
+          </w:tcPr>
+          <w:p>
+            <w:pPr>
+              <w:pStyle w:val="Contenidodelatabla"/>
               <w:spacing w:before="0" w:after="160"/>
               <w:rPr>
                 <w:lang w:val="es-AR" w:eastAsia="en-US" w:bidi="ar-SA"/>
@@ -10016,7 +9568,7 @@
           </w:tcPr>
           <w:p>
             <w:pPr>
-              <w:pStyle w:val="Contenidodelatablauser"/>
+              <w:pStyle w:val="Contenidodelatabla"/>
               <w:spacing w:before="0" w:after="160"/>
               <w:rPr>
                 <w:lang w:val="es-AR" w:eastAsia="en-US" w:bidi="ar-SA"/>
@@ -10100,7 +9652,7 @@
           </w:tcPr>
           <w:p>
             <w:pPr>
-              <w:pStyle w:val="Contenidodelatablauser"/>
+              <w:pStyle w:val="Contenidodelatabla"/>
               <w:spacing w:before="0" w:after="160"/>
               <w:rPr>
                 <w:lang w:val="es-AR" w:eastAsia="en-US" w:bidi="ar-SA"/>
@@ -10127,7 +9679,7 @@
           </w:tcPr>
           <w:p>
             <w:pPr>
-              <w:pStyle w:val="Contenidodelatablauser"/>
+              <w:pStyle w:val="Contenidodelatabla"/>
               <w:spacing w:before="0" w:after="160"/>
               <w:rPr>
                 <w:lang w:val="es-AR" w:eastAsia="en-US" w:bidi="ar-SA"/>
@@ -10154,7 +9706,7 @@
           </w:tcPr>
           <w:p>
             <w:pPr>
-              <w:pStyle w:val="Contenidodelatablauser"/>
+              <w:pStyle w:val="Contenidodelatabla"/>
               <w:spacing w:before="0" w:after="160"/>
               <w:rPr>
                 <w:lang w:val="es-AR" w:eastAsia="en-US" w:bidi="ar-SA"/>
@@ -10184,46 +9736,34 @@
           </w:tcPr>
           <w:p>
             <w:pPr>
-              <w:pStyle w:val="Contenidodelatablauser"/>
-              <w:spacing w:before="0" w:after="160"/>
-              <w:rPr>
-                <w:lang w:val="es-AR" w:eastAsia="en-US" w:bidi="ar-SA"/>
-              </w:rPr>
-            </w:pPr>
-            <w:r>
-              <w:rPr>
-                <w:lang w:val="es-AR" w:eastAsia="en-US" w:bidi="ar-SA"/>
-              </w:rPr>
-              <w:t>nombre_</w:t>
-            </w:r>
-            <w:r>
-              <w:rPr>
-                <w:lang w:val="es-AR" w:eastAsia="en-US" w:bidi="ar-SA"/>
-              </w:rPr>
-              <w:t>D</w:t>
-            </w:r>
-            <w:r>
-              <w:rPr>
-                <w:lang w:val="es-AR" w:eastAsia="en-US" w:bidi="ar-SA"/>
-              </w:rPr>
-              <w:t>ocente_Asignar</w:t>
-            </w:r>
-          </w:p>
-        </w:tc>
-        <w:tc>
-          <w:tcPr>
-            <w:tcW w:w="3120" w:type="dxa"/>
-            <w:tcBorders>
-              <w:top w:val="single" w:sz="4" w:space="0" w:color="000000"/>
-              <w:start w:val="single" w:sz="4" w:space="0" w:color="000000"/>
-              <w:bottom w:val="single" w:sz="4" w:space="0" w:color="000000"/>
-              <w:end w:val="single" w:sz="4" w:space="0" w:color="000000"/>
-            </w:tcBorders>
-            <w:shd w:fill="2D404B" w:val="clear"/>
-          </w:tcPr>
-          <w:p>
-            <w:pPr>
-              <w:pStyle w:val="Contenidodelatablauser"/>
+              <w:pStyle w:val="Contenidodelatabla"/>
+              <w:spacing w:before="0" w:after="160"/>
+              <w:rPr>
+                <w:lang w:val="es-AR" w:eastAsia="en-US" w:bidi="ar-SA"/>
+              </w:rPr>
+            </w:pPr>
+            <w:r>
+              <w:rPr>
+                <w:lang w:val="es-AR" w:eastAsia="en-US" w:bidi="ar-SA"/>
+              </w:rPr>
+              <w:t>nombre_Docente_Asignar</w:t>
+            </w:r>
+          </w:p>
+        </w:tc>
+        <w:tc>
+          <w:tcPr>
+            <w:tcW w:w="3120" w:type="dxa"/>
+            <w:tcBorders>
+              <w:top w:val="single" w:sz="4" w:space="0" w:color="000000"/>
+              <w:start w:val="single" w:sz="4" w:space="0" w:color="000000"/>
+              <w:bottom w:val="single" w:sz="4" w:space="0" w:color="000000"/>
+              <w:end w:val="single" w:sz="4" w:space="0" w:color="000000"/>
+            </w:tcBorders>
+            <w:shd w:fill="2D404B" w:val="clear"/>
+          </w:tcPr>
+          <w:p>
+            <w:pPr>
+              <w:pStyle w:val="Contenidodelatabla"/>
               <w:spacing w:before="0" w:after="160"/>
               <w:rPr>
                 <w:lang w:val="es-AR" w:eastAsia="en-US" w:bidi="ar-SA"/>
@@ -10250,7 +9790,7 @@
           </w:tcPr>
           <w:p>
             <w:pPr>
-              <w:pStyle w:val="Contenidodelatablauser"/>
+              <w:pStyle w:val="Contenidodelatabla"/>
               <w:spacing w:before="0" w:after="160"/>
               <w:rPr>
                 <w:lang w:val="es-AR" w:eastAsia="en-US" w:bidi="ar-SA"/>
@@ -10280,46 +9820,34 @@
           </w:tcPr>
           <w:p>
             <w:pPr>
-              <w:pStyle w:val="Contenidodelatablauser"/>
-              <w:spacing w:before="0" w:after="160"/>
-              <w:rPr>
-                <w:lang w:val="es-AR" w:eastAsia="en-US" w:bidi="ar-SA"/>
-              </w:rPr>
-            </w:pPr>
-            <w:r>
-              <w:rPr>
-                <w:lang w:val="es-AR" w:eastAsia="en-US" w:bidi="ar-SA"/>
-              </w:rPr>
-              <w:t>apellido_</w:t>
-            </w:r>
-            <w:r>
-              <w:rPr>
-                <w:lang w:val="es-AR" w:eastAsia="en-US" w:bidi="ar-SA"/>
-              </w:rPr>
-              <w:t>D</w:t>
-            </w:r>
-            <w:r>
-              <w:rPr>
-                <w:lang w:val="es-AR" w:eastAsia="en-US" w:bidi="ar-SA"/>
-              </w:rPr>
-              <w:t>ocente_Asignar</w:t>
-            </w:r>
-          </w:p>
-        </w:tc>
-        <w:tc>
-          <w:tcPr>
-            <w:tcW w:w="3120" w:type="dxa"/>
-            <w:tcBorders>
-              <w:top w:val="single" w:sz="4" w:space="0" w:color="000000"/>
-              <w:start w:val="single" w:sz="4" w:space="0" w:color="000000"/>
-              <w:bottom w:val="single" w:sz="4" w:space="0" w:color="000000"/>
-              <w:end w:val="single" w:sz="4" w:space="0" w:color="000000"/>
-            </w:tcBorders>
-            <w:shd w:fill="2D404B" w:val="clear"/>
-          </w:tcPr>
-          <w:p>
-            <w:pPr>
-              <w:pStyle w:val="Contenidodelatablauser"/>
+              <w:pStyle w:val="Contenidodelatabla"/>
+              <w:spacing w:before="0" w:after="160"/>
+              <w:rPr>
+                <w:lang w:val="es-AR" w:eastAsia="en-US" w:bidi="ar-SA"/>
+              </w:rPr>
+            </w:pPr>
+            <w:r>
+              <w:rPr>
+                <w:lang w:val="es-AR" w:eastAsia="en-US" w:bidi="ar-SA"/>
+              </w:rPr>
+              <w:t>apellido_Docente_Asignar</w:t>
+            </w:r>
+          </w:p>
+        </w:tc>
+        <w:tc>
+          <w:tcPr>
+            <w:tcW w:w="3120" w:type="dxa"/>
+            <w:tcBorders>
+              <w:top w:val="single" w:sz="4" w:space="0" w:color="000000"/>
+              <w:start w:val="single" w:sz="4" w:space="0" w:color="000000"/>
+              <w:bottom w:val="single" w:sz="4" w:space="0" w:color="000000"/>
+              <w:end w:val="single" w:sz="4" w:space="0" w:color="000000"/>
+            </w:tcBorders>
+            <w:shd w:fill="2D404B" w:val="clear"/>
+          </w:tcPr>
+          <w:p>
+            <w:pPr>
+              <w:pStyle w:val="Contenidodelatabla"/>
               <w:spacing w:before="0" w:after="160"/>
               <w:rPr>
                 <w:lang w:val="es-AR" w:eastAsia="en-US" w:bidi="ar-SA"/>
@@ -10346,7 +9874,7 @@
           </w:tcPr>
           <w:p>
             <w:pPr>
-              <w:pStyle w:val="Contenidodelatablauser"/>
+              <w:pStyle w:val="Contenidodelatabla"/>
               <w:spacing w:before="0" w:after="160"/>
               <w:rPr>
                 <w:lang w:val="es-AR" w:eastAsia="en-US" w:bidi="ar-SA"/>
@@ -10376,46 +9904,34 @@
           </w:tcPr>
           <w:p>
             <w:pPr>
-              <w:pStyle w:val="Contenidodelatablauser"/>
-              <w:spacing w:before="0" w:after="160"/>
-              <w:rPr>
-                <w:lang w:val="es-AR" w:eastAsia="en-US" w:bidi="ar-SA"/>
-              </w:rPr>
-            </w:pPr>
-            <w:r>
-              <w:rPr>
-                <w:lang w:val="es-AR" w:eastAsia="en-US" w:bidi="ar-SA"/>
-              </w:rPr>
-              <w:t>ID_</w:t>
-            </w:r>
-            <w:r>
-              <w:rPr>
-                <w:lang w:val="es-AR" w:eastAsia="en-US" w:bidi="ar-SA"/>
-              </w:rPr>
-              <w:t>D</w:t>
-            </w:r>
-            <w:r>
-              <w:rPr>
-                <w:lang w:val="es-AR" w:eastAsia="en-US" w:bidi="ar-SA"/>
-              </w:rPr>
-              <w:t>ocente_Asignar</w:t>
-            </w:r>
-          </w:p>
-        </w:tc>
-        <w:tc>
-          <w:tcPr>
-            <w:tcW w:w="3120" w:type="dxa"/>
-            <w:tcBorders>
-              <w:top w:val="single" w:sz="4" w:space="0" w:color="000000"/>
-              <w:start w:val="single" w:sz="4" w:space="0" w:color="000000"/>
-              <w:bottom w:val="single" w:sz="4" w:space="0" w:color="000000"/>
-              <w:end w:val="single" w:sz="4" w:space="0" w:color="000000"/>
-            </w:tcBorders>
-            <w:shd w:fill="2D404B" w:val="clear"/>
-          </w:tcPr>
-          <w:p>
-            <w:pPr>
-              <w:pStyle w:val="Contenidodelatablauser"/>
+              <w:pStyle w:val="Contenidodelatabla"/>
+              <w:spacing w:before="0" w:after="160"/>
+              <w:rPr>
+                <w:lang w:val="es-AR" w:eastAsia="en-US" w:bidi="ar-SA"/>
+              </w:rPr>
+            </w:pPr>
+            <w:r>
+              <w:rPr>
+                <w:lang w:val="es-AR" w:eastAsia="en-US" w:bidi="ar-SA"/>
+              </w:rPr>
+              <w:t>ID_Docente_Asignar</w:t>
+            </w:r>
+          </w:p>
+        </w:tc>
+        <w:tc>
+          <w:tcPr>
+            <w:tcW w:w="3120" w:type="dxa"/>
+            <w:tcBorders>
+              <w:top w:val="single" w:sz="4" w:space="0" w:color="000000"/>
+              <w:start w:val="single" w:sz="4" w:space="0" w:color="000000"/>
+              <w:bottom w:val="single" w:sz="4" w:space="0" w:color="000000"/>
+              <w:end w:val="single" w:sz="4" w:space="0" w:color="000000"/>
+            </w:tcBorders>
+            <w:shd w:fill="2D404B" w:val="clear"/>
+          </w:tcPr>
+          <w:p>
+            <w:pPr>
+              <w:pStyle w:val="Contenidodelatabla"/>
               <w:spacing w:before="0" w:after="160"/>
               <w:rPr>
                 <w:lang w:val="es-AR" w:eastAsia="en-US" w:bidi="ar-SA"/>
@@ -10442,7 +9958,7 @@
           </w:tcPr>
           <w:p>
             <w:pPr>
-              <w:pStyle w:val="Contenidodelatablauser"/>
+              <w:pStyle w:val="Contenidodelatabla"/>
               <w:spacing w:before="0" w:after="160"/>
               <w:rPr>
                 <w:lang w:val="es-AR" w:eastAsia="en-US" w:bidi="ar-SA"/>
@@ -10472,46 +9988,34 @@
           </w:tcPr>
           <w:p>
             <w:pPr>
-              <w:pStyle w:val="Contenidodelatablauser"/>
-              <w:spacing w:before="0" w:after="160"/>
-              <w:rPr>
-                <w:lang w:val="es-AR" w:eastAsia="en-US" w:bidi="ar-SA"/>
-              </w:rPr>
-            </w:pPr>
-            <w:r>
-              <w:rPr>
-                <w:lang w:val="es-AR" w:eastAsia="en-US" w:bidi="ar-SA"/>
-              </w:rPr>
-              <w:t>clase_</w:t>
-            </w:r>
-            <w:r>
-              <w:rPr>
-                <w:lang w:val="es-AR" w:eastAsia="en-US" w:bidi="ar-SA"/>
-              </w:rPr>
-              <w:t>D</w:t>
-            </w:r>
-            <w:r>
-              <w:rPr>
-                <w:lang w:val="es-AR" w:eastAsia="en-US" w:bidi="ar-SA"/>
-              </w:rPr>
-              <w:t>ocente_Asignar</w:t>
-            </w:r>
-          </w:p>
-        </w:tc>
-        <w:tc>
-          <w:tcPr>
-            <w:tcW w:w="3120" w:type="dxa"/>
-            <w:tcBorders>
-              <w:top w:val="single" w:sz="4" w:space="0" w:color="000000"/>
-              <w:start w:val="single" w:sz="4" w:space="0" w:color="000000"/>
-              <w:bottom w:val="single" w:sz="4" w:space="0" w:color="000000"/>
-              <w:end w:val="single" w:sz="4" w:space="0" w:color="000000"/>
-            </w:tcBorders>
-            <w:shd w:fill="2D404B" w:val="clear"/>
-          </w:tcPr>
-          <w:p>
-            <w:pPr>
-              <w:pStyle w:val="Contenidodelatablauser"/>
+              <w:pStyle w:val="Contenidodelatabla"/>
+              <w:spacing w:before="0" w:after="160"/>
+              <w:rPr>
+                <w:lang w:val="es-AR" w:eastAsia="en-US" w:bidi="ar-SA"/>
+              </w:rPr>
+            </w:pPr>
+            <w:r>
+              <w:rPr>
+                <w:lang w:val="es-AR" w:eastAsia="en-US" w:bidi="ar-SA"/>
+              </w:rPr>
+              <w:t>clase_Docente_Asignar</w:t>
+            </w:r>
+          </w:p>
+        </w:tc>
+        <w:tc>
+          <w:tcPr>
+            <w:tcW w:w="3120" w:type="dxa"/>
+            <w:tcBorders>
+              <w:top w:val="single" w:sz="4" w:space="0" w:color="000000"/>
+              <w:start w:val="single" w:sz="4" w:space="0" w:color="000000"/>
+              <w:bottom w:val="single" w:sz="4" w:space="0" w:color="000000"/>
+              <w:end w:val="single" w:sz="4" w:space="0" w:color="000000"/>
+            </w:tcBorders>
+            <w:shd w:fill="2D404B" w:val="clear"/>
+          </w:tcPr>
+          <w:p>
+            <w:pPr>
+              <w:pStyle w:val="Contenidodelatabla"/>
               <w:spacing w:before="0" w:after="160"/>
               <w:rPr>
                 <w:lang w:val="es-AR" w:eastAsia="en-US" w:bidi="ar-SA"/>
@@ -10538,7 +10042,7 @@
           </w:tcPr>
           <w:p>
             <w:pPr>
-              <w:pStyle w:val="Contenidodelatablauser"/>
+              <w:pStyle w:val="Contenidodelatabla"/>
               <w:spacing w:before="0" w:after="160"/>
               <w:rPr>
                 <w:lang w:val="es-AR" w:eastAsia="en-US" w:bidi="ar-SA"/>
@@ -10622,7 +10126,7 @@
           </w:tcPr>
           <w:p>
             <w:pPr>
-              <w:pStyle w:val="Contenidodelatablauser"/>
+              <w:pStyle w:val="Contenidodelatabla"/>
               <w:spacing w:before="0" w:after="160"/>
               <w:rPr>
                 <w:lang w:val="es-AR" w:eastAsia="en-US" w:bidi="ar-SA"/>
@@ -10649,7 +10153,7 @@
           </w:tcPr>
           <w:p>
             <w:pPr>
-              <w:pStyle w:val="Contenidodelatablauser"/>
+              <w:pStyle w:val="Contenidodelatabla"/>
               <w:spacing w:before="0" w:after="160"/>
               <w:rPr>
                 <w:lang w:val="es-AR" w:eastAsia="en-US" w:bidi="ar-SA"/>
@@ -10676,7 +10180,7 @@
           </w:tcPr>
           <w:p>
             <w:pPr>
-              <w:pStyle w:val="Contenidodelatablauser"/>
+              <w:pStyle w:val="Contenidodelatabla"/>
               <w:spacing w:before="0" w:after="160"/>
               <w:rPr>
                 <w:lang w:val="es-AR" w:eastAsia="en-US" w:bidi="ar-SA"/>
@@ -10706,7 +10210,7 @@
           </w:tcPr>
           <w:p>
             <w:pPr>
-              <w:pStyle w:val="Contenidodelatablauser"/>
+              <w:pStyle w:val="Contenidodelatabla"/>
               <w:spacing w:before="0" w:after="160"/>
               <w:rPr>
                 <w:lang w:val="es-AR" w:eastAsia="en-US" w:bidi="ar-SA"/>
@@ -10733,7 +10237,7 @@
           </w:tcPr>
           <w:p>
             <w:pPr>
-              <w:pStyle w:val="Contenidodelatablauser"/>
+              <w:pStyle w:val="Contenidodelatabla"/>
               <w:spacing w:before="0" w:after="160"/>
               <w:rPr>
                 <w:lang w:val="es-AR" w:eastAsia="en-US" w:bidi="ar-SA"/>
@@ -10760,7 +10264,7 @@
           </w:tcPr>
           <w:p>
             <w:pPr>
-              <w:pStyle w:val="Contenidodelatablauser"/>
+              <w:pStyle w:val="Contenidodelatabla"/>
               <w:spacing w:before="0" w:after="160"/>
               <w:rPr>
                 <w:lang w:val="es-AR" w:eastAsia="en-US" w:bidi="ar-SA"/>
@@ -10790,7 +10294,7 @@
           </w:tcPr>
           <w:p>
             <w:pPr>
-              <w:pStyle w:val="Contenidodelatablauser"/>
+              <w:pStyle w:val="Contenidodelatabla"/>
               <w:spacing w:before="0" w:after="160"/>
               <w:rPr>
                 <w:lang w:val="es-AR" w:eastAsia="en-US" w:bidi="ar-SA"/>
@@ -10817,7 +10321,7 @@
           </w:tcPr>
           <w:p>
             <w:pPr>
-              <w:pStyle w:val="Contenidodelatablauser"/>
+              <w:pStyle w:val="Contenidodelatabla"/>
               <w:spacing w:before="0" w:after="160"/>
               <w:rPr>
                 <w:lang w:val="es-AR" w:eastAsia="en-US" w:bidi="ar-SA"/>
@@ -10844,7 +10348,7 @@
           </w:tcPr>
           <w:p>
             <w:pPr>
-              <w:pStyle w:val="Contenidodelatablauser"/>
+              <w:pStyle w:val="Contenidodelatabla"/>
               <w:spacing w:before="0" w:after="160"/>
               <w:rPr>
                 <w:lang w:val="es-AR" w:eastAsia="en-US" w:bidi="ar-SA"/>
@@ -10874,46 +10378,34 @@
           </w:tcPr>
           <w:p>
             <w:pPr>
-              <w:pStyle w:val="Contenidodelatablauser"/>
-              <w:spacing w:before="0" w:after="160"/>
-              <w:rPr>
-                <w:lang w:val="es-AR" w:eastAsia="en-US" w:bidi="ar-SA"/>
-              </w:rPr>
-            </w:pPr>
-            <w:r>
-              <w:rPr>
-                <w:lang w:val="es-AR" w:eastAsia="en-US" w:bidi="ar-SA"/>
-              </w:rPr>
-              <w:t>ID</w:t>
-            </w:r>
-            <w:r>
-              <w:rPr>
-                <w:lang w:val="es-AR" w:eastAsia="en-US" w:bidi="ar-SA"/>
-              </w:rPr>
-              <w:t>D</w:t>
-            </w:r>
-            <w:r>
-              <w:rPr>
-                <w:lang w:val="es-AR" w:eastAsia="en-US" w:bidi="ar-SA"/>
-              </w:rPr>
-              <w:t>ocente_Ubicar</w:t>
-            </w:r>
-          </w:p>
-        </w:tc>
-        <w:tc>
-          <w:tcPr>
-            <w:tcW w:w="3120" w:type="dxa"/>
-            <w:tcBorders>
-              <w:top w:val="single" w:sz="4" w:space="0" w:color="000000"/>
-              <w:start w:val="single" w:sz="4" w:space="0" w:color="000000"/>
-              <w:bottom w:val="single" w:sz="4" w:space="0" w:color="000000"/>
-              <w:end w:val="single" w:sz="4" w:space="0" w:color="000000"/>
-            </w:tcBorders>
-            <w:shd w:fill="2D404B" w:val="clear"/>
-          </w:tcPr>
-          <w:p>
-            <w:pPr>
-              <w:pStyle w:val="Contenidodelatablauser"/>
+              <w:pStyle w:val="Contenidodelatabla"/>
+              <w:spacing w:before="0" w:after="160"/>
+              <w:rPr>
+                <w:lang w:val="es-AR" w:eastAsia="en-US" w:bidi="ar-SA"/>
+              </w:rPr>
+            </w:pPr>
+            <w:r>
+              <w:rPr>
+                <w:lang w:val="es-AR" w:eastAsia="en-US" w:bidi="ar-SA"/>
+              </w:rPr>
+              <w:t>IDDocente_Ubicar</w:t>
+            </w:r>
+          </w:p>
+        </w:tc>
+        <w:tc>
+          <w:tcPr>
+            <w:tcW w:w="3120" w:type="dxa"/>
+            <w:tcBorders>
+              <w:top w:val="single" w:sz="4" w:space="0" w:color="000000"/>
+              <w:start w:val="single" w:sz="4" w:space="0" w:color="000000"/>
+              <w:bottom w:val="single" w:sz="4" w:space="0" w:color="000000"/>
+              <w:end w:val="single" w:sz="4" w:space="0" w:color="000000"/>
+            </w:tcBorders>
+            <w:shd w:fill="2D404B" w:val="clear"/>
+          </w:tcPr>
+          <w:p>
+            <w:pPr>
+              <w:pStyle w:val="Contenidodelatabla"/>
               <w:spacing w:before="0" w:after="160"/>
               <w:rPr>
                 <w:lang w:val="es-AR" w:eastAsia="en-US" w:bidi="ar-SA"/>
@@ -10940,7 +10432,7 @@
           </w:tcPr>
           <w:p>
             <w:pPr>
-              <w:pStyle w:val="Contenidodelatablauser"/>
+              <w:pStyle w:val="Contenidodelatabla"/>
               <w:spacing w:before="0" w:after="160"/>
               <w:rPr>
                 <w:lang w:val="es-AR" w:eastAsia="en-US" w:bidi="ar-SA"/>
@@ -10969,57 +10461,33 @@
           </w:tcPr>
           <w:p>
             <w:pPr>
-              <w:pStyle w:val="Contenidodelatablauser"/>
-              <w:spacing w:before="0" w:after="160"/>
-              <w:rPr>
-                <w:lang w:val="es-AR" w:eastAsia="en-US" w:bidi="ar-SA"/>
-              </w:rPr>
-            </w:pPr>
-            <w:r>
-              <w:rPr>
-                <w:lang w:val="es-AR" w:eastAsia="en-US" w:bidi="ar-SA"/>
-              </w:rPr>
-              <w:t>nombre_</w:t>
-            </w:r>
-            <w:r>
-              <w:rPr>
-                <w:lang w:val="es-AR" w:eastAsia="en-US" w:bidi="ar-SA"/>
-              </w:rPr>
-              <w:t>D</w:t>
-            </w:r>
-            <w:r>
-              <w:rPr>
-                <w:lang w:val="es-AR" w:eastAsia="en-US" w:bidi="ar-SA"/>
-              </w:rPr>
-              <w:t>ocente_</w:t>
-            </w:r>
-            <w:r>
-              <w:rPr>
-                <w:lang w:val="es-AR" w:eastAsia="en-US" w:bidi="ar-SA"/>
-              </w:rPr>
-              <w:t>M</w:t>
-            </w:r>
-            <w:r>
-              <w:rPr>
-                <w:lang w:val="es-AR" w:eastAsia="en-US" w:bidi="ar-SA"/>
-              </w:rPr>
-              <w:t>odificar</w:t>
-            </w:r>
-          </w:p>
-        </w:tc>
-        <w:tc>
-          <w:tcPr>
-            <w:tcW w:w="3120" w:type="dxa"/>
-            <w:tcBorders>
-              <w:start w:val="single" w:sz="4" w:space="0" w:color="000000"/>
-              <w:bottom w:val="single" w:sz="4" w:space="0" w:color="000000"/>
-              <w:end w:val="single" w:sz="4" w:space="0" w:color="000000"/>
-            </w:tcBorders>
-            <w:shd w:fill="2D404B" w:val="clear"/>
-          </w:tcPr>
-          <w:p>
-            <w:pPr>
-              <w:pStyle w:val="Contenidodelatablauser"/>
+              <w:pStyle w:val="Contenidodelatabla"/>
+              <w:spacing w:before="0" w:after="160"/>
+              <w:rPr>
+                <w:lang w:val="es-AR" w:eastAsia="en-US" w:bidi="ar-SA"/>
+              </w:rPr>
+            </w:pPr>
+            <w:r>
+              <w:rPr>
+                <w:lang w:val="es-AR" w:eastAsia="en-US" w:bidi="ar-SA"/>
+              </w:rPr>
+              <w:t>nombre_Docente_Modificar</w:t>
+            </w:r>
+          </w:p>
+        </w:tc>
+        <w:tc>
+          <w:tcPr>
+            <w:tcW w:w="3120" w:type="dxa"/>
+            <w:tcBorders>
+              <w:start w:val="single" w:sz="4" w:space="0" w:color="000000"/>
+              <w:bottom w:val="single" w:sz="4" w:space="0" w:color="000000"/>
+              <w:end w:val="single" w:sz="4" w:space="0" w:color="000000"/>
+            </w:tcBorders>
+            <w:shd w:fill="2D404B" w:val="clear"/>
+          </w:tcPr>
+          <w:p>
+            <w:pPr>
+              <w:pStyle w:val="Contenidodelatabla"/>
               <w:spacing w:before="0" w:after="160"/>
               <w:rPr>
                 <w:lang w:val="es-AR" w:eastAsia="en-US" w:bidi="ar-SA"/>
@@ -11045,7 +10513,7 @@
           </w:tcPr>
           <w:p>
             <w:pPr>
-              <w:pStyle w:val="Contenidodelatablauser"/>
+              <w:pStyle w:val="Contenidodelatabla"/>
               <w:spacing w:before="0" w:after="160"/>
               <w:rPr>
                 <w:lang w:val="es-AR" w:eastAsia="en-US" w:bidi="ar-SA"/>
@@ -11075,58 +10543,34 @@
           </w:tcPr>
           <w:p>
             <w:pPr>
-              <w:pStyle w:val="Contenidodelatablauser"/>
-              <w:spacing w:before="0" w:after="160"/>
-              <w:rPr>
-                <w:lang w:val="es-AR" w:eastAsia="en-US" w:bidi="ar-SA"/>
-              </w:rPr>
-            </w:pPr>
-            <w:r>
-              <w:rPr>
-                <w:lang w:val="es-AR" w:eastAsia="en-US" w:bidi="ar-SA"/>
-              </w:rPr>
-              <w:t>apellido_</w:t>
-            </w:r>
-            <w:r>
-              <w:rPr>
-                <w:lang w:val="es-AR" w:eastAsia="en-US" w:bidi="ar-SA"/>
-              </w:rPr>
-              <w:t>D</w:t>
-            </w:r>
-            <w:r>
-              <w:rPr>
-                <w:lang w:val="es-AR" w:eastAsia="en-US" w:bidi="ar-SA"/>
-              </w:rPr>
-              <w:t>ocente_</w:t>
-            </w:r>
-            <w:r>
-              <w:rPr>
-                <w:lang w:val="es-AR" w:eastAsia="en-US" w:bidi="ar-SA"/>
-              </w:rPr>
-              <w:t>M</w:t>
-            </w:r>
-            <w:r>
-              <w:rPr>
-                <w:lang w:val="es-AR" w:eastAsia="en-US" w:bidi="ar-SA"/>
-              </w:rPr>
-              <w:t>odificar</w:t>
-            </w:r>
-          </w:p>
-        </w:tc>
-        <w:tc>
-          <w:tcPr>
-            <w:tcW w:w="3120" w:type="dxa"/>
-            <w:tcBorders>
-              <w:top w:val="single" w:sz="4" w:space="0" w:color="000000"/>
-              <w:start w:val="single" w:sz="4" w:space="0" w:color="000000"/>
-              <w:bottom w:val="single" w:sz="4" w:space="0" w:color="000000"/>
-              <w:end w:val="single" w:sz="4" w:space="0" w:color="000000"/>
-            </w:tcBorders>
-            <w:shd w:fill="2D404B" w:val="clear"/>
-          </w:tcPr>
-          <w:p>
-            <w:pPr>
-              <w:pStyle w:val="Contenidodelatablauser"/>
+              <w:pStyle w:val="Contenidodelatabla"/>
+              <w:spacing w:before="0" w:after="160"/>
+              <w:rPr>
+                <w:lang w:val="es-AR" w:eastAsia="en-US" w:bidi="ar-SA"/>
+              </w:rPr>
+            </w:pPr>
+            <w:r>
+              <w:rPr>
+                <w:lang w:val="es-AR" w:eastAsia="en-US" w:bidi="ar-SA"/>
+              </w:rPr>
+              <w:t>apellido_Docente_Modificar</w:t>
+            </w:r>
+          </w:p>
+        </w:tc>
+        <w:tc>
+          <w:tcPr>
+            <w:tcW w:w="3120" w:type="dxa"/>
+            <w:tcBorders>
+              <w:top w:val="single" w:sz="4" w:space="0" w:color="000000"/>
+              <w:start w:val="single" w:sz="4" w:space="0" w:color="000000"/>
+              <w:bottom w:val="single" w:sz="4" w:space="0" w:color="000000"/>
+              <w:end w:val="single" w:sz="4" w:space="0" w:color="000000"/>
+            </w:tcBorders>
+            <w:shd w:fill="2D404B" w:val="clear"/>
+          </w:tcPr>
+          <w:p>
+            <w:pPr>
+              <w:pStyle w:val="Contenidodelatabla"/>
               <w:spacing w:before="0" w:after="160"/>
               <w:rPr>
                 <w:lang w:val="es-AR" w:eastAsia="en-US" w:bidi="ar-SA"/>
@@ -11153,7 +10597,7 @@
           </w:tcPr>
           <w:p>
             <w:pPr>
-              <w:pStyle w:val="Contenidodelatablauser"/>
+              <w:pStyle w:val="Contenidodelatabla"/>
               <w:spacing w:before="0" w:after="160"/>
               <w:rPr>
                 <w:lang w:val="es-AR" w:eastAsia="en-US" w:bidi="ar-SA"/>
@@ -11183,58 +10627,34 @@
           </w:tcPr>
           <w:p>
             <w:pPr>
-              <w:pStyle w:val="Contenidodelatablauser"/>
-              <w:spacing w:before="0" w:after="160"/>
-              <w:rPr>
-                <w:lang w:val="es-AR" w:eastAsia="en-US" w:bidi="ar-SA"/>
-              </w:rPr>
-            </w:pPr>
-            <w:r>
-              <w:rPr>
-                <w:lang w:val="es-AR" w:eastAsia="en-US" w:bidi="ar-SA"/>
-              </w:rPr>
-              <w:t>edad_</w:t>
-            </w:r>
-            <w:r>
-              <w:rPr>
-                <w:lang w:val="es-AR" w:eastAsia="en-US" w:bidi="ar-SA"/>
-              </w:rPr>
-              <w:t>D</w:t>
-            </w:r>
-            <w:r>
-              <w:rPr>
-                <w:lang w:val="es-AR" w:eastAsia="en-US" w:bidi="ar-SA"/>
-              </w:rPr>
-              <w:t>ocente_</w:t>
-            </w:r>
-            <w:r>
-              <w:rPr>
-                <w:lang w:val="es-AR" w:eastAsia="en-US" w:bidi="ar-SA"/>
-              </w:rPr>
-              <w:t>M</w:t>
-            </w:r>
-            <w:r>
-              <w:rPr>
-                <w:lang w:val="es-AR" w:eastAsia="en-US" w:bidi="ar-SA"/>
-              </w:rPr>
-              <w:t>odificar</w:t>
-            </w:r>
-          </w:p>
-        </w:tc>
-        <w:tc>
-          <w:tcPr>
-            <w:tcW w:w="3120" w:type="dxa"/>
-            <w:tcBorders>
-              <w:top w:val="single" w:sz="4" w:space="0" w:color="000000"/>
-              <w:start w:val="single" w:sz="4" w:space="0" w:color="000000"/>
-              <w:bottom w:val="single" w:sz="4" w:space="0" w:color="000000"/>
-              <w:end w:val="single" w:sz="4" w:space="0" w:color="000000"/>
-            </w:tcBorders>
-            <w:shd w:fill="2D404B" w:val="clear"/>
-          </w:tcPr>
-          <w:p>
-            <w:pPr>
-              <w:pStyle w:val="Contenidodelatablauser"/>
+              <w:pStyle w:val="Contenidodelatabla"/>
+              <w:spacing w:before="0" w:after="160"/>
+              <w:rPr>
+                <w:lang w:val="es-AR" w:eastAsia="en-US" w:bidi="ar-SA"/>
+              </w:rPr>
+            </w:pPr>
+            <w:r>
+              <w:rPr>
+                <w:lang w:val="es-AR" w:eastAsia="en-US" w:bidi="ar-SA"/>
+              </w:rPr>
+              <w:t>edad_Docente_Modificar</w:t>
+            </w:r>
+          </w:p>
+        </w:tc>
+        <w:tc>
+          <w:tcPr>
+            <w:tcW w:w="3120" w:type="dxa"/>
+            <w:tcBorders>
+              <w:top w:val="single" w:sz="4" w:space="0" w:color="000000"/>
+              <w:start w:val="single" w:sz="4" w:space="0" w:color="000000"/>
+              <w:bottom w:val="single" w:sz="4" w:space="0" w:color="000000"/>
+              <w:end w:val="single" w:sz="4" w:space="0" w:color="000000"/>
+            </w:tcBorders>
+            <w:shd w:fill="2D404B" w:val="clear"/>
+          </w:tcPr>
+          <w:p>
+            <w:pPr>
+              <w:pStyle w:val="Contenidodelatabla"/>
               <w:spacing w:before="0" w:after="160"/>
               <w:rPr>
                 <w:lang w:val="es-AR" w:eastAsia="en-US" w:bidi="ar-SA"/>
@@ -11261,7 +10681,7 @@
           </w:tcPr>
           <w:p>
             <w:pPr>
-              <w:pStyle w:val="Contenidodelatablauser"/>
+              <w:pStyle w:val="Contenidodelatabla"/>
               <w:spacing w:before="0" w:after="160"/>
               <w:rPr>
                 <w:lang w:val="es-AR" w:eastAsia="en-US" w:bidi="ar-SA"/>
@@ -11291,46 +10711,34 @@
           </w:tcPr>
           <w:p>
             <w:pPr>
-              <w:pStyle w:val="Contenidodelatablauser"/>
-              <w:spacing w:before="0" w:after="160"/>
-              <w:rPr>
-                <w:lang w:val="es-AR" w:eastAsia="en-US" w:bidi="ar-SA"/>
-              </w:rPr>
-            </w:pPr>
-            <w:r>
-              <w:rPr>
-                <w:lang w:val="es-AR" w:eastAsia="en-US" w:bidi="ar-SA"/>
-              </w:rPr>
-              <w:t>codigo_de_ingreso_</w:t>
-            </w:r>
-            <w:r>
-              <w:rPr>
-                <w:lang w:val="es-AR" w:eastAsia="en-US" w:bidi="ar-SA"/>
-              </w:rPr>
-              <w:t>D</w:t>
-            </w:r>
-            <w:r>
-              <w:rPr>
-                <w:lang w:val="es-AR" w:eastAsia="en-US" w:bidi="ar-SA"/>
-              </w:rPr>
-              <w:t>ocente_modificar</w:t>
-            </w:r>
-          </w:p>
-        </w:tc>
-        <w:tc>
-          <w:tcPr>
-            <w:tcW w:w="3120" w:type="dxa"/>
-            <w:tcBorders>
-              <w:top w:val="single" w:sz="4" w:space="0" w:color="000000"/>
-              <w:start w:val="single" w:sz="4" w:space="0" w:color="000000"/>
-              <w:bottom w:val="single" w:sz="4" w:space="0" w:color="000000"/>
-              <w:end w:val="single" w:sz="4" w:space="0" w:color="000000"/>
-            </w:tcBorders>
-            <w:shd w:fill="2D404B" w:val="clear"/>
-          </w:tcPr>
-          <w:p>
-            <w:pPr>
-              <w:pStyle w:val="Contenidodelatablauser"/>
+              <w:pStyle w:val="Contenidodelatabla"/>
+              <w:spacing w:before="0" w:after="160"/>
+              <w:rPr>
+                <w:lang w:val="es-AR" w:eastAsia="en-US" w:bidi="ar-SA"/>
+              </w:rPr>
+            </w:pPr>
+            <w:r>
+              <w:rPr>
+                <w:lang w:val="es-AR" w:eastAsia="en-US" w:bidi="ar-SA"/>
+              </w:rPr>
+              <w:t>codigo_de_ingreso_Docente_modificar</w:t>
+            </w:r>
+          </w:p>
+        </w:tc>
+        <w:tc>
+          <w:tcPr>
+            <w:tcW w:w="3120" w:type="dxa"/>
+            <w:tcBorders>
+              <w:top w:val="single" w:sz="4" w:space="0" w:color="000000"/>
+              <w:start w:val="single" w:sz="4" w:space="0" w:color="000000"/>
+              <w:bottom w:val="single" w:sz="4" w:space="0" w:color="000000"/>
+              <w:end w:val="single" w:sz="4" w:space="0" w:color="000000"/>
+            </w:tcBorders>
+            <w:shd w:fill="2D404B" w:val="clear"/>
+          </w:tcPr>
+          <w:p>
+            <w:pPr>
+              <w:pStyle w:val="Contenidodelatabla"/>
               <w:spacing w:before="0" w:after="160"/>
               <w:rPr>
                 <w:lang w:val="es-AR" w:eastAsia="en-US" w:bidi="ar-SA"/>
@@ -11357,7 +10765,7 @@
           </w:tcPr>
           <w:p>
             <w:pPr>
-              <w:pStyle w:val="Contenidodelatablauser"/>
+              <w:pStyle w:val="Contenidodelatabla"/>
               <w:spacing w:before="0" w:after="160"/>
               <w:rPr>
                 <w:lang w:val="es-AR" w:eastAsia="en-US" w:bidi="ar-SA"/>
@@ -11387,46 +10795,34 @@
           </w:tcPr>
           <w:p>
             <w:pPr>
-              <w:pStyle w:val="Contenidodelatablauser"/>
-              <w:spacing w:before="0" w:after="160"/>
-              <w:rPr>
-                <w:lang w:val="es-AR" w:eastAsia="en-US" w:bidi="ar-SA"/>
-              </w:rPr>
-            </w:pPr>
-            <w:r>
-              <w:rPr>
-                <w:lang w:val="es-AR" w:eastAsia="en-US" w:bidi="ar-SA"/>
-              </w:rPr>
-              <w:t>clases_asignadas_</w:t>
-            </w:r>
-            <w:r>
-              <w:rPr>
-                <w:lang w:val="es-AR" w:eastAsia="en-US" w:bidi="ar-SA"/>
-              </w:rPr>
-              <w:t>D</w:t>
-            </w:r>
-            <w:r>
-              <w:rPr>
-                <w:lang w:val="es-AR" w:eastAsia="en-US" w:bidi="ar-SA"/>
-              </w:rPr>
-              <w:t>ocente_modificar</w:t>
-            </w:r>
-          </w:p>
-        </w:tc>
-        <w:tc>
-          <w:tcPr>
-            <w:tcW w:w="3120" w:type="dxa"/>
-            <w:tcBorders>
-              <w:top w:val="single" w:sz="4" w:space="0" w:color="000000"/>
-              <w:start w:val="single" w:sz="4" w:space="0" w:color="000000"/>
-              <w:bottom w:val="single" w:sz="4" w:space="0" w:color="000000"/>
-              <w:end w:val="single" w:sz="4" w:space="0" w:color="000000"/>
-            </w:tcBorders>
-            <w:shd w:fill="2D404B" w:val="clear"/>
-          </w:tcPr>
-          <w:p>
-            <w:pPr>
-              <w:pStyle w:val="Contenidodelatablauser"/>
+              <w:pStyle w:val="Contenidodelatabla"/>
+              <w:spacing w:before="0" w:after="160"/>
+              <w:rPr>
+                <w:lang w:val="es-AR" w:eastAsia="en-US" w:bidi="ar-SA"/>
+              </w:rPr>
+            </w:pPr>
+            <w:r>
+              <w:rPr>
+                <w:lang w:val="es-AR" w:eastAsia="en-US" w:bidi="ar-SA"/>
+              </w:rPr>
+              <w:t>clases_asignadas_Docente_modificar</w:t>
+            </w:r>
+          </w:p>
+        </w:tc>
+        <w:tc>
+          <w:tcPr>
+            <w:tcW w:w="3120" w:type="dxa"/>
+            <w:tcBorders>
+              <w:top w:val="single" w:sz="4" w:space="0" w:color="000000"/>
+              <w:start w:val="single" w:sz="4" w:space="0" w:color="000000"/>
+              <w:bottom w:val="single" w:sz="4" w:space="0" w:color="000000"/>
+              <w:end w:val="single" w:sz="4" w:space="0" w:color="000000"/>
+            </w:tcBorders>
+            <w:shd w:fill="2D404B" w:val="clear"/>
+          </w:tcPr>
+          <w:p>
+            <w:pPr>
+              <w:pStyle w:val="Contenidodelatabla"/>
               <w:spacing w:before="0" w:after="160"/>
               <w:rPr>
                 <w:lang w:val="es-AR" w:eastAsia="en-US" w:bidi="ar-SA"/>
@@ -11453,7 +10849,7 @@
           </w:tcPr>
           <w:p>
             <w:pPr>
-              <w:pStyle w:val="Contenidodelatablauser"/>
+              <w:pStyle w:val="Contenidodelatabla"/>
               <w:spacing w:before="0" w:after="160"/>
               <w:rPr>
                 <w:lang w:val="es-AR" w:eastAsia="en-US" w:bidi="ar-SA"/>
@@ -11542,7 +10938,7 @@
           </w:tcPr>
           <w:p>
             <w:pPr>
-              <w:pStyle w:val="Contenidodelatablauser"/>
+              <w:pStyle w:val="Contenidodelatabla"/>
               <w:spacing w:before="0" w:after="160"/>
               <w:rPr/>
             </w:pPr>
@@ -11565,7 +10961,7 @@
           </w:tcPr>
           <w:p>
             <w:pPr>
-              <w:pStyle w:val="Contenidodelatablauser"/>
+              <w:pStyle w:val="Contenidodelatabla"/>
               <w:spacing w:before="0" w:after="160"/>
               <w:rPr/>
             </w:pPr>
@@ -11588,7 +10984,7 @@
           </w:tcPr>
           <w:p>
             <w:pPr>
-              <w:pStyle w:val="Contenidodelatablauser"/>
+              <w:pStyle w:val="Contenidodelatabla"/>
               <w:spacing w:before="0" w:after="160"/>
               <w:rPr/>
             </w:pPr>
@@ -11614,38 +11010,30 @@
           </w:tcPr>
           <w:p>
             <w:pPr>
-              <w:pStyle w:val="Contenidodelatablauser"/>
+              <w:pStyle w:val="Contenidodelatabla"/>
               <w:spacing w:before="0" w:after="160"/>
               <w:rPr/>
             </w:pPr>
             <w:r>
               <w:rPr/>
-              <w:t>nombre</w:t>
-            </w:r>
-            <w:r>
-              <w:rPr/>
-              <w:t>D</w:t>
-            </w:r>
-            <w:r>
-              <w:rPr/>
-              <w:t>ocente_eliminar</w:t>
-            </w:r>
-          </w:p>
-        </w:tc>
-        <w:tc>
-          <w:tcPr>
-            <w:tcW w:w="3120" w:type="dxa"/>
-            <w:tcBorders>
-              <w:top w:val="single" w:sz="4" w:space="0" w:color="000000"/>
-              <w:start w:val="single" w:sz="4" w:space="0" w:color="000000"/>
-              <w:bottom w:val="single" w:sz="4" w:space="0" w:color="000000"/>
-              <w:end w:val="single" w:sz="4" w:space="0" w:color="000000"/>
-            </w:tcBorders>
-            <w:shd w:fill="2D404B" w:val="clear"/>
-          </w:tcPr>
-          <w:p>
-            <w:pPr>
-              <w:pStyle w:val="Contenidodelatablauser"/>
+              <w:t>nombreDocente_eliminar</w:t>
+            </w:r>
+          </w:p>
+        </w:tc>
+        <w:tc>
+          <w:tcPr>
+            <w:tcW w:w="3120" w:type="dxa"/>
+            <w:tcBorders>
+              <w:top w:val="single" w:sz="4" w:space="0" w:color="000000"/>
+              <w:start w:val="single" w:sz="4" w:space="0" w:color="000000"/>
+              <w:bottom w:val="single" w:sz="4" w:space="0" w:color="000000"/>
+              <w:end w:val="single" w:sz="4" w:space="0" w:color="000000"/>
+            </w:tcBorders>
+            <w:shd w:fill="2D404B" w:val="clear"/>
+          </w:tcPr>
+          <w:p>
+            <w:pPr>
+              <w:pStyle w:val="Contenidodelatabla"/>
               <w:spacing w:before="0" w:after="160"/>
               <w:rPr/>
             </w:pPr>
@@ -11668,7 +11056,7 @@
           </w:tcPr>
           <w:p>
             <w:pPr>
-              <w:pStyle w:val="Contenidodelatablauser"/>
+              <w:pStyle w:val="Contenidodelatabla"/>
               <w:spacing w:before="0" w:after="160"/>
               <w:rPr/>
             </w:pPr>
@@ -11694,38 +11082,30 @@
           </w:tcPr>
           <w:p>
             <w:pPr>
-              <w:pStyle w:val="Contenidodelatablauser"/>
+              <w:pStyle w:val="Contenidodelatabla"/>
               <w:spacing w:before="0" w:after="160"/>
               <w:rPr/>
             </w:pPr>
             <w:r>
               <w:rPr/>
-              <w:t>apelli</w:t>
-            </w:r>
-            <w:r>
-              <w:rPr/>
-              <w:t>D</w:t>
-            </w:r>
-            <w:r>
-              <w:rPr/>
-              <w:t>odocente_eliminar</w:t>
-            </w:r>
-          </w:p>
-        </w:tc>
-        <w:tc>
-          <w:tcPr>
-            <w:tcW w:w="3120" w:type="dxa"/>
-            <w:tcBorders>
-              <w:top w:val="single" w:sz="4" w:space="0" w:color="000000"/>
-              <w:start w:val="single" w:sz="4" w:space="0" w:color="000000"/>
-              <w:bottom w:val="single" w:sz="4" w:space="0" w:color="000000"/>
-              <w:end w:val="single" w:sz="4" w:space="0" w:color="000000"/>
-            </w:tcBorders>
-            <w:shd w:fill="2D404B" w:val="clear"/>
-          </w:tcPr>
-          <w:p>
-            <w:pPr>
-              <w:pStyle w:val="Contenidodelatablauser"/>
+              <w:t>apelliDodocente_eliminar</w:t>
+            </w:r>
+          </w:p>
+        </w:tc>
+        <w:tc>
+          <w:tcPr>
+            <w:tcW w:w="3120" w:type="dxa"/>
+            <w:tcBorders>
+              <w:top w:val="single" w:sz="4" w:space="0" w:color="000000"/>
+              <w:start w:val="single" w:sz="4" w:space="0" w:color="000000"/>
+              <w:bottom w:val="single" w:sz="4" w:space="0" w:color="000000"/>
+              <w:end w:val="single" w:sz="4" w:space="0" w:color="000000"/>
+            </w:tcBorders>
+            <w:shd w:fill="2D404B" w:val="clear"/>
+          </w:tcPr>
+          <w:p>
+            <w:pPr>
+              <w:pStyle w:val="Contenidodelatabla"/>
               <w:spacing w:before="0" w:after="160"/>
               <w:rPr/>
             </w:pPr>
@@ -11748,7 +11128,7 @@
           </w:tcPr>
           <w:p>
             <w:pPr>
-              <w:pStyle w:val="Contenidodelatablauser"/>
+              <w:pStyle w:val="Contenidodelatabla"/>
               <w:spacing w:before="0" w:after="160"/>
               <w:rPr/>
             </w:pPr>
@@ -11774,38 +11154,30 @@
           </w:tcPr>
           <w:p>
             <w:pPr>
-              <w:pStyle w:val="Contenidodelatablauser"/>
+              <w:pStyle w:val="Contenidodelatabla"/>
               <w:spacing w:before="0" w:after="160"/>
               <w:rPr/>
             </w:pPr>
             <w:r>
               <w:rPr/>
-              <w:t>ID</w:t>
-            </w:r>
-            <w:r>
-              <w:rPr/>
-              <w:t>D</w:t>
-            </w:r>
-            <w:r>
-              <w:rPr/>
-              <w:t>ocente_eliminar</w:t>
-            </w:r>
-          </w:p>
-        </w:tc>
-        <w:tc>
-          <w:tcPr>
-            <w:tcW w:w="3120" w:type="dxa"/>
-            <w:tcBorders>
-              <w:top w:val="single" w:sz="4" w:space="0" w:color="000000"/>
-              <w:start w:val="single" w:sz="4" w:space="0" w:color="000000"/>
-              <w:bottom w:val="single" w:sz="4" w:space="0" w:color="000000"/>
-              <w:end w:val="single" w:sz="4" w:space="0" w:color="000000"/>
-            </w:tcBorders>
-            <w:shd w:fill="2D404B" w:val="clear"/>
-          </w:tcPr>
-          <w:p>
-            <w:pPr>
-              <w:pStyle w:val="Contenidodelatablauser"/>
+              <w:t>IDDocente_eliminar</w:t>
+            </w:r>
+          </w:p>
+        </w:tc>
+        <w:tc>
+          <w:tcPr>
+            <w:tcW w:w="3120" w:type="dxa"/>
+            <w:tcBorders>
+              <w:top w:val="single" w:sz="4" w:space="0" w:color="000000"/>
+              <w:start w:val="single" w:sz="4" w:space="0" w:color="000000"/>
+              <w:bottom w:val="single" w:sz="4" w:space="0" w:color="000000"/>
+              <w:end w:val="single" w:sz="4" w:space="0" w:color="000000"/>
+            </w:tcBorders>
+            <w:shd w:fill="2D404B" w:val="clear"/>
+          </w:tcPr>
+          <w:p>
+            <w:pPr>
+              <w:pStyle w:val="Contenidodelatabla"/>
               <w:spacing w:before="0" w:after="160"/>
               <w:rPr/>
             </w:pPr>
@@ -11828,7 +11200,7 @@
           </w:tcPr>
           <w:p>
             <w:pPr>
-              <w:pStyle w:val="Contenidodelatablauser"/>
+              <w:pStyle w:val="Contenidodelatabla"/>
               <w:spacing w:before="0" w:after="160"/>
               <w:rPr/>
             </w:pPr>
@@ -11910,16 +11282,16 @@
         <w:t>{</w:t>
         <w:br/>
         <w:tab/>
-        <w:t>“nombre_docente_Nuevo”: ”Marcos”</w:t>
+        <w:t>“nombre”: ”Marcos”</w:t>
         <w:br/>
         <w:tab/>
-        <w:t>“apellido_docente_Nuevo”: “Anchobioly”</w:t>
+        <w:t>“apellido”: “Anchobioly”</w:t>
         <w:br/>
         <w:tab/>
-        <w:t>“edad_docente_Nuevo”: “42”</w:t>
+        <w:t>“edad”: “42”</w:t>
         <w:br/>
         <w:tab/>
-        <w:t>“codigo_de_ingreso_Nuevo”: “r48QrE8e498”</w:t>
+        <w:t>“codigo_de_ingreso”: “r48QrE8e498”</w:t>
         <w:br/>
         <w:t>}</w:t>
       </w:r>
@@ -11961,7 +11333,36 @@
           <w:shd w:fill="auto" w:val="clear"/>
           <w:lang w:val="es-AR" w:eastAsia="en-US" w:bidi="ar-SA"/>
         </w:rPr>
-        <w:t>Caso “A</w:t>
+        <w:t>Caso “AsignarDocente”</w:t>
+      </w:r>
+      <w:r>
+        <w:rPr>
+          <w:b w:val="false"/>
+          <w:bCs w:val="false"/>
+          <w:sz w:val="28"/>
+          <w:szCs w:val="28"/>
+          <w:u w:val="none"/>
+          <w:shd w:fill="auto" w:val="clear"/>
+          <w:lang w:val="es-AR" w:eastAsia="en-US" w:bidi="ar-SA"/>
+        </w:rPr>
+        <w:br/>
+        <w:t>{</w:t>
+        <w:br/>
+        <w:tab/>
+        <w:t>“nombre_docente_Asignar”: “Marcos”</w:t>
+        <w:br/>
+        <w:tab/>
+        <w:t>“apellido_docente_Asignar”: “Anchobioly”</w:t>
+        <w:br/>
+        <w:tab/>
+        <w:t>“IDdocente_Asignar”: “43.234”</w:t>
+        <w:br/>
+        <w:tab/>
+        <w:t>“clase_docente_Asignar”: “Matematicas 2”</w:t>
+        <w:br/>
+        <w:t>}</w:t>
+        <w:br/>
+        <w:br/>
       </w:r>
       <w:r>
         <w:rPr>
@@ -11975,7 +11376,53 @@
           <w:shd w:fill="auto" w:val="clear"/>
           <w:lang w:val="es-AR" w:eastAsia="en-US" w:bidi="ar-SA"/>
         </w:rPr>
-        <w:t>signar</w:t>
+        <w:t>Caso “ModificarDocente”</w:t>
+      </w:r>
+      <w:r>
+        <w:rPr>
+          <w:b w:val="false"/>
+          <w:bCs w:val="false"/>
+          <w:sz w:val="28"/>
+          <w:szCs w:val="28"/>
+          <w:u w:val="none"/>
+          <w:shd w:fill="auto" w:val="clear"/>
+          <w:lang w:val="es-AR" w:eastAsia="en-US" w:bidi="ar-SA"/>
+        </w:rPr>
+        <w:br/>
+        <w:t>{</w:t>
+        <w:br/>
+        <w:tab/>
+        <w:t>“nombreDocente_Ubicar”: “Marcos”</w:t>
+        <w:br/>
+        <w:tab/>
+        <w:t>“apellidoDocente_Ubicar”: ”Anchobioly”</w:t>
+        <w:br/>
+        <w:tab/>
+        <w:t>“IDDocente_Ubicar”: “43.234”</w:t>
+        <w:br/>
+        <w:tab/>
+        <w:br/>
+        <w:tab/>
+        <w:t>(Aqui saldria un mensaje en el caso de que no se haya encontrado para avisar, caso contrario, continuaria con la pestaña de modificacion)</w:t>
+        <w:br/>
+        <w:tab/>
+        <w:t>“nombreDocente_Modificar”: “Mauricio”</w:t>
+        <w:br/>
+        <w:tab/>
+        <w:t>“apellidoDocente_Modificar”: “Aurelio”</w:t>
+        <w:br/>
+        <w:tab/>
+        <w:t>“edadDocente_Modifcar”: “24”</w:t>
+        <w:br/>
+        <w:tab/>
+        <w:t>“codigo_de_ingreso_Docente_Modificar”: “Ruanof44325”</w:t>
+        <w:br/>
+        <w:tab/>
+        <w:t>“clases_asignadas_Docente_Modificar”: “[Matematicas 3, Algoritmo y estructura de datos 2]</w:t>
+        <w:br/>
+        <w:t>}</w:t>
+        <w:br/>
+        <w:br/>
       </w:r>
       <w:r>
         <w:rPr>
@@ -11989,167 +11436,6 @@
           <w:shd w:fill="auto" w:val="clear"/>
           <w:lang w:val="es-AR" w:eastAsia="en-US" w:bidi="ar-SA"/>
         </w:rPr>
-        <w:t>Docente”</w:t>
-      </w:r>
-      <w:r>
-        <w:rPr>
-          <w:b w:val="false"/>
-          <w:bCs w:val="false"/>
-          <w:sz w:val="28"/>
-          <w:szCs w:val="28"/>
-          <w:u w:val="none"/>
-          <w:shd w:fill="auto" w:val="clear"/>
-          <w:lang w:val="es-AR" w:eastAsia="en-US" w:bidi="ar-SA"/>
-        </w:rPr>
-        <w:br/>
-        <w:t>{</w:t>
-        <w:br/>
-        <w:tab/>
-        <w:t>“nombre_docente_Asignar”: “</w:t>
-      </w:r>
-      <w:r>
-        <w:rPr>
-          <w:b w:val="false"/>
-          <w:bCs w:val="false"/>
-          <w:sz w:val="28"/>
-          <w:szCs w:val="28"/>
-          <w:u w:val="none"/>
-          <w:shd w:fill="auto" w:val="clear"/>
-          <w:lang w:val="es-AR" w:eastAsia="en-US" w:bidi="ar-SA"/>
-        </w:rPr>
-        <w:t>Marcos</w:t>
-      </w:r>
-      <w:r>
-        <w:rPr>
-          <w:b w:val="false"/>
-          <w:bCs w:val="false"/>
-          <w:sz w:val="28"/>
-          <w:szCs w:val="28"/>
-          <w:u w:val="none"/>
-          <w:shd w:fill="auto" w:val="clear"/>
-          <w:lang w:val="es-AR" w:eastAsia="en-US" w:bidi="ar-SA"/>
-        </w:rPr>
-        <w:t>”</w:t>
-        <w:br/>
-        <w:tab/>
-        <w:t>“</w:t>
-      </w:r>
-      <w:r>
-        <w:rPr>
-          <w:b w:val="false"/>
-          <w:bCs w:val="false"/>
-          <w:sz w:val="28"/>
-          <w:szCs w:val="28"/>
-          <w:u w:val="none"/>
-          <w:shd w:fill="auto" w:val="clear"/>
-          <w:lang w:val="es-AR" w:eastAsia="en-US" w:bidi="ar-SA"/>
-        </w:rPr>
-        <w:t>apellido_docente_Asignar”: “Anchobioly”</w:t>
-        <w:br/>
-        <w:tab/>
-        <w:t>“IDdocente_Asignar”: “43.234”</w:t>
-        <w:br/>
-        <w:tab/>
-        <w:t>“clase_docente_Asignar”: “Matematicas 2”</w:t>
-      </w:r>
-      <w:r>
-        <w:rPr>
-          <w:b w:val="false"/>
-          <w:bCs w:val="false"/>
-          <w:sz w:val="28"/>
-          <w:szCs w:val="28"/>
-          <w:u w:val="none"/>
-          <w:shd w:fill="auto" w:val="clear"/>
-          <w:lang w:val="es-AR" w:eastAsia="en-US" w:bidi="ar-SA"/>
-        </w:rPr>
-        <w:br/>
-        <w:t>}</w:t>
-      </w:r>
-      <w:r>
-        <w:rPr>
-          <w:b w:val="false"/>
-          <w:bCs w:val="false"/>
-          <w:sz w:val="28"/>
-          <w:szCs w:val="28"/>
-          <w:u w:val="none"/>
-          <w:shd w:fill="auto" w:val="clear"/>
-          <w:lang w:val="es-AR" w:eastAsia="en-US" w:bidi="ar-SA"/>
-        </w:rPr>
-        <w:br/>
-        <w:br/>
-      </w:r>
-      <w:r>
-        <w:rPr>
-          <w:b w:val="false"/>
-          <w:bCs w:val="false"/>
-          <w:i/>
-          <w:iCs/>
-          <w:sz w:val="28"/>
-          <w:szCs w:val="28"/>
-          <w:u w:val="single"/>
-          <w:shd w:fill="auto" w:val="clear"/>
-          <w:lang w:val="es-AR" w:eastAsia="en-US" w:bidi="ar-SA"/>
-        </w:rPr>
-        <w:t>Caso “ModificarDocente”</w:t>
-      </w:r>
-      <w:r>
-        <w:rPr>
-          <w:b w:val="false"/>
-          <w:bCs w:val="false"/>
-          <w:sz w:val="28"/>
-          <w:szCs w:val="28"/>
-          <w:u w:val="none"/>
-          <w:shd w:fill="auto" w:val="clear"/>
-          <w:lang w:val="es-AR" w:eastAsia="en-US" w:bidi="ar-SA"/>
-        </w:rPr>
-        <w:br/>
-        <w:t>{</w:t>
-        <w:br/>
-        <w:tab/>
-        <w:t>“nombreDocente_Ubicar”: “Marcos”</w:t>
-        <w:br/>
-        <w:tab/>
-        <w:t>“apellidoDocente_Ubicar”: ”Anchobioly”</w:t>
-        <w:br/>
-        <w:tab/>
-        <w:t>“IDDocente_Ubicar”: “43.234”</w:t>
-        <w:br/>
-        <w:tab/>
-        <w:br/>
-        <w:tab/>
-        <w:t>(Aqui saldria un mensaje en el caso de que no se haya encontrado para avisar, caso contrario, continuaria con la pestaña de modificacion)</w:t>
-        <w:br/>
-        <w:tab/>
-        <w:t>“nombreDocente_Modificar”: “Mauricio”</w:t>
-        <w:br/>
-        <w:tab/>
-        <w:t>“apellidoDocente_Modificar”: “Aurelio”</w:t>
-        <w:br/>
-        <w:tab/>
-        <w:t>“edadDocente_Modifcar”: “24”</w:t>
-        <w:br/>
-        <w:tab/>
-        <w:t>“codigo_de_ingreso_Docente_Modificar”: “Ruanof44325”</w:t>
-        <w:br/>
-        <w:tab/>
-        <w:t>“clases_asignadas_Docente_Modificar”: “[Matematicas 3, Algoritmo y estructura de datos 2]</w:t>
-        <w:br/>
-        <w:t>}</w:t>
-        <w:br/>
-        <w:br/>
-      </w:r>
-      <w:r>
-        <w:rPr>
-          <w:b w:val="false"/>
-          <w:bCs w:val="false"/>
-          <w:i/>
-          <w:iCs/>
-          <w:sz w:val="28"/>
-          <w:szCs w:val="28"/>
-          <w:u w:val="single"/>
-          <w:shd w:fill="auto" w:val="clear"/>
-          <w:lang w:val="es-AR" w:eastAsia="en-US" w:bidi="ar-SA"/>
-        </w:rPr>
         <w:t>Caso “EliminarDocente”</w:t>
       </w:r>
       <w:r>
@@ -12176,17 +11462,6 @@
         <w:br/>
         <w:t>}</w:t>
         <w:br/>
-      </w:r>
-      <w:r>
-        <w:rPr>
-          <w:b w:val="false"/>
-          <w:bCs w:val="false"/>
-          <w:sz w:val="28"/>
-          <w:szCs w:val="28"/>
-          <w:u w:val="none"/>
-          <w:shd w:fill="auto" w:val="clear"/>
-          <w:lang w:val="es-AR" w:eastAsia="en-US" w:bidi="ar-SA"/>
-        </w:rPr>
         <w:br/>
       </w:r>
       <w:r>
@@ -12298,21 +11573,7 @@
           <w:shd w:fill="auto" w:val="clear"/>
           <w:lang w:val="es-AR" w:eastAsia="en-US" w:bidi="ar-SA"/>
         </w:rPr>
-        <w:t>C</w:t>
-      </w:r>
-      <w:r>
-        <w:rPr>
-          <w:b w:val="false"/>
-          <w:bCs w:val="false"/>
-          <w:i/>
-          <w:iCs/>
-          <w:sz w:val="28"/>
-          <w:szCs w:val="28"/>
-          <w:u w:val="single"/>
-          <w:shd w:fill="auto" w:val="clear"/>
-          <w:lang w:val="es-AR" w:eastAsia="en-US" w:bidi="ar-SA"/>
-        </w:rPr>
-        <w:t>aso “ModificarDocente”</w:t>
+        <w:t>Caso “ModificarDocente”</w:t>
       </w:r>
       <w:r>
         <w:rPr>
@@ -12787,7 +12048,7 @@
           </w:tcPr>
           <w:p>
             <w:pPr>
-              <w:pStyle w:val="Contenidodelatabla"/>
+              <w:pStyle w:val="Contenidodelatablauser"/>
               <w:spacing w:before="0" w:after="160"/>
               <w:rPr>
                 <w:lang w:val="es-AR" w:eastAsia="en-US" w:bidi="ar-SA"/>
@@ -12814,7 +12075,7 @@
           </w:tcPr>
           <w:p>
             <w:pPr>
-              <w:pStyle w:val="Contenidodelatabla"/>
+              <w:pStyle w:val="Contenidodelatablauser"/>
               <w:spacing w:before="0" w:after="160"/>
               <w:rPr>
                 <w:lang w:val="es-AR" w:eastAsia="en-US" w:bidi="ar-SA"/>
@@ -12841,7 +12102,7 @@
           </w:tcPr>
           <w:p>
             <w:pPr>
-              <w:pStyle w:val="Contenidodelatabla"/>
+              <w:pStyle w:val="Contenidodelatablauser"/>
               <w:spacing w:before="0" w:after="160"/>
               <w:rPr>
                 <w:lang w:val="es-AR" w:eastAsia="en-US" w:bidi="ar-SA"/>
@@ -12871,7 +12132,7 @@
           </w:tcPr>
           <w:p>
             <w:pPr>
-              <w:pStyle w:val="Contenidodelatabla"/>
+              <w:pStyle w:val="Contenidodelatablauser"/>
               <w:spacing w:before="0" w:after="160"/>
               <w:rPr>
                 <w:lang w:val="es-AR" w:eastAsia="en-US" w:bidi="ar-SA"/>
@@ -12898,7 +12159,7 @@
           </w:tcPr>
           <w:p>
             <w:pPr>
-              <w:pStyle w:val="Contenidodelatabla"/>
+              <w:pStyle w:val="Contenidodelatablauser"/>
               <w:spacing w:before="0" w:after="160"/>
               <w:rPr>
                 <w:lang w:val="es-AR" w:eastAsia="en-US" w:bidi="ar-SA"/>
@@ -12925,7 +12186,7 @@
           </w:tcPr>
           <w:p>
             <w:pPr>
-              <w:pStyle w:val="Contenidodelatabla"/>
+              <w:pStyle w:val="Contenidodelatablauser"/>
               <w:spacing w:before="0" w:after="160"/>
               <w:rPr>
                 <w:lang w:val="es-AR" w:eastAsia="en-US" w:bidi="ar-SA"/>
@@ -12955,7 +12216,7 @@
           </w:tcPr>
           <w:p>
             <w:pPr>
-              <w:pStyle w:val="Contenidodelatabla"/>
+              <w:pStyle w:val="Contenidodelatablauser"/>
               <w:spacing w:before="0" w:after="160"/>
               <w:rPr>
                 <w:lang w:val="es-AR" w:eastAsia="en-US" w:bidi="ar-SA"/>
@@ -12982,7 +12243,7 @@
           </w:tcPr>
           <w:p>
             <w:pPr>
-              <w:pStyle w:val="Contenidodelatabla"/>
+              <w:pStyle w:val="Contenidodelatablauser"/>
               <w:spacing w:before="0" w:after="160"/>
               <w:rPr>
                 <w:lang w:val="es-AR" w:eastAsia="en-US" w:bidi="ar-SA"/>
@@ -13009,7 +12270,7 @@
           </w:tcPr>
           <w:p>
             <w:pPr>
-              <w:pStyle w:val="Contenidodelatabla"/>
+              <w:pStyle w:val="Contenidodelatablauser"/>
               <w:spacing w:before="0" w:after="160"/>
               <w:rPr>
                 <w:lang w:val="es-AR" w:eastAsia="en-US" w:bidi="ar-SA"/>
@@ -13039,7 +12300,7 @@
           </w:tcPr>
           <w:p>
             <w:pPr>
-              <w:pStyle w:val="Contenidodelatabla"/>
+              <w:pStyle w:val="Contenidodelatablauser"/>
               <w:spacing w:before="0" w:after="160"/>
               <w:rPr>
                 <w:lang w:val="es-AR" w:eastAsia="en-US" w:bidi="ar-SA"/>
@@ -13066,7 +12327,7 @@
           </w:tcPr>
           <w:p>
             <w:pPr>
-              <w:pStyle w:val="Contenidodelatabla"/>
+              <w:pStyle w:val="Contenidodelatablauser"/>
               <w:spacing w:before="0" w:after="160"/>
               <w:rPr>
                 <w:lang w:val="es-AR" w:eastAsia="en-US" w:bidi="ar-SA"/>
@@ -13093,7 +12354,7 @@
           </w:tcPr>
           <w:p>
             <w:pPr>
-              <w:pStyle w:val="Contenidodelatabla"/>
+              <w:pStyle w:val="Contenidodelatablauser"/>
               <w:spacing w:before="0" w:after="160"/>
               <w:rPr>
                 <w:lang w:val="es-AR" w:eastAsia="en-US" w:bidi="ar-SA"/>
@@ -13123,7 +12384,7 @@
           </w:tcPr>
           <w:p>
             <w:pPr>
-              <w:pStyle w:val="Contenidodelatabla"/>
+              <w:pStyle w:val="Contenidodelatablauser"/>
               <w:spacing w:before="0" w:after="160"/>
               <w:rPr>
                 <w:lang w:val="es-AR" w:eastAsia="en-US" w:bidi="ar-SA"/>
@@ -13150,7 +12411,7 @@
           </w:tcPr>
           <w:p>
             <w:pPr>
-              <w:pStyle w:val="Contenidodelatabla"/>
+              <w:pStyle w:val="Contenidodelatablauser"/>
               <w:spacing w:before="0" w:after="160"/>
               <w:rPr>
                 <w:lang w:val="es-AR" w:eastAsia="en-US" w:bidi="ar-SA"/>
@@ -13177,7 +12438,7 @@
           </w:tcPr>
           <w:p>
             <w:pPr>
-              <w:pStyle w:val="Contenidodelatabla"/>
+              <w:pStyle w:val="Contenidodelatablauser"/>
               <w:spacing w:before="0" w:after="160"/>
               <w:rPr>
                 <w:lang w:val="es-AR" w:eastAsia="en-US" w:bidi="ar-SA"/>
@@ -13207,7 +12468,7 @@
           </w:tcPr>
           <w:p>
             <w:pPr>
-              <w:pStyle w:val="Contenidodelatabla"/>
+              <w:pStyle w:val="Contenidodelatablauser"/>
               <w:spacing w:before="0" w:after="160"/>
               <w:rPr>
                 <w:lang w:val="es-AR" w:eastAsia="en-US" w:bidi="ar-SA"/>
@@ -13234,7 +12495,7 @@
           </w:tcPr>
           <w:p>
             <w:pPr>
-              <w:pStyle w:val="Contenidodelatabla"/>
+              <w:pStyle w:val="Contenidodelatablauser"/>
               <w:spacing w:before="0" w:after="160"/>
               <w:rPr>
                 <w:lang w:val="es-AR" w:eastAsia="en-US" w:bidi="ar-SA"/>
@@ -13261,7 +12522,7 @@
           </w:tcPr>
           <w:p>
             <w:pPr>
-              <w:pStyle w:val="Contenidodelatabla"/>
+              <w:pStyle w:val="Contenidodelatablauser"/>
               <w:spacing w:before="0" w:after="160"/>
               <w:rPr>
                 <w:lang w:val="es-AR" w:eastAsia="en-US" w:bidi="ar-SA"/>
@@ -13347,7 +12608,7 @@
           </w:tcPr>
           <w:p>
             <w:pPr>
-              <w:pStyle w:val="Contenidodelatabla"/>
+              <w:pStyle w:val="Contenidodelatablauser"/>
               <w:spacing w:before="0" w:after="160"/>
               <w:rPr>
                 <w:lang w:val="es-AR" w:eastAsia="en-US" w:bidi="ar-SA"/>
@@ -13374,7 +12635,7 @@
           </w:tcPr>
           <w:p>
             <w:pPr>
-              <w:pStyle w:val="Contenidodelatabla"/>
+              <w:pStyle w:val="Contenidodelatablauser"/>
               <w:spacing w:before="0" w:after="160"/>
               <w:rPr>
                 <w:lang w:val="es-AR" w:eastAsia="en-US" w:bidi="ar-SA"/>
@@ -13401,7 +12662,7 @@
           </w:tcPr>
           <w:p>
             <w:pPr>
-              <w:pStyle w:val="Contenidodelatabla"/>
+              <w:pStyle w:val="Contenidodelatablauser"/>
               <w:spacing w:before="0" w:after="160"/>
               <w:rPr>
                 <w:lang w:val="es-AR" w:eastAsia="en-US" w:bidi="ar-SA"/>
@@ -13431,7 +12692,7 @@
           </w:tcPr>
           <w:p>
             <w:pPr>
-              <w:pStyle w:val="Contenidodelatabla"/>
+              <w:pStyle w:val="Contenidodelatablauser"/>
               <w:spacing w:before="0" w:after="160"/>
               <w:rPr>
                 <w:lang w:val="es-AR" w:eastAsia="en-US" w:bidi="ar-SA"/>
@@ -13458,7 +12719,7 @@
           </w:tcPr>
           <w:p>
             <w:pPr>
-              <w:pStyle w:val="Contenidodelatabla"/>
+              <w:pStyle w:val="Contenidodelatablauser"/>
               <w:spacing w:before="0" w:after="160"/>
               <w:rPr>
                 <w:lang w:val="es-AR" w:eastAsia="en-US" w:bidi="ar-SA"/>
@@ -13485,7 +12746,7 @@
           </w:tcPr>
           <w:p>
             <w:pPr>
-              <w:pStyle w:val="Contenidodelatabla"/>
+              <w:pStyle w:val="Contenidodelatablauser"/>
               <w:spacing w:before="0" w:after="160"/>
               <w:rPr>
                 <w:lang w:val="es-AR" w:eastAsia="en-US" w:bidi="ar-SA"/>
@@ -13515,7 +12776,7 @@
           </w:tcPr>
           <w:p>
             <w:pPr>
-              <w:pStyle w:val="Contenidodelatabla"/>
+              <w:pStyle w:val="Contenidodelatablauser"/>
               <w:spacing w:before="0" w:after="160"/>
               <w:rPr>
                 <w:lang w:val="es-AR" w:eastAsia="en-US" w:bidi="ar-SA"/>
@@ -13542,7 +12803,7 @@
           </w:tcPr>
           <w:p>
             <w:pPr>
-              <w:pStyle w:val="Contenidodelatabla"/>
+              <w:pStyle w:val="Contenidodelatablauser"/>
               <w:spacing w:before="0" w:after="160"/>
               <w:rPr>
                 <w:lang w:val="es-AR" w:eastAsia="en-US" w:bidi="ar-SA"/>
@@ -13569,7 +12830,7 @@
           </w:tcPr>
           <w:p>
             <w:pPr>
-              <w:pStyle w:val="Contenidodelatabla"/>
+              <w:pStyle w:val="Contenidodelatablauser"/>
               <w:spacing w:before="0" w:after="160"/>
               <w:rPr>
                 <w:lang w:val="es-AR" w:eastAsia="en-US" w:bidi="ar-SA"/>
@@ -13599,7 +12860,7 @@
           </w:tcPr>
           <w:p>
             <w:pPr>
-              <w:pStyle w:val="Contenidodelatabla"/>
+              <w:pStyle w:val="Contenidodelatablauser"/>
               <w:spacing w:before="0" w:after="160"/>
               <w:rPr>
                 <w:lang w:val="es-AR" w:eastAsia="en-US" w:bidi="ar-SA"/>
@@ -13626,7 +12887,7 @@
           </w:tcPr>
           <w:p>
             <w:pPr>
-              <w:pStyle w:val="Contenidodelatabla"/>
+              <w:pStyle w:val="Contenidodelatablauser"/>
               <w:spacing w:before="0" w:after="160"/>
               <w:rPr>
                 <w:lang w:val="es-AR" w:eastAsia="en-US" w:bidi="ar-SA"/>
@@ -13653,7 +12914,7 @@
           </w:tcPr>
           <w:p>
             <w:pPr>
-              <w:pStyle w:val="Contenidodelatabla"/>
+              <w:pStyle w:val="Contenidodelatablauser"/>
               <w:spacing w:before="0" w:after="160"/>
               <w:rPr>
                 <w:lang w:val="es-AR" w:eastAsia="en-US" w:bidi="ar-SA"/>
@@ -13683,7 +12944,7 @@
           </w:tcPr>
           <w:p>
             <w:pPr>
-              <w:pStyle w:val="Contenidodelatabla"/>
+              <w:pStyle w:val="Contenidodelatablauser"/>
               <w:spacing w:before="0" w:after="160"/>
               <w:rPr>
                 <w:lang w:val="es-AR" w:eastAsia="en-US" w:bidi="ar-SA"/>
@@ -13710,7 +12971,7 @@
           </w:tcPr>
           <w:p>
             <w:pPr>
-              <w:pStyle w:val="Contenidodelatabla"/>
+              <w:pStyle w:val="Contenidodelatablauser"/>
               <w:spacing w:before="0" w:after="160"/>
               <w:rPr>
                 <w:lang w:val="es-AR" w:eastAsia="en-US" w:bidi="ar-SA"/>
@@ -13737,7 +12998,7 @@
           </w:tcPr>
           <w:p>
             <w:pPr>
-              <w:pStyle w:val="Contenidodelatabla"/>
+              <w:pStyle w:val="Contenidodelatablauser"/>
               <w:spacing w:before="0" w:after="160"/>
               <w:rPr>
                 <w:lang w:val="es-AR" w:eastAsia="en-US" w:bidi="ar-SA"/>
@@ -13767,7 +13028,7 @@
           </w:tcPr>
           <w:p>
             <w:pPr>
-              <w:pStyle w:val="Contenidodelatabla"/>
+              <w:pStyle w:val="Contenidodelatablauser"/>
               <w:spacing w:before="0" w:after="160"/>
               <w:rPr>
                 <w:lang w:val="es-AR" w:eastAsia="en-US" w:bidi="ar-SA"/>
@@ -13794,7 +13055,7 @@
           </w:tcPr>
           <w:p>
             <w:pPr>
-              <w:pStyle w:val="Contenidodelatabla"/>
+              <w:pStyle w:val="Contenidodelatablauser"/>
               <w:spacing w:before="0" w:after="160"/>
               <w:rPr>
                 <w:lang w:val="es-AR" w:eastAsia="en-US" w:bidi="ar-SA"/>
@@ -13821,7 +13082,7 @@
           </w:tcPr>
           <w:p>
             <w:pPr>
-              <w:pStyle w:val="Contenidodelatabla"/>
+              <w:pStyle w:val="Contenidodelatablauser"/>
               <w:spacing w:before="0" w:after="160"/>
               <w:rPr>
                 <w:lang w:val="es-AR" w:eastAsia="en-US" w:bidi="ar-SA"/>
@@ -13851,7 +13112,7 @@
           </w:tcPr>
           <w:p>
             <w:pPr>
-              <w:pStyle w:val="Contenidodelatabla"/>
+              <w:pStyle w:val="Contenidodelatablauser"/>
               <w:spacing w:before="0" w:after="160"/>
               <w:rPr>
                 <w:lang w:val="es-AR" w:eastAsia="en-US" w:bidi="ar-SA"/>
@@ -13878,7 +13139,7 @@
           </w:tcPr>
           <w:p>
             <w:pPr>
-              <w:pStyle w:val="Contenidodelatabla"/>
+              <w:pStyle w:val="Contenidodelatablauser"/>
               <w:spacing w:before="0" w:after="160"/>
               <w:rPr>
                 <w:lang w:val="es-AR" w:eastAsia="en-US" w:bidi="ar-SA"/>
@@ -13905,7 +13166,7 @@
           </w:tcPr>
           <w:p>
             <w:pPr>
-              <w:pStyle w:val="Contenidodelatabla"/>
+              <w:pStyle w:val="Contenidodelatablauser"/>
               <w:spacing w:before="0" w:after="160"/>
               <w:rPr>
                 <w:lang w:val="es-AR" w:eastAsia="en-US" w:bidi="ar-SA"/>
@@ -13999,7 +13260,7 @@
           </w:tcPr>
           <w:p>
             <w:pPr>
-              <w:pStyle w:val="Contenidodelatablauser"/>
+              <w:pStyle w:val="Contenidodelatabla"/>
               <w:spacing w:before="0" w:after="160"/>
               <w:rPr>
                 <w:lang w:val="es-AR" w:eastAsia="en-US" w:bidi="ar-SA"/>
@@ -14026,7 +13287,7 @@
           </w:tcPr>
           <w:p>
             <w:pPr>
-              <w:pStyle w:val="Contenidodelatablauser"/>
+              <w:pStyle w:val="Contenidodelatabla"/>
               <w:spacing w:before="0" w:after="160"/>
               <w:rPr>
                 <w:lang w:val="es-AR" w:eastAsia="en-US" w:bidi="ar-SA"/>
@@ -14053,7 +13314,7 @@
           </w:tcPr>
           <w:p>
             <w:pPr>
-              <w:pStyle w:val="Contenidodelatablauser"/>
+              <w:pStyle w:val="Contenidodelatabla"/>
               <w:spacing w:before="0" w:after="160"/>
               <w:rPr>
                 <w:lang w:val="es-AR" w:eastAsia="en-US" w:bidi="ar-SA"/>
@@ -14083,7 +13344,7 @@
           </w:tcPr>
           <w:p>
             <w:pPr>
-              <w:pStyle w:val="Contenidodelatablauser"/>
+              <w:pStyle w:val="Contenidodelatabla"/>
               <w:spacing w:before="0" w:after="160"/>
               <w:rPr>
                 <w:lang w:val="es-AR" w:eastAsia="en-US" w:bidi="ar-SA"/>
@@ -14110,7 +13371,7 @@
           </w:tcPr>
           <w:p>
             <w:pPr>
-              <w:pStyle w:val="Contenidodelatablauser"/>
+              <w:pStyle w:val="Contenidodelatabla"/>
               <w:spacing w:before="0" w:after="160"/>
               <w:rPr>
                 <w:lang w:val="es-AR" w:eastAsia="en-US" w:bidi="ar-SA"/>
@@ -14137,7 +13398,7 @@
           </w:tcPr>
           <w:p>
             <w:pPr>
-              <w:pStyle w:val="Contenidodelatablauser"/>
+              <w:pStyle w:val="Contenidodelatabla"/>
               <w:spacing w:before="0" w:after="160"/>
               <w:rPr>
                 <w:lang w:val="es-AR" w:eastAsia="en-US" w:bidi="ar-SA"/>
@@ -14167,7 +13428,7 @@
           </w:tcPr>
           <w:p>
             <w:pPr>
-              <w:pStyle w:val="Contenidodelatablauser"/>
+              <w:pStyle w:val="Contenidodelatabla"/>
               <w:spacing w:before="0" w:after="160"/>
               <w:rPr>
                 <w:lang w:val="es-AR" w:eastAsia="en-US" w:bidi="ar-SA"/>
@@ -14194,7 +13455,7 @@
           </w:tcPr>
           <w:p>
             <w:pPr>
-              <w:pStyle w:val="Contenidodelatablauser"/>
+              <w:pStyle w:val="Contenidodelatabla"/>
               <w:spacing w:before="0" w:after="160"/>
               <w:rPr>
                 <w:lang w:val="es-AR" w:eastAsia="en-US" w:bidi="ar-SA"/>
@@ -14221,7 +13482,7 @@
           </w:tcPr>
           <w:p>
             <w:pPr>
-              <w:pStyle w:val="Contenidodelatablauser"/>
+              <w:pStyle w:val="Contenidodelatabla"/>
               <w:spacing w:before="0" w:after="160"/>
               <w:rPr>
                 <w:lang w:val="es-AR" w:eastAsia="en-US" w:bidi="ar-SA"/>
@@ -14251,7 +13512,7 @@
           </w:tcPr>
           <w:p>
             <w:pPr>
-              <w:pStyle w:val="Contenidodelatablauser"/>
+              <w:pStyle w:val="Contenidodelatabla"/>
               <w:spacing w:before="0" w:after="160"/>
               <w:rPr>
                 <w:lang w:val="es-AR" w:eastAsia="en-US" w:bidi="ar-SA"/>
@@ -14278,7 +13539,7 @@
           </w:tcPr>
           <w:p>
             <w:pPr>
-              <w:pStyle w:val="Contenidodelatablauser"/>
+              <w:pStyle w:val="Contenidodelatabla"/>
               <w:spacing w:before="0" w:after="160"/>
               <w:rPr>
                 <w:lang w:val="es-AR" w:eastAsia="en-US" w:bidi="ar-SA"/>
@@ -14305,7 +13566,7 @@
           </w:tcPr>
           <w:p>
             <w:pPr>
-              <w:pStyle w:val="Contenidodelatablauser"/>
+              <w:pStyle w:val="Contenidodelatabla"/>
               <w:spacing w:before="0" w:after="160"/>
               <w:rPr>
                 <w:lang w:val="es-AR" w:eastAsia="en-US" w:bidi="ar-SA"/>
@@ -15445,21 +14706,21 @@
       <w:bCs/>
     </w:rPr>
   </w:style>
-  <w:style w:type="character" w:styleId="Textooriginaluser">
-    <w:name w:val="Texto original (user)"/>
+  <w:style w:type="character" w:styleId="Textooriginal">
+    <w:name w:val="Texto original"/>
     <w:rPr>
       <w:rFonts w:ascii="Liberation Mono" w:hAnsi="Liberation Mono" w:eastAsia="Liberation Mono" w:cs="Liberation Mono"/>
     </w:rPr>
   </w:style>
-  <w:style w:type="character" w:styleId="Citauser">
-    <w:name w:val="Cita (user)"/>
+  <w:style w:type="character" w:styleId="Cita">
+    <w:name w:val="Cita"/>
     <w:rPr>
       <w:i/>
       <w:iCs/>
     </w:rPr>
   </w:style>
-  <w:style w:type="character" w:styleId="Smbolosdenumeracin">
-    <w:name w:val="Símbolos de numeración"/>
+  <w:style w:type="character" w:styleId="Smbolosdenumeracinuser">
+    <w:name w:val="Símbolos de numeración (user)"/>
     <w:rPr/>
   </w:style>
   <w:style w:type="paragraph" w:styleId="Ttulo">
@@ -15541,14 +14802,14 @@
       <w:rFonts w:cs="Lucida Sans"/>
     </w:rPr>
   </w:style>
-  <w:style w:type="paragraph" w:styleId="Cabeceraypieuser">
-    <w:name w:val="Cabecera y pie (user)"/>
+  <w:style w:type="paragraph" w:styleId="Cabeceraypie">
+    <w:name w:val="Cabecera y pie"/>
     <w:basedOn w:val="Normal"/>
     <w:pPr/>
     <w:rPr/>
   </w:style>
-  <w:style w:type="paragraph" w:styleId="Cabeceraypie">
-    <w:name w:val="Cabecera y pie"/>
+  <w:style w:type="paragraph" w:styleId="Cabeceraypieuser">
+    <w:name w:val="Cabecera y pie (user)"/>
     <w:basedOn w:val="Normal"/>
     <w:pPr/>
     <w:rPr/>
@@ -15587,6 +14848,15 @@
     </w:pPr>
     <w:rPr/>
   </w:style>
+  <w:style w:type="paragraph" w:styleId="Contenidodelatabla">
+    <w:name w:val="Contenido de la tabla"/>
+    <w:basedOn w:val="Normal"/>
+    <w:pPr>
+      <w:widowControl w:val="false"/>
+      <w:suppressLineNumbers/>
+    </w:pPr>
+    <w:rPr/>
+  </w:style>
   <w:style w:type="paragraph" w:styleId="Contenidodelatablauser">
     <w:name w:val="Contenido de la tabla (user)"/>
     <w:basedOn w:val="Normal"/>
@@ -15596,18 +14866,9 @@
     </w:pPr>
     <w:rPr/>
   </w:style>
-  <w:style w:type="paragraph" w:styleId="Contenidodelatabla">
-    <w:name w:val="Contenido de la tabla"/>
-    <w:basedOn w:val="Normal"/>
-    <w:pPr>
-      <w:widowControl w:val="false"/>
-      <w:suppressLineNumbers/>
-    </w:pPr>
-    <w:rPr/>
-  </w:style>
-  <w:style w:type="paragraph" w:styleId="Ttulodelatabla">
-    <w:name w:val="Título de la tabla"/>
-    <w:basedOn w:val="Contenidodelatabla"/>
+  <w:style w:type="paragraph" w:styleId="Ttulodelatablauser">
+    <w:name w:val="Título de la tabla (user)"/>
+    <w:basedOn w:val="Contenidodelatablauser"/>
     <w:pPr>
       <w:suppressLineNumbers/>
       <w:jc w:val="center"/>
@@ -15617,8 +14878,8 @@
       <w:bCs/>
     </w:rPr>
   </w:style>
-  <w:style w:type="numbering" w:styleId="Ningunalistauser" w:default="1">
-    <w:name w:val="Ninguna lista (user)"/>
+  <w:style w:type="numbering" w:styleId="Ningunalista" w:default="1">
+    <w:name w:val="Ninguna lista"/>
     <w:uiPriority w:val="99"/>
     <w:semiHidden/>
     <w:unhideWhenUsed/>
